--- a/1-运维服务目录/JXTX-01-01-运维服务目录管理制度.docx
+++ b/1-运维服务目录/JXTX-01-01-运维服务目录管理制度.docx
@@ -22,6 +22,57 @@
         <w:textAlignment w:val="baseline"/>
       </w:pPr>
       <w:bookmarkStart w:id="0" w:name="_Toc1912"/>
+      <w:r>
+        <w:drawing>
+          <wp:anchor distT="0" distB="0" distL="114300" distR="114300" simplePos="0" relativeHeight="251660288" behindDoc="1" locked="0" layoutInCell="1" allowOverlap="1">
+            <wp:simplePos x="0" y="0"/>
+            <wp:positionH relativeFrom="column">
+              <wp:posOffset>-19050</wp:posOffset>
+            </wp:positionH>
+            <wp:positionV relativeFrom="paragraph">
+              <wp:posOffset>-22225</wp:posOffset>
+            </wp:positionV>
+            <wp:extent cx="5304790" cy="8893810"/>
+            <wp:effectExtent l="0" t="0" r="13970" b="6350"/>
+            <wp:wrapNone/>
+            <wp:docPr id="1" name="图片 1"/>
+            <wp:cNvGraphicFramePr>
+              <a:graphicFrameLocks xmlns:a="http://schemas.openxmlformats.org/drawingml/2006/main" noChangeAspect="1"/>
+            </wp:cNvGraphicFramePr>
+            <a:graphic xmlns:a="http://schemas.openxmlformats.org/drawingml/2006/main">
+              <a:graphicData uri="http://schemas.openxmlformats.org/drawingml/2006/picture">
+                <pic:pic xmlns:pic="http://schemas.openxmlformats.org/drawingml/2006/picture">
+                  <pic:nvPicPr>
+                    <pic:cNvPr id="1" name="图片 1"/>
+                    <pic:cNvPicPr>
+                      <a:picLocks noChangeAspect="1"/>
+                    </pic:cNvPicPr>
+                  </pic:nvPicPr>
+                  <pic:blipFill>
+                    <a:blip r:embed="rId7"/>
+                    <a:stretch>
+                      <a:fillRect/>
+                    </a:stretch>
+                  </pic:blipFill>
+                  <pic:spPr>
+                    <a:xfrm>
+                      <a:off x="0" y="0"/>
+                      <a:ext cx="5304790" cy="8893810"/>
+                    </a:xfrm>
+                    <a:prstGeom prst="rect">
+                      <a:avLst/>
+                    </a:prstGeom>
+                    <a:noFill/>
+                    <a:ln>
+                      <a:noFill/>
+                    </a:ln>
+                  </pic:spPr>
+                </pic:pic>
+              </a:graphicData>
+            </a:graphic>
+          </wp:anchor>
+        </w:drawing>
+      </w:r>
       <w:r>
         <w:rPr>
           <w:rFonts w:hint="eastAsia"/>
@@ -117,7 +168,7 @@
                     </pic:cNvPicPr>
                   </pic:nvPicPr>
                   <pic:blipFill>
-                    <a:blip r:embed="rId7"/>
+                    <a:blip r:embed="rId8"/>
                     <a:stretch>
                       <a:fillRect/>
                     </a:stretch>
@@ -1857,8 +1908,6 @@
         <w:snapToGrid w:val="0"/>
         <w:textAlignment w:val="baseline"/>
       </w:pPr>
-      <w:bookmarkStart w:id="23" w:name="_GoBack"/>
-      <w:bookmarkEnd w:id="23"/>
       <w:r>
         <w:br w:type="page"/>
       </w:r>
@@ -4707,6 +4756,18 @@
     </w:p>
     <w:p>
       <w:pPr>
+        <w:pStyle w:val="29"/>
+        <w:rPr>
+          <w:rFonts w:hint="eastAsia"/>
+          <w:lang w:val="en-US" w:eastAsia="zh-CN"/>
+        </w:rPr>
+      </w:pPr>
+      <w:bookmarkStart w:id="21" w:name="_Toc9074"/>
+      <w:bookmarkStart w:id="23" w:name="_GoBack"/>
+      <w:bookmarkEnd w:id="23"/>
+    </w:p>
+    <w:p>
+      <w:pPr>
         <w:pStyle w:val="28"/>
         <w:bidi w:val="0"/>
         <w:rPr>
@@ -4714,7 +4775,6 @@
           <w:lang w:val="en-US" w:eastAsia="zh-CN"/>
         </w:rPr>
       </w:pPr>
-      <w:bookmarkStart w:id="21" w:name="_Toc9074"/>
       <w:r>
         <w:rPr>
           <w:rFonts w:hint="eastAsia"/>

--- a/1-运维服务目录/JXTX-01-01-运维服务目录管理制度.docx
+++ b/1-运维服务目录/JXTX-01-01-运维服务目录管理制度.docx
@@ -21,7 +21,7 @@
         <w:spacing w:before="3120" w:beforeLines="1000"/>
         <w:textAlignment w:val="baseline"/>
       </w:pPr>
-      <w:bookmarkStart w:id="0" w:name="_Toc1912"/>
+      <w:bookmarkStart w:id="0" w:name="_Toc23143"/>
       <w:r>
         <w:drawing>
           <wp:anchor distT="0" distB="0" distL="114300" distR="114300" simplePos="0" relativeHeight="251660288" behindDoc="1" locked="0" layoutInCell="1" allowOverlap="1">
@@ -105,7 +105,7 @@
           <w:lang w:val="en-US" w:eastAsia="zh-CN"/>
         </w:rPr>
       </w:pPr>
-      <w:bookmarkStart w:id="1" w:name="_Toc27858"/>
+      <w:bookmarkStart w:id="1" w:name="_Toc27402"/>
       <w:r>
         <w:rPr>
           <w:rFonts w:hint="eastAsia"/>
@@ -2017,7 +2017,7 @@
               <w:rFonts w:hint="eastAsia" w:ascii="宋体" w:hAnsi="宋体" w:eastAsia="宋体" w:cs="宋体"/>
               <w:szCs w:val="24"/>
             </w:rPr>
-            <w:instrText xml:space="preserve"> HYPERLINK \l _Toc1912 </w:instrText>
+            <w:instrText xml:space="preserve"> HYPERLINK \l _Toc23143 </w:instrText>
           </w:r>
           <w:r>
             <w:rPr>
@@ -2040,7 +2040,7 @@
             <w:fldChar w:fldCharType="begin"/>
           </w:r>
           <w:r>
-            <w:instrText xml:space="preserve"> PAGEREF _Toc1912 \h </w:instrText>
+            <w:instrText xml:space="preserve"> PAGEREF _Toc23143 \h </w:instrText>
           </w:r>
           <w:r>
             <w:fldChar w:fldCharType="separate"/>
@@ -2078,7 +2078,7 @@
               <w:rFonts w:hint="eastAsia" w:ascii="宋体" w:hAnsi="宋体" w:eastAsia="宋体" w:cs="宋体"/>
               <w:szCs w:val="24"/>
             </w:rPr>
-            <w:instrText xml:space="preserve"> HYPERLINK \l _Toc27858 </w:instrText>
+            <w:instrText xml:space="preserve"> HYPERLINK \l _Toc27402 </w:instrText>
           </w:r>
           <w:r>
             <w:rPr>
@@ -2101,7 +2101,7 @@
             <w:fldChar w:fldCharType="begin"/>
           </w:r>
           <w:r>
-            <w:instrText xml:space="preserve"> PAGEREF _Toc27858 \h </w:instrText>
+            <w:instrText xml:space="preserve"> PAGEREF _Toc27402 \h </w:instrText>
           </w:r>
           <w:r>
             <w:fldChar w:fldCharType="separate"/>
@@ -2139,7 +2139,7 @@
               <w:rFonts w:hint="eastAsia" w:ascii="宋体" w:hAnsi="宋体" w:eastAsia="宋体" w:cs="宋体"/>
               <w:szCs w:val="24"/>
             </w:rPr>
-            <w:instrText xml:space="preserve"> HYPERLINK \l _Toc26016 </w:instrText>
+            <w:instrText xml:space="preserve"> HYPERLINK \l _Toc31032 </w:instrText>
           </w:r>
           <w:r>
             <w:rPr>
@@ -2169,7 +2169,7 @@
             <w:fldChar w:fldCharType="begin"/>
           </w:r>
           <w:r>
-            <w:instrText xml:space="preserve"> PAGEREF _Toc26016 \h </w:instrText>
+            <w:instrText xml:space="preserve"> PAGEREF _Toc31032 \h </w:instrText>
           </w:r>
           <w:r>
             <w:fldChar w:fldCharType="separate"/>
@@ -2207,7 +2207,7 @@
               <w:rFonts w:hint="eastAsia" w:ascii="宋体" w:hAnsi="宋体" w:eastAsia="宋体" w:cs="宋体"/>
               <w:szCs w:val="24"/>
             </w:rPr>
-            <w:instrText xml:space="preserve"> HYPERLINK \l _Toc4056 </w:instrText>
+            <w:instrText xml:space="preserve"> HYPERLINK \l _Toc4184 </w:instrText>
           </w:r>
           <w:r>
             <w:rPr>
@@ -2237,7 +2237,7 @@
             <w:fldChar w:fldCharType="begin"/>
           </w:r>
           <w:r>
-            <w:instrText xml:space="preserve"> PAGEREF _Toc4056 \h </w:instrText>
+            <w:instrText xml:space="preserve"> PAGEREF _Toc4184 \h </w:instrText>
           </w:r>
           <w:r>
             <w:fldChar w:fldCharType="separate"/>
@@ -2275,7 +2275,7 @@
               <w:rFonts w:hint="eastAsia" w:ascii="宋体" w:hAnsi="宋体" w:eastAsia="宋体" w:cs="宋体"/>
               <w:szCs w:val="24"/>
             </w:rPr>
-            <w:instrText xml:space="preserve"> HYPERLINK \l _Toc26040 </w:instrText>
+            <w:instrText xml:space="preserve"> HYPERLINK \l _Toc16431 </w:instrText>
           </w:r>
           <w:r>
             <w:rPr>
@@ -2305,7 +2305,7 @@
             <w:fldChar w:fldCharType="begin"/>
           </w:r>
           <w:r>
-            <w:instrText xml:space="preserve"> PAGEREF _Toc26040 \h </w:instrText>
+            <w:instrText xml:space="preserve"> PAGEREF _Toc16431 \h </w:instrText>
           </w:r>
           <w:r>
             <w:fldChar w:fldCharType="separate"/>
@@ -2343,7 +2343,7 @@
               <w:rFonts w:hint="eastAsia" w:ascii="宋体" w:hAnsi="宋体" w:eastAsia="宋体" w:cs="宋体"/>
               <w:szCs w:val="24"/>
             </w:rPr>
-            <w:instrText xml:space="preserve"> HYPERLINK \l _Toc28458 </w:instrText>
+            <w:instrText xml:space="preserve"> HYPERLINK \l _Toc25207 </w:instrText>
           </w:r>
           <w:r>
             <w:rPr>
@@ -2373,7 +2373,7 @@
             <w:fldChar w:fldCharType="begin"/>
           </w:r>
           <w:r>
-            <w:instrText xml:space="preserve"> PAGEREF _Toc28458 \h </w:instrText>
+            <w:instrText xml:space="preserve"> PAGEREF _Toc25207 \h </w:instrText>
           </w:r>
           <w:r>
             <w:fldChar w:fldCharType="separate"/>
@@ -2411,7 +2411,7 @@
               <w:rFonts w:hint="eastAsia" w:ascii="宋体" w:hAnsi="宋体" w:eastAsia="宋体" w:cs="宋体"/>
               <w:szCs w:val="24"/>
             </w:rPr>
-            <w:instrText xml:space="preserve"> HYPERLINK \l _Toc22419 </w:instrText>
+            <w:instrText xml:space="preserve"> HYPERLINK \l _Toc29155 </w:instrText>
           </w:r>
           <w:r>
             <w:rPr>
@@ -2441,7 +2441,7 @@
             <w:fldChar w:fldCharType="begin"/>
           </w:r>
           <w:r>
-            <w:instrText xml:space="preserve"> PAGEREF _Toc22419 \h </w:instrText>
+            <w:instrText xml:space="preserve"> PAGEREF _Toc29155 \h </w:instrText>
           </w:r>
           <w:r>
             <w:fldChar w:fldCharType="separate"/>
@@ -2479,7 +2479,7 @@
               <w:rFonts w:hint="eastAsia" w:ascii="宋体" w:hAnsi="宋体" w:eastAsia="宋体" w:cs="宋体"/>
               <w:szCs w:val="24"/>
             </w:rPr>
-            <w:instrText xml:space="preserve"> HYPERLINK \l _Toc24142 </w:instrText>
+            <w:instrText xml:space="preserve"> HYPERLINK \l _Toc32198 </w:instrText>
           </w:r>
           <w:r>
             <w:rPr>
@@ -2509,7 +2509,7 @@
             <w:fldChar w:fldCharType="begin"/>
           </w:r>
           <w:r>
-            <w:instrText xml:space="preserve"> PAGEREF _Toc24142 \h </w:instrText>
+            <w:instrText xml:space="preserve"> PAGEREF _Toc32198 \h </w:instrText>
           </w:r>
           <w:r>
             <w:fldChar w:fldCharType="separate"/>
@@ -2547,7 +2547,7 @@
               <w:rFonts w:hint="eastAsia" w:ascii="宋体" w:hAnsi="宋体" w:eastAsia="宋体" w:cs="宋体"/>
               <w:szCs w:val="24"/>
             </w:rPr>
-            <w:instrText xml:space="preserve"> HYPERLINK \l _Toc24487 </w:instrText>
+            <w:instrText xml:space="preserve"> HYPERLINK \l _Toc5331 </w:instrText>
           </w:r>
           <w:r>
             <w:rPr>
@@ -2577,7 +2577,7 @@
             <w:fldChar w:fldCharType="begin"/>
           </w:r>
           <w:r>
-            <w:instrText xml:space="preserve"> PAGEREF _Toc24487 \h </w:instrText>
+            <w:instrText xml:space="preserve"> PAGEREF _Toc5331 \h </w:instrText>
           </w:r>
           <w:r>
             <w:fldChar w:fldCharType="separate"/>
@@ -2615,7 +2615,7 @@
               <w:rFonts w:hint="eastAsia" w:ascii="宋体" w:hAnsi="宋体" w:eastAsia="宋体" w:cs="宋体"/>
               <w:szCs w:val="24"/>
             </w:rPr>
-            <w:instrText xml:space="preserve"> HYPERLINK \l _Toc23208 </w:instrText>
+            <w:instrText xml:space="preserve"> HYPERLINK \l _Toc9209 </w:instrText>
           </w:r>
           <w:r>
             <w:rPr>
@@ -2645,7 +2645,7 @@
             <w:fldChar w:fldCharType="begin"/>
           </w:r>
           <w:r>
-            <w:instrText xml:space="preserve"> PAGEREF _Toc23208 \h </w:instrText>
+            <w:instrText xml:space="preserve"> PAGEREF _Toc9209 \h </w:instrText>
           </w:r>
           <w:r>
             <w:fldChar w:fldCharType="separate"/>
@@ -2683,7 +2683,7 @@
               <w:rFonts w:hint="eastAsia" w:ascii="宋体" w:hAnsi="宋体" w:eastAsia="宋体" w:cs="宋体"/>
               <w:szCs w:val="24"/>
             </w:rPr>
-            <w:instrText xml:space="preserve"> HYPERLINK \l _Toc28020 </w:instrText>
+            <w:instrText xml:space="preserve"> HYPERLINK \l _Toc11345 </w:instrText>
           </w:r>
           <w:r>
             <w:rPr>
@@ -2713,7 +2713,7 @@
             <w:fldChar w:fldCharType="begin"/>
           </w:r>
           <w:r>
-            <w:instrText xml:space="preserve"> PAGEREF _Toc28020 \h </w:instrText>
+            <w:instrText xml:space="preserve"> PAGEREF _Toc11345 \h </w:instrText>
           </w:r>
           <w:r>
             <w:fldChar w:fldCharType="separate"/>
@@ -2751,7 +2751,7 @@
               <w:rFonts w:hint="eastAsia" w:ascii="宋体" w:hAnsi="宋体" w:eastAsia="宋体" w:cs="宋体"/>
               <w:szCs w:val="24"/>
             </w:rPr>
-            <w:instrText xml:space="preserve"> HYPERLINK \l _Toc26328 </w:instrText>
+            <w:instrText xml:space="preserve"> HYPERLINK \l _Toc6623 </w:instrText>
           </w:r>
           <w:r>
             <w:rPr>
@@ -2781,7 +2781,7 @@
             <w:fldChar w:fldCharType="begin"/>
           </w:r>
           <w:r>
-            <w:instrText xml:space="preserve"> PAGEREF _Toc26328 \h </w:instrText>
+            <w:instrText xml:space="preserve"> PAGEREF _Toc6623 \h </w:instrText>
           </w:r>
           <w:r>
             <w:fldChar w:fldCharType="separate"/>
@@ -2819,7 +2819,7 @@
               <w:rFonts w:hint="eastAsia" w:ascii="宋体" w:hAnsi="宋体" w:eastAsia="宋体" w:cs="宋体"/>
               <w:szCs w:val="24"/>
             </w:rPr>
-            <w:instrText xml:space="preserve"> HYPERLINK \l _Toc28101 </w:instrText>
+            <w:instrText xml:space="preserve"> HYPERLINK \l _Toc1446 </w:instrText>
           </w:r>
           <w:r>
             <w:rPr>
@@ -2849,7 +2849,7 @@
             <w:fldChar w:fldCharType="begin"/>
           </w:r>
           <w:r>
-            <w:instrText xml:space="preserve"> PAGEREF _Toc28101 \h </w:instrText>
+            <w:instrText xml:space="preserve"> PAGEREF _Toc1446 \h </w:instrText>
           </w:r>
           <w:r>
             <w:fldChar w:fldCharType="separate"/>
@@ -2887,7 +2887,7 @@
               <w:rFonts w:hint="eastAsia" w:ascii="宋体" w:hAnsi="宋体" w:eastAsia="宋体" w:cs="宋体"/>
               <w:szCs w:val="24"/>
             </w:rPr>
-            <w:instrText xml:space="preserve"> HYPERLINK \l _Toc9824 </w:instrText>
+            <w:instrText xml:space="preserve"> HYPERLINK \l _Toc3177 </w:instrText>
           </w:r>
           <w:r>
             <w:rPr>
@@ -2917,7 +2917,7 @@
             <w:fldChar w:fldCharType="begin"/>
           </w:r>
           <w:r>
-            <w:instrText xml:space="preserve"> PAGEREF _Toc9824 \h </w:instrText>
+            <w:instrText xml:space="preserve"> PAGEREF _Toc3177 \h </w:instrText>
           </w:r>
           <w:r>
             <w:fldChar w:fldCharType="separate"/>
@@ -2955,7 +2955,7 @@
               <w:rFonts w:hint="eastAsia" w:ascii="宋体" w:hAnsi="宋体" w:eastAsia="宋体" w:cs="宋体"/>
               <w:szCs w:val="24"/>
             </w:rPr>
-            <w:instrText xml:space="preserve"> HYPERLINK \l _Toc24665 </w:instrText>
+            <w:instrText xml:space="preserve"> HYPERLINK \l _Toc9099 </w:instrText>
           </w:r>
           <w:r>
             <w:rPr>
@@ -2985,7 +2985,7 @@
             <w:fldChar w:fldCharType="begin"/>
           </w:r>
           <w:r>
-            <w:instrText xml:space="preserve"> PAGEREF _Toc24665 \h </w:instrText>
+            <w:instrText xml:space="preserve"> PAGEREF _Toc9099 \h </w:instrText>
           </w:r>
           <w:r>
             <w:fldChar w:fldCharType="separate"/>
@@ -3023,7 +3023,7 @@
               <w:rFonts w:hint="eastAsia" w:ascii="宋体" w:hAnsi="宋体" w:eastAsia="宋体" w:cs="宋体"/>
               <w:szCs w:val="24"/>
             </w:rPr>
-            <w:instrText xml:space="preserve"> HYPERLINK \l _Toc25411 </w:instrText>
+            <w:instrText xml:space="preserve"> HYPERLINK \l _Toc32467 </w:instrText>
           </w:r>
           <w:r>
             <w:rPr>
@@ -3053,7 +3053,7 @@
             <w:fldChar w:fldCharType="begin"/>
           </w:r>
           <w:r>
-            <w:instrText xml:space="preserve"> PAGEREF _Toc25411 \h </w:instrText>
+            <w:instrText xml:space="preserve"> PAGEREF _Toc32467 \h </w:instrText>
           </w:r>
           <w:r>
             <w:fldChar w:fldCharType="separate"/>
@@ -3091,7 +3091,7 @@
               <w:rFonts w:hint="eastAsia" w:ascii="宋体" w:hAnsi="宋体" w:eastAsia="宋体" w:cs="宋体"/>
               <w:szCs w:val="24"/>
             </w:rPr>
-            <w:instrText xml:space="preserve"> HYPERLINK \l _Toc29559 </w:instrText>
+            <w:instrText xml:space="preserve"> HYPERLINK \l _Toc25126 </w:instrText>
           </w:r>
           <w:r>
             <w:rPr>
@@ -3121,7 +3121,7 @@
             <w:fldChar w:fldCharType="begin"/>
           </w:r>
           <w:r>
-            <w:instrText xml:space="preserve"> PAGEREF _Toc29559 \h </w:instrText>
+            <w:instrText xml:space="preserve"> PAGEREF _Toc25126 \h </w:instrText>
           </w:r>
           <w:r>
             <w:fldChar w:fldCharType="separate"/>
@@ -3159,7 +3159,7 @@
               <w:rFonts w:hint="eastAsia" w:ascii="宋体" w:hAnsi="宋体" w:eastAsia="宋体" w:cs="宋体"/>
               <w:szCs w:val="24"/>
             </w:rPr>
-            <w:instrText xml:space="preserve"> HYPERLINK \l _Toc13743 </w:instrText>
+            <w:instrText xml:space="preserve"> HYPERLINK \l _Toc4889 </w:instrText>
           </w:r>
           <w:r>
             <w:rPr>
@@ -3189,7 +3189,7 @@
             <w:fldChar w:fldCharType="begin"/>
           </w:r>
           <w:r>
-            <w:instrText xml:space="preserve"> PAGEREF _Toc13743 \h </w:instrText>
+            <w:instrText xml:space="preserve"> PAGEREF _Toc4889 \h </w:instrText>
           </w:r>
           <w:r>
             <w:fldChar w:fldCharType="separate"/>
@@ -3227,7 +3227,7 @@
               <w:rFonts w:hint="eastAsia" w:ascii="宋体" w:hAnsi="宋体" w:eastAsia="宋体" w:cs="宋体"/>
               <w:szCs w:val="24"/>
             </w:rPr>
-            <w:instrText xml:space="preserve"> HYPERLINK \l _Toc7545 </w:instrText>
+            <w:instrText xml:space="preserve"> HYPERLINK \l _Toc42 </w:instrText>
           </w:r>
           <w:r>
             <w:rPr>
@@ -3257,7 +3257,7 @@
             <w:fldChar w:fldCharType="begin"/>
           </w:r>
           <w:r>
-            <w:instrText xml:space="preserve"> PAGEREF _Toc7545 \h </w:instrText>
+            <w:instrText xml:space="preserve"> PAGEREF _Toc42 \h </w:instrText>
           </w:r>
           <w:r>
             <w:fldChar w:fldCharType="separate"/>
@@ -3295,7 +3295,7 @@
               <w:rFonts w:hint="eastAsia" w:ascii="宋体" w:hAnsi="宋体" w:eastAsia="宋体" w:cs="宋体"/>
               <w:szCs w:val="24"/>
             </w:rPr>
-            <w:instrText xml:space="preserve"> HYPERLINK \l _Toc1530 </w:instrText>
+            <w:instrText xml:space="preserve"> HYPERLINK \l _Toc18214 </w:instrText>
           </w:r>
           <w:r>
             <w:rPr>
@@ -3325,7 +3325,7 @@
             <w:fldChar w:fldCharType="begin"/>
           </w:r>
           <w:r>
-            <w:instrText xml:space="preserve"> PAGEREF _Toc1530 \h </w:instrText>
+            <w:instrText xml:space="preserve"> PAGEREF _Toc18214 \h </w:instrText>
           </w:r>
           <w:r>
             <w:fldChar w:fldCharType="separate"/>
@@ -3363,7 +3363,7 @@
               <w:rFonts w:hint="eastAsia" w:ascii="宋体" w:hAnsi="宋体" w:eastAsia="宋体" w:cs="宋体"/>
               <w:szCs w:val="24"/>
             </w:rPr>
-            <w:instrText xml:space="preserve"> HYPERLINK \l _Toc11088 </w:instrText>
+            <w:instrText xml:space="preserve"> HYPERLINK \l _Toc24019 </w:instrText>
           </w:r>
           <w:r>
             <w:rPr>
@@ -3393,7 +3393,7 @@
             <w:fldChar w:fldCharType="begin"/>
           </w:r>
           <w:r>
-            <w:instrText xml:space="preserve"> PAGEREF _Toc11088 \h </w:instrText>
+            <w:instrText xml:space="preserve"> PAGEREF _Toc24019 \h </w:instrText>
           </w:r>
           <w:r>
             <w:fldChar w:fldCharType="separate"/>
@@ -3431,7 +3431,7 @@
               <w:rFonts w:hint="eastAsia" w:ascii="宋体" w:hAnsi="宋体" w:eastAsia="宋体" w:cs="宋体"/>
               <w:szCs w:val="24"/>
             </w:rPr>
-            <w:instrText xml:space="preserve"> HYPERLINK \l _Toc9074 </w:instrText>
+            <w:instrText xml:space="preserve"> HYPERLINK \l _Toc21594 </w:instrText>
           </w:r>
           <w:r>
             <w:rPr>
@@ -3461,7 +3461,7 @@
             <w:fldChar w:fldCharType="begin"/>
           </w:r>
           <w:r>
-            <w:instrText xml:space="preserve"> PAGEREF _Toc9074 \h </w:instrText>
+            <w:instrText xml:space="preserve"> PAGEREF _Toc21594 \h </w:instrText>
           </w:r>
           <w:r>
             <w:fldChar w:fldCharType="separate"/>
@@ -3499,7 +3499,7 @@
               <w:rFonts w:hint="eastAsia" w:ascii="宋体" w:hAnsi="宋体" w:eastAsia="宋体" w:cs="宋体"/>
               <w:szCs w:val="24"/>
             </w:rPr>
-            <w:instrText xml:space="preserve"> HYPERLINK \l _Toc13456 </w:instrText>
+            <w:instrText xml:space="preserve"> HYPERLINK \l _Toc2251 </w:instrText>
           </w:r>
           <w:r>
             <w:rPr>
@@ -3529,7 +3529,7 @@
             <w:fldChar w:fldCharType="begin"/>
           </w:r>
           <w:r>
-            <w:instrText xml:space="preserve"> PAGEREF _Toc13456 \h </w:instrText>
+            <w:instrText xml:space="preserve"> PAGEREF _Toc2251 \h </w:instrText>
           </w:r>
           <w:r>
             <w:fldChar w:fldCharType="separate"/>
@@ -3630,7 +3630,7 @@
           <w:lang w:val="en-US" w:eastAsia="zh-CN"/>
         </w:rPr>
       </w:pPr>
-      <w:bookmarkStart w:id="2" w:name="_Toc26016"/>
+      <w:bookmarkStart w:id="2" w:name="_Toc31032"/>
       <w:r>
         <w:rPr>
           <w:rFonts w:hint="eastAsia"/>
@@ -3649,7 +3649,7 @@
           <w:lang w:val="en-US" w:eastAsia="zh-CN"/>
         </w:rPr>
       </w:pPr>
-      <w:bookmarkStart w:id="3" w:name="_Toc4056"/>
+      <w:bookmarkStart w:id="3" w:name="_Toc4184"/>
       <w:r>
         <w:rPr>
           <w:rFonts w:hint="eastAsia"/>
@@ -3684,7 +3684,7 @@
           <w:lang w:val="en-US" w:eastAsia="zh-CN"/>
         </w:rPr>
       </w:pPr>
-      <w:bookmarkStart w:id="4" w:name="_Toc26040"/>
+      <w:bookmarkStart w:id="4" w:name="_Toc16431"/>
       <w:r>
         <w:rPr>
           <w:rFonts w:hint="eastAsia"/>
@@ -3719,7 +3719,7 @@
           <w:lang w:val="en-US" w:eastAsia="zh-CN"/>
         </w:rPr>
       </w:pPr>
-      <w:bookmarkStart w:id="5" w:name="_Toc28458"/>
+      <w:bookmarkStart w:id="5" w:name="_Toc25207"/>
       <w:r>
         <w:rPr>
           <w:rFonts w:hint="eastAsia"/>
@@ -3742,7 +3742,7 @@
           <w:rFonts w:hint="eastAsia"/>
           <w:lang w:val="en-US" w:eastAsia="zh-CN"/>
         </w:rPr>
-        <w:t>服务目录(Service Catalogue)：定义了公司可提供的全部运维服务项，包括服务名称、内容、目标、交付方式、服务级别等属性的正式清单。分为组织级服务目录和项目级服务目录。</w:t>
+        <w:t>服务目录：定义了公司可提供的全部运维服务项，包括服务名称、内容、目标、交付方式、服务级别等属性的正式清单。分为组织级服务目录和项目级服务目录。</w:t>
       </w:r>
     </w:p>
     <w:p>
@@ -3786,7 +3786,7 @@
           <w:lang w:val="en-US" w:eastAsia="zh-CN"/>
         </w:rPr>
       </w:pPr>
-      <w:bookmarkStart w:id="6" w:name="_Toc22419"/>
+      <w:bookmarkStart w:id="6" w:name="_Toc29155"/>
       <w:r>
         <w:rPr>
           <w:rFonts w:hint="eastAsia"/>
@@ -3885,7 +3885,7 @@
           <w:lang w:val="en-US" w:eastAsia="zh-CN"/>
         </w:rPr>
       </w:pPr>
-      <w:bookmarkStart w:id="7" w:name="_Toc24142"/>
+      <w:bookmarkStart w:id="7" w:name="_Toc32198"/>
       <w:r>
         <w:rPr>
           <w:rFonts w:hint="eastAsia"/>
@@ -3904,7 +3904,7 @@
           <w:lang w:val="en-US" w:eastAsia="zh-CN"/>
         </w:rPr>
       </w:pPr>
-      <w:bookmarkStart w:id="8" w:name="_Toc24487"/>
+      <w:bookmarkStart w:id="8" w:name="_Toc5331"/>
       <w:r>
         <w:rPr>
           <w:rFonts w:hint="eastAsia"/>
@@ -3987,7 +3987,7 @@
           <w:lang w:val="en-US" w:eastAsia="zh-CN"/>
         </w:rPr>
       </w:pPr>
-      <w:bookmarkStart w:id="9" w:name="_Toc23208"/>
+      <w:bookmarkStart w:id="9" w:name="_Toc9209"/>
       <w:r>
         <w:rPr>
           <w:rFonts w:hint="eastAsia"/>
@@ -4038,7 +4038,7 @@
           <w:lang w:val="en-US" w:eastAsia="zh-CN"/>
         </w:rPr>
       </w:pPr>
-      <w:bookmarkStart w:id="10" w:name="_Toc28020"/>
+      <w:bookmarkStart w:id="10" w:name="_Toc11345"/>
       <w:r>
         <w:rPr>
           <w:rFonts w:hint="eastAsia"/>
@@ -4105,7 +4105,7 @@
           <w:lang w:val="en-US" w:eastAsia="zh-CN"/>
         </w:rPr>
       </w:pPr>
-      <w:bookmarkStart w:id="11" w:name="_Toc26328"/>
+      <w:bookmarkStart w:id="11" w:name="_Toc6623"/>
       <w:r>
         <w:rPr>
           <w:rFonts w:hint="eastAsia"/>
@@ -4140,7 +4140,7 @@
           <w:lang w:val="en-US" w:eastAsia="zh-CN"/>
         </w:rPr>
       </w:pPr>
-      <w:bookmarkStart w:id="12" w:name="_Toc28101"/>
+      <w:bookmarkStart w:id="12" w:name="_Toc1446"/>
       <w:r>
         <w:rPr>
           <w:rFonts w:hint="eastAsia"/>
@@ -4175,7 +4175,7 @@
           <w:lang w:val="en-US" w:eastAsia="zh-CN"/>
         </w:rPr>
       </w:pPr>
-      <w:bookmarkStart w:id="13" w:name="_Toc9824"/>
+      <w:bookmarkStart w:id="13" w:name="_Toc3177"/>
       <w:r>
         <w:rPr>
           <w:rFonts w:hint="eastAsia"/>
@@ -4226,7 +4226,7 @@
           <w:lang w:val="en-US" w:eastAsia="zh-CN"/>
         </w:rPr>
       </w:pPr>
-      <w:bookmarkStart w:id="14" w:name="_Toc24665"/>
+      <w:bookmarkStart w:id="14" w:name="_Toc9099"/>
       <w:r>
         <w:rPr>
           <w:rFonts w:hint="eastAsia"/>
@@ -4245,7 +4245,7 @@
           <w:lang w:val="en-US" w:eastAsia="zh-CN"/>
         </w:rPr>
       </w:pPr>
-      <w:bookmarkStart w:id="15" w:name="_Toc25411"/>
+      <w:bookmarkStart w:id="15" w:name="_Toc32467"/>
       <w:r>
         <w:rPr>
           <w:rFonts w:hint="eastAsia"/>
@@ -4312,7 +4312,7 @@
           <w:lang w:val="en-US" w:eastAsia="zh-CN"/>
         </w:rPr>
       </w:pPr>
-      <w:bookmarkStart w:id="16" w:name="_Toc29559"/>
+      <w:bookmarkStart w:id="16" w:name="_Toc25126"/>
       <w:r>
         <w:rPr>
           <w:rFonts w:hint="eastAsia"/>
@@ -4379,7 +4379,7 @@
           <w:lang w:val="en-US" w:eastAsia="zh-CN"/>
         </w:rPr>
       </w:pPr>
-      <w:bookmarkStart w:id="17" w:name="_Toc13743"/>
+      <w:bookmarkStart w:id="17" w:name="_Toc4889"/>
       <w:r>
         <w:rPr>
           <w:rFonts w:hint="eastAsia"/>
@@ -4446,7 +4446,7 @@
           <w:lang w:val="en-US" w:eastAsia="zh-CN"/>
         </w:rPr>
       </w:pPr>
-      <w:bookmarkStart w:id="18" w:name="_Toc7545"/>
+      <w:bookmarkStart w:id="18" w:name="_Toc42"/>
       <w:r>
         <w:rPr>
           <w:rFonts w:hint="eastAsia"/>
@@ -4527,7 +4527,7 @@
           <w:rFonts w:hint="eastAsia"/>
           <w:lang w:val="en-US" w:eastAsia="zh-CN"/>
         </w:rPr>
-        <w:t>数智运营部通过公司指定的正式渠道（如OA系统、知识库平台）发布生效通知及文档链接/附件。</w:t>
+        <w:t>数智运营部通过公司指定的正式渠道发布生效通知及文档链接/附件。</w:t>
       </w:r>
     </w:p>
     <w:p>
@@ -4548,7 +4548,7 @@
           <w:rFonts w:hint="eastAsia"/>
           <w:lang w:val="en-US" w:eastAsia="zh-CN"/>
         </w:rPr>
-        <w:t>发布范围必须涵盖所有相关使用部门：销售部门、各运维交付部门、研究总院、人力部、质量管理部及公司管理层。</w:t>
+        <w:t>发布范围必须涵盖所有相关使用部门：各运维交付部门、研究总院、人力部、质量管理部及公司管理层。</w:t>
       </w:r>
     </w:p>
     <w:p>
@@ -4575,6 +4575,11 @@
     <w:p>
       <w:pPr>
         <w:pStyle w:val="29"/>
+        <w:numPr>
+          <w:ilvl w:val="0"/>
+          <w:numId w:val="2"/>
+        </w:numPr>
+        <w:ind w:left="425" w:leftChars="0" w:hanging="425" w:firstLineChars="0"/>
         <w:rPr>
           <w:rFonts w:hint="eastAsia"/>
           <w:lang w:val="en-US" w:eastAsia="zh-CN"/>
@@ -4597,7 +4602,7 @@
           <w:lang w:val="en-US" w:eastAsia="zh-CN"/>
         </w:rPr>
       </w:pPr>
-      <w:bookmarkStart w:id="19" w:name="_Toc1530"/>
+      <w:bookmarkStart w:id="19" w:name="_Toc18214"/>
       <w:r>
         <w:rPr>
           <w:rFonts w:hint="eastAsia"/>
@@ -4620,7 +4625,7 @@
           <w:rFonts w:hint="eastAsia"/>
           <w:lang w:val="en-US" w:eastAsia="zh-CN"/>
         </w:rPr>
-        <w:t>服务目录是销售人员进行客户沟通、方案设计与合同谈判的官方依据。</w:t>
+        <w:t>服务目录是与客户沟通、方案设计与合同谈判的官方依据。</w:t>
       </w:r>
     </w:p>
     <w:p>
@@ -4636,7 +4641,16 @@
           <w:rFonts w:hint="eastAsia"/>
           <w:lang w:val="en-US" w:eastAsia="zh-CN"/>
         </w:rPr>
-        <w:t>服务交付团队必须依据（项目级）服务目录中定义的内容和标准执行服务。</w:t>
+        <w:t>服务交付团队必须依据</w:t>
+      </w:r>
+      <w:bookmarkStart w:id="23" w:name="_GoBack"/>
+      <w:bookmarkEnd w:id="23"/>
+      <w:r>
+        <w:rPr>
+          <w:rFonts w:hint="eastAsia"/>
+          <w:lang w:val="en-US" w:eastAsia="zh-CN"/>
+        </w:rPr>
+        <w:t>服务目录中定义的内容和标准执行服务。</w:t>
       </w:r>
     </w:p>
     <w:p>
@@ -4664,7 +4678,7 @@
           <w:lang w:val="en-US" w:eastAsia="zh-CN"/>
         </w:rPr>
       </w:pPr>
-      <w:bookmarkStart w:id="20" w:name="_Toc11088"/>
+      <w:bookmarkStart w:id="20" w:name="_Toc24019"/>
       <w:r>
         <w:rPr>
           <w:rFonts w:hint="eastAsia"/>
@@ -4762,9 +4776,6 @@
           <w:lang w:val="en-US" w:eastAsia="zh-CN"/>
         </w:rPr>
       </w:pPr>
-      <w:bookmarkStart w:id="21" w:name="_Toc9074"/>
-      <w:bookmarkStart w:id="23" w:name="_GoBack"/>
-      <w:bookmarkEnd w:id="23"/>
     </w:p>
     <w:p>
       <w:pPr>
@@ -4775,6 +4786,7 @@
           <w:lang w:val="en-US" w:eastAsia="zh-CN"/>
         </w:rPr>
       </w:pPr>
+      <w:bookmarkStart w:id="21" w:name="_Toc21594"/>
       <w:r>
         <w:rPr>
           <w:rFonts w:hint="eastAsia"/>
@@ -4793,7 +4805,7 @@
           <w:lang w:val="en-US" w:eastAsia="zh-CN"/>
         </w:rPr>
       </w:pPr>
-      <w:bookmarkStart w:id="22" w:name="_Toc13456"/>
+      <w:bookmarkStart w:id="22" w:name="_Toc2251"/>
       <w:r>
         <w:rPr>
           <w:rFonts w:hint="eastAsia"/>

--- a/1-运维服务目录/JXTX-01-01-运维服务目录管理制度.docx
+++ b/1-运维服务目录/JXTX-01-01-运维服务目录管理制度.docx
@@ -1,10 +1,11 @@
 
 <file path=word/document.xml><?xml version="1.0" encoding="utf-8"?>
-<w:document xmlns:wpc="http://schemas.microsoft.com/office/word/2010/wordprocessingCanvas" xmlns:mc="http://schemas.openxmlformats.org/markup-compatibility/2006" xmlns:o="urn:schemas-microsoft-com:office:office" xmlns:r="http://schemas.openxmlformats.org/officeDocument/2006/relationships" xmlns:m="http://schemas.openxmlformats.org/officeDocument/2006/math" xmlns:v="urn:schemas-microsoft-com:vml" xmlns:wp14="http://schemas.microsoft.com/office/word/2010/wordprocessingDrawing" xmlns:wp="http://schemas.openxmlformats.org/drawingml/2006/wordprocessingDrawing" xmlns:w="http://schemas.openxmlformats.org/wordprocessingml/2006/main" xmlns:w14="http://schemas.microsoft.com/office/word/2010/wordml" xmlns:w10="urn:schemas-microsoft-com:office:word" xmlns:w15="http://schemas.microsoft.com/office/word/2012/wordml" xmlns:wpg="http://schemas.microsoft.com/office/word/2010/wordprocessingGroup" xmlns:wpi="http://schemas.microsoft.com/office/word/2010/wordprocessingInk" xmlns:wne="http://schemas.microsoft.com/office/word/2006/wordml" xmlns:wps="http://schemas.microsoft.com/office/word/2010/wordprocessingShape" xmlns:wpsCustomData="http://www.wps.cn/officeDocument/2013/wpsCustomData" mc:Ignorable="w14 w15 wp14">
+<w:document xmlns:wpc="http://schemas.microsoft.com/office/word/2010/wordprocessingCanvas" xmlns:mc="http://schemas.openxmlformats.org/markup-compatibility/2006" xmlns:o="urn:schemas-microsoft-com:office:office" xmlns:r="http://schemas.openxmlformats.org/officeDocument/2006/relationships" xmlns:m="http://schemas.openxmlformats.org/officeDocument/2006/math" xmlns:v="urn:schemas-microsoft-com:vml" xmlns:wp14="http://schemas.microsoft.com/office/word/2010/wordprocessingDrawing" xmlns:wp="http://schemas.openxmlformats.org/drawingml/2006/wordprocessingDrawing" xmlns:w10="urn:schemas-microsoft-com:office:word" xmlns:w="http://schemas.openxmlformats.org/wordprocessingml/2006/main" xmlns:w14="http://schemas.microsoft.com/office/word/2010/wordml" xmlns:w15="http://schemas.microsoft.com/office/word/2012/wordml" xmlns:wne="http://schemas.microsoft.com/office/word/2006/wordml" xmlns:wpg="http://schemas.microsoft.com/office/word/2010/wordprocessingGroup" xmlns:wpi="http://schemas.microsoft.com/office/word/2010/wordprocessingInk" xmlns:wps="http://schemas.microsoft.com/office/word/2010/wordprocessingShape" mc:Ignorable="w14 w15 wp14">
+  <!-- Generated by Aspose.Words for .NET 13.3.0.1 -->
   <w:body>
     <w:p>
       <w:pPr>
-        <w:pStyle w:val="24"/>
+        <w:pStyle w:val="a"/>
         <w:keepNext w:val="0"/>
         <w:keepLines w:val="0"/>
         <w:pageBreakBefore w:val="0"/>
@@ -24,7 +25,7 @@
       <w:bookmarkStart w:id="0" w:name="_Toc23143"/>
       <w:r>
         <w:drawing>
-          <wp:anchor distT="0" distB="0" distL="114300" distR="114300" simplePos="0" relativeHeight="251660288" behindDoc="1" locked="0" layoutInCell="1" allowOverlap="1">
+          <wp:anchor distT="0" distB="0" distL="114300" distR="114300" simplePos="0" relativeHeight="251659264" behindDoc="1" locked="0" layoutInCell="1" allowOverlap="1">
             <wp:simplePos x="0" y="0"/>
             <wp:positionH relativeFrom="column">
               <wp:posOffset>-19050</wp:posOffset>
@@ -49,7 +50,7 @@
                     </pic:cNvPicPr>
                   </pic:nvPicPr>
                   <pic:blipFill>
-                    <a:blip r:embed="rId7"/>
+                    <a:blip xmlns:r="http://schemas.openxmlformats.org/officeDocument/2006/relationships" r:embed="rId4"/>
                     <a:stretch>
                       <a:fillRect/>
                     </a:stretch>
@@ -84,7 +85,7 @@
     </w:p>
     <w:p>
       <w:pPr>
-        <w:pStyle w:val="25"/>
+        <w:pStyle w:val="a0"/>
         <w:keepNext w:val="0"/>
         <w:keepLines w:val="0"/>
         <w:pageBreakBefore w:val="0"/>
@@ -131,11 +132,11 @@
         <w:adjustRightInd w:val="0"/>
         <w:snapToGrid w:val="0"/>
         <w:spacing w:after="624" w:afterLines="200" w:line="219" w:lineRule="auto"/>
-        <w:ind w:left="0" w:leftChars="0" w:right="0" w:rightChars="0" w:firstLine="0" w:firstLineChars="0"/>
+        <w:ind w:left="0" w:right="0" w:firstLine="0" w:leftChars="0" w:rightChars="0" w:firstLineChars="0"/>
         <w:jc w:val="center"/>
         <w:textAlignment w:val="baseline"/>
         <w:rPr>
-          <w:rFonts w:hint="default" w:ascii="宋体" w:hAnsi="宋体" w:eastAsia="宋体" w:cs="宋体"/>
+          <w:rFonts w:ascii="宋体" w:eastAsia="宋体" w:hAnsi="宋体" w:cs="宋体" w:hint="default"/>
           <w:sz w:val="24"/>
           <w:szCs w:val="24"/>
           <w:lang w:val="en-US" w:eastAsia="zh-CN"/>
@@ -143,7 +144,7 @@
       </w:pPr>
       <w:r>
         <w:drawing>
-          <wp:anchor distT="0" distB="0" distL="114300" distR="114300" simplePos="0" relativeHeight="251659264" behindDoc="1" locked="0" layoutInCell="1" allowOverlap="1">
+          <wp:anchor distT="0" distB="0" distL="114300" distR="114300" simplePos="0" relativeHeight="251658240" behindDoc="1" locked="0" layoutInCell="1" allowOverlap="1">
             <wp:simplePos x="0" y="0"/>
             <wp:positionH relativeFrom="column">
               <wp:posOffset>0</wp:posOffset>
@@ -168,7 +169,7 @@
                     </pic:cNvPicPr>
                   </pic:nvPicPr>
                   <pic:blipFill>
-                    <a:blip r:embed="rId8"/>
+                    <a:blip xmlns:r="http://schemas.openxmlformats.org/officeDocument/2006/relationships" r:embed="rId5"/>
                     <a:stretch>
                       <a:fillRect/>
                     </a:stretch>
@@ -194,7 +195,7 @@
       </w:r>
       <w:r>
         <w:rPr>
-          <w:rFonts w:ascii="宋体" w:hAnsi="宋体" w:eastAsia="宋体" w:cs="宋体"/>
+          <w:rFonts w:ascii="宋体" w:eastAsia="宋体" w:hAnsi="宋体" w:cs="宋体"/>
           <w:b/>
           <w:bCs/>
           <w:spacing w:val="-3"/>
@@ -205,7 +206,7 @@
       </w:r>
       <w:r>
         <w:rPr>
-          <w:rFonts w:hint="eastAsia" w:ascii="宋体" w:hAnsi="宋体" w:eastAsia="宋体" w:cs="宋体"/>
+          <w:rFonts w:ascii="宋体" w:eastAsia="宋体" w:hAnsi="宋体" w:cs="宋体" w:hint="eastAsia"/>
           <w:b/>
           <w:bCs/>
           <w:spacing w:val="-3"/>
@@ -217,7 +218,7 @@
       </w:r>
       <w:r>
         <w:rPr>
-          <w:rFonts w:ascii="宋体" w:hAnsi="宋体" w:eastAsia="宋体" w:cs="宋体"/>
+          <w:rFonts w:ascii="宋体" w:eastAsia="宋体" w:hAnsi="宋体" w:cs="宋体"/>
           <w:b/>
           <w:bCs/>
           <w:spacing w:val="-3"/>
@@ -228,7 +229,7 @@
       </w:r>
       <w:r>
         <w:rPr>
-          <w:rFonts w:hint="eastAsia" w:ascii="宋体" w:hAnsi="宋体" w:cs="宋体"/>
+          <w:rFonts w:ascii="宋体" w:hAnsi="宋体" w:cs="宋体" w:hint="eastAsia"/>
           <w:b/>
           <w:bCs/>
           <w:spacing w:val="-3"/>
@@ -240,7 +241,7 @@
       </w:r>
       <w:r>
         <w:rPr>
-          <w:rFonts w:ascii="宋体" w:hAnsi="宋体" w:eastAsia="宋体" w:cs="宋体"/>
+          <w:rFonts w:ascii="宋体" w:eastAsia="宋体" w:hAnsi="宋体" w:cs="宋体"/>
           <w:b/>
           <w:bCs/>
           <w:spacing w:val="-3"/>
@@ -252,18 +253,17 @@
     </w:p>
     <w:tbl>
       <w:tblPr>
-        <w:tblStyle w:val="21"/>
+        <w:tblStyle w:val="TableGrid"/>
         <w:tblW w:w="0" w:type="auto"/>
         <w:jc w:val="center"/>
         <w:tblBorders>
-          <w:top w:val="none" w:color="auto" w:sz="0" w:space="0"/>
-          <w:left w:val="none" w:color="auto" w:sz="0" w:space="0"/>
-          <w:bottom w:val="none" w:color="auto" w:sz="0" w:space="0"/>
-          <w:right w:val="none" w:color="auto" w:sz="0" w:space="0"/>
-          <w:insideH w:val="none" w:color="auto" w:sz="0" w:space="0"/>
-          <w:insideV w:val="none" w:color="auto" w:sz="0" w:space="0"/>
+          <w:top w:val="nil"/>
+          <w:left w:val="nil"/>
+          <w:bottom w:val="nil"/>
+          <w:right w:val="nil"/>
+          <w:insideH w:val="nil"/>
+          <w:insideV w:val="nil"/>
         </w:tblBorders>
-        <w:tblLayout w:type="autofit"/>
         <w:tblCellMar>
           <w:top w:w="0" w:type="dxa"/>
           <w:left w:w="108" w:type="dxa"/>
@@ -277,13 +277,15 @@
       </w:tblGrid>
       <w:tr>
         <w:tblPrEx>
+          <w:tblW w:w="0" w:type="auto"/>
+          <w:jc w:val="center"/>
           <w:tblBorders>
-            <w:top w:val="none" w:color="auto" w:sz="0" w:space="0"/>
-            <w:left w:val="none" w:color="auto" w:sz="0" w:space="0"/>
-            <w:bottom w:val="none" w:color="auto" w:sz="0" w:space="0"/>
-            <w:right w:val="none" w:color="auto" w:sz="0" w:space="0"/>
-            <w:insideH w:val="none" w:color="auto" w:sz="0" w:space="0"/>
-            <w:insideV w:val="none" w:color="auto" w:sz="0" w:space="0"/>
+            <w:top w:val="nil"/>
+            <w:left w:val="nil"/>
+            <w:bottom w:val="nil"/>
+            <w:right w:val="nil"/>
+            <w:insideH w:val="nil"/>
+            <w:insideV w:val="nil"/>
           </w:tblBorders>
           <w:tblCellMar>
             <w:top w:w="0" w:type="dxa"/>
@@ -293,7 +295,7 @@
           </w:tblCellMar>
         </w:tblPrEx>
         <w:trPr>
-          <w:trHeight w:val="810" w:hRule="atLeast"/>
+          <w:trHeight w:val="810"/>
           <w:jc w:val="center"/>
         </w:trPr>
         <w:tc>
@@ -331,7 +333,7 @@
             </w:r>
             <w:r>
               <w:rPr>
-                <w:rFonts w:hint="default" w:asciiTheme="minorAscii" w:hAnsiTheme="minorAscii" w:eastAsiaTheme="minorEastAsia"/>
+                <w:rFonts w:asciiTheme="minorAscii" w:eastAsiaTheme="minorEastAsia" w:hAnsiTheme="minorAscii" w:hint="default"/>
                 <w:spacing w:val="227"/>
                 <w:sz w:val="21"/>
                 <w:vertAlign w:val="baseline"/>
@@ -385,7 +387,7 @@
             </w:r>
             <w:r>
               <w:rPr>
-                <w:rFonts w:hint="eastAsia" w:asciiTheme="minorAscii" w:hAnsiTheme="minorAscii" w:eastAsiaTheme="minorEastAsia"/>
+                <w:rFonts w:asciiTheme="minorAscii" w:eastAsiaTheme="minorEastAsia" w:hAnsiTheme="minorAscii" w:hint="eastAsia"/>
                 <w:spacing w:val="227"/>
                 <w:sz w:val="21"/>
                 <w:vertAlign w:val="baseline"/>
@@ -407,14 +409,8 @@
       </w:tr>
       <w:tr>
         <w:tblPrEx>
-          <w:tblBorders>
-            <w:top w:val="none" w:color="auto" w:sz="0" w:space="0"/>
-            <w:left w:val="none" w:color="auto" w:sz="0" w:space="0"/>
-            <w:bottom w:val="none" w:color="auto" w:sz="0" w:space="0"/>
-            <w:right w:val="none" w:color="auto" w:sz="0" w:space="0"/>
-            <w:insideH w:val="none" w:color="auto" w:sz="0" w:space="0"/>
-            <w:insideV w:val="none" w:color="auto" w:sz="0" w:space="0"/>
-          </w:tblBorders>
+          <w:tblW w:w="0" w:type="auto"/>
+          <w:jc w:val="center"/>
           <w:tblCellMar>
             <w:top w:w="0" w:type="dxa"/>
             <w:left w:w="108" w:type="dxa"/>
@@ -423,7 +419,7 @@
           </w:tblCellMar>
         </w:tblPrEx>
         <w:trPr>
-          <w:trHeight w:val="810" w:hRule="atLeast"/>
+          <w:trHeight w:val="810"/>
           <w:jc w:val="center"/>
         </w:trPr>
         <w:tc>
@@ -447,7 +443,7 @@
               <w:snapToGrid w:val="0"/>
               <w:textAlignment w:val="baseline"/>
               <w:rPr>
-                <w:rFonts w:hint="default" w:ascii="Arial" w:hAnsi="Arial" w:eastAsia="Arial" w:cs="Arial"/>
+                <w:rFonts w:ascii="Arial" w:eastAsia="Arial" w:hAnsi="Arial" w:cs="Arial" w:hint="default"/>
                 <w:snapToGrid w:val="0"/>
                 <w:color w:val="000000"/>
                 <w:kern w:val="0"/>
@@ -479,7 +475,7 @@
             </w:r>
             <w:r>
               <w:rPr>
-                <w:rFonts w:hint="default" w:asciiTheme="minorAscii" w:hAnsiTheme="minorAscii" w:eastAsiaTheme="minorEastAsia"/>
+                <w:rFonts w:asciiTheme="minorAscii" w:eastAsiaTheme="minorEastAsia" w:hAnsiTheme="minorAscii" w:hint="default"/>
                 <w:spacing w:val="227"/>
                 <w:sz w:val="21"/>
                 <w:vertAlign w:val="baseline"/>
@@ -532,7 +528,7 @@
               <w:snapToGrid w:val="0"/>
               <w:textAlignment w:val="baseline"/>
               <w:rPr>
-                <w:rFonts w:hint="eastAsia" w:ascii="Arial" w:hAnsi="Arial" w:eastAsia="Arial" w:cs="Arial"/>
+                <w:rFonts w:ascii="Arial" w:eastAsia="Arial" w:hAnsi="Arial" w:cs="Arial" w:hint="eastAsia"/>
                 <w:snapToGrid w:val="0"/>
                 <w:color w:val="000000"/>
                 <w:kern w:val="0"/>
@@ -552,7 +548,7 @@
             </w:r>
             <w:r>
               <w:rPr>
-                <w:rFonts w:hint="eastAsia" w:asciiTheme="minorAscii" w:hAnsiTheme="minorAscii" w:eastAsiaTheme="minorEastAsia"/>
+                <w:rFonts w:asciiTheme="minorAscii" w:eastAsiaTheme="minorEastAsia" w:hAnsiTheme="minorAscii" w:hint="eastAsia"/>
                 <w:spacing w:val="227"/>
                 <w:sz w:val="21"/>
                 <w:vertAlign w:val="baseline"/>
@@ -574,14 +570,8 @@
       </w:tr>
       <w:tr>
         <w:tblPrEx>
-          <w:tblBorders>
-            <w:top w:val="none" w:color="auto" w:sz="0" w:space="0"/>
-            <w:left w:val="none" w:color="auto" w:sz="0" w:space="0"/>
-            <w:bottom w:val="none" w:color="auto" w:sz="0" w:space="0"/>
-            <w:right w:val="none" w:color="auto" w:sz="0" w:space="0"/>
-            <w:insideH w:val="none" w:color="auto" w:sz="0" w:space="0"/>
-            <w:insideV w:val="none" w:color="auto" w:sz="0" w:space="0"/>
-          </w:tblBorders>
+          <w:tblW w:w="0" w:type="auto"/>
+          <w:jc w:val="center"/>
           <w:tblCellMar>
             <w:top w:w="0" w:type="dxa"/>
             <w:left w:w="108" w:type="dxa"/>
@@ -590,7 +580,7 @@
           </w:tblCellMar>
         </w:tblPrEx>
         <w:trPr>
-          <w:trHeight w:val="635" w:hRule="atLeast"/>
+          <w:trHeight w:val="635"/>
           <w:jc w:val="center"/>
         </w:trPr>
         <w:tc>
@@ -640,7 +630,7 @@
             </w:r>
             <w:r>
               <w:rPr>
-                <w:rFonts w:hint="eastAsia" w:asciiTheme="minorAscii" w:hAnsiTheme="minorAscii" w:eastAsiaTheme="minorEastAsia"/>
+                <w:rFonts w:asciiTheme="minorAscii" w:eastAsiaTheme="minorEastAsia" w:hAnsiTheme="minorAscii" w:hint="eastAsia"/>
                 <w:spacing w:val="227"/>
                 <w:sz w:val="21"/>
                 <w:vertAlign w:val="baseline"/>
@@ -650,7 +640,7 @@
             </w:r>
             <w:r>
               <w:rPr>
-                <w:rFonts w:hint="eastAsia" w:asciiTheme="minorAscii" w:hAnsiTheme="minorAscii" w:eastAsiaTheme="minorEastAsia"/>
+                <w:rFonts w:asciiTheme="minorAscii" w:eastAsiaTheme="minorEastAsia" w:hAnsiTheme="minorAscii" w:hint="eastAsia"/>
                 <w:spacing w:val="0"/>
                 <w:kern w:val="0"/>
                 <w:sz w:val="21"/>
@@ -697,7 +687,7 @@
             </w:r>
             <w:r>
               <w:rPr>
-                <w:rFonts w:hint="eastAsia" w:asciiTheme="minorAscii" w:hAnsiTheme="minorAscii" w:eastAsiaTheme="minorEastAsia"/>
+                <w:rFonts w:asciiTheme="minorAscii" w:eastAsiaTheme="minorEastAsia" w:hAnsiTheme="minorAscii" w:hint="eastAsia"/>
                 <w:spacing w:val="227"/>
                 <w:sz w:val="21"/>
                 <w:vertAlign w:val="baseline"/>
@@ -756,14 +746,14 @@
         <w:ind w:left="3634"/>
         <w:textAlignment w:val="baseline"/>
         <w:rPr>
-          <w:rFonts w:ascii="宋体" w:hAnsi="宋体" w:eastAsia="宋体" w:cs="宋体"/>
+          <w:rFonts w:ascii="宋体" w:eastAsia="宋体" w:hAnsi="宋体" w:cs="宋体"/>
           <w:sz w:val="31"/>
           <w:szCs w:val="31"/>
         </w:rPr>
       </w:pPr>
       <w:r>
         <w:rPr>
-          <w:rFonts w:ascii="宋体" w:hAnsi="宋体" w:eastAsia="宋体" w:cs="宋体"/>
+          <w:rFonts w:ascii="宋体" w:eastAsia="宋体" w:hAnsi="宋体" w:cs="宋体"/>
           <w:b/>
           <w:bCs/>
           <w:spacing w:val="4"/>
@@ -775,16 +765,16 @@
     </w:p>
     <w:tbl>
       <w:tblPr>
-        <w:tblStyle w:val="26"/>
+        <w:tblStyle w:val="TableNormal0"/>
         <w:tblW w:w="8214" w:type="dxa"/>
         <w:jc w:val="center"/>
         <w:tblBorders>
-          <w:top w:val="single" w:color="000000" w:sz="2" w:space="0"/>
-          <w:left w:val="single" w:color="000000" w:sz="2" w:space="0"/>
-          <w:bottom w:val="single" w:color="000000" w:sz="2" w:space="0"/>
-          <w:right w:val="single" w:color="000000" w:sz="2" w:space="0"/>
-          <w:insideH w:val="single" w:color="000000" w:sz="2" w:space="0"/>
-          <w:insideV w:val="single" w:color="000000" w:sz="2" w:space="0"/>
+          <w:top w:val="single" w:sz="2" w:space="0" w:color="000000"/>
+          <w:left w:val="single" w:sz="2" w:space="0" w:color="000000"/>
+          <w:bottom w:val="single" w:sz="2" w:space="0" w:color="000000"/>
+          <w:right w:val="single" w:sz="2" w:space="0" w:color="000000"/>
+          <w:insideH w:val="single" w:sz="2" w:space="0" w:color="000000"/>
+          <w:insideV w:val="single" w:sz="2" w:space="0" w:color="000000"/>
         </w:tblBorders>
         <w:tblLayout w:type="fixed"/>
         <w:tblCellMar>
@@ -804,14 +794,17 @@
       </w:tblGrid>
       <w:tr>
         <w:tblPrEx>
+          <w:tblW w:w="8214" w:type="dxa"/>
+          <w:jc w:val="center"/>
           <w:tblBorders>
-            <w:top w:val="single" w:color="000000" w:sz="2" w:space="0"/>
-            <w:left w:val="single" w:color="000000" w:sz="2" w:space="0"/>
-            <w:bottom w:val="single" w:color="000000" w:sz="2" w:space="0"/>
-            <w:right w:val="single" w:color="000000" w:sz="2" w:space="0"/>
-            <w:insideH w:val="single" w:color="000000" w:sz="2" w:space="0"/>
-            <w:insideV w:val="single" w:color="000000" w:sz="2" w:space="0"/>
+            <w:top w:val="single" w:sz="2" w:space="0" w:color="000000"/>
+            <w:left w:val="single" w:sz="2" w:space="0" w:color="000000"/>
+            <w:bottom w:val="single" w:sz="2" w:space="0" w:color="000000"/>
+            <w:right w:val="single" w:sz="2" w:space="0" w:color="000000"/>
+            <w:insideH w:val="single" w:sz="2" w:space="0" w:color="000000"/>
+            <w:insideV w:val="single" w:sz="2" w:space="0" w:color="000000"/>
           </w:tblBorders>
+          <w:tblLayout w:type="fixed"/>
           <w:tblCellMar>
             <w:top w:w="0" w:type="dxa"/>
             <w:left w:w="0" w:type="dxa"/>
@@ -820,7 +813,7 @@
           </w:tblCellMar>
         </w:tblPrEx>
         <w:trPr>
-          <w:trHeight w:val="593" w:hRule="atLeast"/>
+          <w:trHeight w:val="593"/>
           <w:jc w:val="center"/>
         </w:trPr>
         <w:tc>
@@ -842,18 +835,18 @@
               <w:adjustRightInd w:val="0"/>
               <w:snapToGrid w:val="0"/>
               <w:spacing w:before="176" w:line="228" w:lineRule="auto"/>
-              <w:ind w:left="0" w:leftChars="0" w:right="0" w:rightChars="0" w:firstLine="0" w:firstLineChars="0"/>
+              <w:ind w:left="0" w:right="0" w:firstLine="0" w:leftChars="0" w:rightChars="0" w:firstLineChars="0"/>
               <w:jc w:val="center"/>
               <w:textAlignment w:val="baseline"/>
               <w:rPr>
-                <w:rFonts w:ascii="宋体" w:hAnsi="宋体" w:eastAsia="宋体" w:cs="宋体"/>
+                <w:rFonts w:ascii="宋体" w:eastAsia="宋体" w:hAnsi="宋体" w:cs="宋体"/>
                 <w:sz w:val="20"/>
                 <w:szCs w:val="20"/>
               </w:rPr>
             </w:pPr>
             <w:r>
               <w:rPr>
-                <w:rFonts w:hint="eastAsia" w:ascii="宋体" w:hAnsi="宋体" w:cs="宋体"/>
+                <w:rFonts w:ascii="宋体" w:hAnsi="宋体" w:cs="宋体" w:hint="eastAsia"/>
                 <w:spacing w:val="-14"/>
                 <w:sz w:val="20"/>
                 <w:szCs w:val="20"/>
@@ -863,7 +856,7 @@
             </w:r>
             <w:r>
               <w:rPr>
-                <w:rFonts w:ascii="宋体" w:hAnsi="宋体" w:eastAsia="宋体" w:cs="宋体"/>
+                <w:rFonts w:ascii="宋体" w:eastAsia="宋体" w:hAnsi="宋体" w:cs="宋体"/>
                 <w:spacing w:val="-14"/>
                 <w:sz w:val="20"/>
                 <w:szCs w:val="20"/>
@@ -891,18 +884,18 @@
               <w:adjustRightInd w:val="0"/>
               <w:snapToGrid w:val="0"/>
               <w:spacing w:before="175" w:line="227" w:lineRule="auto"/>
-              <w:ind w:left="0" w:leftChars="0" w:right="0" w:rightChars="0" w:firstLine="0" w:firstLineChars="0"/>
+              <w:ind w:left="0" w:right="0" w:firstLine="0" w:leftChars="0" w:rightChars="0" w:firstLineChars="0"/>
               <w:jc w:val="center"/>
               <w:textAlignment w:val="baseline"/>
               <w:rPr>
-                <w:rFonts w:ascii="宋体" w:hAnsi="宋体" w:eastAsia="宋体" w:cs="宋体"/>
+                <w:rFonts w:ascii="宋体" w:eastAsia="宋体" w:hAnsi="宋体" w:cs="宋体"/>
                 <w:sz w:val="20"/>
                 <w:szCs w:val="20"/>
               </w:rPr>
             </w:pPr>
             <w:r>
               <w:rPr>
-                <w:rFonts w:ascii="宋体" w:hAnsi="宋体" w:eastAsia="宋体" w:cs="宋体"/>
+                <w:rFonts w:ascii="宋体" w:eastAsia="宋体" w:hAnsi="宋体" w:cs="宋体"/>
                 <w:spacing w:val="4"/>
                 <w:sz w:val="20"/>
                 <w:szCs w:val="20"/>
@@ -930,18 +923,18 @@
               <w:adjustRightInd w:val="0"/>
               <w:snapToGrid w:val="0"/>
               <w:spacing w:before="175" w:line="228" w:lineRule="auto"/>
-              <w:ind w:left="0" w:leftChars="0" w:right="0" w:rightChars="0" w:firstLine="0" w:firstLineChars="0"/>
+              <w:ind w:left="0" w:right="0" w:firstLine="0" w:leftChars="0" w:rightChars="0" w:firstLineChars="0"/>
               <w:jc w:val="center"/>
               <w:textAlignment w:val="baseline"/>
               <w:rPr>
-                <w:rFonts w:ascii="宋体" w:hAnsi="宋体" w:eastAsia="宋体" w:cs="宋体"/>
+                <w:rFonts w:ascii="宋体" w:eastAsia="宋体" w:hAnsi="宋体" w:cs="宋体"/>
                 <w:sz w:val="20"/>
                 <w:szCs w:val="20"/>
               </w:rPr>
             </w:pPr>
             <w:r>
               <w:rPr>
-                <w:rFonts w:ascii="宋体" w:hAnsi="宋体" w:eastAsia="宋体" w:cs="宋体"/>
+                <w:rFonts w:ascii="宋体" w:eastAsia="宋体" w:hAnsi="宋体" w:cs="宋体"/>
                 <w:spacing w:val="7"/>
                 <w:sz w:val="20"/>
                 <w:szCs w:val="20"/>
@@ -969,11 +962,11 @@
               <w:adjustRightInd w:val="0"/>
               <w:snapToGrid w:val="0"/>
               <w:spacing w:before="175" w:line="228" w:lineRule="auto"/>
-              <w:ind w:left="0" w:leftChars="0" w:right="0" w:rightChars="0" w:firstLine="0" w:firstLineChars="0"/>
+              <w:ind w:left="0" w:right="0" w:firstLine="0" w:leftChars="0" w:rightChars="0" w:firstLineChars="0"/>
               <w:jc w:val="center"/>
               <w:textAlignment w:val="baseline"/>
               <w:rPr>
-                <w:rFonts w:hint="eastAsia" w:ascii="宋体" w:hAnsi="宋体" w:eastAsia="宋体" w:cs="宋体"/>
+                <w:rFonts w:ascii="宋体" w:eastAsia="宋体" w:hAnsi="宋体" w:cs="宋体" w:hint="eastAsia"/>
                 <w:spacing w:val="7"/>
                 <w:sz w:val="20"/>
                 <w:szCs w:val="20"/>
@@ -982,7 +975,7 @@
             </w:pPr>
             <w:r>
               <w:rPr>
-                <w:rFonts w:hint="eastAsia" w:ascii="宋体" w:hAnsi="宋体" w:cs="宋体"/>
+                <w:rFonts w:ascii="宋体" w:hAnsi="宋体" w:cs="宋体" w:hint="eastAsia"/>
                 <w:spacing w:val="7"/>
                 <w:sz w:val="20"/>
                 <w:szCs w:val="20"/>
@@ -1011,11 +1004,11 @@
               <w:adjustRightInd w:val="0"/>
               <w:snapToGrid w:val="0"/>
               <w:spacing w:before="175" w:line="228" w:lineRule="auto"/>
-              <w:ind w:left="0" w:leftChars="0" w:right="0" w:rightChars="0" w:firstLine="0" w:firstLineChars="0"/>
+              <w:ind w:left="0" w:right="0" w:firstLine="0" w:leftChars="0" w:rightChars="0" w:firstLineChars="0"/>
               <w:jc w:val="center"/>
               <w:textAlignment w:val="baseline"/>
               <w:rPr>
-                <w:rFonts w:hint="default" w:ascii="宋体" w:hAnsi="宋体" w:cs="宋体"/>
+                <w:rFonts w:ascii="宋体" w:hAnsi="宋体" w:cs="宋体" w:hint="default"/>
                 <w:spacing w:val="7"/>
                 <w:sz w:val="20"/>
                 <w:szCs w:val="20"/>
@@ -1024,7 +1017,7 @@
             </w:pPr>
             <w:r>
               <w:rPr>
-                <w:rFonts w:hint="eastAsia" w:ascii="宋体" w:hAnsi="宋体" w:cs="宋体"/>
+                <w:rFonts w:ascii="宋体" w:hAnsi="宋体" w:cs="宋体" w:hint="eastAsia"/>
                 <w:spacing w:val="7"/>
                 <w:sz w:val="20"/>
                 <w:szCs w:val="20"/>
@@ -1053,18 +1046,18 @@
               <w:adjustRightInd w:val="0"/>
               <w:snapToGrid w:val="0"/>
               <w:spacing w:before="176" w:line="229" w:lineRule="auto"/>
-              <w:ind w:left="0" w:leftChars="0" w:right="0" w:rightChars="0" w:firstLine="0" w:firstLineChars="0"/>
+              <w:ind w:left="0" w:right="0" w:firstLine="0" w:leftChars="0" w:rightChars="0" w:firstLineChars="0"/>
               <w:jc w:val="center"/>
               <w:textAlignment w:val="baseline"/>
               <w:rPr>
-                <w:rFonts w:ascii="宋体" w:hAnsi="宋体" w:eastAsia="宋体" w:cs="宋体"/>
+                <w:rFonts w:ascii="宋体" w:eastAsia="宋体" w:hAnsi="宋体" w:cs="宋体"/>
                 <w:sz w:val="20"/>
                 <w:szCs w:val="20"/>
               </w:rPr>
             </w:pPr>
             <w:r>
               <w:rPr>
-                <w:rFonts w:ascii="宋体" w:hAnsi="宋体" w:eastAsia="宋体" w:cs="宋体"/>
+                <w:rFonts w:ascii="宋体" w:eastAsia="宋体" w:hAnsi="宋体" w:cs="宋体"/>
                 <w:spacing w:val="7"/>
                 <w:sz w:val="20"/>
                 <w:szCs w:val="20"/>
@@ -1076,14 +1069,9 @@
       </w:tr>
       <w:tr>
         <w:tblPrEx>
-          <w:tblBorders>
-            <w:top w:val="single" w:color="000000" w:sz="2" w:space="0"/>
-            <w:left w:val="single" w:color="000000" w:sz="2" w:space="0"/>
-            <w:bottom w:val="single" w:color="000000" w:sz="2" w:space="0"/>
-            <w:right w:val="single" w:color="000000" w:sz="2" w:space="0"/>
-            <w:insideH w:val="single" w:color="000000" w:sz="2" w:space="0"/>
-            <w:insideV w:val="single" w:color="000000" w:sz="2" w:space="0"/>
-          </w:tblBorders>
+          <w:tblW w:w="8214" w:type="dxa"/>
+          <w:jc w:val="center"/>
+          <w:tblLayout w:type="fixed"/>
           <w:tblCellMar>
             <w:top w:w="0" w:type="dxa"/>
             <w:left w:w="0" w:type="dxa"/>
@@ -1092,7 +1080,7 @@
           </w:tblCellMar>
         </w:tblPrEx>
         <w:trPr>
-          <w:trHeight w:val="516" w:hRule="atLeast"/>
+          <w:trHeight w:val="516"/>
           <w:jc w:val="center"/>
         </w:trPr>
         <w:tc>
@@ -1114,11 +1102,11 @@
               <w:adjustRightInd w:val="0"/>
               <w:snapToGrid w:val="0"/>
               <w:spacing w:before="173" w:line="267" w:lineRule="exact"/>
-              <w:ind w:left="0" w:leftChars="0" w:right="0" w:rightChars="0" w:firstLine="0" w:firstLineChars="0"/>
+              <w:ind w:left="0" w:right="0" w:firstLine="0" w:leftChars="0" w:rightChars="0" w:firstLineChars="0"/>
               <w:jc w:val="center"/>
               <w:textAlignment w:val="baseline"/>
               <w:rPr>
-                <w:rFonts w:hint="default" w:ascii="宋体" w:hAnsi="宋体" w:eastAsia="宋体" w:cs="宋体"/>
+                <w:rFonts w:ascii="宋体" w:eastAsia="宋体" w:hAnsi="宋体" w:cs="宋体" w:hint="default"/>
                 <w:sz w:val="20"/>
                 <w:szCs w:val="20"/>
                 <w:lang w:val="en-US"/>
@@ -1126,7 +1114,7 @@
             </w:pPr>
             <w:r>
               <w:rPr>
-                <w:rFonts w:ascii="宋体" w:hAnsi="宋体" w:eastAsia="宋体" w:cs="宋体"/>
+                <w:rFonts w:ascii="宋体" w:eastAsia="宋体" w:hAnsi="宋体" w:cs="宋体"/>
                 <w:spacing w:val="3"/>
                 <w:position w:val="1"/>
                 <w:sz w:val="20"/>
@@ -1136,7 +1124,7 @@
             </w:r>
             <w:r>
               <w:rPr>
-                <w:rFonts w:hint="eastAsia" w:ascii="宋体" w:hAnsi="宋体" w:cs="宋体"/>
+                <w:rFonts w:ascii="宋体" w:hAnsi="宋体" w:cs="宋体" w:hint="eastAsia"/>
                 <w:spacing w:val="3"/>
                 <w:position w:val="1"/>
                 <w:sz w:val="20"/>
@@ -1166,18 +1154,18 @@
               <w:adjustRightInd w:val="0"/>
               <w:snapToGrid w:val="0"/>
               <w:spacing w:before="173" w:line="267" w:lineRule="exact"/>
-              <w:ind w:left="0" w:leftChars="0" w:right="0" w:rightChars="0" w:firstLine="0" w:firstLineChars="0"/>
+              <w:ind w:left="0" w:right="0" w:firstLine="0" w:leftChars="0" w:rightChars="0" w:firstLineChars="0"/>
               <w:jc w:val="center"/>
               <w:textAlignment w:val="baseline"/>
               <w:rPr>
-                <w:rFonts w:ascii="宋体" w:hAnsi="宋体" w:eastAsia="宋体" w:cs="宋体"/>
+                <w:rFonts w:ascii="宋体" w:eastAsia="宋体" w:hAnsi="宋体" w:cs="宋体"/>
                 <w:sz w:val="20"/>
                 <w:szCs w:val="20"/>
               </w:rPr>
             </w:pPr>
             <w:r>
               <w:rPr>
-                <w:rFonts w:ascii="宋体" w:hAnsi="宋体" w:eastAsia="宋体" w:cs="宋体"/>
+                <w:rFonts w:ascii="宋体" w:eastAsia="宋体" w:hAnsi="宋体" w:cs="宋体"/>
                 <w:spacing w:val="4"/>
                 <w:position w:val="1"/>
                 <w:sz w:val="20"/>
@@ -1206,18 +1194,18 @@
               <w:adjustRightInd w:val="0"/>
               <w:snapToGrid w:val="0"/>
               <w:spacing w:before="172" w:line="228" w:lineRule="auto"/>
-              <w:ind w:left="0" w:leftChars="0" w:right="0" w:rightChars="0" w:firstLine="0" w:firstLineChars="0"/>
+              <w:ind w:left="0" w:right="0" w:firstLine="0" w:leftChars="0" w:rightChars="0" w:firstLineChars="0"/>
               <w:jc w:val="center"/>
               <w:textAlignment w:val="baseline"/>
               <w:rPr>
-                <w:rFonts w:ascii="宋体" w:hAnsi="宋体" w:eastAsia="宋体" w:cs="宋体"/>
+                <w:rFonts w:ascii="宋体" w:eastAsia="宋体" w:hAnsi="宋体" w:cs="宋体"/>
                 <w:sz w:val="20"/>
                 <w:szCs w:val="20"/>
               </w:rPr>
             </w:pPr>
             <w:r>
               <w:rPr>
-                <w:rFonts w:ascii="宋体" w:hAnsi="宋体" w:eastAsia="宋体" w:cs="宋体"/>
+                <w:rFonts w:ascii="宋体" w:eastAsia="宋体" w:hAnsi="宋体" w:cs="宋体"/>
                 <w:spacing w:val="200"/>
                 <w:kern w:val="0"/>
                 <w:sz w:val="20"/>
@@ -1227,7 +1215,7 @@
             </w:r>
             <w:r>
               <w:rPr>
-                <w:rFonts w:ascii="宋体" w:hAnsi="宋体" w:eastAsia="宋体" w:cs="宋体"/>
+                <w:rFonts w:ascii="宋体" w:eastAsia="宋体" w:hAnsi="宋体" w:cs="宋体"/>
                 <w:spacing w:val="0"/>
                 <w:kern w:val="0"/>
                 <w:sz w:val="20"/>
@@ -1256,11 +1244,11 @@
               <w:adjustRightInd w:val="0"/>
               <w:snapToGrid w:val="0"/>
               <w:spacing w:before="173" w:line="229" w:lineRule="auto"/>
-              <w:ind w:left="0" w:leftChars="0" w:right="0" w:rightChars="0" w:firstLine="0" w:firstLineChars="0"/>
+              <w:ind w:left="0" w:right="0" w:firstLine="0" w:leftChars="0" w:rightChars="0" w:firstLineChars="0"/>
               <w:jc w:val="center"/>
               <w:textAlignment w:val="baseline"/>
               <w:rPr>
-                <w:rFonts w:ascii="宋体" w:hAnsi="宋体" w:eastAsia="宋体" w:cs="宋体"/>
+                <w:rFonts w:ascii="宋体" w:eastAsia="宋体" w:hAnsi="宋体" w:cs="宋体"/>
                 <w:spacing w:val="200"/>
                 <w:kern w:val="0"/>
                 <w:sz w:val="20"/>
@@ -1269,7 +1257,7 @@
             </w:pPr>
             <w:r>
               <w:rPr>
-                <w:rFonts w:hint="eastAsia" w:asciiTheme="minorAscii" w:hAnsiTheme="minorAscii" w:eastAsiaTheme="minorEastAsia"/>
+                <w:rFonts w:asciiTheme="minorAscii" w:eastAsiaTheme="minorEastAsia" w:hAnsiTheme="minorAscii" w:hint="eastAsia"/>
                 <w:spacing w:val="0"/>
                 <w:kern w:val="0"/>
                 <w:sz w:val="21"/>
@@ -1299,11 +1287,11 @@
               <w:adjustRightInd w:val="0"/>
               <w:snapToGrid w:val="0"/>
               <w:spacing w:before="172" w:line="228" w:lineRule="auto"/>
-              <w:ind w:left="0" w:leftChars="0" w:right="0" w:rightChars="0" w:firstLine="0" w:firstLineChars="0"/>
+              <w:ind w:left="0" w:right="0" w:firstLine="0" w:leftChars="0" w:rightChars="0" w:firstLineChars="0"/>
               <w:jc w:val="center"/>
               <w:textAlignment w:val="baseline"/>
               <w:rPr>
-                <w:rFonts w:ascii="宋体" w:hAnsi="宋体" w:eastAsia="宋体" w:cs="宋体"/>
+                <w:rFonts w:ascii="宋体" w:eastAsia="宋体" w:hAnsi="宋体" w:cs="宋体"/>
                 <w:spacing w:val="200"/>
                 <w:kern w:val="0"/>
                 <w:sz w:val="20"/>
@@ -1312,7 +1300,7 @@
             </w:pPr>
             <w:r>
               <w:rPr>
-                <w:rFonts w:hint="eastAsia" w:ascii="宋体" w:hAnsi="宋体" w:eastAsia="宋体" w:cs="宋体"/>
+                <w:rFonts w:ascii="宋体" w:eastAsia="宋体" w:hAnsi="宋体" w:cs="宋体" w:hint="eastAsia"/>
                 <w:spacing w:val="200"/>
                 <w:kern w:val="0"/>
                 <w:sz w:val="20"/>
@@ -1322,7 +1310,7 @@
             </w:r>
             <w:r>
               <w:rPr>
-                <w:rFonts w:hint="eastAsia" w:asciiTheme="minorAscii" w:hAnsiTheme="minorAscii" w:eastAsiaTheme="minorEastAsia"/>
+                <w:rFonts w:asciiTheme="minorAscii" w:eastAsiaTheme="minorEastAsia" w:hAnsiTheme="minorAscii" w:hint="eastAsia"/>
                 <w:spacing w:val="0"/>
                 <w:kern w:val="0"/>
                 <w:sz w:val="21"/>
@@ -1352,18 +1340,18 @@
               <w:adjustRightInd w:val="0"/>
               <w:snapToGrid w:val="0"/>
               <w:spacing w:before="173" w:line="229" w:lineRule="auto"/>
-              <w:ind w:left="0" w:leftChars="0" w:right="0" w:rightChars="0" w:firstLine="0" w:firstLineChars="0"/>
+              <w:ind w:left="0" w:right="0" w:firstLine="0" w:leftChars="0" w:rightChars="0" w:firstLineChars="0"/>
               <w:jc w:val="center"/>
               <w:textAlignment w:val="baseline"/>
               <w:rPr>
-                <w:rFonts w:ascii="宋体" w:hAnsi="宋体" w:eastAsia="宋体" w:cs="宋体"/>
+                <w:rFonts w:ascii="宋体" w:eastAsia="宋体" w:hAnsi="宋体" w:cs="宋体"/>
                 <w:sz w:val="20"/>
                 <w:szCs w:val="20"/>
               </w:rPr>
             </w:pPr>
             <w:r>
               <w:rPr>
-                <w:rFonts w:hint="eastAsia" w:asciiTheme="minorAscii" w:hAnsiTheme="minorAscii" w:eastAsiaTheme="minorEastAsia"/>
+                <w:rFonts w:asciiTheme="minorAscii" w:eastAsiaTheme="minorEastAsia" w:hAnsiTheme="minorAscii" w:hint="eastAsia"/>
                 <w:spacing w:val="0"/>
                 <w:kern w:val="0"/>
                 <w:sz w:val="21"/>
@@ -1377,14 +1365,9 @@
       </w:tr>
       <w:tr>
         <w:tblPrEx>
-          <w:tblBorders>
-            <w:top w:val="single" w:color="000000" w:sz="2" w:space="0"/>
-            <w:left w:val="single" w:color="000000" w:sz="2" w:space="0"/>
-            <w:bottom w:val="single" w:color="000000" w:sz="2" w:space="0"/>
-            <w:right w:val="single" w:color="000000" w:sz="2" w:space="0"/>
-            <w:insideH w:val="single" w:color="000000" w:sz="2" w:space="0"/>
-            <w:insideV w:val="single" w:color="000000" w:sz="2" w:space="0"/>
-          </w:tblBorders>
+          <w:tblW w:w="8214" w:type="dxa"/>
+          <w:jc w:val="center"/>
+          <w:tblLayout w:type="fixed"/>
           <w:tblCellMar>
             <w:top w:w="0" w:type="dxa"/>
             <w:left w:w="0" w:type="dxa"/>
@@ -1393,7 +1376,7 @@
           </w:tblCellMar>
         </w:tblPrEx>
         <w:trPr>
-          <w:trHeight w:val="556" w:hRule="atLeast"/>
+          <w:trHeight w:val="556"/>
           <w:jc w:val="center"/>
         </w:trPr>
         <w:tc>
@@ -1402,7 +1385,7 @@
           </w:tcPr>
           <w:p>
             <w:pPr>
-              <w:pStyle w:val="27"/>
+              <w:pStyle w:val="TableText"/>
               <w:keepNext w:val="0"/>
               <w:keepLines w:val="0"/>
               <w:pageBreakBefore w:val="0"/>
@@ -1415,7 +1398,7 @@
               <w:bidi w:val="0"/>
               <w:adjustRightInd w:val="0"/>
               <w:snapToGrid w:val="0"/>
-              <w:ind w:left="0" w:leftChars="0" w:right="0" w:rightChars="0" w:firstLine="0" w:firstLineChars="0"/>
+              <w:ind w:left="0" w:right="0" w:firstLine="0" w:leftChars="0" w:rightChars="0" w:firstLineChars="0"/>
               <w:jc w:val="center"/>
               <w:textAlignment w:val="baseline"/>
             </w:pPr>
@@ -1427,7 +1410,7 @@
           </w:tcPr>
           <w:p>
             <w:pPr>
-              <w:pStyle w:val="27"/>
+              <w:pStyle w:val="TableText"/>
               <w:keepNext w:val="0"/>
               <w:keepLines w:val="0"/>
               <w:pageBreakBefore w:val="0"/>
@@ -1440,7 +1423,7 @@
               <w:bidi w:val="0"/>
               <w:adjustRightInd w:val="0"/>
               <w:snapToGrid w:val="0"/>
-              <w:ind w:left="0" w:leftChars="0" w:right="0" w:rightChars="0" w:firstLine="0" w:firstLineChars="0"/>
+              <w:ind w:left="0" w:right="0" w:firstLine="0" w:leftChars="0" w:rightChars="0" w:firstLineChars="0"/>
               <w:jc w:val="center"/>
               <w:textAlignment w:val="baseline"/>
             </w:pPr>
@@ -1452,7 +1435,7 @@
           </w:tcPr>
           <w:p>
             <w:pPr>
-              <w:pStyle w:val="27"/>
+              <w:pStyle w:val="TableText"/>
               <w:keepNext w:val="0"/>
               <w:keepLines w:val="0"/>
               <w:pageBreakBefore w:val="0"/>
@@ -1465,7 +1448,7 @@
               <w:bidi w:val="0"/>
               <w:adjustRightInd w:val="0"/>
               <w:snapToGrid w:val="0"/>
-              <w:ind w:left="0" w:leftChars="0" w:right="0" w:rightChars="0" w:firstLine="0" w:firstLineChars="0"/>
+              <w:ind w:left="0" w:right="0" w:firstLine="0" w:leftChars="0" w:rightChars="0" w:firstLineChars="0"/>
               <w:jc w:val="center"/>
               <w:textAlignment w:val="baseline"/>
             </w:pPr>
@@ -1477,7 +1460,7 @@
           </w:tcPr>
           <w:p>
             <w:pPr>
-              <w:pStyle w:val="27"/>
+              <w:pStyle w:val="TableText"/>
               <w:keepNext w:val="0"/>
               <w:keepLines w:val="0"/>
               <w:pageBreakBefore w:val="0"/>
@@ -1490,7 +1473,7 @@
               <w:bidi w:val="0"/>
               <w:adjustRightInd w:val="0"/>
               <w:snapToGrid w:val="0"/>
-              <w:ind w:left="0" w:leftChars="0" w:right="0" w:rightChars="0" w:firstLine="0" w:firstLineChars="0"/>
+              <w:ind w:left="0" w:right="0" w:firstLine="0" w:leftChars="0" w:rightChars="0" w:firstLineChars="0"/>
               <w:jc w:val="center"/>
               <w:textAlignment w:val="baseline"/>
             </w:pPr>
@@ -1502,7 +1485,7 @@
           </w:tcPr>
           <w:p>
             <w:pPr>
-              <w:pStyle w:val="27"/>
+              <w:pStyle w:val="TableText"/>
               <w:keepNext w:val="0"/>
               <w:keepLines w:val="0"/>
               <w:pageBreakBefore w:val="0"/>
@@ -1515,7 +1498,7 @@
               <w:bidi w:val="0"/>
               <w:adjustRightInd w:val="0"/>
               <w:snapToGrid w:val="0"/>
-              <w:ind w:left="0" w:leftChars="0" w:right="0" w:rightChars="0" w:firstLine="0" w:firstLineChars="0"/>
+              <w:ind w:left="0" w:right="0" w:firstLine="0" w:leftChars="0" w:rightChars="0" w:firstLineChars="0"/>
               <w:jc w:val="center"/>
               <w:textAlignment w:val="baseline"/>
             </w:pPr>
@@ -1527,7 +1510,7 @@
           </w:tcPr>
           <w:p>
             <w:pPr>
-              <w:pStyle w:val="27"/>
+              <w:pStyle w:val="TableText"/>
               <w:keepNext w:val="0"/>
               <w:keepLines w:val="0"/>
               <w:pageBreakBefore w:val="0"/>
@@ -1540,7 +1523,7 @@
               <w:bidi w:val="0"/>
               <w:adjustRightInd w:val="0"/>
               <w:snapToGrid w:val="0"/>
-              <w:ind w:left="0" w:leftChars="0" w:right="0" w:rightChars="0" w:firstLine="0" w:firstLineChars="0"/>
+              <w:ind w:left="0" w:right="0" w:firstLine="0" w:leftChars="0" w:rightChars="0" w:firstLineChars="0"/>
               <w:jc w:val="center"/>
               <w:textAlignment w:val="baseline"/>
             </w:pPr>
@@ -1549,14 +1532,9 @@
       </w:tr>
       <w:tr>
         <w:tblPrEx>
-          <w:tblBorders>
-            <w:top w:val="single" w:color="000000" w:sz="2" w:space="0"/>
-            <w:left w:val="single" w:color="000000" w:sz="2" w:space="0"/>
-            <w:bottom w:val="single" w:color="000000" w:sz="2" w:space="0"/>
-            <w:right w:val="single" w:color="000000" w:sz="2" w:space="0"/>
-            <w:insideH w:val="single" w:color="000000" w:sz="2" w:space="0"/>
-            <w:insideV w:val="single" w:color="000000" w:sz="2" w:space="0"/>
-          </w:tblBorders>
+          <w:tblW w:w="8214" w:type="dxa"/>
+          <w:jc w:val="center"/>
+          <w:tblLayout w:type="fixed"/>
           <w:tblCellMar>
             <w:top w:w="0" w:type="dxa"/>
             <w:left w:w="0" w:type="dxa"/>
@@ -1565,7 +1543,7 @@
           </w:tblCellMar>
         </w:tblPrEx>
         <w:trPr>
-          <w:trHeight w:val="556" w:hRule="atLeast"/>
+          <w:trHeight w:val="556"/>
           <w:jc w:val="center"/>
         </w:trPr>
         <w:tc>
@@ -1574,7 +1552,7 @@
           </w:tcPr>
           <w:p>
             <w:pPr>
-              <w:pStyle w:val="27"/>
+              <w:pStyle w:val="TableText"/>
               <w:keepNext w:val="0"/>
               <w:keepLines w:val="0"/>
               <w:pageBreakBefore w:val="0"/>
@@ -1587,7 +1565,7 @@
               <w:bidi w:val="0"/>
               <w:adjustRightInd w:val="0"/>
               <w:snapToGrid w:val="0"/>
-              <w:ind w:left="0" w:leftChars="0" w:right="0" w:rightChars="0" w:firstLine="0" w:firstLineChars="0"/>
+              <w:ind w:left="0" w:right="0" w:firstLine="0" w:leftChars="0" w:rightChars="0" w:firstLineChars="0"/>
               <w:jc w:val="center"/>
               <w:textAlignment w:val="baseline"/>
             </w:pPr>
@@ -1599,7 +1577,7 @@
           </w:tcPr>
           <w:p>
             <w:pPr>
-              <w:pStyle w:val="27"/>
+              <w:pStyle w:val="TableText"/>
               <w:keepNext w:val="0"/>
               <w:keepLines w:val="0"/>
               <w:pageBreakBefore w:val="0"/>
@@ -1612,7 +1590,7 @@
               <w:bidi w:val="0"/>
               <w:adjustRightInd w:val="0"/>
               <w:snapToGrid w:val="0"/>
-              <w:ind w:left="0" w:leftChars="0" w:right="0" w:rightChars="0" w:firstLine="0" w:firstLineChars="0"/>
+              <w:ind w:left="0" w:right="0" w:firstLine="0" w:leftChars="0" w:rightChars="0" w:firstLineChars="0"/>
               <w:jc w:val="center"/>
               <w:textAlignment w:val="baseline"/>
             </w:pPr>
@@ -1624,7 +1602,7 @@
           </w:tcPr>
           <w:p>
             <w:pPr>
-              <w:pStyle w:val="27"/>
+              <w:pStyle w:val="TableText"/>
               <w:keepNext w:val="0"/>
               <w:keepLines w:val="0"/>
               <w:pageBreakBefore w:val="0"/>
@@ -1637,7 +1615,7 @@
               <w:bidi w:val="0"/>
               <w:adjustRightInd w:val="0"/>
               <w:snapToGrid w:val="0"/>
-              <w:ind w:left="0" w:leftChars="0" w:right="0" w:rightChars="0" w:firstLine="0" w:firstLineChars="0"/>
+              <w:ind w:left="0" w:right="0" w:firstLine="0" w:leftChars="0" w:rightChars="0" w:firstLineChars="0"/>
               <w:jc w:val="center"/>
               <w:textAlignment w:val="baseline"/>
             </w:pPr>
@@ -1649,7 +1627,7 @@
           </w:tcPr>
           <w:p>
             <w:pPr>
-              <w:pStyle w:val="27"/>
+              <w:pStyle w:val="TableText"/>
               <w:keepNext w:val="0"/>
               <w:keepLines w:val="0"/>
               <w:pageBreakBefore w:val="0"/>
@@ -1662,7 +1640,7 @@
               <w:bidi w:val="0"/>
               <w:adjustRightInd w:val="0"/>
               <w:snapToGrid w:val="0"/>
-              <w:ind w:left="0" w:leftChars="0" w:right="0" w:rightChars="0" w:firstLine="0" w:firstLineChars="0"/>
+              <w:ind w:left="0" w:right="0" w:firstLine="0" w:leftChars="0" w:rightChars="0" w:firstLineChars="0"/>
               <w:jc w:val="center"/>
               <w:textAlignment w:val="baseline"/>
             </w:pPr>
@@ -1674,7 +1652,7 @@
           </w:tcPr>
           <w:p>
             <w:pPr>
-              <w:pStyle w:val="27"/>
+              <w:pStyle w:val="TableText"/>
               <w:keepNext w:val="0"/>
               <w:keepLines w:val="0"/>
               <w:pageBreakBefore w:val="0"/>
@@ -1687,7 +1665,7 @@
               <w:bidi w:val="0"/>
               <w:adjustRightInd w:val="0"/>
               <w:snapToGrid w:val="0"/>
-              <w:ind w:left="0" w:leftChars="0" w:right="0" w:rightChars="0" w:firstLine="0" w:firstLineChars="0"/>
+              <w:ind w:left="0" w:right="0" w:firstLine="0" w:leftChars="0" w:rightChars="0" w:firstLineChars="0"/>
               <w:jc w:val="center"/>
               <w:textAlignment w:val="baseline"/>
             </w:pPr>
@@ -1699,7 +1677,7 @@
           </w:tcPr>
           <w:p>
             <w:pPr>
-              <w:pStyle w:val="27"/>
+              <w:pStyle w:val="TableText"/>
               <w:keepNext w:val="0"/>
               <w:keepLines w:val="0"/>
               <w:pageBreakBefore w:val="0"/>
@@ -1712,7 +1690,7 @@
               <w:bidi w:val="0"/>
               <w:adjustRightInd w:val="0"/>
               <w:snapToGrid w:val="0"/>
-              <w:ind w:left="0" w:leftChars="0" w:right="0" w:rightChars="0" w:firstLine="0" w:firstLineChars="0"/>
+              <w:ind w:left="0" w:right="0" w:firstLine="0" w:leftChars="0" w:rightChars="0" w:firstLineChars="0"/>
               <w:jc w:val="center"/>
               <w:textAlignment w:val="baseline"/>
             </w:pPr>
@@ -1721,14 +1699,9 @@
       </w:tr>
       <w:tr>
         <w:tblPrEx>
-          <w:tblBorders>
-            <w:top w:val="single" w:color="000000" w:sz="2" w:space="0"/>
-            <w:left w:val="single" w:color="000000" w:sz="2" w:space="0"/>
-            <w:bottom w:val="single" w:color="000000" w:sz="2" w:space="0"/>
-            <w:right w:val="single" w:color="000000" w:sz="2" w:space="0"/>
-            <w:insideH w:val="single" w:color="000000" w:sz="2" w:space="0"/>
-            <w:insideV w:val="single" w:color="000000" w:sz="2" w:space="0"/>
-          </w:tblBorders>
+          <w:tblW w:w="8214" w:type="dxa"/>
+          <w:jc w:val="center"/>
+          <w:tblLayout w:type="fixed"/>
           <w:tblCellMar>
             <w:top w:w="0" w:type="dxa"/>
             <w:left w:w="0" w:type="dxa"/>
@@ -1737,7 +1710,7 @@
           </w:tblCellMar>
         </w:tblPrEx>
         <w:trPr>
-          <w:trHeight w:val="557" w:hRule="atLeast"/>
+          <w:trHeight w:val="557"/>
           <w:jc w:val="center"/>
         </w:trPr>
         <w:tc>
@@ -1746,7 +1719,7 @@
           </w:tcPr>
           <w:p>
             <w:pPr>
-              <w:pStyle w:val="27"/>
+              <w:pStyle w:val="TableText"/>
               <w:keepNext w:val="0"/>
               <w:keepLines w:val="0"/>
               <w:pageBreakBefore w:val="0"/>
@@ -1759,7 +1732,7 @@
               <w:bidi w:val="0"/>
               <w:adjustRightInd w:val="0"/>
               <w:snapToGrid w:val="0"/>
-              <w:ind w:left="0" w:leftChars="0" w:right="0" w:rightChars="0" w:firstLine="0" w:firstLineChars="0"/>
+              <w:ind w:left="0" w:right="0" w:firstLine="0" w:leftChars="0" w:rightChars="0" w:firstLineChars="0"/>
               <w:jc w:val="center"/>
               <w:textAlignment w:val="baseline"/>
             </w:pPr>
@@ -1771,7 +1744,7 @@
           </w:tcPr>
           <w:p>
             <w:pPr>
-              <w:pStyle w:val="27"/>
+              <w:pStyle w:val="TableText"/>
               <w:keepNext w:val="0"/>
               <w:keepLines w:val="0"/>
               <w:pageBreakBefore w:val="0"/>
@@ -1784,7 +1757,7 @@
               <w:bidi w:val="0"/>
               <w:adjustRightInd w:val="0"/>
               <w:snapToGrid w:val="0"/>
-              <w:ind w:left="0" w:leftChars="0" w:right="0" w:rightChars="0" w:firstLine="0" w:firstLineChars="0"/>
+              <w:ind w:left="0" w:right="0" w:firstLine="0" w:leftChars="0" w:rightChars="0" w:firstLineChars="0"/>
               <w:jc w:val="center"/>
               <w:textAlignment w:val="baseline"/>
             </w:pPr>
@@ -1796,7 +1769,7 @@
           </w:tcPr>
           <w:p>
             <w:pPr>
-              <w:pStyle w:val="27"/>
+              <w:pStyle w:val="TableText"/>
               <w:keepNext w:val="0"/>
               <w:keepLines w:val="0"/>
               <w:pageBreakBefore w:val="0"/>
@@ -1809,7 +1782,7 @@
               <w:bidi w:val="0"/>
               <w:adjustRightInd w:val="0"/>
               <w:snapToGrid w:val="0"/>
-              <w:ind w:left="0" w:leftChars="0" w:right="0" w:rightChars="0" w:firstLine="0" w:firstLineChars="0"/>
+              <w:ind w:left="0" w:right="0" w:firstLine="0" w:leftChars="0" w:rightChars="0" w:firstLineChars="0"/>
               <w:jc w:val="center"/>
               <w:textAlignment w:val="baseline"/>
             </w:pPr>
@@ -1821,7 +1794,7 @@
           </w:tcPr>
           <w:p>
             <w:pPr>
-              <w:pStyle w:val="27"/>
+              <w:pStyle w:val="TableText"/>
               <w:keepNext w:val="0"/>
               <w:keepLines w:val="0"/>
               <w:pageBreakBefore w:val="0"/>
@@ -1834,7 +1807,7 @@
               <w:bidi w:val="0"/>
               <w:adjustRightInd w:val="0"/>
               <w:snapToGrid w:val="0"/>
-              <w:ind w:left="0" w:leftChars="0" w:right="0" w:rightChars="0" w:firstLine="0" w:firstLineChars="0"/>
+              <w:ind w:left="0" w:right="0" w:firstLine="0" w:leftChars="0" w:rightChars="0" w:firstLineChars="0"/>
               <w:jc w:val="center"/>
               <w:textAlignment w:val="baseline"/>
             </w:pPr>
@@ -1846,7 +1819,7 @@
           </w:tcPr>
           <w:p>
             <w:pPr>
-              <w:pStyle w:val="27"/>
+              <w:pStyle w:val="TableText"/>
               <w:keepNext w:val="0"/>
               <w:keepLines w:val="0"/>
               <w:pageBreakBefore w:val="0"/>
@@ -1859,7 +1832,7 @@
               <w:bidi w:val="0"/>
               <w:adjustRightInd w:val="0"/>
               <w:snapToGrid w:val="0"/>
-              <w:ind w:left="0" w:leftChars="0" w:right="0" w:rightChars="0" w:firstLine="0" w:firstLineChars="0"/>
+              <w:ind w:left="0" w:right="0" w:firstLine="0" w:leftChars="0" w:rightChars="0" w:firstLineChars="0"/>
               <w:jc w:val="center"/>
               <w:textAlignment w:val="baseline"/>
             </w:pPr>
@@ -1871,7 +1844,7 @@
           </w:tcPr>
           <w:p>
             <w:pPr>
-              <w:pStyle w:val="27"/>
+              <w:pStyle w:val="TableText"/>
               <w:keepNext w:val="0"/>
               <w:keepLines w:val="0"/>
               <w:pageBreakBefore w:val="0"/>
@@ -1884,7 +1857,7 @@
               <w:bidi w:val="0"/>
               <w:adjustRightInd w:val="0"/>
               <w:snapToGrid w:val="0"/>
-              <w:ind w:left="0" w:leftChars="0" w:right="0" w:rightChars="0" w:firstLine="0" w:firstLineChars="0"/>
+              <w:ind w:left="0" w:right="0" w:firstLine="0" w:leftChars="0" w:rightChars="0" w:firstLineChars="0"/>
               <w:jc w:val="center"/>
               <w:textAlignment w:val="baseline"/>
             </w:pPr>
@@ -1915,7 +1888,7 @@
     <w:sdt>
       <w:sdtPr>
         <w:rPr>
-          <w:rFonts w:ascii="宋体" w:hAnsi="宋体" w:eastAsia="宋体" w:cs="Arial"/>
+          <w:rFonts w:ascii="宋体" w:eastAsia="宋体" w:hAnsi="宋体" w:cs="Arial"/>
           <w:snapToGrid w:val="0"/>
           <w:color w:val="000000"/>
           <w:kern w:val="0"/>
@@ -1931,7 +1904,7 @@
       </w:sdtPr>
       <w:sdtEndPr>
         <w:rPr>
-          <w:rFonts w:hint="eastAsia" w:ascii="宋体" w:hAnsi="宋体" w:eastAsia="宋体" w:cs="宋体"/>
+          <w:rFonts w:ascii="宋体" w:eastAsia="宋体" w:hAnsi="宋体" w:cs="宋体" w:hint="eastAsia"/>
           <w:snapToGrid w:val="0"/>
           <w:color w:val="000000"/>
           <w:kern w:val="0"/>
@@ -1956,18 +1929,18 @@
             <w:adjustRightInd w:val="0"/>
             <w:snapToGrid w:val="0"/>
             <w:spacing w:before="0" w:beforeLines="0" w:after="0" w:afterLines="0" w:line="240" w:lineRule="auto"/>
-            <w:ind w:left="0" w:leftChars="0" w:right="0" w:rightChars="0" w:firstLine="0" w:firstLineChars="0"/>
+            <w:ind w:left="0" w:right="0" w:firstLine="0" w:leftChars="0" w:rightChars="0" w:firstLineChars="0"/>
             <w:jc w:val="center"/>
             <w:textAlignment w:val="baseline"/>
             <w:rPr>
-              <w:rFonts w:hint="eastAsia" w:ascii="宋体" w:hAnsi="宋体" w:eastAsia="宋体" w:cs="宋体"/>
+              <w:rFonts w:ascii="宋体" w:eastAsia="宋体" w:hAnsi="宋体" w:cs="宋体" w:hint="eastAsia"/>
               <w:sz w:val="24"/>
               <w:szCs w:val="24"/>
             </w:rPr>
           </w:pPr>
           <w:r>
             <w:rPr>
-              <w:rFonts w:hint="eastAsia" w:ascii="宋体" w:hAnsi="宋体" w:eastAsia="宋体" w:cs="宋体"/>
+              <w:rFonts w:ascii="宋体" w:eastAsia="宋体" w:hAnsi="宋体" w:cs="宋体" w:hint="eastAsia"/>
               <w:sz w:val="24"/>
               <w:szCs w:val="24"/>
             </w:rPr>
@@ -1976,14 +1949,14 @@
         </w:p>
         <w:p>
           <w:pPr>
-            <w:pStyle w:val="16"/>
+            <w:pStyle w:val="TOC1"/>
             <w:tabs>
               <w:tab w:val="right" w:leader="dot" w:pos="8306"/>
             </w:tabs>
           </w:pPr>
           <w:r>
             <w:rPr>
-              <w:rFonts w:hint="eastAsia" w:ascii="宋体" w:hAnsi="宋体" w:eastAsia="宋体" w:cs="宋体"/>
+              <w:rFonts w:ascii="宋体" w:eastAsia="宋体" w:hAnsi="宋体" w:cs="宋体" w:hint="eastAsia"/>
               <w:sz w:val="24"/>
               <w:szCs w:val="24"/>
             </w:rPr>
@@ -1991,7 +1964,7 @@
           </w:r>
           <w:r>
             <w:rPr>
-              <w:rFonts w:hint="eastAsia" w:ascii="宋体" w:hAnsi="宋体" w:eastAsia="宋体" w:cs="宋体"/>
+              <w:rFonts w:ascii="宋体" w:eastAsia="宋体" w:hAnsi="宋体" w:cs="宋体" w:hint="eastAsia"/>
               <w:sz w:val="24"/>
               <w:szCs w:val="24"/>
             </w:rPr>
@@ -1999,7 +1972,7 @@
           </w:r>
           <w:r>
             <w:rPr>
-              <w:rFonts w:hint="eastAsia" w:ascii="宋体" w:hAnsi="宋体" w:eastAsia="宋体" w:cs="宋体"/>
+              <w:rFonts w:ascii="宋体" w:eastAsia="宋体" w:hAnsi="宋体" w:cs="宋体" w:hint="eastAsia"/>
               <w:sz w:val="24"/>
               <w:szCs w:val="24"/>
             </w:rPr>
@@ -2007,21 +1980,21 @@
           </w:r>
           <w:r>
             <w:rPr>
-              <w:rFonts w:hint="eastAsia" w:ascii="宋体" w:hAnsi="宋体" w:eastAsia="宋体" w:cs="宋体"/>
+              <w:rFonts w:ascii="宋体" w:eastAsia="宋体" w:hAnsi="宋体" w:cs="宋体" w:hint="eastAsia"/>
               <w:szCs w:val="24"/>
             </w:rPr>
             <w:fldChar w:fldCharType="begin"/>
           </w:r>
           <w:r>
             <w:rPr>
-              <w:rFonts w:hint="eastAsia" w:ascii="宋体" w:hAnsi="宋体" w:eastAsia="宋体" w:cs="宋体"/>
+              <w:rFonts w:ascii="宋体" w:eastAsia="宋体" w:hAnsi="宋体" w:cs="宋体" w:hint="eastAsia"/>
               <w:szCs w:val="24"/>
             </w:rPr>
             <w:instrText xml:space="preserve"> HYPERLINK \l _Toc23143 </w:instrText>
           </w:r>
           <w:r>
             <w:rPr>
-              <w:rFonts w:hint="eastAsia" w:ascii="宋体" w:hAnsi="宋体" w:eastAsia="宋体" w:cs="宋体"/>
+              <w:rFonts w:ascii="宋体" w:eastAsia="宋体" w:hAnsi="宋体" w:cs="宋体" w:hint="eastAsia"/>
               <w:szCs w:val="24"/>
             </w:rPr>
             <w:fldChar w:fldCharType="separate"/>
@@ -2053,7 +2026,7 @@
           </w:r>
           <w:r>
             <w:rPr>
-              <w:rFonts w:hint="eastAsia" w:ascii="宋体" w:hAnsi="宋体" w:eastAsia="宋体" w:cs="宋体"/>
+              <w:rFonts w:ascii="宋体" w:eastAsia="宋体" w:hAnsi="宋体" w:cs="宋体" w:hint="eastAsia"/>
               <w:szCs w:val="24"/>
             </w:rPr>
             <w:fldChar w:fldCharType="end"/>
@@ -2061,28 +2034,28 @@
         </w:p>
         <w:p>
           <w:pPr>
-            <w:pStyle w:val="16"/>
+            <w:pStyle w:val="TOC1"/>
             <w:tabs>
               <w:tab w:val="right" w:leader="dot" w:pos="8306"/>
             </w:tabs>
           </w:pPr>
           <w:r>
             <w:rPr>
-              <w:rFonts w:hint="eastAsia" w:ascii="宋体" w:hAnsi="宋体" w:eastAsia="宋体" w:cs="宋体"/>
+              <w:rFonts w:ascii="宋体" w:eastAsia="宋体" w:hAnsi="宋体" w:cs="宋体" w:hint="eastAsia"/>
               <w:szCs w:val="24"/>
             </w:rPr>
             <w:fldChar w:fldCharType="begin"/>
           </w:r>
           <w:r>
             <w:rPr>
-              <w:rFonts w:hint="eastAsia" w:ascii="宋体" w:hAnsi="宋体" w:eastAsia="宋体" w:cs="宋体"/>
+              <w:rFonts w:ascii="宋体" w:eastAsia="宋体" w:hAnsi="宋体" w:cs="宋体" w:hint="eastAsia"/>
               <w:szCs w:val="24"/>
             </w:rPr>
             <w:instrText xml:space="preserve"> HYPERLINK \l _Toc27402 </w:instrText>
           </w:r>
           <w:r>
             <w:rPr>
-              <w:rFonts w:hint="eastAsia" w:ascii="宋体" w:hAnsi="宋体" w:eastAsia="宋体" w:cs="宋体"/>
+              <w:rFonts w:ascii="宋体" w:eastAsia="宋体" w:hAnsi="宋体" w:cs="宋体" w:hint="eastAsia"/>
               <w:szCs w:val="24"/>
             </w:rPr>
             <w:fldChar w:fldCharType="separate"/>
@@ -2114,7 +2087,7 @@
           </w:r>
           <w:r>
             <w:rPr>
-              <w:rFonts w:hint="eastAsia" w:ascii="宋体" w:hAnsi="宋体" w:eastAsia="宋体" w:cs="宋体"/>
+              <w:rFonts w:ascii="宋体" w:eastAsia="宋体" w:hAnsi="宋体" w:cs="宋体" w:hint="eastAsia"/>
               <w:szCs w:val="24"/>
             </w:rPr>
             <w:fldChar w:fldCharType="end"/>
@@ -2122,28 +2095,28 @@
         </w:p>
         <w:p>
           <w:pPr>
-            <w:pStyle w:val="16"/>
+            <w:pStyle w:val="TOC1"/>
             <w:tabs>
               <w:tab w:val="right" w:leader="dot" w:pos="8306"/>
             </w:tabs>
           </w:pPr>
           <w:r>
             <w:rPr>
-              <w:rFonts w:hint="eastAsia" w:ascii="宋体" w:hAnsi="宋体" w:eastAsia="宋体" w:cs="宋体"/>
+              <w:rFonts w:ascii="宋体" w:eastAsia="宋体" w:hAnsi="宋体" w:cs="宋体" w:hint="eastAsia"/>
               <w:szCs w:val="24"/>
             </w:rPr>
             <w:fldChar w:fldCharType="begin"/>
           </w:r>
           <w:r>
             <w:rPr>
-              <w:rFonts w:hint="eastAsia" w:ascii="宋体" w:hAnsi="宋体" w:eastAsia="宋体" w:cs="宋体"/>
+              <w:rFonts w:ascii="宋体" w:eastAsia="宋体" w:hAnsi="宋体" w:cs="宋体" w:hint="eastAsia"/>
               <w:szCs w:val="24"/>
             </w:rPr>
             <w:instrText xml:space="preserve"> HYPERLINK \l _Toc31032 </w:instrText>
           </w:r>
           <w:r>
             <w:rPr>
-              <w:rFonts w:hint="eastAsia" w:ascii="宋体" w:hAnsi="宋体" w:eastAsia="宋体" w:cs="宋体"/>
+              <w:rFonts w:ascii="宋体" w:eastAsia="宋体" w:hAnsi="宋体" w:cs="宋体" w:hint="eastAsia"/>
               <w:szCs w:val="24"/>
             </w:rPr>
             <w:fldChar w:fldCharType="separate"/>
@@ -2182,7 +2155,7 @@
           </w:r>
           <w:r>
             <w:rPr>
-              <w:rFonts w:hint="eastAsia" w:ascii="宋体" w:hAnsi="宋体" w:eastAsia="宋体" w:cs="宋体"/>
+              <w:rFonts w:ascii="宋体" w:eastAsia="宋体" w:hAnsi="宋体" w:cs="宋体" w:hint="eastAsia"/>
               <w:szCs w:val="24"/>
             </w:rPr>
             <w:fldChar w:fldCharType="end"/>
@@ -2190,28 +2163,28 @@
         </w:p>
         <w:p>
           <w:pPr>
-            <w:pStyle w:val="17"/>
+            <w:pStyle w:val="TOC2"/>
             <w:tabs>
               <w:tab w:val="right" w:leader="dot" w:pos="8306"/>
             </w:tabs>
           </w:pPr>
           <w:r>
             <w:rPr>
-              <w:rFonts w:hint="eastAsia" w:ascii="宋体" w:hAnsi="宋体" w:eastAsia="宋体" w:cs="宋体"/>
+              <w:rFonts w:ascii="宋体" w:eastAsia="宋体" w:hAnsi="宋体" w:cs="宋体" w:hint="eastAsia"/>
               <w:szCs w:val="24"/>
             </w:rPr>
             <w:fldChar w:fldCharType="begin"/>
           </w:r>
           <w:r>
             <w:rPr>
-              <w:rFonts w:hint="eastAsia" w:ascii="宋体" w:hAnsi="宋体" w:eastAsia="宋体" w:cs="宋体"/>
+              <w:rFonts w:ascii="宋体" w:eastAsia="宋体" w:hAnsi="宋体" w:cs="宋体" w:hint="eastAsia"/>
               <w:szCs w:val="24"/>
             </w:rPr>
             <w:instrText xml:space="preserve"> HYPERLINK \l _Toc4184 </w:instrText>
           </w:r>
           <w:r>
             <w:rPr>
-              <w:rFonts w:hint="eastAsia" w:ascii="宋体" w:hAnsi="宋体" w:eastAsia="宋体" w:cs="宋体"/>
+              <w:rFonts w:ascii="宋体" w:eastAsia="宋体" w:hAnsi="宋体" w:cs="宋体" w:hint="eastAsia"/>
               <w:szCs w:val="24"/>
             </w:rPr>
             <w:fldChar w:fldCharType="separate"/>
@@ -2250,7 +2223,7 @@
           </w:r>
           <w:r>
             <w:rPr>
-              <w:rFonts w:hint="eastAsia" w:ascii="宋体" w:hAnsi="宋体" w:eastAsia="宋体" w:cs="宋体"/>
+              <w:rFonts w:ascii="宋体" w:eastAsia="宋体" w:hAnsi="宋体" w:cs="宋体" w:hint="eastAsia"/>
               <w:szCs w:val="24"/>
             </w:rPr>
             <w:fldChar w:fldCharType="end"/>
@@ -2258,28 +2231,28 @@
         </w:p>
         <w:p>
           <w:pPr>
-            <w:pStyle w:val="17"/>
+            <w:pStyle w:val="TOC2"/>
             <w:tabs>
               <w:tab w:val="right" w:leader="dot" w:pos="8306"/>
             </w:tabs>
           </w:pPr>
           <w:r>
             <w:rPr>
-              <w:rFonts w:hint="eastAsia" w:ascii="宋体" w:hAnsi="宋体" w:eastAsia="宋体" w:cs="宋体"/>
+              <w:rFonts w:ascii="宋体" w:eastAsia="宋体" w:hAnsi="宋体" w:cs="宋体" w:hint="eastAsia"/>
               <w:szCs w:val="24"/>
             </w:rPr>
             <w:fldChar w:fldCharType="begin"/>
           </w:r>
           <w:r>
             <w:rPr>
-              <w:rFonts w:hint="eastAsia" w:ascii="宋体" w:hAnsi="宋体" w:eastAsia="宋体" w:cs="宋体"/>
+              <w:rFonts w:ascii="宋体" w:eastAsia="宋体" w:hAnsi="宋体" w:cs="宋体" w:hint="eastAsia"/>
               <w:szCs w:val="24"/>
             </w:rPr>
             <w:instrText xml:space="preserve"> HYPERLINK \l _Toc16431 </w:instrText>
           </w:r>
           <w:r>
             <w:rPr>
-              <w:rFonts w:hint="eastAsia" w:ascii="宋体" w:hAnsi="宋体" w:eastAsia="宋体" w:cs="宋体"/>
+              <w:rFonts w:ascii="宋体" w:eastAsia="宋体" w:hAnsi="宋体" w:cs="宋体" w:hint="eastAsia"/>
               <w:szCs w:val="24"/>
             </w:rPr>
             <w:fldChar w:fldCharType="separate"/>
@@ -2318,7 +2291,7 @@
           </w:r>
           <w:r>
             <w:rPr>
-              <w:rFonts w:hint="eastAsia" w:ascii="宋体" w:hAnsi="宋体" w:eastAsia="宋体" w:cs="宋体"/>
+              <w:rFonts w:ascii="宋体" w:eastAsia="宋体" w:hAnsi="宋体" w:cs="宋体" w:hint="eastAsia"/>
               <w:szCs w:val="24"/>
             </w:rPr>
             <w:fldChar w:fldCharType="end"/>
@@ -2326,28 +2299,28 @@
         </w:p>
         <w:p>
           <w:pPr>
-            <w:pStyle w:val="17"/>
+            <w:pStyle w:val="TOC2"/>
             <w:tabs>
               <w:tab w:val="right" w:leader="dot" w:pos="8306"/>
             </w:tabs>
           </w:pPr>
           <w:r>
             <w:rPr>
-              <w:rFonts w:hint="eastAsia" w:ascii="宋体" w:hAnsi="宋体" w:eastAsia="宋体" w:cs="宋体"/>
+              <w:rFonts w:ascii="宋体" w:eastAsia="宋体" w:hAnsi="宋体" w:cs="宋体" w:hint="eastAsia"/>
               <w:szCs w:val="24"/>
             </w:rPr>
             <w:fldChar w:fldCharType="begin"/>
           </w:r>
           <w:r>
             <w:rPr>
-              <w:rFonts w:hint="eastAsia" w:ascii="宋体" w:hAnsi="宋体" w:eastAsia="宋体" w:cs="宋体"/>
+              <w:rFonts w:ascii="宋体" w:eastAsia="宋体" w:hAnsi="宋体" w:cs="宋体" w:hint="eastAsia"/>
               <w:szCs w:val="24"/>
             </w:rPr>
             <w:instrText xml:space="preserve"> HYPERLINK \l _Toc25207 </w:instrText>
           </w:r>
           <w:r>
             <w:rPr>
-              <w:rFonts w:hint="eastAsia" w:ascii="宋体" w:hAnsi="宋体" w:eastAsia="宋体" w:cs="宋体"/>
+              <w:rFonts w:ascii="宋体" w:eastAsia="宋体" w:hAnsi="宋体" w:cs="宋体" w:hint="eastAsia"/>
               <w:szCs w:val="24"/>
             </w:rPr>
             <w:fldChar w:fldCharType="separate"/>
@@ -2386,7 +2359,7 @@
           </w:r>
           <w:r>
             <w:rPr>
-              <w:rFonts w:hint="eastAsia" w:ascii="宋体" w:hAnsi="宋体" w:eastAsia="宋体" w:cs="宋体"/>
+              <w:rFonts w:ascii="宋体" w:eastAsia="宋体" w:hAnsi="宋体" w:cs="宋体" w:hint="eastAsia"/>
               <w:szCs w:val="24"/>
             </w:rPr>
             <w:fldChar w:fldCharType="end"/>
@@ -2394,28 +2367,28 @@
         </w:p>
         <w:p>
           <w:pPr>
-            <w:pStyle w:val="17"/>
+            <w:pStyle w:val="TOC2"/>
             <w:tabs>
               <w:tab w:val="right" w:leader="dot" w:pos="8306"/>
             </w:tabs>
           </w:pPr>
           <w:r>
             <w:rPr>
-              <w:rFonts w:hint="eastAsia" w:ascii="宋体" w:hAnsi="宋体" w:eastAsia="宋体" w:cs="宋体"/>
+              <w:rFonts w:ascii="宋体" w:eastAsia="宋体" w:hAnsi="宋体" w:cs="宋体" w:hint="eastAsia"/>
               <w:szCs w:val="24"/>
             </w:rPr>
             <w:fldChar w:fldCharType="begin"/>
           </w:r>
           <w:r>
             <w:rPr>
-              <w:rFonts w:hint="eastAsia" w:ascii="宋体" w:hAnsi="宋体" w:eastAsia="宋体" w:cs="宋体"/>
+              <w:rFonts w:ascii="宋体" w:eastAsia="宋体" w:hAnsi="宋体" w:cs="宋体" w:hint="eastAsia"/>
               <w:szCs w:val="24"/>
             </w:rPr>
             <w:instrText xml:space="preserve"> HYPERLINK \l _Toc29155 </w:instrText>
           </w:r>
           <w:r>
             <w:rPr>
-              <w:rFonts w:hint="eastAsia" w:ascii="宋体" w:hAnsi="宋体" w:eastAsia="宋体" w:cs="宋体"/>
+              <w:rFonts w:ascii="宋体" w:eastAsia="宋体" w:hAnsi="宋体" w:cs="宋体" w:hint="eastAsia"/>
               <w:szCs w:val="24"/>
             </w:rPr>
             <w:fldChar w:fldCharType="separate"/>
@@ -2454,7 +2427,7 @@
           </w:r>
           <w:r>
             <w:rPr>
-              <w:rFonts w:hint="eastAsia" w:ascii="宋体" w:hAnsi="宋体" w:eastAsia="宋体" w:cs="宋体"/>
+              <w:rFonts w:ascii="宋体" w:eastAsia="宋体" w:hAnsi="宋体" w:cs="宋体" w:hint="eastAsia"/>
               <w:szCs w:val="24"/>
             </w:rPr>
             <w:fldChar w:fldCharType="end"/>
@@ -2462,28 +2435,28 @@
         </w:p>
         <w:p>
           <w:pPr>
-            <w:pStyle w:val="16"/>
+            <w:pStyle w:val="TOC1"/>
             <w:tabs>
               <w:tab w:val="right" w:leader="dot" w:pos="8306"/>
             </w:tabs>
           </w:pPr>
           <w:r>
             <w:rPr>
-              <w:rFonts w:hint="eastAsia" w:ascii="宋体" w:hAnsi="宋体" w:eastAsia="宋体" w:cs="宋体"/>
+              <w:rFonts w:ascii="宋体" w:eastAsia="宋体" w:hAnsi="宋体" w:cs="宋体" w:hint="eastAsia"/>
               <w:szCs w:val="24"/>
             </w:rPr>
             <w:fldChar w:fldCharType="begin"/>
           </w:r>
           <w:r>
             <w:rPr>
-              <w:rFonts w:hint="eastAsia" w:ascii="宋体" w:hAnsi="宋体" w:eastAsia="宋体" w:cs="宋体"/>
+              <w:rFonts w:ascii="宋体" w:eastAsia="宋体" w:hAnsi="宋体" w:cs="宋体" w:hint="eastAsia"/>
               <w:szCs w:val="24"/>
             </w:rPr>
             <w:instrText xml:space="preserve"> HYPERLINK \l _Toc32198 </w:instrText>
           </w:r>
           <w:r>
             <w:rPr>
-              <w:rFonts w:hint="eastAsia" w:ascii="宋体" w:hAnsi="宋体" w:eastAsia="宋体" w:cs="宋体"/>
+              <w:rFonts w:ascii="宋体" w:eastAsia="宋体" w:hAnsi="宋体" w:cs="宋体" w:hint="eastAsia"/>
               <w:szCs w:val="24"/>
             </w:rPr>
             <w:fldChar w:fldCharType="separate"/>
@@ -2522,7 +2495,7 @@
           </w:r>
           <w:r>
             <w:rPr>
-              <w:rFonts w:hint="eastAsia" w:ascii="宋体" w:hAnsi="宋体" w:eastAsia="宋体" w:cs="宋体"/>
+              <w:rFonts w:ascii="宋体" w:eastAsia="宋体" w:hAnsi="宋体" w:cs="宋体" w:hint="eastAsia"/>
               <w:szCs w:val="24"/>
             </w:rPr>
             <w:fldChar w:fldCharType="end"/>
@@ -2530,28 +2503,28 @@
         </w:p>
         <w:p>
           <w:pPr>
-            <w:pStyle w:val="17"/>
+            <w:pStyle w:val="TOC2"/>
             <w:tabs>
               <w:tab w:val="right" w:leader="dot" w:pos="8306"/>
             </w:tabs>
           </w:pPr>
           <w:r>
             <w:rPr>
-              <w:rFonts w:hint="eastAsia" w:ascii="宋体" w:hAnsi="宋体" w:eastAsia="宋体" w:cs="宋体"/>
+              <w:rFonts w:ascii="宋体" w:eastAsia="宋体" w:hAnsi="宋体" w:cs="宋体" w:hint="eastAsia"/>
               <w:szCs w:val="24"/>
             </w:rPr>
             <w:fldChar w:fldCharType="begin"/>
           </w:r>
           <w:r>
             <w:rPr>
-              <w:rFonts w:hint="eastAsia" w:ascii="宋体" w:hAnsi="宋体" w:eastAsia="宋体" w:cs="宋体"/>
+              <w:rFonts w:ascii="宋体" w:eastAsia="宋体" w:hAnsi="宋体" w:cs="宋体" w:hint="eastAsia"/>
               <w:szCs w:val="24"/>
             </w:rPr>
             <w:instrText xml:space="preserve"> HYPERLINK \l _Toc5331 </w:instrText>
           </w:r>
           <w:r>
             <w:rPr>
-              <w:rFonts w:hint="eastAsia" w:ascii="宋体" w:hAnsi="宋体" w:eastAsia="宋体" w:cs="宋体"/>
+              <w:rFonts w:ascii="宋体" w:eastAsia="宋体" w:hAnsi="宋体" w:cs="宋体" w:hint="eastAsia"/>
               <w:szCs w:val="24"/>
             </w:rPr>
             <w:fldChar w:fldCharType="separate"/>
@@ -2590,7 +2563,7 @@
           </w:r>
           <w:r>
             <w:rPr>
-              <w:rFonts w:hint="eastAsia" w:ascii="宋体" w:hAnsi="宋体" w:eastAsia="宋体" w:cs="宋体"/>
+              <w:rFonts w:ascii="宋体" w:eastAsia="宋体" w:hAnsi="宋体" w:cs="宋体" w:hint="eastAsia"/>
               <w:szCs w:val="24"/>
             </w:rPr>
             <w:fldChar w:fldCharType="end"/>
@@ -2598,28 +2571,28 @@
         </w:p>
         <w:p>
           <w:pPr>
-            <w:pStyle w:val="17"/>
+            <w:pStyle w:val="TOC2"/>
             <w:tabs>
               <w:tab w:val="right" w:leader="dot" w:pos="8306"/>
             </w:tabs>
           </w:pPr>
           <w:r>
             <w:rPr>
-              <w:rFonts w:hint="eastAsia" w:ascii="宋体" w:hAnsi="宋体" w:eastAsia="宋体" w:cs="宋体"/>
+              <w:rFonts w:ascii="宋体" w:eastAsia="宋体" w:hAnsi="宋体" w:cs="宋体" w:hint="eastAsia"/>
               <w:szCs w:val="24"/>
             </w:rPr>
             <w:fldChar w:fldCharType="begin"/>
           </w:r>
           <w:r>
             <w:rPr>
-              <w:rFonts w:hint="eastAsia" w:ascii="宋体" w:hAnsi="宋体" w:eastAsia="宋体" w:cs="宋体"/>
+              <w:rFonts w:ascii="宋体" w:eastAsia="宋体" w:hAnsi="宋体" w:cs="宋体" w:hint="eastAsia"/>
               <w:szCs w:val="24"/>
             </w:rPr>
             <w:instrText xml:space="preserve"> HYPERLINK \l _Toc9209 </w:instrText>
           </w:r>
           <w:r>
             <w:rPr>
-              <w:rFonts w:hint="eastAsia" w:ascii="宋体" w:hAnsi="宋体" w:eastAsia="宋体" w:cs="宋体"/>
+              <w:rFonts w:ascii="宋体" w:eastAsia="宋体" w:hAnsi="宋体" w:cs="宋体" w:hint="eastAsia"/>
               <w:szCs w:val="24"/>
             </w:rPr>
             <w:fldChar w:fldCharType="separate"/>
@@ -2658,7 +2631,7 @@
           </w:r>
           <w:r>
             <w:rPr>
-              <w:rFonts w:hint="eastAsia" w:ascii="宋体" w:hAnsi="宋体" w:eastAsia="宋体" w:cs="宋体"/>
+              <w:rFonts w:ascii="宋体" w:eastAsia="宋体" w:hAnsi="宋体" w:cs="宋体" w:hint="eastAsia"/>
               <w:szCs w:val="24"/>
             </w:rPr>
             <w:fldChar w:fldCharType="end"/>
@@ -2666,28 +2639,28 @@
         </w:p>
         <w:p>
           <w:pPr>
-            <w:pStyle w:val="17"/>
+            <w:pStyle w:val="TOC2"/>
             <w:tabs>
               <w:tab w:val="right" w:leader="dot" w:pos="8306"/>
             </w:tabs>
           </w:pPr>
           <w:r>
             <w:rPr>
-              <w:rFonts w:hint="eastAsia" w:ascii="宋体" w:hAnsi="宋体" w:eastAsia="宋体" w:cs="宋体"/>
+              <w:rFonts w:ascii="宋体" w:eastAsia="宋体" w:hAnsi="宋体" w:cs="宋体" w:hint="eastAsia"/>
               <w:szCs w:val="24"/>
             </w:rPr>
             <w:fldChar w:fldCharType="begin"/>
           </w:r>
           <w:r>
             <w:rPr>
-              <w:rFonts w:hint="eastAsia" w:ascii="宋体" w:hAnsi="宋体" w:eastAsia="宋体" w:cs="宋体"/>
+              <w:rFonts w:ascii="宋体" w:eastAsia="宋体" w:hAnsi="宋体" w:cs="宋体" w:hint="eastAsia"/>
               <w:szCs w:val="24"/>
             </w:rPr>
             <w:instrText xml:space="preserve"> HYPERLINK \l _Toc11345 </w:instrText>
           </w:r>
           <w:r>
             <w:rPr>
-              <w:rFonts w:hint="eastAsia" w:ascii="宋体" w:hAnsi="宋体" w:eastAsia="宋体" w:cs="宋体"/>
+              <w:rFonts w:ascii="宋体" w:eastAsia="宋体" w:hAnsi="宋体" w:cs="宋体" w:hint="eastAsia"/>
               <w:szCs w:val="24"/>
             </w:rPr>
             <w:fldChar w:fldCharType="separate"/>
@@ -2726,7 +2699,7 @@
           </w:r>
           <w:r>
             <w:rPr>
-              <w:rFonts w:hint="eastAsia" w:ascii="宋体" w:hAnsi="宋体" w:eastAsia="宋体" w:cs="宋体"/>
+              <w:rFonts w:ascii="宋体" w:eastAsia="宋体" w:hAnsi="宋体" w:cs="宋体" w:hint="eastAsia"/>
               <w:szCs w:val="24"/>
             </w:rPr>
             <w:fldChar w:fldCharType="end"/>
@@ -2734,28 +2707,28 @@
         </w:p>
         <w:p>
           <w:pPr>
-            <w:pStyle w:val="17"/>
+            <w:pStyle w:val="TOC2"/>
             <w:tabs>
               <w:tab w:val="right" w:leader="dot" w:pos="8306"/>
             </w:tabs>
           </w:pPr>
           <w:r>
             <w:rPr>
-              <w:rFonts w:hint="eastAsia" w:ascii="宋体" w:hAnsi="宋体" w:eastAsia="宋体" w:cs="宋体"/>
+              <w:rFonts w:ascii="宋体" w:eastAsia="宋体" w:hAnsi="宋体" w:cs="宋体" w:hint="eastAsia"/>
               <w:szCs w:val="24"/>
             </w:rPr>
             <w:fldChar w:fldCharType="begin"/>
           </w:r>
           <w:r>
             <w:rPr>
-              <w:rFonts w:hint="eastAsia" w:ascii="宋体" w:hAnsi="宋体" w:eastAsia="宋体" w:cs="宋体"/>
+              <w:rFonts w:ascii="宋体" w:eastAsia="宋体" w:hAnsi="宋体" w:cs="宋体" w:hint="eastAsia"/>
               <w:szCs w:val="24"/>
             </w:rPr>
             <w:instrText xml:space="preserve"> HYPERLINK \l _Toc6623 </w:instrText>
           </w:r>
           <w:r>
             <w:rPr>
-              <w:rFonts w:hint="eastAsia" w:ascii="宋体" w:hAnsi="宋体" w:eastAsia="宋体" w:cs="宋体"/>
+              <w:rFonts w:ascii="宋体" w:eastAsia="宋体" w:hAnsi="宋体" w:cs="宋体" w:hint="eastAsia"/>
               <w:szCs w:val="24"/>
             </w:rPr>
             <w:fldChar w:fldCharType="separate"/>
@@ -2794,7 +2767,7 @@
           </w:r>
           <w:r>
             <w:rPr>
-              <w:rFonts w:hint="eastAsia" w:ascii="宋体" w:hAnsi="宋体" w:eastAsia="宋体" w:cs="宋体"/>
+              <w:rFonts w:ascii="宋体" w:eastAsia="宋体" w:hAnsi="宋体" w:cs="宋体" w:hint="eastAsia"/>
               <w:szCs w:val="24"/>
             </w:rPr>
             <w:fldChar w:fldCharType="end"/>
@@ -2802,28 +2775,28 @@
         </w:p>
         <w:p>
           <w:pPr>
-            <w:pStyle w:val="17"/>
+            <w:pStyle w:val="TOC2"/>
             <w:tabs>
               <w:tab w:val="right" w:leader="dot" w:pos="8306"/>
             </w:tabs>
           </w:pPr>
           <w:r>
             <w:rPr>
-              <w:rFonts w:hint="eastAsia" w:ascii="宋体" w:hAnsi="宋体" w:eastAsia="宋体" w:cs="宋体"/>
+              <w:rFonts w:ascii="宋体" w:eastAsia="宋体" w:hAnsi="宋体" w:cs="宋体" w:hint="eastAsia"/>
               <w:szCs w:val="24"/>
             </w:rPr>
             <w:fldChar w:fldCharType="begin"/>
           </w:r>
           <w:r>
             <w:rPr>
-              <w:rFonts w:hint="eastAsia" w:ascii="宋体" w:hAnsi="宋体" w:eastAsia="宋体" w:cs="宋体"/>
+              <w:rFonts w:ascii="宋体" w:eastAsia="宋体" w:hAnsi="宋体" w:cs="宋体" w:hint="eastAsia"/>
               <w:szCs w:val="24"/>
             </w:rPr>
             <w:instrText xml:space="preserve"> HYPERLINK \l _Toc1446 </w:instrText>
           </w:r>
           <w:r>
             <w:rPr>
-              <w:rFonts w:hint="eastAsia" w:ascii="宋体" w:hAnsi="宋体" w:eastAsia="宋体" w:cs="宋体"/>
+              <w:rFonts w:ascii="宋体" w:eastAsia="宋体" w:hAnsi="宋体" w:cs="宋体" w:hint="eastAsia"/>
               <w:szCs w:val="24"/>
             </w:rPr>
             <w:fldChar w:fldCharType="separate"/>
@@ -2862,7 +2835,7 @@
           </w:r>
           <w:r>
             <w:rPr>
-              <w:rFonts w:hint="eastAsia" w:ascii="宋体" w:hAnsi="宋体" w:eastAsia="宋体" w:cs="宋体"/>
+              <w:rFonts w:ascii="宋体" w:eastAsia="宋体" w:hAnsi="宋体" w:cs="宋体" w:hint="eastAsia"/>
               <w:szCs w:val="24"/>
             </w:rPr>
             <w:fldChar w:fldCharType="end"/>
@@ -2870,28 +2843,28 @@
         </w:p>
         <w:p>
           <w:pPr>
-            <w:pStyle w:val="17"/>
+            <w:pStyle w:val="TOC2"/>
             <w:tabs>
               <w:tab w:val="right" w:leader="dot" w:pos="8306"/>
             </w:tabs>
           </w:pPr>
           <w:r>
             <w:rPr>
-              <w:rFonts w:hint="eastAsia" w:ascii="宋体" w:hAnsi="宋体" w:eastAsia="宋体" w:cs="宋体"/>
+              <w:rFonts w:ascii="宋体" w:eastAsia="宋体" w:hAnsi="宋体" w:cs="宋体" w:hint="eastAsia"/>
               <w:szCs w:val="24"/>
             </w:rPr>
             <w:fldChar w:fldCharType="begin"/>
           </w:r>
           <w:r>
             <w:rPr>
-              <w:rFonts w:hint="eastAsia" w:ascii="宋体" w:hAnsi="宋体" w:eastAsia="宋体" w:cs="宋体"/>
+              <w:rFonts w:ascii="宋体" w:eastAsia="宋体" w:hAnsi="宋体" w:cs="宋体" w:hint="eastAsia"/>
               <w:szCs w:val="24"/>
             </w:rPr>
             <w:instrText xml:space="preserve"> HYPERLINK \l _Toc3177 </w:instrText>
           </w:r>
           <w:r>
             <w:rPr>
-              <w:rFonts w:hint="eastAsia" w:ascii="宋体" w:hAnsi="宋体" w:eastAsia="宋体" w:cs="宋体"/>
+              <w:rFonts w:ascii="宋体" w:eastAsia="宋体" w:hAnsi="宋体" w:cs="宋体" w:hint="eastAsia"/>
               <w:szCs w:val="24"/>
             </w:rPr>
             <w:fldChar w:fldCharType="separate"/>
@@ -2930,7 +2903,7 @@
           </w:r>
           <w:r>
             <w:rPr>
-              <w:rFonts w:hint="eastAsia" w:ascii="宋体" w:hAnsi="宋体" w:eastAsia="宋体" w:cs="宋体"/>
+              <w:rFonts w:ascii="宋体" w:eastAsia="宋体" w:hAnsi="宋体" w:cs="宋体" w:hint="eastAsia"/>
               <w:szCs w:val="24"/>
             </w:rPr>
             <w:fldChar w:fldCharType="end"/>
@@ -2938,28 +2911,28 @@
         </w:p>
         <w:p>
           <w:pPr>
-            <w:pStyle w:val="16"/>
+            <w:pStyle w:val="TOC1"/>
             <w:tabs>
               <w:tab w:val="right" w:leader="dot" w:pos="8306"/>
             </w:tabs>
           </w:pPr>
           <w:r>
             <w:rPr>
-              <w:rFonts w:hint="eastAsia" w:ascii="宋体" w:hAnsi="宋体" w:eastAsia="宋体" w:cs="宋体"/>
+              <w:rFonts w:ascii="宋体" w:eastAsia="宋体" w:hAnsi="宋体" w:cs="宋体" w:hint="eastAsia"/>
               <w:szCs w:val="24"/>
             </w:rPr>
             <w:fldChar w:fldCharType="begin"/>
           </w:r>
           <w:r>
             <w:rPr>
-              <w:rFonts w:hint="eastAsia" w:ascii="宋体" w:hAnsi="宋体" w:eastAsia="宋体" w:cs="宋体"/>
+              <w:rFonts w:ascii="宋体" w:eastAsia="宋体" w:hAnsi="宋体" w:cs="宋体" w:hint="eastAsia"/>
               <w:szCs w:val="24"/>
             </w:rPr>
             <w:instrText xml:space="preserve"> HYPERLINK \l _Toc9099 </w:instrText>
           </w:r>
           <w:r>
             <w:rPr>
-              <w:rFonts w:hint="eastAsia" w:ascii="宋体" w:hAnsi="宋体" w:eastAsia="宋体" w:cs="宋体"/>
+              <w:rFonts w:ascii="宋体" w:eastAsia="宋体" w:hAnsi="宋体" w:cs="宋体" w:hint="eastAsia"/>
               <w:szCs w:val="24"/>
             </w:rPr>
             <w:fldChar w:fldCharType="separate"/>
@@ -2998,7 +2971,7 @@
           </w:r>
           <w:r>
             <w:rPr>
-              <w:rFonts w:hint="eastAsia" w:ascii="宋体" w:hAnsi="宋体" w:eastAsia="宋体" w:cs="宋体"/>
+              <w:rFonts w:ascii="宋体" w:eastAsia="宋体" w:hAnsi="宋体" w:cs="宋体" w:hint="eastAsia"/>
               <w:szCs w:val="24"/>
             </w:rPr>
             <w:fldChar w:fldCharType="end"/>
@@ -3006,28 +2979,28 @@
         </w:p>
         <w:p>
           <w:pPr>
-            <w:pStyle w:val="17"/>
+            <w:pStyle w:val="TOC2"/>
             <w:tabs>
               <w:tab w:val="right" w:leader="dot" w:pos="8306"/>
             </w:tabs>
           </w:pPr>
           <w:r>
             <w:rPr>
-              <w:rFonts w:hint="eastAsia" w:ascii="宋体" w:hAnsi="宋体" w:eastAsia="宋体" w:cs="宋体"/>
+              <w:rFonts w:ascii="宋体" w:eastAsia="宋体" w:hAnsi="宋体" w:cs="宋体" w:hint="eastAsia"/>
               <w:szCs w:val="24"/>
             </w:rPr>
             <w:fldChar w:fldCharType="begin"/>
           </w:r>
           <w:r>
             <w:rPr>
-              <w:rFonts w:hint="eastAsia" w:ascii="宋体" w:hAnsi="宋体" w:eastAsia="宋体" w:cs="宋体"/>
+              <w:rFonts w:ascii="宋体" w:eastAsia="宋体" w:hAnsi="宋体" w:cs="宋体" w:hint="eastAsia"/>
               <w:szCs w:val="24"/>
             </w:rPr>
             <w:instrText xml:space="preserve"> HYPERLINK \l _Toc32467 </w:instrText>
           </w:r>
           <w:r>
             <w:rPr>
-              <w:rFonts w:hint="eastAsia" w:ascii="宋体" w:hAnsi="宋体" w:eastAsia="宋体" w:cs="宋体"/>
+              <w:rFonts w:ascii="宋体" w:eastAsia="宋体" w:hAnsi="宋体" w:cs="宋体" w:hint="eastAsia"/>
               <w:szCs w:val="24"/>
             </w:rPr>
             <w:fldChar w:fldCharType="separate"/>
@@ -3066,7 +3039,7 @@
           </w:r>
           <w:r>
             <w:rPr>
-              <w:rFonts w:hint="eastAsia" w:ascii="宋体" w:hAnsi="宋体" w:eastAsia="宋体" w:cs="宋体"/>
+              <w:rFonts w:ascii="宋体" w:eastAsia="宋体" w:hAnsi="宋体" w:cs="宋体" w:hint="eastAsia"/>
               <w:szCs w:val="24"/>
             </w:rPr>
             <w:fldChar w:fldCharType="end"/>
@@ -3074,28 +3047,28 @@
         </w:p>
         <w:p>
           <w:pPr>
-            <w:pStyle w:val="17"/>
+            <w:pStyle w:val="TOC2"/>
             <w:tabs>
               <w:tab w:val="right" w:leader="dot" w:pos="8306"/>
             </w:tabs>
           </w:pPr>
           <w:r>
             <w:rPr>
-              <w:rFonts w:hint="eastAsia" w:ascii="宋体" w:hAnsi="宋体" w:eastAsia="宋体" w:cs="宋体"/>
+              <w:rFonts w:ascii="宋体" w:eastAsia="宋体" w:hAnsi="宋体" w:cs="宋体" w:hint="eastAsia"/>
               <w:szCs w:val="24"/>
             </w:rPr>
             <w:fldChar w:fldCharType="begin"/>
           </w:r>
           <w:r>
             <w:rPr>
-              <w:rFonts w:hint="eastAsia" w:ascii="宋体" w:hAnsi="宋体" w:eastAsia="宋体" w:cs="宋体"/>
+              <w:rFonts w:ascii="宋体" w:eastAsia="宋体" w:hAnsi="宋体" w:cs="宋体" w:hint="eastAsia"/>
               <w:szCs w:val="24"/>
             </w:rPr>
             <w:instrText xml:space="preserve"> HYPERLINK \l _Toc25126 </w:instrText>
           </w:r>
           <w:r>
             <w:rPr>
-              <w:rFonts w:hint="eastAsia" w:ascii="宋体" w:hAnsi="宋体" w:eastAsia="宋体" w:cs="宋体"/>
+              <w:rFonts w:ascii="宋体" w:eastAsia="宋体" w:hAnsi="宋体" w:cs="宋体" w:hint="eastAsia"/>
               <w:szCs w:val="24"/>
             </w:rPr>
             <w:fldChar w:fldCharType="separate"/>
@@ -3134,7 +3107,7 @@
           </w:r>
           <w:r>
             <w:rPr>
-              <w:rFonts w:hint="eastAsia" w:ascii="宋体" w:hAnsi="宋体" w:eastAsia="宋体" w:cs="宋体"/>
+              <w:rFonts w:ascii="宋体" w:eastAsia="宋体" w:hAnsi="宋体" w:cs="宋体" w:hint="eastAsia"/>
               <w:szCs w:val="24"/>
             </w:rPr>
             <w:fldChar w:fldCharType="end"/>
@@ -3142,28 +3115,28 @@
         </w:p>
         <w:p>
           <w:pPr>
-            <w:pStyle w:val="17"/>
+            <w:pStyle w:val="TOC2"/>
             <w:tabs>
               <w:tab w:val="right" w:leader="dot" w:pos="8306"/>
             </w:tabs>
           </w:pPr>
           <w:r>
             <w:rPr>
-              <w:rFonts w:hint="eastAsia" w:ascii="宋体" w:hAnsi="宋体" w:eastAsia="宋体" w:cs="宋体"/>
+              <w:rFonts w:ascii="宋体" w:eastAsia="宋体" w:hAnsi="宋体" w:cs="宋体" w:hint="eastAsia"/>
               <w:szCs w:val="24"/>
             </w:rPr>
             <w:fldChar w:fldCharType="begin"/>
           </w:r>
           <w:r>
             <w:rPr>
-              <w:rFonts w:hint="eastAsia" w:ascii="宋体" w:hAnsi="宋体" w:eastAsia="宋体" w:cs="宋体"/>
+              <w:rFonts w:ascii="宋体" w:eastAsia="宋体" w:hAnsi="宋体" w:cs="宋体" w:hint="eastAsia"/>
               <w:szCs w:val="24"/>
             </w:rPr>
             <w:instrText xml:space="preserve"> HYPERLINK \l _Toc4889 </w:instrText>
           </w:r>
           <w:r>
             <w:rPr>
-              <w:rFonts w:hint="eastAsia" w:ascii="宋体" w:hAnsi="宋体" w:eastAsia="宋体" w:cs="宋体"/>
+              <w:rFonts w:ascii="宋体" w:eastAsia="宋体" w:hAnsi="宋体" w:cs="宋体" w:hint="eastAsia"/>
               <w:szCs w:val="24"/>
             </w:rPr>
             <w:fldChar w:fldCharType="separate"/>
@@ -3202,7 +3175,7 @@
           </w:r>
           <w:r>
             <w:rPr>
-              <w:rFonts w:hint="eastAsia" w:ascii="宋体" w:hAnsi="宋体" w:eastAsia="宋体" w:cs="宋体"/>
+              <w:rFonts w:ascii="宋体" w:eastAsia="宋体" w:hAnsi="宋体" w:cs="宋体" w:hint="eastAsia"/>
               <w:szCs w:val="24"/>
             </w:rPr>
             <w:fldChar w:fldCharType="end"/>
@@ -3210,28 +3183,28 @@
         </w:p>
         <w:p>
           <w:pPr>
-            <w:pStyle w:val="17"/>
+            <w:pStyle w:val="TOC2"/>
             <w:tabs>
               <w:tab w:val="right" w:leader="dot" w:pos="8306"/>
             </w:tabs>
           </w:pPr>
           <w:r>
             <w:rPr>
-              <w:rFonts w:hint="eastAsia" w:ascii="宋体" w:hAnsi="宋体" w:eastAsia="宋体" w:cs="宋体"/>
+              <w:rFonts w:ascii="宋体" w:eastAsia="宋体" w:hAnsi="宋体" w:cs="宋体" w:hint="eastAsia"/>
               <w:szCs w:val="24"/>
             </w:rPr>
             <w:fldChar w:fldCharType="begin"/>
           </w:r>
           <w:r>
             <w:rPr>
-              <w:rFonts w:hint="eastAsia" w:ascii="宋体" w:hAnsi="宋体" w:eastAsia="宋体" w:cs="宋体"/>
+              <w:rFonts w:ascii="宋体" w:eastAsia="宋体" w:hAnsi="宋体" w:cs="宋体" w:hint="eastAsia"/>
               <w:szCs w:val="24"/>
             </w:rPr>
             <w:instrText xml:space="preserve"> HYPERLINK \l _Toc42 </w:instrText>
           </w:r>
           <w:r>
             <w:rPr>
-              <w:rFonts w:hint="eastAsia" w:ascii="宋体" w:hAnsi="宋体" w:eastAsia="宋体" w:cs="宋体"/>
+              <w:rFonts w:ascii="宋体" w:eastAsia="宋体" w:hAnsi="宋体" w:cs="宋体" w:hint="eastAsia"/>
               <w:szCs w:val="24"/>
             </w:rPr>
             <w:fldChar w:fldCharType="separate"/>
@@ -3270,7 +3243,7 @@
           </w:r>
           <w:r>
             <w:rPr>
-              <w:rFonts w:hint="eastAsia" w:ascii="宋体" w:hAnsi="宋体" w:eastAsia="宋体" w:cs="宋体"/>
+              <w:rFonts w:ascii="宋体" w:eastAsia="宋体" w:hAnsi="宋体" w:cs="宋体" w:hint="eastAsia"/>
               <w:szCs w:val="24"/>
             </w:rPr>
             <w:fldChar w:fldCharType="end"/>
@@ -3278,28 +3251,28 @@
         </w:p>
         <w:p>
           <w:pPr>
-            <w:pStyle w:val="17"/>
+            <w:pStyle w:val="TOC2"/>
             <w:tabs>
               <w:tab w:val="right" w:leader="dot" w:pos="8306"/>
             </w:tabs>
           </w:pPr>
           <w:r>
             <w:rPr>
-              <w:rFonts w:hint="eastAsia" w:ascii="宋体" w:hAnsi="宋体" w:eastAsia="宋体" w:cs="宋体"/>
+              <w:rFonts w:ascii="宋体" w:eastAsia="宋体" w:hAnsi="宋体" w:cs="宋体" w:hint="eastAsia"/>
               <w:szCs w:val="24"/>
             </w:rPr>
             <w:fldChar w:fldCharType="begin"/>
           </w:r>
           <w:r>
             <w:rPr>
-              <w:rFonts w:hint="eastAsia" w:ascii="宋体" w:hAnsi="宋体" w:eastAsia="宋体" w:cs="宋体"/>
+              <w:rFonts w:ascii="宋体" w:eastAsia="宋体" w:hAnsi="宋体" w:cs="宋体" w:hint="eastAsia"/>
               <w:szCs w:val="24"/>
             </w:rPr>
             <w:instrText xml:space="preserve"> HYPERLINK \l _Toc18214 </w:instrText>
           </w:r>
           <w:r>
             <w:rPr>
-              <w:rFonts w:hint="eastAsia" w:ascii="宋体" w:hAnsi="宋体" w:eastAsia="宋体" w:cs="宋体"/>
+              <w:rFonts w:ascii="宋体" w:eastAsia="宋体" w:hAnsi="宋体" w:cs="宋体" w:hint="eastAsia"/>
               <w:szCs w:val="24"/>
             </w:rPr>
             <w:fldChar w:fldCharType="separate"/>
@@ -3338,7 +3311,7 @@
           </w:r>
           <w:r>
             <w:rPr>
-              <w:rFonts w:hint="eastAsia" w:ascii="宋体" w:hAnsi="宋体" w:eastAsia="宋体" w:cs="宋体"/>
+              <w:rFonts w:ascii="宋体" w:eastAsia="宋体" w:hAnsi="宋体" w:cs="宋体" w:hint="eastAsia"/>
               <w:szCs w:val="24"/>
             </w:rPr>
             <w:fldChar w:fldCharType="end"/>
@@ -3346,28 +3319,28 @@
         </w:p>
         <w:p>
           <w:pPr>
-            <w:pStyle w:val="16"/>
+            <w:pStyle w:val="TOC1"/>
             <w:tabs>
               <w:tab w:val="right" w:leader="dot" w:pos="8306"/>
             </w:tabs>
           </w:pPr>
           <w:r>
             <w:rPr>
-              <w:rFonts w:hint="eastAsia" w:ascii="宋体" w:hAnsi="宋体" w:eastAsia="宋体" w:cs="宋体"/>
+              <w:rFonts w:ascii="宋体" w:eastAsia="宋体" w:hAnsi="宋体" w:cs="宋体" w:hint="eastAsia"/>
               <w:szCs w:val="24"/>
             </w:rPr>
             <w:fldChar w:fldCharType="begin"/>
           </w:r>
           <w:r>
             <w:rPr>
-              <w:rFonts w:hint="eastAsia" w:ascii="宋体" w:hAnsi="宋体" w:eastAsia="宋体" w:cs="宋体"/>
+              <w:rFonts w:ascii="宋体" w:eastAsia="宋体" w:hAnsi="宋体" w:cs="宋体" w:hint="eastAsia"/>
               <w:szCs w:val="24"/>
             </w:rPr>
             <w:instrText xml:space="preserve"> HYPERLINK \l _Toc24019 </w:instrText>
           </w:r>
           <w:r>
             <w:rPr>
-              <w:rFonts w:hint="eastAsia" w:ascii="宋体" w:hAnsi="宋体" w:eastAsia="宋体" w:cs="宋体"/>
+              <w:rFonts w:ascii="宋体" w:eastAsia="宋体" w:hAnsi="宋体" w:cs="宋体" w:hint="eastAsia"/>
               <w:szCs w:val="24"/>
             </w:rPr>
             <w:fldChar w:fldCharType="separate"/>
@@ -3406,7 +3379,7 @@
           </w:r>
           <w:r>
             <w:rPr>
-              <w:rFonts w:hint="eastAsia" w:ascii="宋体" w:hAnsi="宋体" w:eastAsia="宋体" w:cs="宋体"/>
+              <w:rFonts w:ascii="宋体" w:eastAsia="宋体" w:hAnsi="宋体" w:cs="宋体" w:hint="eastAsia"/>
               <w:szCs w:val="24"/>
             </w:rPr>
             <w:fldChar w:fldCharType="end"/>
@@ -3414,28 +3387,28 @@
         </w:p>
         <w:p>
           <w:pPr>
-            <w:pStyle w:val="16"/>
+            <w:pStyle w:val="TOC1"/>
             <w:tabs>
               <w:tab w:val="right" w:leader="dot" w:pos="8306"/>
             </w:tabs>
           </w:pPr>
           <w:r>
             <w:rPr>
-              <w:rFonts w:hint="eastAsia" w:ascii="宋体" w:hAnsi="宋体" w:eastAsia="宋体" w:cs="宋体"/>
+              <w:rFonts w:ascii="宋体" w:eastAsia="宋体" w:hAnsi="宋体" w:cs="宋体" w:hint="eastAsia"/>
               <w:szCs w:val="24"/>
             </w:rPr>
             <w:fldChar w:fldCharType="begin"/>
           </w:r>
           <w:r>
             <w:rPr>
-              <w:rFonts w:hint="eastAsia" w:ascii="宋体" w:hAnsi="宋体" w:eastAsia="宋体" w:cs="宋体"/>
+              <w:rFonts w:ascii="宋体" w:eastAsia="宋体" w:hAnsi="宋体" w:cs="宋体" w:hint="eastAsia"/>
               <w:szCs w:val="24"/>
             </w:rPr>
             <w:instrText xml:space="preserve"> HYPERLINK \l _Toc21594 </w:instrText>
           </w:r>
           <w:r>
             <w:rPr>
-              <w:rFonts w:hint="eastAsia" w:ascii="宋体" w:hAnsi="宋体" w:eastAsia="宋体" w:cs="宋体"/>
+              <w:rFonts w:ascii="宋体" w:eastAsia="宋体" w:hAnsi="宋体" w:cs="宋体" w:hint="eastAsia"/>
               <w:szCs w:val="24"/>
             </w:rPr>
             <w:fldChar w:fldCharType="separate"/>
@@ -3474,7 +3447,7 @@
           </w:r>
           <w:r>
             <w:rPr>
-              <w:rFonts w:hint="eastAsia" w:ascii="宋体" w:hAnsi="宋体" w:eastAsia="宋体" w:cs="宋体"/>
+              <w:rFonts w:ascii="宋体" w:eastAsia="宋体" w:hAnsi="宋体" w:cs="宋体" w:hint="eastAsia"/>
               <w:szCs w:val="24"/>
             </w:rPr>
             <w:fldChar w:fldCharType="end"/>
@@ -3482,28 +3455,28 @@
         </w:p>
         <w:p>
           <w:pPr>
-            <w:pStyle w:val="17"/>
+            <w:pStyle w:val="TOC2"/>
             <w:tabs>
               <w:tab w:val="right" w:leader="dot" w:pos="8306"/>
             </w:tabs>
           </w:pPr>
           <w:r>
             <w:rPr>
-              <w:rFonts w:hint="eastAsia" w:ascii="宋体" w:hAnsi="宋体" w:eastAsia="宋体" w:cs="宋体"/>
+              <w:rFonts w:ascii="宋体" w:eastAsia="宋体" w:hAnsi="宋体" w:cs="宋体" w:hint="eastAsia"/>
               <w:szCs w:val="24"/>
             </w:rPr>
             <w:fldChar w:fldCharType="begin"/>
           </w:r>
           <w:r>
             <w:rPr>
-              <w:rFonts w:hint="eastAsia" w:ascii="宋体" w:hAnsi="宋体" w:eastAsia="宋体" w:cs="宋体"/>
+              <w:rFonts w:ascii="宋体" w:eastAsia="宋体" w:hAnsi="宋体" w:cs="宋体" w:hint="eastAsia"/>
               <w:szCs w:val="24"/>
             </w:rPr>
             <w:instrText xml:space="preserve"> HYPERLINK \l _Toc2251 </w:instrText>
           </w:r>
           <w:r>
             <w:rPr>
-              <w:rFonts w:hint="eastAsia" w:ascii="宋体" w:hAnsi="宋体" w:eastAsia="宋体" w:cs="宋体"/>
+              <w:rFonts w:ascii="宋体" w:eastAsia="宋体" w:hAnsi="宋体" w:cs="宋体" w:hint="eastAsia"/>
               <w:szCs w:val="24"/>
             </w:rPr>
             <w:fldChar w:fldCharType="separate"/>
@@ -3542,7 +3515,7 @@
           </w:r>
           <w:r>
             <w:rPr>
-              <w:rFonts w:hint="eastAsia" w:ascii="宋体" w:hAnsi="宋体" w:eastAsia="宋体" w:cs="宋体"/>
+              <w:rFonts w:ascii="宋体" w:eastAsia="宋体" w:hAnsi="宋体" w:cs="宋体" w:hint="eastAsia"/>
               <w:szCs w:val="24"/>
             </w:rPr>
             <w:fldChar w:fldCharType="end"/>
@@ -3564,7 +3537,7 @@
             <w:snapToGrid w:val="0"/>
             <w:textAlignment w:val="baseline"/>
             <w:rPr>
-              <w:rFonts w:hint="eastAsia" w:ascii="宋体" w:hAnsi="宋体" w:eastAsia="宋体" w:cs="宋体"/>
+              <w:rFonts w:ascii="宋体" w:eastAsia="宋体" w:hAnsi="宋体" w:cs="宋体" w:hint="eastAsia"/>
               <w:snapToGrid w:val="0"/>
               <w:color w:val="000000"/>
               <w:kern w:val="0"/>
@@ -3575,7 +3548,7 @@
           </w:pPr>
           <w:r>
             <w:rPr>
-              <w:rFonts w:hint="eastAsia" w:ascii="宋体" w:hAnsi="宋体" w:eastAsia="宋体" w:cs="宋体"/>
+              <w:rFonts w:ascii="宋体" w:eastAsia="宋体" w:hAnsi="宋体" w:cs="宋体" w:hint="eastAsia"/>
               <w:szCs w:val="24"/>
             </w:rPr>
             <w:fldChar w:fldCharType="end"/>
@@ -3599,7 +3572,7 @@
         <w:snapToGrid w:val="0"/>
         <w:textAlignment w:val="baseline"/>
         <w:rPr>
-          <w:rFonts w:ascii="Arial" w:hAnsi="Arial" w:eastAsia="Arial" w:cs="Arial"/>
+          <w:rFonts w:ascii="Arial" w:eastAsia="Arial" w:hAnsi="Arial" w:cs="Arial"/>
           <w:snapToGrid w:val="0"/>
           <w:color w:val="000000"/>
           <w:kern w:val="0"/>
@@ -3610,7 +3583,7 @@
       </w:pPr>
       <w:r>
         <w:rPr>
-          <w:rFonts w:ascii="Arial" w:hAnsi="Arial" w:eastAsia="Arial" w:cs="Arial"/>
+          <w:rFonts w:ascii="Arial" w:eastAsia="Arial" w:hAnsi="Arial" w:cs="Arial"/>
           <w:snapToGrid w:val="0"/>
           <w:color w:val="000000"/>
           <w:kern w:val="0"/>
@@ -3623,7 +3596,7 @@
     </w:p>
     <w:p>
       <w:pPr>
-        <w:pStyle w:val="28"/>
+        <w:pStyle w:val="1"/>
         <w:bidi w:val="0"/>
         <w:rPr>
           <w:rFonts w:hint="eastAsia"/>
@@ -3642,7 +3615,7 @@
     </w:p>
     <w:p>
       <w:pPr>
-        <w:pStyle w:val="30"/>
+        <w:pStyle w:val="2"/>
         <w:bidi w:val="0"/>
         <w:rPr>
           <w:rFonts w:hint="eastAsia"/>
@@ -3661,7 +3634,7 @@
     </w:p>
     <w:p>
       <w:pPr>
-        <w:pStyle w:val="29"/>
+        <w:pStyle w:val="a1"/>
         <w:rPr>
           <w:rFonts w:hint="eastAsia"/>
           <w:lang w:val="en-US" w:eastAsia="zh-CN"/>
@@ -3677,7 +3650,7 @@
     </w:p>
     <w:p>
       <w:pPr>
-        <w:pStyle w:val="30"/>
+        <w:pStyle w:val="2"/>
         <w:bidi w:val="0"/>
         <w:rPr>
           <w:rFonts w:hint="eastAsia"/>
@@ -3696,7 +3669,7 @@
     </w:p>
     <w:p>
       <w:pPr>
-        <w:pStyle w:val="29"/>
+        <w:pStyle w:val="a1"/>
         <w:rPr>
           <w:rFonts w:hint="eastAsia"/>
           <w:lang w:val="en-US" w:eastAsia="zh-CN"/>
@@ -3712,7 +3685,7 @@
     </w:p>
     <w:p>
       <w:pPr>
-        <w:pStyle w:val="30"/>
+        <w:pStyle w:val="2"/>
         <w:bidi w:val="0"/>
         <w:rPr>
           <w:rFonts w:hint="eastAsia"/>
@@ -3731,7 +3704,7 @@
     </w:p>
     <w:p>
       <w:pPr>
-        <w:pStyle w:val="29"/>
+        <w:pStyle w:val="a1"/>
         <w:rPr>
           <w:rFonts w:hint="eastAsia"/>
           <w:lang w:val="en-US" w:eastAsia="zh-CN"/>
@@ -3747,7 +3720,7 @@
     </w:p>
     <w:p>
       <w:pPr>
-        <w:pStyle w:val="29"/>
+        <w:pStyle w:val="a1"/>
         <w:rPr>
           <w:rFonts w:hint="eastAsia"/>
           <w:lang w:val="en-US" w:eastAsia="zh-CN"/>
@@ -3763,7 +3736,7 @@
     </w:p>
     <w:p>
       <w:pPr>
-        <w:pStyle w:val="29"/>
+        <w:pStyle w:val="a1"/>
         <w:rPr>
           <w:rFonts w:hint="eastAsia"/>
           <w:lang w:val="en-US" w:eastAsia="zh-CN"/>
@@ -3779,7 +3752,7 @@
     </w:p>
     <w:p>
       <w:pPr>
-        <w:pStyle w:val="30"/>
+        <w:pStyle w:val="2"/>
         <w:bidi w:val="0"/>
         <w:rPr>
           <w:rFonts w:hint="eastAsia"/>
@@ -3798,7 +3771,7 @@
     </w:p>
     <w:p>
       <w:pPr>
-        <w:pStyle w:val="29"/>
+        <w:pStyle w:val="a1"/>
         <w:rPr>
           <w:rFonts w:hint="eastAsia"/>
           <w:lang w:val="en-US" w:eastAsia="zh-CN"/>
@@ -3814,7 +3787,7 @@
     </w:p>
     <w:p>
       <w:pPr>
-        <w:pStyle w:val="29"/>
+        <w:pStyle w:val="a1"/>
         <w:rPr>
           <w:rFonts w:hint="eastAsia"/>
           <w:lang w:val="en-US" w:eastAsia="zh-CN"/>
@@ -3830,7 +3803,7 @@
     </w:p>
     <w:p>
       <w:pPr>
-        <w:pStyle w:val="29"/>
+        <w:pStyle w:val="a1"/>
         <w:rPr>
           <w:rFonts w:hint="eastAsia"/>
           <w:lang w:val="en-US" w:eastAsia="zh-CN"/>
@@ -3846,7 +3819,7 @@
     </w:p>
     <w:p>
       <w:pPr>
-        <w:pStyle w:val="29"/>
+        <w:pStyle w:val="a1"/>
         <w:rPr>
           <w:rFonts w:hint="eastAsia"/>
           <w:lang w:val="en-US" w:eastAsia="zh-CN"/>
@@ -3862,7 +3835,7 @@
     </w:p>
     <w:p>
       <w:pPr>
-        <w:pStyle w:val="29"/>
+        <w:pStyle w:val="a1"/>
         <w:rPr>
           <w:rFonts w:hint="eastAsia"/>
           <w:lang w:val="en-US" w:eastAsia="zh-CN"/>
@@ -3878,7 +3851,7 @@
     </w:p>
     <w:p>
       <w:pPr>
-        <w:pStyle w:val="28"/>
+        <w:pStyle w:val="1"/>
         <w:bidi w:val="0"/>
         <w:rPr>
           <w:rFonts w:hint="eastAsia"/>
@@ -3897,7 +3870,7 @@
     </w:p>
     <w:p>
       <w:pPr>
-        <w:pStyle w:val="30"/>
+        <w:pStyle w:val="2"/>
         <w:bidi w:val="0"/>
         <w:rPr>
           <w:rFonts w:hint="eastAsia"/>
@@ -3916,7 +3889,7 @@
     </w:p>
     <w:p>
       <w:pPr>
-        <w:pStyle w:val="29"/>
+        <w:pStyle w:val="a1"/>
         <w:rPr>
           <w:rFonts w:hint="eastAsia"/>
           <w:lang w:val="en-US" w:eastAsia="zh-CN"/>
@@ -3932,7 +3905,7 @@
     </w:p>
     <w:p>
       <w:pPr>
-        <w:pStyle w:val="29"/>
+        <w:pStyle w:val="a1"/>
         <w:rPr>
           <w:rFonts w:hint="eastAsia"/>
           <w:lang w:val="en-US" w:eastAsia="zh-CN"/>
@@ -3948,7 +3921,7 @@
     </w:p>
     <w:p>
       <w:pPr>
-        <w:pStyle w:val="29"/>
+        <w:pStyle w:val="a1"/>
         <w:rPr>
           <w:rFonts w:hint="eastAsia"/>
           <w:lang w:val="en-US" w:eastAsia="zh-CN"/>
@@ -3964,7 +3937,7 @@
     </w:p>
     <w:p>
       <w:pPr>
-        <w:pStyle w:val="29"/>
+        <w:pStyle w:val="a1"/>
         <w:rPr>
           <w:rFonts w:hint="eastAsia"/>
           <w:lang w:val="en-US" w:eastAsia="zh-CN"/>
@@ -3980,7 +3953,7 @@
     </w:p>
     <w:p>
       <w:pPr>
-        <w:pStyle w:val="30"/>
+        <w:pStyle w:val="2"/>
         <w:bidi w:val="0"/>
         <w:rPr>
           <w:rFonts w:hint="eastAsia"/>
@@ -3999,7 +3972,7 @@
     </w:p>
     <w:p>
       <w:pPr>
-        <w:pStyle w:val="29"/>
+        <w:pStyle w:val="a1"/>
         <w:rPr>
           <w:rFonts w:hint="eastAsia"/>
           <w:lang w:val="en-US" w:eastAsia="zh-CN"/>
@@ -4015,7 +3988,7 @@
     </w:p>
     <w:p>
       <w:pPr>
-        <w:pStyle w:val="29"/>
+        <w:pStyle w:val="a1"/>
         <w:rPr>
           <w:rFonts w:hint="eastAsia"/>
           <w:lang w:val="en-US" w:eastAsia="zh-CN"/>
@@ -4031,7 +4004,7 @@
     </w:p>
     <w:p>
       <w:pPr>
-        <w:pStyle w:val="30"/>
+        <w:pStyle w:val="2"/>
         <w:bidi w:val="0"/>
         <w:rPr>
           <w:rFonts w:hint="eastAsia"/>
@@ -4050,7 +4023,7 @@
     </w:p>
     <w:p>
       <w:pPr>
-        <w:pStyle w:val="29"/>
+        <w:pStyle w:val="a1"/>
         <w:rPr>
           <w:rFonts w:hint="eastAsia"/>
           <w:lang w:val="en-US" w:eastAsia="zh-CN"/>
@@ -4066,7 +4039,7 @@
     </w:p>
     <w:p>
       <w:pPr>
-        <w:pStyle w:val="29"/>
+        <w:pStyle w:val="a1"/>
         <w:rPr>
           <w:rFonts w:hint="eastAsia"/>
           <w:lang w:val="en-US" w:eastAsia="zh-CN"/>
@@ -4082,7 +4055,7 @@
     </w:p>
     <w:p>
       <w:pPr>
-        <w:pStyle w:val="29"/>
+        <w:pStyle w:val="a1"/>
         <w:rPr>
           <w:rFonts w:hint="eastAsia"/>
           <w:lang w:val="en-US" w:eastAsia="zh-CN"/>
@@ -4098,7 +4071,7 @@
     </w:p>
     <w:p>
       <w:pPr>
-        <w:pStyle w:val="30"/>
+        <w:pStyle w:val="2"/>
         <w:bidi w:val="0"/>
         <w:rPr>
           <w:rFonts w:hint="eastAsia"/>
@@ -4117,7 +4090,7 @@
     </w:p>
     <w:p>
       <w:pPr>
-        <w:pStyle w:val="29"/>
+        <w:pStyle w:val="a1"/>
         <w:rPr>
           <w:rFonts w:hint="eastAsia"/>
           <w:lang w:val="en-US" w:eastAsia="zh-CN"/>
@@ -4133,7 +4106,7 @@
     </w:p>
     <w:p>
       <w:pPr>
-        <w:pStyle w:val="30"/>
+        <w:pStyle w:val="2"/>
         <w:bidi w:val="0"/>
         <w:rPr>
           <w:rFonts w:hint="eastAsia"/>
@@ -4152,7 +4125,7 @@
     </w:p>
     <w:p>
       <w:pPr>
-        <w:pStyle w:val="29"/>
+        <w:pStyle w:val="a1"/>
         <w:rPr>
           <w:rFonts w:hint="eastAsia"/>
           <w:lang w:val="en-US" w:eastAsia="zh-CN"/>
@@ -4168,7 +4141,7 @@
     </w:p>
     <w:p>
       <w:pPr>
-        <w:pStyle w:val="30"/>
+        <w:pStyle w:val="2"/>
         <w:bidi w:val="0"/>
         <w:rPr>
           <w:rFonts w:hint="eastAsia"/>
@@ -4187,7 +4160,7 @@
     </w:p>
     <w:p>
       <w:pPr>
-        <w:pStyle w:val="29"/>
+        <w:pStyle w:val="a1"/>
         <w:rPr>
           <w:rFonts w:hint="eastAsia"/>
           <w:lang w:val="en-US" w:eastAsia="zh-CN"/>
@@ -4203,7 +4176,7 @@
     </w:p>
     <w:p>
       <w:pPr>
-        <w:pStyle w:val="29"/>
+        <w:pStyle w:val="a1"/>
         <w:rPr>
           <w:rFonts w:hint="eastAsia"/>
           <w:lang w:val="en-US" w:eastAsia="zh-CN"/>
@@ -4219,7 +4192,7 @@
     </w:p>
     <w:p>
       <w:pPr>
-        <w:pStyle w:val="28"/>
+        <w:pStyle w:val="1"/>
         <w:bidi w:val="0"/>
         <w:rPr>
           <w:rFonts w:hint="eastAsia"/>
@@ -4238,7 +4211,7 @@
     </w:p>
     <w:p>
       <w:pPr>
-        <w:pStyle w:val="30"/>
+        <w:pStyle w:val="2"/>
         <w:bidi w:val="0"/>
         <w:rPr>
           <w:rFonts w:hint="eastAsia"/>
@@ -4257,7 +4230,7 @@
     </w:p>
     <w:p>
       <w:pPr>
-        <w:pStyle w:val="29"/>
+        <w:pStyle w:val="a1"/>
         <w:rPr>
           <w:rFonts w:hint="eastAsia"/>
           <w:lang w:val="en-US" w:eastAsia="zh-CN"/>
@@ -4273,7 +4246,7 @@
     </w:p>
     <w:p>
       <w:pPr>
-        <w:pStyle w:val="29"/>
+        <w:pStyle w:val="a1"/>
         <w:rPr>
           <w:rFonts w:hint="eastAsia"/>
           <w:lang w:val="en-US" w:eastAsia="zh-CN"/>
@@ -4289,7 +4262,7 @@
     </w:p>
     <w:p>
       <w:pPr>
-        <w:pStyle w:val="29"/>
+        <w:pStyle w:val="a1"/>
         <w:rPr>
           <w:rFonts w:hint="eastAsia"/>
           <w:lang w:val="en-US" w:eastAsia="zh-CN"/>
@@ -4305,7 +4278,7 @@
     </w:p>
     <w:p>
       <w:pPr>
-        <w:pStyle w:val="30"/>
+        <w:pStyle w:val="2"/>
         <w:bidi w:val="0"/>
         <w:rPr>
           <w:rFonts w:hint="eastAsia"/>
@@ -4324,7 +4297,7 @@
     </w:p>
     <w:p>
       <w:pPr>
-        <w:pStyle w:val="29"/>
+        <w:pStyle w:val="a1"/>
         <w:rPr>
           <w:rFonts w:hint="eastAsia"/>
           <w:lang w:val="en-US" w:eastAsia="zh-CN"/>
@@ -4340,7 +4313,7 @@
     </w:p>
     <w:p>
       <w:pPr>
-        <w:pStyle w:val="29"/>
+        <w:pStyle w:val="a1"/>
         <w:rPr>
           <w:rFonts w:hint="eastAsia"/>
           <w:lang w:val="en-US" w:eastAsia="zh-CN"/>
@@ -4356,7 +4329,7 @@
     </w:p>
     <w:p>
       <w:pPr>
-        <w:pStyle w:val="29"/>
+        <w:pStyle w:val="a1"/>
         <w:rPr>
           <w:rFonts w:hint="eastAsia"/>
           <w:lang w:val="en-US" w:eastAsia="zh-CN"/>
@@ -4372,7 +4345,7 @@
     </w:p>
     <w:p>
       <w:pPr>
-        <w:pStyle w:val="30"/>
+        <w:pStyle w:val="2"/>
         <w:bidi w:val="0"/>
         <w:rPr>
           <w:rFonts w:hint="eastAsia"/>
@@ -4391,7 +4364,7 @@
     </w:p>
     <w:p>
       <w:pPr>
-        <w:pStyle w:val="29"/>
+        <w:pStyle w:val="a1"/>
         <w:rPr>
           <w:rFonts w:hint="eastAsia"/>
           <w:lang w:val="en-US" w:eastAsia="zh-CN"/>
@@ -4407,7 +4380,7 @@
     </w:p>
     <w:p>
       <w:pPr>
-        <w:pStyle w:val="29"/>
+        <w:pStyle w:val="a1"/>
         <w:rPr>
           <w:rFonts w:hint="eastAsia"/>
           <w:lang w:val="en-US" w:eastAsia="zh-CN"/>
@@ -4423,7 +4396,7 @@
     </w:p>
     <w:p>
       <w:pPr>
-        <w:pStyle w:val="29"/>
+        <w:pStyle w:val="a1"/>
         <w:rPr>
           <w:rFonts w:hint="eastAsia"/>
           <w:lang w:val="en-US" w:eastAsia="zh-CN"/>
@@ -4439,7 +4412,7 @@
     </w:p>
     <w:p>
       <w:pPr>
-        <w:pStyle w:val="30"/>
+        <w:pStyle w:val="2"/>
         <w:bidi w:val="0"/>
         <w:rPr>
           <w:rFonts w:hint="eastAsia"/>
@@ -4458,7 +4431,7 @@
     </w:p>
     <w:p>
       <w:pPr>
-        <w:pStyle w:val="29"/>
+        <w:pStyle w:val="a1"/>
         <w:rPr>
           <w:rFonts w:hint="eastAsia"/>
           <w:lang w:val="en-US" w:eastAsia="zh-CN"/>
@@ -4474,7 +4447,7 @@
     </w:p>
     <w:p>
       <w:pPr>
-        <w:pStyle w:val="29"/>
+        <w:pStyle w:val="a1"/>
         <w:rPr>
           <w:rFonts w:hint="default"/>
           <w:lang w:val="en-US" w:eastAsia="zh-CN"/>
@@ -4490,12 +4463,12 @@
     </w:p>
     <w:p>
       <w:pPr>
-        <w:pStyle w:val="29"/>
+        <w:pStyle w:val="a1"/>
         <w:numPr>
           <w:ilvl w:val="0"/>
           <w:numId w:val="2"/>
         </w:numPr>
-        <w:ind w:left="425" w:leftChars="0" w:hanging="425" w:firstLineChars="0"/>
+        <w:ind w:left="425" w:hanging="425" w:leftChars="0" w:firstLineChars="0"/>
         <w:rPr>
           <w:rFonts w:hint="eastAsia"/>
           <w:lang w:val="en-US" w:eastAsia="zh-CN"/>
@@ -4511,12 +4484,12 @@
     </w:p>
     <w:p>
       <w:pPr>
-        <w:pStyle w:val="29"/>
+        <w:pStyle w:val="a1"/>
         <w:numPr>
           <w:ilvl w:val="0"/>
           <w:numId w:val="2"/>
         </w:numPr>
-        <w:ind w:left="425" w:leftChars="0" w:hanging="425" w:firstLineChars="0"/>
+        <w:ind w:left="425" w:hanging="425" w:leftChars="0" w:firstLineChars="0"/>
         <w:rPr>
           <w:rFonts w:hint="eastAsia"/>
           <w:lang w:val="en-US" w:eastAsia="zh-CN"/>
@@ -4532,12 +4505,12 @@
     </w:p>
     <w:p>
       <w:pPr>
-        <w:pStyle w:val="29"/>
+        <w:pStyle w:val="a1"/>
         <w:numPr>
           <w:ilvl w:val="0"/>
           <w:numId w:val="2"/>
         </w:numPr>
-        <w:ind w:left="425" w:leftChars="0" w:hanging="425" w:firstLineChars="0"/>
+        <w:ind w:left="425" w:hanging="425" w:leftChars="0" w:firstLineChars="0"/>
         <w:rPr>
           <w:rFonts w:hint="eastAsia"/>
           <w:lang w:val="en-US" w:eastAsia="zh-CN"/>
@@ -4553,12 +4526,12 @@
     </w:p>
     <w:p>
       <w:pPr>
-        <w:pStyle w:val="29"/>
+        <w:pStyle w:val="a1"/>
         <w:numPr>
           <w:ilvl w:val="0"/>
           <w:numId w:val="2"/>
         </w:numPr>
-        <w:ind w:left="425" w:leftChars="0" w:hanging="425" w:firstLineChars="0"/>
+        <w:ind w:left="425" w:hanging="425" w:leftChars="0" w:firstLineChars="0"/>
         <w:rPr>
           <w:rFonts w:hint="eastAsia"/>
           <w:lang w:val="en-US" w:eastAsia="zh-CN"/>
@@ -4574,12 +4547,12 @@
     </w:p>
     <w:p>
       <w:pPr>
-        <w:pStyle w:val="29"/>
+        <w:pStyle w:val="a1"/>
         <w:numPr>
           <w:ilvl w:val="0"/>
           <w:numId w:val="2"/>
         </w:numPr>
-        <w:ind w:left="425" w:leftChars="0" w:hanging="425" w:firstLineChars="0"/>
+        <w:ind w:left="425" w:hanging="425" w:leftChars="0" w:firstLineChars="0"/>
         <w:rPr>
           <w:rFonts w:hint="eastAsia"/>
           <w:lang w:val="en-US" w:eastAsia="zh-CN"/>
@@ -4595,7 +4568,7 @@
     </w:p>
     <w:p>
       <w:pPr>
-        <w:pStyle w:val="30"/>
+        <w:pStyle w:val="2"/>
         <w:bidi w:val="0"/>
         <w:rPr>
           <w:rFonts w:hint="eastAsia"/>
@@ -4614,7 +4587,7 @@
     </w:p>
     <w:p>
       <w:pPr>
-        <w:pStyle w:val="29"/>
+        <w:pStyle w:val="a1"/>
         <w:rPr>
           <w:rFonts w:hint="eastAsia"/>
           <w:lang w:val="en-US" w:eastAsia="zh-CN"/>
@@ -4630,7 +4603,7 @@
     </w:p>
     <w:p>
       <w:pPr>
-        <w:pStyle w:val="29"/>
+        <w:pStyle w:val="a1"/>
         <w:rPr>
           <w:rFonts w:hint="eastAsia"/>
           <w:lang w:val="en-US" w:eastAsia="zh-CN"/>
@@ -4643,186 +4616,186 @@
         </w:rPr>
         <w:t>服务交付团队必须依据</w:t>
       </w:r>
-      <w:bookmarkStart w:id="23" w:name="_GoBack"/>
+      <w:bookmarkStart w:id="20" w:name="_GoBack"/>
+      <w:bookmarkEnd w:id="20"/>
+      <w:r>
+        <w:rPr>
+          <w:rFonts w:hint="eastAsia"/>
+          <w:lang w:val="en-US" w:eastAsia="zh-CN"/>
+        </w:rPr>
+        <w:t>服务目录中定义的内容和标准执行服务。</w:t>
+      </w:r>
+    </w:p>
+    <w:p>
+      <w:pPr>
+        <w:pStyle w:val="a1"/>
+        <w:rPr>
+          <w:rFonts w:hint="eastAsia"/>
+          <w:lang w:val="en-US" w:eastAsia="zh-CN"/>
+        </w:rPr>
+      </w:pPr>
+      <w:r>
+        <w:rPr>
+          <w:rFonts w:hint="eastAsia"/>
+          <w:lang w:val="en-US" w:eastAsia="zh-CN"/>
+        </w:rPr>
+        <w:t>任何人员不得擅自曲解或更改已发布服务目录中的既定内容。对目录的疑问应由数智运营部统一解答。</w:t>
+      </w:r>
+    </w:p>
+    <w:p>
+      <w:pPr>
+        <w:pStyle w:val="1"/>
+        <w:bidi w:val="0"/>
+        <w:rPr>
+          <w:rFonts w:hint="eastAsia"/>
+          <w:lang w:val="en-US" w:eastAsia="zh-CN"/>
+        </w:rPr>
+      </w:pPr>
+      <w:bookmarkStart w:id="21" w:name="_Toc24019"/>
+      <w:r>
+        <w:rPr>
+          <w:rFonts w:hint="eastAsia"/>
+          <w:lang w:val="en-US" w:eastAsia="zh-CN"/>
+        </w:rPr>
+        <w:t>持续改进</w:t>
+      </w:r>
+      <w:bookmarkEnd w:id="21"/>
+    </w:p>
+    <w:p>
+      <w:pPr>
+        <w:pStyle w:val="a1"/>
+        <w:rPr>
+          <w:rFonts w:hint="eastAsia"/>
+          <w:lang w:val="en-US" w:eastAsia="zh-CN"/>
+        </w:rPr>
+      </w:pPr>
+      <w:r>
+        <w:rPr>
+          <w:rFonts w:hint="eastAsia"/>
+          <w:lang w:val="en-US" w:eastAsia="zh-CN"/>
+        </w:rPr>
+        <w:t>为确保服务目录始终符合业务发展与客户需求，建立以下持续改进机制：</w:t>
+      </w:r>
+    </w:p>
+    <w:p>
+      <w:pPr>
+        <w:pStyle w:val="a1"/>
+        <w:rPr>
+          <w:rFonts w:hint="eastAsia"/>
+          <w:lang w:val="en-US" w:eastAsia="zh-CN"/>
+        </w:rPr>
+      </w:pPr>
+      <w:r>
+        <w:rPr>
+          <w:rFonts w:hint="eastAsia"/>
+          <w:lang w:val="en-US" w:eastAsia="zh-CN"/>
+        </w:rPr>
+        <w:t>监控与测量：质量管理部与数智运营部应监控基于服务目录交付服务的达成情况，收集客户满意度及一线交付团队的反馈。</w:t>
+      </w:r>
+    </w:p>
+    <w:p>
+      <w:pPr>
+        <w:pStyle w:val="a1"/>
+        <w:rPr>
+          <w:rFonts w:hint="eastAsia"/>
+          <w:lang w:val="en-US" w:eastAsia="zh-CN"/>
+        </w:rPr>
+      </w:pPr>
+      <w:r>
+        <w:rPr>
+          <w:rFonts w:hint="eastAsia"/>
+          <w:lang w:val="en-US" w:eastAsia="zh-CN"/>
+        </w:rPr>
+        <w:t>定期评估：结合年度评审，系统分析服务目录各项内容的有效性、适用性和竞争力。</w:t>
+      </w:r>
+    </w:p>
+    <w:p>
+      <w:pPr>
+        <w:pStyle w:val="a1"/>
+        <w:rPr>
+          <w:rFonts w:hint="eastAsia"/>
+          <w:lang w:val="en-US" w:eastAsia="zh-CN"/>
+        </w:rPr>
+      </w:pPr>
+      <w:r>
+        <w:rPr>
+          <w:rFonts w:hint="eastAsia"/>
+          <w:lang w:val="en-US" w:eastAsia="zh-CN"/>
+        </w:rPr>
+        <w:t>优化循环：依据评估结果，启动修订流程，形成“规划-发布-执行-检查-改进(PDCA)”的管理闭环。</w:t>
+      </w:r>
+    </w:p>
+    <w:p>
+      <w:pPr>
+        <w:pStyle w:val="a1"/>
+        <w:rPr>
+          <w:rFonts w:hint="eastAsia"/>
+          <w:lang w:val="en-US" w:eastAsia="zh-CN"/>
+        </w:rPr>
+      </w:pPr>
+      <w:r>
+        <w:rPr>
+          <w:rFonts w:hint="eastAsia"/>
+          <w:lang w:val="en-US" w:eastAsia="zh-CN"/>
+        </w:rPr>
+        <w:t>知识固化：将服务目录的变更历史、评审记录、优化案例纳入公司知识库，为后续管理决策提供支持。</w:t>
+      </w:r>
+    </w:p>
+    <w:p>
+      <w:pPr>
+        <w:pStyle w:val="a1"/>
+        <w:rPr>
+          <w:rFonts w:hint="eastAsia"/>
+          <w:lang w:val="en-US" w:eastAsia="zh-CN"/>
+        </w:rPr>
+      </w:pPr>
+    </w:p>
+    <w:p>
+      <w:pPr>
+        <w:pStyle w:val="1"/>
+        <w:bidi w:val="0"/>
+        <w:rPr>
+          <w:rFonts w:hint="eastAsia"/>
+          <w:lang w:val="en-US" w:eastAsia="zh-CN"/>
+        </w:rPr>
+      </w:pPr>
+      <w:bookmarkStart w:id="22" w:name="_Toc21594"/>
+      <w:r>
+        <w:rPr>
+          <w:rFonts w:hint="eastAsia"/>
+          <w:lang w:val="en-US" w:eastAsia="zh-CN"/>
+        </w:rPr>
+        <w:t>附则</w:t>
+      </w:r>
+      <w:bookmarkEnd w:id="22"/>
+    </w:p>
+    <w:p>
+      <w:pPr>
+        <w:pStyle w:val="2"/>
+        <w:bidi w:val="0"/>
+        <w:rPr>
+          <w:rFonts w:hint="eastAsia"/>
+          <w:lang w:val="en-US" w:eastAsia="zh-CN"/>
+        </w:rPr>
+      </w:pPr>
+      <w:bookmarkStart w:id="23" w:name="_Toc2251"/>
+      <w:r>
+        <w:rPr>
+          <w:rFonts w:hint="eastAsia"/>
+          <w:lang w:val="en-US" w:eastAsia="zh-CN"/>
+        </w:rPr>
+        <w:t>输出文件与记录</w:t>
+      </w:r>
       <w:bookmarkEnd w:id="23"/>
-      <w:r>
-        <w:rPr>
-          <w:rFonts w:hint="eastAsia"/>
-          <w:lang w:val="en-US" w:eastAsia="zh-CN"/>
-        </w:rPr>
-        <w:t>服务目录中定义的内容和标准执行服务。</w:t>
-      </w:r>
-    </w:p>
-    <w:p>
-      <w:pPr>
-        <w:pStyle w:val="29"/>
-        <w:rPr>
-          <w:rFonts w:hint="eastAsia"/>
-          <w:lang w:val="en-US" w:eastAsia="zh-CN"/>
-        </w:rPr>
-      </w:pPr>
-      <w:r>
-        <w:rPr>
-          <w:rFonts w:hint="eastAsia"/>
-          <w:lang w:val="en-US" w:eastAsia="zh-CN"/>
-        </w:rPr>
-        <w:t>任何人员不得擅自曲解或更改已发布服务目录中的既定内容。对目录的疑问应由数智运营部统一解答。</w:t>
-      </w:r>
-    </w:p>
-    <w:p>
-      <w:pPr>
-        <w:pStyle w:val="28"/>
-        <w:bidi w:val="0"/>
-        <w:rPr>
-          <w:rFonts w:hint="eastAsia"/>
-          <w:lang w:val="en-US" w:eastAsia="zh-CN"/>
-        </w:rPr>
-      </w:pPr>
-      <w:bookmarkStart w:id="20" w:name="_Toc24019"/>
-      <w:r>
-        <w:rPr>
-          <w:rFonts w:hint="eastAsia"/>
-          <w:lang w:val="en-US" w:eastAsia="zh-CN"/>
-        </w:rPr>
-        <w:t>持续改进</w:t>
-      </w:r>
-      <w:bookmarkEnd w:id="20"/>
-    </w:p>
-    <w:p>
-      <w:pPr>
-        <w:pStyle w:val="29"/>
-        <w:rPr>
-          <w:rFonts w:hint="eastAsia"/>
-          <w:lang w:val="en-US" w:eastAsia="zh-CN"/>
-        </w:rPr>
-      </w:pPr>
-      <w:r>
-        <w:rPr>
-          <w:rFonts w:hint="eastAsia"/>
-          <w:lang w:val="en-US" w:eastAsia="zh-CN"/>
-        </w:rPr>
-        <w:t>为确保服务目录始终符合业务发展与客户需求，建立以下持续改进机制：</w:t>
-      </w:r>
-    </w:p>
-    <w:p>
-      <w:pPr>
-        <w:pStyle w:val="29"/>
-        <w:rPr>
-          <w:rFonts w:hint="eastAsia"/>
-          <w:lang w:val="en-US" w:eastAsia="zh-CN"/>
-        </w:rPr>
-      </w:pPr>
-      <w:r>
-        <w:rPr>
-          <w:rFonts w:hint="eastAsia"/>
-          <w:lang w:val="en-US" w:eastAsia="zh-CN"/>
-        </w:rPr>
-        <w:t>监控与测量：质量管理部与数智运营部应监控基于服务目录交付服务的达成情况，收集客户满意度及一线交付团队的反馈。</w:t>
-      </w:r>
-    </w:p>
-    <w:p>
-      <w:pPr>
-        <w:pStyle w:val="29"/>
-        <w:rPr>
-          <w:rFonts w:hint="eastAsia"/>
-          <w:lang w:val="en-US" w:eastAsia="zh-CN"/>
-        </w:rPr>
-      </w:pPr>
-      <w:r>
-        <w:rPr>
-          <w:rFonts w:hint="eastAsia"/>
-          <w:lang w:val="en-US" w:eastAsia="zh-CN"/>
-        </w:rPr>
-        <w:t>定期评估：结合年度评审，系统分析服务目录各项内容的有效性、适用性和竞争力。</w:t>
-      </w:r>
-    </w:p>
-    <w:p>
-      <w:pPr>
-        <w:pStyle w:val="29"/>
-        <w:rPr>
-          <w:rFonts w:hint="eastAsia"/>
-          <w:lang w:val="en-US" w:eastAsia="zh-CN"/>
-        </w:rPr>
-      </w:pPr>
-      <w:r>
-        <w:rPr>
-          <w:rFonts w:hint="eastAsia"/>
-          <w:lang w:val="en-US" w:eastAsia="zh-CN"/>
-        </w:rPr>
-        <w:t>优化循环：依据评估结果，启动修订流程，形成“规划-发布-执行-检查-改进(PDCA)”的管理闭环。</w:t>
-      </w:r>
-    </w:p>
-    <w:p>
-      <w:pPr>
-        <w:pStyle w:val="29"/>
-        <w:rPr>
-          <w:rFonts w:hint="eastAsia"/>
-          <w:lang w:val="en-US" w:eastAsia="zh-CN"/>
-        </w:rPr>
-      </w:pPr>
-      <w:r>
-        <w:rPr>
-          <w:rFonts w:hint="eastAsia"/>
-          <w:lang w:val="en-US" w:eastAsia="zh-CN"/>
-        </w:rPr>
-        <w:t>知识固化：将服务目录的变更历史、评审记录、优化案例纳入公司知识库，为后续管理决策提供支持。</w:t>
-      </w:r>
-    </w:p>
-    <w:p>
-      <w:pPr>
-        <w:pStyle w:val="29"/>
-        <w:rPr>
-          <w:rFonts w:hint="eastAsia"/>
-          <w:lang w:val="en-US" w:eastAsia="zh-CN"/>
-        </w:rPr>
-      </w:pPr>
-    </w:p>
-    <w:p>
-      <w:pPr>
-        <w:pStyle w:val="28"/>
-        <w:bidi w:val="0"/>
-        <w:rPr>
-          <w:rFonts w:hint="eastAsia"/>
-          <w:lang w:val="en-US" w:eastAsia="zh-CN"/>
-        </w:rPr>
-      </w:pPr>
-      <w:bookmarkStart w:id="21" w:name="_Toc21594"/>
-      <w:r>
-        <w:rPr>
-          <w:rFonts w:hint="eastAsia"/>
-          <w:lang w:val="en-US" w:eastAsia="zh-CN"/>
-        </w:rPr>
-        <w:t>附则</w:t>
-      </w:r>
-      <w:bookmarkEnd w:id="21"/>
-    </w:p>
-    <w:p>
-      <w:pPr>
-        <w:pStyle w:val="30"/>
-        <w:bidi w:val="0"/>
-        <w:rPr>
-          <w:rFonts w:hint="eastAsia"/>
-          <w:lang w:val="en-US" w:eastAsia="zh-CN"/>
-        </w:rPr>
-      </w:pPr>
-      <w:bookmarkStart w:id="22" w:name="_Toc2251"/>
-      <w:r>
-        <w:rPr>
-          <w:rFonts w:hint="eastAsia"/>
-          <w:lang w:val="en-US" w:eastAsia="zh-CN"/>
-        </w:rPr>
-        <w:t>输出文件与记录</w:t>
-      </w:r>
-      <w:bookmarkEnd w:id="22"/>
-    </w:p>
-    <w:p>
-      <w:pPr>
-        <w:pStyle w:val="29"/>
+    </w:p>
+    <w:p>
+      <w:pPr>
+        <w:pStyle w:val="a1"/>
         <w:numPr>
           <w:ilvl w:val="0"/>
           <w:numId w:val="3"/>
         </w:numPr>
-        <w:ind w:left="425" w:leftChars="0" w:hanging="425" w:firstLineChars="0"/>
+        <w:ind w:left="425" w:hanging="425" w:leftChars="0" w:firstLineChars="0"/>
         <w:rPr>
           <w:rFonts w:hint="eastAsia"/>
           <w:lang w:val="en-US" w:eastAsia="zh-CN"/>
@@ -4838,12 +4811,12 @@
     </w:p>
     <w:p>
       <w:pPr>
-        <w:pStyle w:val="29"/>
+        <w:pStyle w:val="a1"/>
         <w:numPr>
           <w:ilvl w:val="0"/>
           <w:numId w:val="3"/>
         </w:numPr>
-        <w:ind w:left="425" w:leftChars="0" w:hanging="425" w:firstLineChars="0"/>
+        <w:ind w:left="425" w:hanging="425" w:leftChars="0" w:firstLineChars="0"/>
         <w:rPr>
           <w:rFonts w:hint="eastAsia"/>
           <w:lang w:val="en-US" w:eastAsia="zh-CN"/>
@@ -4859,12 +4832,12 @@
     </w:p>
     <w:p>
       <w:pPr>
-        <w:pStyle w:val="29"/>
+        <w:pStyle w:val="a1"/>
         <w:numPr>
           <w:ilvl w:val="0"/>
           <w:numId w:val="3"/>
         </w:numPr>
-        <w:ind w:left="425" w:leftChars="0" w:hanging="425" w:firstLineChars="0"/>
+        <w:ind w:left="425" w:hanging="425" w:leftChars="0" w:firstLineChars="0"/>
         <w:rPr>
           <w:rFonts w:hint="eastAsia"/>
           <w:lang w:val="en-US" w:eastAsia="zh-CN"/>
@@ -4880,12 +4853,12 @@
     </w:p>
     <w:p>
       <w:pPr>
-        <w:pStyle w:val="29"/>
+        <w:pStyle w:val="a1"/>
         <w:numPr>
           <w:ilvl w:val="0"/>
           <w:numId w:val="3"/>
         </w:numPr>
-        <w:ind w:left="425" w:leftChars="0" w:hanging="425" w:firstLineChars="0"/>
+        <w:ind w:left="425" w:hanging="425" w:leftChars="0" w:firstLineChars="0"/>
         <w:rPr>
           <w:rFonts w:hint="eastAsia"/>
           <w:lang w:val="en-US" w:eastAsia="zh-CN"/>
@@ -4900,73 +4873,23 @@
       </w:r>
     </w:p>
     <w:sectPr>
-      <w:headerReference r:id="rId5" w:type="default"/>
+      <w:headerReference w:type="default" r:id="rId6"/>
       <w:pgSz w:w="11906" w:h="16838"/>
       <w:pgMar w:top="1417" w:right="1800" w:bottom="1440" w:left="1800" w:header="1140" w:footer="992" w:gutter="0"/>
-      <w:cols w:space="425" w:num="1"/>
+      <w:cols w:num="1" w:space="425"/>
       <w:docGrid w:type="lines" w:linePitch="312" w:charSpace="0"/>
     </w:sectPr>
   </w:body>
 </w:document>
 </file>
 
-<file path=word/endnotes.xml><?xml version="1.0" encoding="utf-8"?>
-<w:endnotes xmlns:wpc="http://schemas.microsoft.com/office/word/2010/wordprocessingCanvas" xmlns:mc="http://schemas.openxmlformats.org/markup-compatibility/2006" xmlns:o="urn:schemas-microsoft-com:office:office" xmlns:r="http://schemas.openxmlformats.org/officeDocument/2006/relationships" xmlns:m="http://schemas.openxmlformats.org/officeDocument/2006/math" xmlns:v="urn:schemas-microsoft-com:vml" xmlns:wp14="http://schemas.microsoft.com/office/word/2010/wordprocessingDrawing" xmlns:wp="http://schemas.openxmlformats.org/drawingml/2006/wordprocessingDrawing" xmlns:w="http://schemas.openxmlformats.org/wordprocessingml/2006/main" xmlns:w14="http://schemas.microsoft.com/office/word/2010/wordml" xmlns:w15="http://schemas.microsoft.com/office/word/2012/wordml" xmlns:w10="urn:schemas-microsoft-com:office:word" xmlns:wpg="http://schemas.microsoft.com/office/word/2010/wordprocessingGroup" xmlns:wpi="http://schemas.microsoft.com/office/word/2010/wordprocessingInk" xmlns:wne="http://schemas.microsoft.com/office/word/2006/wordml" xmlns:wps="http://schemas.microsoft.com/office/word/2010/wordprocessingShape" xmlns:wpsCustomData="http://www.wps.cn/officeDocument/2013/wpsCustomData" mc:Ignorable="w14 w15 wp14">
-  <w:endnote w:type="separator" w:id="0">
-    <w:p>
-      <w:pPr>
-        <w:spacing w:line="240" w:lineRule="auto"/>
-      </w:pPr>
-      <w:r>
-        <w:separator/>
-      </w:r>
-    </w:p>
-  </w:endnote>
-  <w:endnote w:type="continuationSeparator" w:id="1">
-    <w:p>
-      <w:pPr>
-        <w:spacing w:line="240" w:lineRule="auto"/>
-      </w:pPr>
-      <w:r>
-        <w:continuationSeparator/>
-      </w:r>
-    </w:p>
-  </w:endnote>
-</w:endnotes>
-</file>
-
-<file path=word/footnotes.xml><?xml version="1.0" encoding="utf-8"?>
-<w:footnotes xmlns:wpc="http://schemas.microsoft.com/office/word/2010/wordprocessingCanvas" xmlns:mc="http://schemas.openxmlformats.org/markup-compatibility/2006" xmlns:o="urn:schemas-microsoft-com:office:office" xmlns:r="http://schemas.openxmlformats.org/officeDocument/2006/relationships" xmlns:m="http://schemas.openxmlformats.org/officeDocument/2006/math" xmlns:v="urn:schemas-microsoft-com:vml" xmlns:wp14="http://schemas.microsoft.com/office/word/2010/wordprocessingDrawing" xmlns:wp="http://schemas.openxmlformats.org/drawingml/2006/wordprocessingDrawing" xmlns:w="http://schemas.openxmlformats.org/wordprocessingml/2006/main" xmlns:w14="http://schemas.microsoft.com/office/word/2010/wordml" xmlns:w15="http://schemas.microsoft.com/office/word/2012/wordml" xmlns:w10="urn:schemas-microsoft-com:office:word" xmlns:wpg="http://schemas.microsoft.com/office/word/2010/wordprocessingGroup" xmlns:wpi="http://schemas.microsoft.com/office/word/2010/wordprocessingInk" xmlns:wne="http://schemas.microsoft.com/office/word/2006/wordml" xmlns:wps="http://schemas.microsoft.com/office/word/2010/wordprocessingShape" xmlns:wpsCustomData="http://www.wps.cn/officeDocument/2013/wpsCustomData" mc:Ignorable="w14 w15 wp14">
-  <w:footnote w:type="separator" w:id="0">
-    <w:p>
-      <w:pPr>
-        <w:spacing w:line="360" w:lineRule="auto"/>
-      </w:pPr>
-      <w:r>
-        <w:separator/>
-      </w:r>
-    </w:p>
-  </w:footnote>
-  <w:footnote w:type="continuationSeparator" w:id="1">
-    <w:p>
-      <w:pPr>
-        <w:spacing w:line="360" w:lineRule="auto"/>
-      </w:pPr>
-      <w:r>
-        <w:continuationSeparator/>
-      </w:r>
-    </w:p>
-  </w:footnote>
-</w:footnotes>
-</file>
-
 <file path=word/header1.xml><?xml version="1.0" encoding="utf-8"?>
-<w:hdr xmlns:wpc="http://schemas.microsoft.com/office/word/2010/wordprocessingCanvas" xmlns:mc="http://schemas.openxmlformats.org/markup-compatibility/2006" xmlns:o="urn:schemas-microsoft-com:office:office" xmlns:r="http://schemas.openxmlformats.org/officeDocument/2006/relationships" xmlns:m="http://schemas.openxmlformats.org/officeDocument/2006/math" xmlns:v="urn:schemas-microsoft-com:vml" xmlns:wp14="http://schemas.microsoft.com/office/word/2010/wordprocessingDrawing" xmlns:wp="http://schemas.openxmlformats.org/drawingml/2006/wordprocessingDrawing" xmlns:w10="urn:schemas-microsoft-com:office:word" xmlns:w="http://schemas.openxmlformats.org/wordprocessingml/2006/main" xmlns:w14="http://schemas.microsoft.com/office/word/2010/wordml" xmlns:w15="http://schemas.microsoft.com/office/word/2012/wordml" xmlns:wpg="http://schemas.microsoft.com/office/word/2010/wordprocessingGroup" xmlns:wpi="http://schemas.microsoft.com/office/word/2010/wordprocessingInk" xmlns:wne="http://schemas.microsoft.com/office/word/2006/wordml" xmlns:wps="http://schemas.microsoft.com/office/word/2010/wordprocessingShape" xmlns:wpsCustomData="http://www.wps.cn/officeDocument/2013/wpsCustomData" mc:Ignorable="w14 w15 wp14">
+<w:hdr xmlns:wpc="http://schemas.microsoft.com/office/word/2010/wordprocessingCanvas" xmlns:mc="http://schemas.openxmlformats.org/markup-compatibility/2006" xmlns:o="urn:schemas-microsoft-com:office:office" xmlns:r="http://schemas.openxmlformats.org/officeDocument/2006/relationships" xmlns:m="http://schemas.openxmlformats.org/officeDocument/2006/math" xmlns:v="urn:schemas-microsoft-com:vml" xmlns:wp14="http://schemas.microsoft.com/office/word/2010/wordprocessingDrawing" xmlns:wp="http://schemas.openxmlformats.org/drawingml/2006/wordprocessingDrawing" xmlns:w10="urn:schemas-microsoft-com:office:word" xmlns:w="http://schemas.openxmlformats.org/wordprocessingml/2006/main" xmlns:w14="http://schemas.microsoft.com/office/word/2010/wordml" xmlns:w15="http://schemas.microsoft.com/office/word/2012/wordml" xmlns:wne="http://schemas.microsoft.com/office/word/2006/wordml" xmlns:wpg="http://schemas.microsoft.com/office/word/2010/wordprocessingGroup" xmlns:wpi="http://schemas.microsoft.com/office/word/2010/wordprocessingInk" xmlns:wps="http://schemas.microsoft.com/office/word/2010/wordprocessingShape" mc:Ignorable="w14 w15 wp14">
   <w:p>
     <w:pPr>
-      <w:pStyle w:val="15"/>
+      <w:pStyle w:val="Header"/>
       <w:pBdr>
-        <w:bottom w:val="single" w:color="auto" w:sz="4" w:space="1"/>
+        <w:bottom w:val="single" w:sz="4" w:space="1" w:color="auto"/>
       </w:pBdr>
       <w:tabs>
         <w:tab w:val="left" w:pos="335"/>
@@ -4974,27 +4897,27 @@
       </w:tabs>
       <w:jc w:val="right"/>
       <w:rPr>
-        <w:rFonts w:hint="eastAsia" w:eastAsiaTheme="minorEastAsia"/>
+        <w:rFonts w:eastAsiaTheme="minorEastAsia" w:hint="eastAsia"/>
         <w:lang w:eastAsia="zh-CN"/>
       </w:rPr>
     </w:pPr>
     <w:r>
       <w:rPr>
-        <w:rFonts w:hint="eastAsia" w:eastAsiaTheme="minorEastAsia"/>
+        <w:rFonts w:eastAsiaTheme="minorEastAsia" w:hint="eastAsia"/>
         <w:lang w:val="en-US" w:eastAsia="zh-CN"/>
       </w:rPr>
       <w:tab/>
     </w:r>
     <w:r>
       <w:rPr>
-        <w:rFonts w:hint="eastAsia" w:eastAsiaTheme="minorEastAsia"/>
+        <w:rFonts w:eastAsiaTheme="minorEastAsia" w:hint="eastAsia"/>
         <w:lang w:val="en-US" w:eastAsia="zh-CN"/>
       </w:rPr>
       <w:tab/>
     </w:r>
     <w:r>
       <w:rPr>
-        <w:rFonts w:hint="eastAsia" w:eastAsiaTheme="minorEastAsia"/>
+        <w:rFonts w:eastAsiaTheme="minorEastAsia" w:hint="eastAsia"/>
         <w:lang w:val="en-US" w:eastAsia="zh-CN"/>
       </w:rPr>
       <w:t>江西通信产业服务有限公司</w:t>
@@ -5004,15 +4927,15 @@
 </file>
 
 <file path=word/numbering.xml><?xml version="1.0" encoding="utf-8"?>
-<w:numbering xmlns:wpc="http://schemas.microsoft.com/office/word/2010/wordprocessingCanvas" xmlns:mc="http://schemas.openxmlformats.org/markup-compatibility/2006" xmlns:o="urn:schemas-microsoft-com:office:office" xmlns:r="http://schemas.openxmlformats.org/officeDocument/2006/relationships" xmlns:m="http://schemas.openxmlformats.org/officeDocument/2006/math" xmlns:v="urn:schemas-microsoft-com:vml" xmlns:wp14="http://schemas.microsoft.com/office/word/2010/wordprocessingDrawing" xmlns:wp="http://schemas.openxmlformats.org/drawingml/2006/wordprocessingDrawing" xmlns:w10="urn:schemas-microsoft-com:office:word" xmlns:w="http://schemas.openxmlformats.org/wordprocessingml/2006/main" xmlns:w14="http://schemas.microsoft.com/office/word/2010/wordml" xmlns:wpg="http://schemas.microsoft.com/office/word/2010/wordprocessingGroup" xmlns:wpi="http://schemas.microsoft.com/office/word/2010/wordprocessingInk" xmlns:wne="http://schemas.microsoft.com/office/word/2006/wordml" xmlns:wps="http://schemas.microsoft.com/office/word/2010/wordprocessingShape" xmlns:wpsCustomData="http://www.wps.cn/officeDocument/2013/wpsCustomData" mc:Ignorable="w14 wp14">
+<w:numbering xmlns:wpc="http://schemas.microsoft.com/office/word/2010/wordprocessingCanvas" xmlns:mc="http://schemas.openxmlformats.org/markup-compatibility/2006" xmlns:o="urn:schemas-microsoft-com:office:office" xmlns:r="http://schemas.openxmlformats.org/officeDocument/2006/relationships" xmlns:m="http://schemas.openxmlformats.org/officeDocument/2006/math" xmlns:v="urn:schemas-microsoft-com:vml" xmlns:wp14="http://schemas.microsoft.com/office/word/2010/wordprocessingDrawing" xmlns:wp="http://schemas.openxmlformats.org/drawingml/2006/wordprocessingDrawing" xmlns:w10="urn:schemas-microsoft-com:office:word" xmlns:w="http://schemas.openxmlformats.org/wordprocessingml/2006/main" xmlns:w14="http://schemas.microsoft.com/office/word/2010/wordml" xmlns:w15="http://schemas.microsoft.com/office/word/2012/wordml" xmlns:wne="http://schemas.microsoft.com/office/word/2006/wordml" xmlns:wpg="http://schemas.microsoft.com/office/word/2010/wordprocessingGroup" xmlns:wpi="http://schemas.microsoft.com/office/word/2010/wordprocessingInk" xmlns:wps="http://schemas.microsoft.com/office/word/2010/wordprocessingShape" mc:Ignorable="w14 w15 wp14">
   <w:abstractNum w:abstractNumId="0">
     <w:nsid w:val="8E964DCE"/>
     <w:multiLevelType w:val="multilevel"/>
     <w:tmpl w:val="8E964DCE"/>
-    <w:lvl w:ilvl="0" w:tentative="0">
+    <w:lvl w:ilvl="0">
       <w:start w:val="1"/>
       <w:numFmt w:val="decimal"/>
-      <w:pStyle w:val="2"/>
+      <w:pStyle w:val="Heading1"/>
       <w:lvlText w:val="%1."/>
       <w:lvlJc w:val="left"/>
       <w:pPr>
@@ -5022,10 +4945,10 @@
         <w:rFonts w:hint="default"/>
       </w:rPr>
     </w:lvl>
-    <w:lvl w:ilvl="1" w:tentative="0">
+    <w:lvl w:ilvl="1">
       <w:start w:val="1"/>
       <w:numFmt w:val="decimal"/>
-      <w:pStyle w:val="3"/>
+      <w:pStyle w:val="Heading2"/>
       <w:lvlText w:val="%1.%2."/>
       <w:lvlJc w:val="left"/>
       <w:pPr>
@@ -5035,10 +4958,10 @@
         <w:rFonts w:hint="default"/>
       </w:rPr>
     </w:lvl>
-    <w:lvl w:ilvl="2" w:tentative="0">
+    <w:lvl w:ilvl="2">
       <w:start w:val="1"/>
       <w:numFmt w:val="decimal"/>
-      <w:pStyle w:val="4"/>
+      <w:pStyle w:val="Heading3"/>
       <w:lvlText w:val="%1.%2.%3."/>
       <w:lvlJc w:val="left"/>
       <w:pPr>
@@ -5048,10 +4971,10 @@
         <w:rFonts w:hint="default"/>
       </w:rPr>
     </w:lvl>
-    <w:lvl w:ilvl="3" w:tentative="0">
+    <w:lvl w:ilvl="3">
       <w:start w:val="1"/>
       <w:numFmt w:val="decimal"/>
-      <w:pStyle w:val="5"/>
+      <w:pStyle w:val="Heading4"/>
       <w:lvlText w:val="%1.%2.%3.%4."/>
       <w:lvlJc w:val="left"/>
       <w:pPr>
@@ -5061,10 +4984,10 @@
         <w:rFonts w:hint="default"/>
       </w:rPr>
     </w:lvl>
-    <w:lvl w:ilvl="4" w:tentative="0">
+    <w:lvl w:ilvl="4">
       <w:start w:val="1"/>
       <w:numFmt w:val="decimal"/>
-      <w:pStyle w:val="6"/>
+      <w:pStyle w:val="Heading5"/>
       <w:lvlText w:val="%1.%2.%3.%4.%5."/>
       <w:lvlJc w:val="left"/>
       <w:pPr>
@@ -5074,10 +4997,10 @@
         <w:rFonts w:hint="default"/>
       </w:rPr>
     </w:lvl>
-    <w:lvl w:ilvl="5" w:tentative="0">
+    <w:lvl w:ilvl="5">
       <w:start w:val="1"/>
       <w:numFmt w:val="decimal"/>
-      <w:pStyle w:val="7"/>
+      <w:pStyle w:val="Heading6"/>
       <w:lvlText w:val="%1.%2.%3.%4.%5.%6."/>
       <w:lvlJc w:val="left"/>
       <w:pPr>
@@ -5087,10 +5010,10 @@
         <w:rFonts w:hint="default"/>
       </w:rPr>
     </w:lvl>
-    <w:lvl w:ilvl="6" w:tentative="0">
+    <w:lvl w:ilvl="6">
       <w:start w:val="1"/>
       <w:numFmt w:val="decimal"/>
-      <w:pStyle w:val="8"/>
+      <w:pStyle w:val="Heading7"/>
       <w:lvlText w:val="%1.%2.%3.%4.%5.%6.%7."/>
       <w:lvlJc w:val="left"/>
       <w:pPr>
@@ -5100,10 +5023,10 @@
         <w:rFonts w:hint="default"/>
       </w:rPr>
     </w:lvl>
-    <w:lvl w:ilvl="7" w:tentative="0">
+    <w:lvl w:ilvl="7">
       <w:start w:val="1"/>
       <w:numFmt w:val="decimal"/>
-      <w:pStyle w:val="9"/>
+      <w:pStyle w:val="Heading8"/>
       <w:lvlText w:val="%1.%2.%3.%4.%5.%6.%7.%8."/>
       <w:lvlJc w:val="left"/>
       <w:pPr>
@@ -5113,10 +5036,10 @@
         <w:rFonts w:hint="default"/>
       </w:rPr>
     </w:lvl>
-    <w:lvl w:ilvl="8" w:tentative="0">
+    <w:lvl w:ilvl="8">
       <w:start w:val="1"/>
       <w:numFmt w:val="decimal"/>
-      <w:pStyle w:val="10"/>
+      <w:pStyle w:val="Heading9"/>
       <w:lvlText w:val="%1.%2.%3.%4.%5.%6.%7.%8.%9."/>
       <w:lvlJc w:val="left"/>
       <w:pPr>
@@ -5131,7 +5054,7 @@
     <w:nsid w:val="5C991BA1"/>
     <w:multiLevelType w:val="singleLevel"/>
     <w:tmpl w:val="5C991BA1"/>
-    <w:lvl w:ilvl="0" w:tentative="0">
+    <w:lvl w:ilvl="0">
       <w:start w:val="1"/>
       <w:numFmt w:val="decimal"/>
       <w:lvlText w:val="%1."/>
@@ -5148,7 +5071,7 @@
     <w:nsid w:val="616B0920"/>
     <w:multiLevelType w:val="singleLevel"/>
     <w:tmpl w:val="616B0920"/>
-    <w:lvl w:ilvl="0" w:tentative="0">
+    <w:lvl w:ilvl="0">
       <w:start w:val="1"/>
       <w:numFmt w:val="decimal"/>
       <w:lvlText w:val="%1."/>
@@ -5174,269 +5097,267 @@
 </file>
 
 <file path=word/styles.xml><?xml version="1.0" encoding="utf-8"?>
-<w:styles xmlns:mc="http://schemas.openxmlformats.org/markup-compatibility/2006" xmlns:o="urn:schemas-microsoft-com:office:office" xmlns:r="http://schemas.openxmlformats.org/officeDocument/2006/relationships" xmlns:m="http://schemas.openxmlformats.org/officeDocument/2006/math" xmlns:v="urn:schemas-microsoft-com:vml" xmlns:w="http://schemas.openxmlformats.org/wordprocessingml/2006/main" xmlns:w14="http://schemas.microsoft.com/office/word/2010/wordml" xmlns:w10="urn:schemas-microsoft-com:office:word" xmlns:sl="http://schemas.openxmlformats.org/schemaLibrary/2006/main" xmlns:wpsCustomData="http://www.wps.cn/officeDocument/2013/wpsCustomData" mc:Ignorable="w14">
+<w:styles xmlns:mc="http://schemas.openxmlformats.org/markup-compatibility/2006" xmlns:r="http://schemas.openxmlformats.org/officeDocument/2006/relationships" xmlns:w="http://schemas.openxmlformats.org/wordprocessingml/2006/main" xmlns:w14="http://schemas.microsoft.com/office/word/2010/wordml" xmlns:w15="http://schemas.microsoft.com/office/word/2012/wordml" mc:Ignorable="w14 w15">
   <w:docDefaults>
     <w:rPrDefault>
       <w:rPr>
-        <w:rFonts w:ascii="Times New Roman" w:hAnsi="Times New Roman" w:eastAsia="宋体" w:cs="Times New Roman"/>
+        <w:rFonts w:ascii="Times New Roman" w:eastAsia="宋体" w:hAnsi="Times New Roman" w:cs="Times New Roman"/>
       </w:rPr>
     </w:rPrDefault>
     <w:pPrDefault/>
   </w:docDefaults>
-  <w:latentStyles w:count="260" w:defQFormat="0" w:defUnhideWhenUsed="1" w:defSemiHidden="1" w:defUIPriority="99" w:defLockedState="0">
-    <w:lsdException w:qFormat="1" w:unhideWhenUsed="0" w:uiPriority="0" w:semiHidden="0" w:name="Normal"/>
-    <w:lsdException w:qFormat="1" w:unhideWhenUsed="0" w:uiPriority="0" w:semiHidden="0" w:name="heading 1"/>
-    <w:lsdException w:qFormat="1" w:uiPriority="0" w:semiHidden="0" w:name="heading 2"/>
-    <w:lsdException w:qFormat="1" w:uiPriority="0" w:name="heading 3"/>
-    <w:lsdException w:qFormat="1" w:uiPriority="0" w:semiHidden="0" w:name="heading 4"/>
-    <w:lsdException w:qFormat="1" w:uiPriority="0" w:name="heading 5"/>
-    <w:lsdException w:qFormat="1" w:uiPriority="0" w:name="heading 6"/>
-    <w:lsdException w:qFormat="1" w:uiPriority="0" w:name="heading 7"/>
-    <w:lsdException w:qFormat="1" w:uiPriority="0" w:name="heading 8"/>
-    <w:lsdException w:qFormat="1" w:uiPriority="0" w:name="heading 9"/>
-    <w:lsdException w:unhideWhenUsed="0" w:uiPriority="0" w:semiHidden="0" w:name="index 1"/>
-    <w:lsdException w:unhideWhenUsed="0" w:uiPriority="0" w:semiHidden="0" w:name="index 2"/>
-    <w:lsdException w:unhideWhenUsed="0" w:uiPriority="0" w:semiHidden="0" w:name="index 3"/>
-    <w:lsdException w:unhideWhenUsed="0" w:uiPriority="0" w:semiHidden="0" w:name="index 4"/>
-    <w:lsdException w:unhideWhenUsed="0" w:uiPriority="0" w:semiHidden="0" w:name="index 5"/>
-    <w:lsdException w:unhideWhenUsed="0" w:uiPriority="0" w:semiHidden="0" w:name="index 6"/>
-    <w:lsdException w:unhideWhenUsed="0" w:uiPriority="0" w:semiHidden="0" w:name="index 7"/>
-    <w:lsdException w:unhideWhenUsed="0" w:uiPriority="0" w:semiHidden="0" w:name="index 8"/>
-    <w:lsdException w:unhideWhenUsed="0" w:uiPriority="0" w:semiHidden="0" w:name="index 9"/>
-    <w:lsdException w:qFormat="1" w:unhideWhenUsed="0" w:uiPriority="0" w:semiHidden="0" w:name="toc 1"/>
-    <w:lsdException w:qFormat="1" w:unhideWhenUsed="0" w:uiPriority="0" w:semiHidden="0" w:name="toc 2"/>
-    <w:lsdException w:qFormat="1" w:unhideWhenUsed="0" w:uiPriority="0" w:semiHidden="0" w:name="toc 3"/>
-    <w:lsdException w:unhideWhenUsed="0" w:uiPriority="0" w:semiHidden="0" w:name="toc 4"/>
-    <w:lsdException w:unhideWhenUsed="0" w:uiPriority="0" w:semiHidden="0" w:name="toc 5"/>
-    <w:lsdException w:unhideWhenUsed="0" w:uiPriority="0" w:semiHidden="0" w:name="toc 6"/>
-    <w:lsdException w:unhideWhenUsed="0" w:uiPriority="0" w:semiHidden="0" w:name="toc 7"/>
-    <w:lsdException w:unhideWhenUsed="0" w:uiPriority="0" w:semiHidden="0" w:name="toc 8"/>
-    <w:lsdException w:unhideWhenUsed="0" w:uiPriority="0" w:semiHidden="0" w:name="toc 9"/>
-    <w:lsdException w:unhideWhenUsed="0" w:uiPriority="0" w:semiHidden="0" w:name="Normal Indent"/>
-    <w:lsdException w:unhideWhenUsed="0" w:uiPriority="0" w:semiHidden="0" w:name="footnote text"/>
-    <w:lsdException w:qFormat="1" w:unhideWhenUsed="0" w:uiPriority="0" w:semiHidden="0" w:name="annotation text"/>
-    <w:lsdException w:qFormat="1" w:unhideWhenUsed="0" w:uiPriority="0" w:semiHidden="0" w:name="header"/>
-    <w:lsdException w:qFormat="1" w:unhideWhenUsed="0" w:uiPriority="0" w:semiHidden="0" w:name="footer"/>
-    <w:lsdException w:unhideWhenUsed="0" w:uiPriority="0" w:semiHidden="0" w:name="index heading"/>
-    <w:lsdException w:qFormat="1" w:uiPriority="0" w:name="caption"/>
-    <w:lsdException w:unhideWhenUsed="0" w:uiPriority="0" w:semiHidden="0" w:name="table of figures"/>
-    <w:lsdException w:unhideWhenUsed="0" w:uiPriority="0" w:semiHidden="0" w:name="envelope address"/>
-    <w:lsdException w:unhideWhenUsed="0" w:uiPriority="0" w:semiHidden="0" w:name="envelope return"/>
-    <w:lsdException w:unhideWhenUsed="0" w:uiPriority="0" w:semiHidden="0" w:name="footnote reference"/>
-    <w:lsdException w:unhideWhenUsed="0" w:uiPriority="0" w:semiHidden="0" w:name="annotation reference"/>
-    <w:lsdException w:unhideWhenUsed="0" w:uiPriority="0" w:semiHidden="0" w:name="line number"/>
-    <w:lsdException w:unhideWhenUsed="0" w:uiPriority="0" w:semiHidden="0" w:name="page number"/>
-    <w:lsdException w:unhideWhenUsed="0" w:uiPriority="0" w:semiHidden="0" w:name="endnote reference"/>
-    <w:lsdException w:unhideWhenUsed="0" w:uiPriority="0" w:semiHidden="0" w:name="endnote text"/>
-    <w:lsdException w:unhideWhenUsed="0" w:uiPriority="0" w:semiHidden="0" w:name="table of authorities"/>
-    <w:lsdException w:unhideWhenUsed="0" w:uiPriority="0" w:semiHidden="0" w:name="macro"/>
-    <w:lsdException w:unhideWhenUsed="0" w:uiPriority="0" w:semiHidden="0" w:name="toa heading"/>
-    <w:lsdException w:unhideWhenUsed="0" w:uiPriority="0" w:semiHidden="0" w:name="List"/>
-    <w:lsdException w:unhideWhenUsed="0" w:uiPriority="0" w:semiHidden="0" w:name="List Bullet"/>
-    <w:lsdException w:unhideWhenUsed="0" w:uiPriority="0" w:semiHidden="0" w:name="List Number"/>
-    <w:lsdException w:unhideWhenUsed="0" w:uiPriority="0" w:semiHidden="0" w:name="List 2"/>
-    <w:lsdException w:unhideWhenUsed="0" w:uiPriority="0" w:semiHidden="0" w:name="List 3"/>
-    <w:lsdException w:unhideWhenUsed="0" w:uiPriority="0" w:semiHidden="0" w:name="List 4"/>
-    <w:lsdException w:unhideWhenUsed="0" w:uiPriority="0" w:semiHidden="0" w:name="List 5"/>
-    <w:lsdException w:unhideWhenUsed="0" w:uiPriority="0" w:semiHidden="0" w:name="List Bullet 2"/>
-    <w:lsdException w:unhideWhenUsed="0" w:uiPriority="0" w:semiHidden="0" w:name="List Bullet 3"/>
-    <w:lsdException w:unhideWhenUsed="0" w:uiPriority="0" w:semiHidden="0" w:name="List Bullet 4"/>
-    <w:lsdException w:unhideWhenUsed="0" w:uiPriority="0" w:semiHidden="0" w:name="List Bullet 5"/>
-    <w:lsdException w:unhideWhenUsed="0" w:uiPriority="0" w:semiHidden="0" w:name="List Number 2"/>
-    <w:lsdException w:unhideWhenUsed="0" w:uiPriority="0" w:semiHidden="0" w:name="List Number 3"/>
-    <w:lsdException w:unhideWhenUsed="0" w:uiPriority="0" w:semiHidden="0" w:name="List Number 4"/>
-    <w:lsdException w:unhideWhenUsed="0" w:uiPriority="0" w:semiHidden="0" w:name="List Number 5"/>
-    <w:lsdException w:qFormat="1" w:unhideWhenUsed="0" w:uiPriority="0" w:semiHidden="0" w:name="Title"/>
-    <w:lsdException w:unhideWhenUsed="0" w:uiPriority="0" w:semiHidden="0" w:name="Closing"/>
-    <w:lsdException w:unhideWhenUsed="0" w:uiPriority="0" w:semiHidden="0" w:name="Signature"/>
-    <w:lsdException w:qFormat="1" w:unhideWhenUsed="0" w:uiPriority="0" w:name="Default Paragraph Font"/>
-    <w:lsdException w:qFormat="1" w:unhideWhenUsed="0" w:uiPriority="0" w:name="Body Text"/>
-    <w:lsdException w:unhideWhenUsed="0" w:uiPriority="0" w:semiHidden="0" w:name="Body Text Indent"/>
-    <w:lsdException w:unhideWhenUsed="0" w:uiPriority="0" w:semiHidden="0" w:name="List Continue"/>
-    <w:lsdException w:unhideWhenUsed="0" w:uiPriority="0" w:semiHidden="0" w:name="List Continue 2"/>
-    <w:lsdException w:unhideWhenUsed="0" w:uiPriority="0" w:semiHidden="0" w:name="List Continue 3"/>
-    <w:lsdException w:unhideWhenUsed="0" w:uiPriority="0" w:semiHidden="0" w:name="List Continue 4"/>
-    <w:lsdException w:unhideWhenUsed="0" w:uiPriority="0" w:semiHidden="0" w:name="List Continue 5"/>
-    <w:lsdException w:unhideWhenUsed="0" w:uiPriority="0" w:semiHidden="0" w:name="Message Header"/>
-    <w:lsdException w:qFormat="1" w:unhideWhenUsed="0" w:uiPriority="0" w:semiHidden="0" w:name="Subtitle"/>
-    <w:lsdException w:unhideWhenUsed="0" w:uiPriority="0" w:semiHidden="0" w:name="Salutation"/>
-    <w:lsdException w:unhideWhenUsed="0" w:uiPriority="0" w:semiHidden="0" w:name="Date"/>
-    <w:lsdException w:unhideWhenUsed="0" w:uiPriority="0" w:semiHidden="0" w:name="Body Text First Indent"/>
-    <w:lsdException w:unhideWhenUsed="0" w:uiPriority="0" w:semiHidden="0" w:name="Body Text First Indent 2"/>
-    <w:lsdException w:uiPriority="99" w:name="Note Heading"/>
-    <w:lsdException w:unhideWhenUsed="0" w:uiPriority="0" w:semiHidden="0" w:name="Body Text 2"/>
-    <w:lsdException w:unhideWhenUsed="0" w:uiPriority="0" w:semiHidden="0" w:name="Body Text 3"/>
-    <w:lsdException w:unhideWhenUsed="0" w:uiPriority="0" w:semiHidden="0" w:name="Body Text Indent 2"/>
-    <w:lsdException w:unhideWhenUsed="0" w:uiPriority="0" w:semiHidden="0" w:name="Body Text Indent 3"/>
-    <w:lsdException w:unhideWhenUsed="0" w:uiPriority="0" w:semiHidden="0" w:name="Block Text"/>
-    <w:lsdException w:unhideWhenUsed="0" w:uiPriority="0" w:semiHidden="0" w:name="Hyperlink"/>
-    <w:lsdException w:unhideWhenUsed="0" w:uiPriority="0" w:semiHidden="0" w:name="FollowedHyperlink"/>
-    <w:lsdException w:qFormat="1" w:unhideWhenUsed="0" w:uiPriority="0" w:semiHidden="0" w:name="Strong"/>
-    <w:lsdException w:qFormat="1" w:unhideWhenUsed="0" w:uiPriority="0" w:semiHidden="0" w:name="Emphasis"/>
-    <w:lsdException w:unhideWhenUsed="0" w:uiPriority="0" w:semiHidden="0" w:name="Document Map"/>
-    <w:lsdException w:unhideWhenUsed="0" w:uiPriority="0" w:semiHidden="0" w:name="Plain Text"/>
-    <w:lsdException w:unhideWhenUsed="0" w:uiPriority="0" w:semiHidden="0" w:name="E-mail Signature"/>
-    <w:lsdException w:qFormat="1" w:unhideWhenUsed="0" w:uiPriority="0" w:semiHidden="0" w:name="Normal (Web)"/>
-    <w:lsdException w:unhideWhenUsed="0" w:uiPriority="0" w:semiHidden="0" w:name="HTML Acronym"/>
-    <w:lsdException w:unhideWhenUsed="0" w:uiPriority="0" w:semiHidden="0" w:name="HTML Address"/>
-    <w:lsdException w:unhideWhenUsed="0" w:uiPriority="0" w:semiHidden="0" w:name="HTML Cite"/>
-    <w:lsdException w:unhideWhenUsed="0" w:uiPriority="0" w:semiHidden="0" w:name="HTML Code"/>
-    <w:lsdException w:unhideWhenUsed="0" w:uiPriority="0" w:semiHidden="0" w:name="HTML Definition"/>
-    <w:lsdException w:unhideWhenUsed="0" w:uiPriority="0" w:semiHidden="0" w:name="HTML Keyboard"/>
-    <w:lsdException w:unhideWhenUsed="0" w:uiPriority="0" w:semiHidden="0" w:name="HTML Preformatted"/>
-    <w:lsdException w:unhideWhenUsed="0" w:uiPriority="0" w:semiHidden="0" w:name="HTML Sample"/>
-    <w:lsdException w:unhideWhenUsed="0" w:uiPriority="0" w:semiHidden="0" w:name="HTML Typewriter"/>
-    <w:lsdException w:unhideWhenUsed="0" w:uiPriority="0" w:semiHidden="0" w:name="HTML Variable"/>
-    <w:lsdException w:qFormat="1" w:unhideWhenUsed="0" w:uiPriority="0" w:name="Normal Table"/>
-    <w:lsdException w:unhideWhenUsed="0" w:uiPriority="0" w:semiHidden="0" w:name="annotation subject"/>
-    <w:lsdException w:unhideWhenUsed="0" w:uiPriority="0" w:semiHidden="0" w:name="Table Simple 1"/>
-    <w:lsdException w:unhideWhenUsed="0" w:uiPriority="0" w:semiHidden="0" w:name="Table Simple 2"/>
-    <w:lsdException w:unhideWhenUsed="0" w:uiPriority="0" w:semiHidden="0" w:name="Table Simple 3"/>
-    <w:lsdException w:unhideWhenUsed="0" w:uiPriority="0" w:semiHidden="0" w:name="Table Classic 1"/>
-    <w:lsdException w:unhideWhenUsed="0" w:uiPriority="0" w:semiHidden="0" w:name="Table Classic 2"/>
-    <w:lsdException w:unhideWhenUsed="0" w:uiPriority="0" w:semiHidden="0" w:name="Table Classic 3"/>
-    <w:lsdException w:unhideWhenUsed="0" w:uiPriority="0" w:semiHidden="0" w:name="Table Classic 4"/>
-    <w:lsdException w:unhideWhenUsed="0" w:uiPriority="0" w:semiHidden="0" w:name="Table Colorful 1"/>
-    <w:lsdException w:unhideWhenUsed="0" w:uiPriority="0" w:semiHidden="0" w:name="Table Colorful 2"/>
-    <w:lsdException w:unhideWhenUsed="0" w:uiPriority="0" w:semiHidden="0" w:name="Table Colorful 3"/>
-    <w:lsdException w:unhideWhenUsed="0" w:uiPriority="0" w:semiHidden="0" w:name="Table Columns 1"/>
-    <w:lsdException w:unhideWhenUsed="0" w:uiPriority="0" w:semiHidden="0" w:name="Table Columns 2"/>
-    <w:lsdException w:unhideWhenUsed="0" w:uiPriority="0" w:semiHidden="0" w:name="Table Columns 3"/>
-    <w:lsdException w:unhideWhenUsed="0" w:uiPriority="0" w:semiHidden="0" w:name="Table Columns 4"/>
-    <w:lsdException w:unhideWhenUsed="0" w:uiPriority="0" w:semiHidden="0" w:name="Table Columns 5"/>
-    <w:lsdException w:unhideWhenUsed="0" w:uiPriority="0" w:semiHidden="0" w:name="Table Grid 1"/>
-    <w:lsdException w:unhideWhenUsed="0" w:uiPriority="0" w:semiHidden="0" w:name="Table Grid 2"/>
-    <w:lsdException w:unhideWhenUsed="0" w:uiPriority="0" w:semiHidden="0" w:name="Table Grid 3"/>
-    <w:lsdException w:unhideWhenUsed="0" w:uiPriority="0" w:semiHidden="0" w:name="Table Grid 4"/>
-    <w:lsdException w:unhideWhenUsed="0" w:uiPriority="0" w:semiHidden="0" w:name="Table Grid 5"/>
-    <w:lsdException w:unhideWhenUsed="0" w:uiPriority="0" w:semiHidden="0" w:name="Table Grid 6"/>
-    <w:lsdException w:unhideWhenUsed="0" w:uiPriority="0" w:semiHidden="0" w:name="Table Grid 7"/>
-    <w:lsdException w:unhideWhenUsed="0" w:uiPriority="0" w:semiHidden="0" w:name="Table Grid 8"/>
-    <w:lsdException w:unhideWhenUsed="0" w:uiPriority="0" w:semiHidden="0" w:name="Table List 1"/>
-    <w:lsdException w:unhideWhenUsed="0" w:uiPriority="0" w:semiHidden="0" w:name="Table List 2"/>
-    <w:lsdException w:unhideWhenUsed="0" w:uiPriority="0" w:semiHidden="0" w:name="Table List 3"/>
-    <w:lsdException w:unhideWhenUsed="0" w:uiPriority="0" w:semiHidden="0" w:name="Table List 4"/>
-    <w:lsdException w:unhideWhenUsed="0" w:uiPriority="0" w:semiHidden="0" w:name="Table List 5"/>
-    <w:lsdException w:unhideWhenUsed="0" w:uiPriority="0" w:semiHidden="0" w:name="Table List 6"/>
-    <w:lsdException w:unhideWhenUsed="0" w:uiPriority="0" w:semiHidden="0" w:name="Table List 7"/>
-    <w:lsdException w:unhideWhenUsed="0" w:uiPriority="0" w:semiHidden="0" w:name="Table List 8"/>
-    <w:lsdException w:unhideWhenUsed="0" w:uiPriority="0" w:semiHidden="0" w:name="Table 3D effects 1"/>
-    <w:lsdException w:unhideWhenUsed="0" w:uiPriority="0" w:semiHidden="0" w:name="Table 3D effects 2"/>
-    <w:lsdException w:unhideWhenUsed="0" w:uiPriority="0" w:semiHidden="0" w:name="Table 3D effects 3"/>
-    <w:lsdException w:unhideWhenUsed="0" w:uiPriority="0" w:semiHidden="0" w:name="Table Contemporary"/>
-    <w:lsdException w:unhideWhenUsed="0" w:uiPriority="0" w:semiHidden="0" w:name="Table Elegant"/>
-    <w:lsdException w:unhideWhenUsed="0" w:uiPriority="0" w:semiHidden="0" w:name="Table Professional"/>
-    <w:lsdException w:unhideWhenUsed="0" w:uiPriority="0" w:semiHidden="0" w:name="Table Subtle 1"/>
-    <w:lsdException w:unhideWhenUsed="0" w:uiPriority="0" w:semiHidden="0" w:name="Table Subtle 2"/>
-    <w:lsdException w:unhideWhenUsed="0" w:uiPriority="0" w:semiHidden="0" w:name="Table Web 1"/>
-    <w:lsdException w:unhideWhenUsed="0" w:uiPriority="0" w:semiHidden="0" w:name="Table Web 2"/>
-    <w:lsdException w:unhideWhenUsed="0" w:uiPriority="0" w:semiHidden="0" w:name="Table Web 3"/>
-    <w:lsdException w:unhideWhenUsed="0" w:uiPriority="0" w:semiHidden="0" w:name="Balloon Text"/>
-    <w:lsdException w:qFormat="1" w:unhideWhenUsed="0" w:uiPriority="0" w:semiHidden="0" w:name="Table Grid"/>
-    <w:lsdException w:unhideWhenUsed="0" w:uiPriority="0" w:semiHidden="0" w:name="Table Theme"/>
-    <w:lsdException w:unhideWhenUsed="0" w:uiPriority="60" w:semiHidden="0" w:name="Light Shading"/>
-    <w:lsdException w:unhideWhenUsed="0" w:uiPriority="61" w:semiHidden="0" w:name="Light List"/>
-    <w:lsdException w:unhideWhenUsed="0" w:uiPriority="62" w:semiHidden="0" w:name="Light Grid"/>
-    <w:lsdException w:unhideWhenUsed="0" w:uiPriority="63" w:semiHidden="0" w:name="Medium Shading 1"/>
-    <w:lsdException w:unhideWhenUsed="0" w:uiPriority="64" w:semiHidden="0" w:name="Medium Shading 2"/>
-    <w:lsdException w:unhideWhenUsed="0" w:uiPriority="65" w:semiHidden="0" w:name="Medium List 1"/>
-    <w:lsdException w:unhideWhenUsed="0" w:uiPriority="66" w:semiHidden="0" w:name="Medium List 2"/>
-    <w:lsdException w:unhideWhenUsed="0" w:uiPriority="67" w:semiHidden="0" w:name="Medium Grid 1"/>
-    <w:lsdException w:unhideWhenUsed="0" w:uiPriority="68" w:semiHidden="0" w:name="Medium Grid 2"/>
-    <w:lsdException w:unhideWhenUsed="0" w:uiPriority="69" w:semiHidden="0" w:name="Medium Grid 3"/>
-    <w:lsdException w:unhideWhenUsed="0" w:uiPriority="70" w:semiHidden="0" w:name="Dark List"/>
-    <w:lsdException w:unhideWhenUsed="0" w:uiPriority="71" w:semiHidden="0" w:name="Colorful Shading"/>
-    <w:lsdException w:unhideWhenUsed="0" w:uiPriority="72" w:semiHidden="0" w:name="Colorful List"/>
-    <w:lsdException w:unhideWhenUsed="0" w:uiPriority="73" w:semiHidden="0" w:name="Colorful Grid"/>
-    <w:lsdException w:unhideWhenUsed="0" w:uiPriority="60" w:semiHidden="0" w:name="Light Shading Accent 1"/>
-    <w:lsdException w:unhideWhenUsed="0" w:uiPriority="61" w:semiHidden="0" w:name="Light List Accent 1"/>
-    <w:lsdException w:unhideWhenUsed="0" w:uiPriority="62" w:semiHidden="0" w:name="Light Grid Accent 1"/>
-    <w:lsdException w:unhideWhenUsed="0" w:uiPriority="63" w:semiHidden="0" w:name="Medium Shading 1 Accent 1"/>
-    <w:lsdException w:unhideWhenUsed="0" w:uiPriority="64" w:semiHidden="0" w:name="Medium Shading 2 Accent 1"/>
-    <w:lsdException w:unhideWhenUsed="0" w:uiPriority="65" w:semiHidden="0" w:name="Medium List 1 Accent 1"/>
-    <w:lsdException w:unhideWhenUsed="0" w:uiPriority="66" w:semiHidden="0" w:name="Medium List 2 Accent 1"/>
-    <w:lsdException w:unhideWhenUsed="0" w:uiPriority="67" w:semiHidden="0" w:name="Medium Grid 1 Accent 1"/>
-    <w:lsdException w:unhideWhenUsed="0" w:uiPriority="68" w:semiHidden="0" w:name="Medium Grid 2 Accent 1"/>
-    <w:lsdException w:unhideWhenUsed="0" w:uiPriority="69" w:semiHidden="0" w:name="Medium Grid 3 Accent 1"/>
-    <w:lsdException w:unhideWhenUsed="0" w:uiPriority="70" w:semiHidden="0" w:name="Dark List Accent 1"/>
-    <w:lsdException w:unhideWhenUsed="0" w:uiPriority="71" w:semiHidden="0" w:name="Colorful Shading Accent 1"/>
-    <w:lsdException w:unhideWhenUsed="0" w:uiPriority="72" w:semiHidden="0" w:name="Colorful List Accent 1"/>
-    <w:lsdException w:unhideWhenUsed="0" w:uiPriority="73" w:semiHidden="0" w:name="Colorful Grid Accent 1"/>
-    <w:lsdException w:unhideWhenUsed="0" w:uiPriority="60" w:semiHidden="0" w:name="Light Shading Accent 2"/>
-    <w:lsdException w:unhideWhenUsed="0" w:uiPriority="61" w:semiHidden="0" w:name="Light List Accent 2"/>
-    <w:lsdException w:unhideWhenUsed="0" w:uiPriority="62" w:semiHidden="0" w:name="Light Grid Accent 2"/>
-    <w:lsdException w:unhideWhenUsed="0" w:uiPriority="63" w:semiHidden="0" w:name="Medium Shading 1 Accent 2"/>
-    <w:lsdException w:unhideWhenUsed="0" w:uiPriority="64" w:semiHidden="0" w:name="Medium Shading 2 Accent 2"/>
-    <w:lsdException w:unhideWhenUsed="0" w:uiPriority="65" w:semiHidden="0" w:name="Medium List 1 Accent 2"/>
-    <w:lsdException w:unhideWhenUsed="0" w:uiPriority="66" w:semiHidden="0" w:name="Medium List 2 Accent 2"/>
-    <w:lsdException w:unhideWhenUsed="0" w:uiPriority="67" w:semiHidden="0" w:name="Medium Grid 1 Accent 2"/>
-    <w:lsdException w:unhideWhenUsed="0" w:uiPriority="68" w:semiHidden="0" w:name="Medium Grid 2 Accent 2"/>
-    <w:lsdException w:unhideWhenUsed="0" w:uiPriority="69" w:semiHidden="0" w:name="Medium Grid 3 Accent 2"/>
-    <w:lsdException w:unhideWhenUsed="0" w:uiPriority="70" w:semiHidden="0" w:name="Dark List Accent 2"/>
-    <w:lsdException w:unhideWhenUsed="0" w:uiPriority="71" w:semiHidden="0" w:name="Colorful Shading Accent 2"/>
-    <w:lsdException w:unhideWhenUsed="0" w:uiPriority="72" w:semiHidden="0" w:name="Colorful List Accent 2"/>
-    <w:lsdException w:unhideWhenUsed="0" w:uiPriority="73" w:semiHidden="0" w:name="Colorful Grid Accent 2"/>
-    <w:lsdException w:unhideWhenUsed="0" w:uiPriority="60" w:semiHidden="0" w:name="Light Shading Accent 3"/>
-    <w:lsdException w:unhideWhenUsed="0" w:uiPriority="61" w:semiHidden="0" w:name="Light List Accent 3"/>
-    <w:lsdException w:unhideWhenUsed="0" w:uiPriority="62" w:semiHidden="0" w:name="Light Grid Accent 3"/>
-    <w:lsdException w:unhideWhenUsed="0" w:uiPriority="63" w:semiHidden="0" w:name="Medium Shading 1 Accent 3"/>
-    <w:lsdException w:unhideWhenUsed="0" w:uiPriority="64" w:semiHidden="0" w:name="Medium Shading 2 Accent 3"/>
-    <w:lsdException w:unhideWhenUsed="0" w:uiPriority="65" w:semiHidden="0" w:name="Medium List 1 Accent 3"/>
-    <w:lsdException w:unhideWhenUsed="0" w:uiPriority="66" w:semiHidden="0" w:name="Medium List 2 Accent 3"/>
-    <w:lsdException w:unhideWhenUsed="0" w:uiPriority="67" w:semiHidden="0" w:name="Medium Grid 1 Accent 3"/>
-    <w:lsdException w:unhideWhenUsed="0" w:uiPriority="68" w:semiHidden="0" w:name="Medium Grid 2 Accent 3"/>
-    <w:lsdException w:unhideWhenUsed="0" w:uiPriority="69" w:semiHidden="0" w:name="Medium Grid 3 Accent 3"/>
-    <w:lsdException w:unhideWhenUsed="0" w:uiPriority="70" w:semiHidden="0" w:name="Dark List Accent 3"/>
-    <w:lsdException w:unhideWhenUsed="0" w:uiPriority="71" w:semiHidden="0" w:name="Colorful Shading Accent 3"/>
-    <w:lsdException w:unhideWhenUsed="0" w:uiPriority="72" w:semiHidden="0" w:name="Colorful List Accent 3"/>
-    <w:lsdException w:unhideWhenUsed="0" w:uiPriority="73" w:semiHidden="0" w:name="Colorful Grid Accent 3"/>
-    <w:lsdException w:unhideWhenUsed="0" w:uiPriority="60" w:semiHidden="0" w:name="Light Shading Accent 4"/>
-    <w:lsdException w:unhideWhenUsed="0" w:uiPriority="61" w:semiHidden="0" w:name="Light List Accent 4"/>
-    <w:lsdException w:unhideWhenUsed="0" w:uiPriority="62" w:semiHidden="0" w:name="Light Grid Accent 4"/>
-    <w:lsdException w:unhideWhenUsed="0" w:uiPriority="63" w:semiHidden="0" w:name="Medium Shading 1 Accent 4"/>
-    <w:lsdException w:unhideWhenUsed="0" w:uiPriority="64" w:semiHidden="0" w:name="Medium Shading 2 Accent 4"/>
-    <w:lsdException w:unhideWhenUsed="0" w:uiPriority="65" w:semiHidden="0" w:name="Medium List 1 Accent 4"/>
-    <w:lsdException w:unhideWhenUsed="0" w:uiPriority="66" w:semiHidden="0" w:name="Medium List 2 Accent 4"/>
-    <w:lsdException w:unhideWhenUsed="0" w:uiPriority="67" w:semiHidden="0" w:name="Medium Grid 1 Accent 4"/>
-    <w:lsdException w:unhideWhenUsed="0" w:uiPriority="68" w:semiHidden="0" w:name="Medium Grid 2 Accent 4"/>
-    <w:lsdException w:unhideWhenUsed="0" w:uiPriority="69" w:semiHidden="0" w:name="Medium Grid 3 Accent 4"/>
-    <w:lsdException w:unhideWhenUsed="0" w:uiPriority="70" w:semiHidden="0" w:name="Dark List Accent 4"/>
-    <w:lsdException w:unhideWhenUsed="0" w:uiPriority="71" w:semiHidden="0" w:name="Colorful Shading Accent 4"/>
-    <w:lsdException w:unhideWhenUsed="0" w:uiPriority="72" w:semiHidden="0" w:name="Colorful List Accent 4"/>
-    <w:lsdException w:unhideWhenUsed="0" w:uiPriority="73" w:semiHidden="0" w:name="Colorful Grid Accent 4"/>
-    <w:lsdException w:unhideWhenUsed="0" w:uiPriority="60" w:semiHidden="0" w:name="Light Shading Accent 5"/>
-    <w:lsdException w:unhideWhenUsed="0" w:uiPriority="61" w:semiHidden="0" w:name="Light List Accent 5"/>
-    <w:lsdException w:unhideWhenUsed="0" w:uiPriority="62" w:semiHidden="0" w:name="Light Grid Accent 5"/>
-    <w:lsdException w:unhideWhenUsed="0" w:uiPriority="63" w:semiHidden="0" w:name="Medium Shading 1 Accent 5"/>
-    <w:lsdException w:unhideWhenUsed="0" w:uiPriority="64" w:semiHidden="0" w:name="Medium Shading 2 Accent 5"/>
-    <w:lsdException w:unhideWhenUsed="0" w:uiPriority="65" w:semiHidden="0" w:name="Medium List 1 Accent 5"/>
-    <w:lsdException w:unhideWhenUsed="0" w:uiPriority="66" w:semiHidden="0" w:name="Medium List 2 Accent 5"/>
-    <w:lsdException w:unhideWhenUsed="0" w:uiPriority="67" w:semiHidden="0" w:name="Medium Grid 1 Accent 5"/>
-    <w:lsdException w:unhideWhenUsed="0" w:uiPriority="68" w:semiHidden="0" w:name="Medium Grid 2 Accent 5"/>
-    <w:lsdException w:unhideWhenUsed="0" w:uiPriority="69" w:semiHidden="0" w:name="Medium Grid 3 Accent 5"/>
-    <w:lsdException w:unhideWhenUsed="0" w:uiPriority="70" w:semiHidden="0" w:name="Dark List Accent 5"/>
-    <w:lsdException w:unhideWhenUsed="0" w:uiPriority="71" w:semiHidden="0" w:name="Colorful Shading Accent 5"/>
-    <w:lsdException w:unhideWhenUsed="0" w:uiPriority="72" w:semiHidden="0" w:name="Colorful List Accent 5"/>
-    <w:lsdException w:unhideWhenUsed="0" w:uiPriority="73" w:semiHidden="0" w:name="Colorful Grid Accent 5"/>
-    <w:lsdException w:unhideWhenUsed="0" w:uiPriority="60" w:semiHidden="0" w:name="Light Shading Accent 6"/>
-    <w:lsdException w:unhideWhenUsed="0" w:uiPriority="61" w:semiHidden="0" w:name="Light List Accent 6"/>
-    <w:lsdException w:unhideWhenUsed="0" w:uiPriority="62" w:semiHidden="0" w:name="Light Grid Accent 6"/>
-    <w:lsdException w:unhideWhenUsed="0" w:uiPriority="63" w:semiHidden="0" w:name="Medium Shading 1 Accent 6"/>
-    <w:lsdException w:unhideWhenUsed="0" w:uiPriority="64" w:semiHidden="0" w:name="Medium Shading 2 Accent 6"/>
-    <w:lsdException w:unhideWhenUsed="0" w:uiPriority="65" w:semiHidden="0" w:name="Medium List 1 Accent 6"/>
-    <w:lsdException w:unhideWhenUsed="0" w:uiPriority="66" w:semiHidden="0" w:name="Medium List 2 Accent 6"/>
-    <w:lsdException w:unhideWhenUsed="0" w:uiPriority="67" w:semiHidden="0" w:name="Medium Grid 1 Accent 6"/>
-    <w:lsdException w:unhideWhenUsed="0" w:uiPriority="68" w:semiHidden="0" w:name="Medium Grid 2 Accent 6"/>
-    <w:lsdException w:unhideWhenUsed="0" w:uiPriority="69" w:semiHidden="0" w:name="Medium Grid 3 Accent 6"/>
-    <w:lsdException w:unhideWhenUsed="0" w:uiPriority="70" w:semiHidden="0" w:name="Dark List Accent 6"/>
-    <w:lsdException w:unhideWhenUsed="0" w:uiPriority="71" w:semiHidden="0" w:name="Colorful Shading Accent 6"/>
-    <w:lsdException w:unhideWhenUsed="0" w:uiPriority="72" w:semiHidden="0" w:name="Colorful List Accent 6"/>
-    <w:lsdException w:unhideWhenUsed="0" w:uiPriority="73" w:semiHidden="0" w:name="Colorful Grid Accent 6"/>
+  <w:latentStyles w:defLockedState="0" w:defUIPriority="99" w:defSemiHidden="1" w:defUnhideWhenUsed="1" w:defQFormat="0" w:count="260">
+    <w:lsdException w:name="Normal" w:semiHidden="0" w:uiPriority="0" w:unhideWhenUsed="0" w:qFormat="1"/>
+    <w:lsdException w:name="heading 1" w:semiHidden="0" w:uiPriority="0" w:unhideWhenUsed="0" w:qFormat="1"/>
+    <w:lsdException w:name="heading 2" w:semiHidden="0" w:uiPriority="0" w:qFormat="1"/>
+    <w:lsdException w:name="heading 3" w:uiPriority="0" w:qFormat="1"/>
+    <w:lsdException w:name="heading 4" w:semiHidden="0" w:uiPriority="0" w:qFormat="1"/>
+    <w:lsdException w:name="heading 5" w:uiPriority="0" w:qFormat="1"/>
+    <w:lsdException w:name="heading 6" w:uiPriority="0" w:qFormat="1"/>
+    <w:lsdException w:name="heading 7" w:uiPriority="0" w:qFormat="1"/>
+    <w:lsdException w:name="heading 8" w:uiPriority="0" w:qFormat="1"/>
+    <w:lsdException w:name="heading 9" w:uiPriority="0" w:qFormat="1"/>
+    <w:lsdException w:name="index 1" w:semiHidden="0" w:uiPriority="0" w:unhideWhenUsed="0"/>
+    <w:lsdException w:name="index 2" w:semiHidden="0" w:uiPriority="0" w:unhideWhenUsed="0"/>
+    <w:lsdException w:name="index 3" w:semiHidden="0" w:uiPriority="0" w:unhideWhenUsed="0"/>
+    <w:lsdException w:name="index 4" w:semiHidden="0" w:uiPriority="0" w:unhideWhenUsed="0"/>
+    <w:lsdException w:name="index 5" w:semiHidden="0" w:uiPriority="0" w:unhideWhenUsed="0"/>
+    <w:lsdException w:name="index 6" w:semiHidden="0" w:uiPriority="0" w:unhideWhenUsed="0"/>
+    <w:lsdException w:name="index 7" w:semiHidden="0" w:uiPriority="0" w:unhideWhenUsed="0"/>
+    <w:lsdException w:name="index 8" w:semiHidden="0" w:uiPriority="0" w:unhideWhenUsed="0"/>
+    <w:lsdException w:name="index 9" w:semiHidden="0" w:uiPriority="0" w:unhideWhenUsed="0"/>
+    <w:lsdException w:name="toc 1" w:semiHidden="0" w:uiPriority="0" w:unhideWhenUsed="0" w:qFormat="1"/>
+    <w:lsdException w:name="toc 2" w:semiHidden="0" w:uiPriority="0" w:unhideWhenUsed="0" w:qFormat="1"/>
+    <w:lsdException w:name="toc 3" w:semiHidden="0" w:uiPriority="0" w:unhideWhenUsed="0" w:qFormat="1"/>
+    <w:lsdException w:name="toc 4" w:semiHidden="0" w:uiPriority="0" w:unhideWhenUsed="0"/>
+    <w:lsdException w:name="toc 5" w:semiHidden="0" w:uiPriority="0" w:unhideWhenUsed="0"/>
+    <w:lsdException w:name="toc 6" w:semiHidden="0" w:uiPriority="0" w:unhideWhenUsed="0"/>
+    <w:lsdException w:name="toc 7" w:semiHidden="0" w:uiPriority="0" w:unhideWhenUsed="0"/>
+    <w:lsdException w:name="toc 8" w:semiHidden="0" w:uiPriority="0" w:unhideWhenUsed="0"/>
+    <w:lsdException w:name="toc 9" w:semiHidden="0" w:uiPriority="0" w:unhideWhenUsed="0"/>
+    <w:lsdException w:name="Normal Indent" w:semiHidden="0" w:uiPriority="0" w:unhideWhenUsed="0"/>
+    <w:lsdException w:name="footnote text" w:semiHidden="0" w:uiPriority="0" w:unhideWhenUsed="0"/>
+    <w:lsdException w:name="annotation text" w:semiHidden="0" w:uiPriority="0" w:unhideWhenUsed="0" w:qFormat="1"/>
+    <w:lsdException w:name="header" w:semiHidden="0" w:uiPriority="0" w:unhideWhenUsed="0" w:qFormat="1"/>
+    <w:lsdException w:name="footer" w:semiHidden="0" w:uiPriority="0" w:unhideWhenUsed="0" w:qFormat="1"/>
+    <w:lsdException w:name="index heading" w:semiHidden="0" w:uiPriority="0" w:unhideWhenUsed="0"/>
+    <w:lsdException w:name="caption" w:uiPriority="0" w:qFormat="1"/>
+    <w:lsdException w:name="table of figures" w:semiHidden="0" w:uiPriority="0" w:unhideWhenUsed="0"/>
+    <w:lsdException w:name="envelope address" w:semiHidden="0" w:uiPriority="0" w:unhideWhenUsed="0"/>
+    <w:lsdException w:name="envelope return" w:semiHidden="0" w:uiPriority="0" w:unhideWhenUsed="0"/>
+    <w:lsdException w:name="footnote reference" w:semiHidden="0" w:uiPriority="0" w:unhideWhenUsed="0"/>
+    <w:lsdException w:name="annotation reference" w:semiHidden="0" w:uiPriority="0" w:unhideWhenUsed="0"/>
+    <w:lsdException w:name="line number" w:semiHidden="0" w:uiPriority="0" w:unhideWhenUsed="0"/>
+    <w:lsdException w:name="page number" w:semiHidden="0" w:uiPriority="0" w:unhideWhenUsed="0"/>
+    <w:lsdException w:name="endnote reference" w:semiHidden="0" w:uiPriority="0" w:unhideWhenUsed="0"/>
+    <w:lsdException w:name="endnote text" w:semiHidden="0" w:uiPriority="0" w:unhideWhenUsed="0"/>
+    <w:lsdException w:name="table of authorities" w:semiHidden="0" w:uiPriority="0" w:unhideWhenUsed="0"/>
+    <w:lsdException w:name="macro" w:semiHidden="0" w:uiPriority="0" w:unhideWhenUsed="0"/>
+    <w:lsdException w:name="toa heading" w:semiHidden="0" w:uiPriority="0" w:unhideWhenUsed="0"/>
+    <w:lsdException w:name="List" w:semiHidden="0" w:uiPriority="0" w:unhideWhenUsed="0"/>
+    <w:lsdException w:name="List Bullet" w:semiHidden="0" w:uiPriority="0" w:unhideWhenUsed="0"/>
+    <w:lsdException w:name="List Number" w:semiHidden="0" w:uiPriority="0" w:unhideWhenUsed="0"/>
+    <w:lsdException w:name="List 2" w:semiHidden="0" w:uiPriority="0" w:unhideWhenUsed="0"/>
+    <w:lsdException w:name="List 3" w:semiHidden="0" w:uiPriority="0" w:unhideWhenUsed="0"/>
+    <w:lsdException w:name="List 4" w:semiHidden="0" w:uiPriority="0" w:unhideWhenUsed="0"/>
+    <w:lsdException w:name="List 5" w:semiHidden="0" w:uiPriority="0" w:unhideWhenUsed="0"/>
+    <w:lsdException w:name="List Bullet 2" w:semiHidden="0" w:uiPriority="0" w:unhideWhenUsed="0"/>
+    <w:lsdException w:name="List Bullet 3" w:semiHidden="0" w:uiPriority="0" w:unhideWhenUsed="0"/>
+    <w:lsdException w:name="List Bullet 4" w:semiHidden="0" w:uiPriority="0" w:unhideWhenUsed="0"/>
+    <w:lsdException w:name="List Bullet 5" w:semiHidden="0" w:uiPriority="0" w:unhideWhenUsed="0"/>
+    <w:lsdException w:name="List Number 2" w:semiHidden="0" w:uiPriority="0" w:unhideWhenUsed="0"/>
+    <w:lsdException w:name="List Number 3" w:semiHidden="0" w:uiPriority="0" w:unhideWhenUsed="0"/>
+    <w:lsdException w:name="List Number 4" w:semiHidden="0" w:uiPriority="0" w:unhideWhenUsed="0"/>
+    <w:lsdException w:name="List Number 5" w:semiHidden="0" w:uiPriority="0" w:unhideWhenUsed="0"/>
+    <w:lsdException w:name="Title" w:semiHidden="0" w:uiPriority="0" w:unhideWhenUsed="0" w:qFormat="1"/>
+    <w:lsdException w:name="Closing" w:semiHidden="0" w:uiPriority="0" w:unhideWhenUsed="0"/>
+    <w:lsdException w:name="Signature" w:semiHidden="0" w:uiPriority="0" w:unhideWhenUsed="0"/>
+    <w:lsdException w:name="Default Paragraph Font" w:uiPriority="0" w:unhideWhenUsed="0" w:qFormat="1"/>
+    <w:lsdException w:name="Body Text" w:uiPriority="0" w:unhideWhenUsed="0" w:qFormat="1"/>
+    <w:lsdException w:name="Body Text Indent" w:semiHidden="0" w:uiPriority="0" w:unhideWhenUsed="0"/>
+    <w:lsdException w:name="List Continue" w:semiHidden="0" w:uiPriority="0" w:unhideWhenUsed="0"/>
+    <w:lsdException w:name="List Continue 2" w:semiHidden="0" w:uiPriority="0" w:unhideWhenUsed="0"/>
+    <w:lsdException w:name="List Continue 3" w:semiHidden="0" w:uiPriority="0" w:unhideWhenUsed="0"/>
+    <w:lsdException w:name="List Continue 4" w:semiHidden="0" w:uiPriority="0" w:unhideWhenUsed="0"/>
+    <w:lsdException w:name="List Continue 5" w:semiHidden="0" w:uiPriority="0" w:unhideWhenUsed="0"/>
+    <w:lsdException w:name="Message Header" w:semiHidden="0" w:uiPriority="0" w:unhideWhenUsed="0"/>
+    <w:lsdException w:name="Subtitle" w:semiHidden="0" w:uiPriority="0" w:unhideWhenUsed="0" w:qFormat="1"/>
+    <w:lsdException w:name="Salutation" w:semiHidden="0" w:uiPriority="0" w:unhideWhenUsed="0"/>
+    <w:lsdException w:name="Date" w:semiHidden="0" w:uiPriority="0" w:unhideWhenUsed="0"/>
+    <w:lsdException w:name="Body Text First Indent" w:semiHidden="0" w:uiPriority="0" w:unhideWhenUsed="0"/>
+    <w:lsdException w:name="Body Text First Indent 2" w:semiHidden="0" w:uiPriority="0" w:unhideWhenUsed="0"/>
+    <w:lsdException w:name="Body Text 2" w:semiHidden="0" w:uiPriority="0" w:unhideWhenUsed="0"/>
+    <w:lsdException w:name="Body Text 3" w:semiHidden="0" w:uiPriority="0" w:unhideWhenUsed="0"/>
+    <w:lsdException w:name="Body Text Indent 2" w:semiHidden="0" w:uiPriority="0" w:unhideWhenUsed="0"/>
+    <w:lsdException w:name="Body Text Indent 3" w:semiHidden="0" w:uiPriority="0" w:unhideWhenUsed="0"/>
+    <w:lsdException w:name="Block Text" w:semiHidden="0" w:uiPriority="0" w:unhideWhenUsed="0"/>
+    <w:lsdException w:name="Hyperlink" w:semiHidden="0" w:uiPriority="0" w:unhideWhenUsed="0"/>
+    <w:lsdException w:name="FollowedHyperlink" w:semiHidden="0" w:uiPriority="0" w:unhideWhenUsed="0"/>
+    <w:lsdException w:name="Strong" w:semiHidden="0" w:uiPriority="0" w:unhideWhenUsed="0" w:qFormat="1"/>
+    <w:lsdException w:name="Emphasis" w:semiHidden="0" w:uiPriority="0" w:unhideWhenUsed="0" w:qFormat="1"/>
+    <w:lsdException w:name="Document Map" w:semiHidden="0" w:uiPriority="0" w:unhideWhenUsed="0"/>
+    <w:lsdException w:name="Plain Text" w:semiHidden="0" w:uiPriority="0" w:unhideWhenUsed="0"/>
+    <w:lsdException w:name="E-mail Signature" w:semiHidden="0" w:uiPriority="0" w:unhideWhenUsed="0"/>
+    <w:lsdException w:name="Normal (Web)" w:semiHidden="0" w:uiPriority="0" w:unhideWhenUsed="0" w:qFormat="1"/>
+    <w:lsdException w:name="HTML Acronym" w:semiHidden="0" w:uiPriority="0" w:unhideWhenUsed="0"/>
+    <w:lsdException w:name="HTML Address" w:semiHidden="0" w:uiPriority="0" w:unhideWhenUsed="0"/>
+    <w:lsdException w:name="HTML Cite" w:semiHidden="0" w:uiPriority="0" w:unhideWhenUsed="0"/>
+    <w:lsdException w:name="HTML Code" w:semiHidden="0" w:uiPriority="0" w:unhideWhenUsed="0"/>
+    <w:lsdException w:name="HTML Definition" w:semiHidden="0" w:uiPriority="0" w:unhideWhenUsed="0"/>
+    <w:lsdException w:name="HTML Keyboard" w:semiHidden="0" w:uiPriority="0" w:unhideWhenUsed="0"/>
+    <w:lsdException w:name="HTML Preformatted" w:semiHidden="0" w:uiPriority="0" w:unhideWhenUsed="0"/>
+    <w:lsdException w:name="HTML Sample" w:semiHidden="0" w:uiPriority="0" w:unhideWhenUsed="0"/>
+    <w:lsdException w:name="HTML Typewriter" w:semiHidden="0" w:uiPriority="0" w:unhideWhenUsed="0"/>
+    <w:lsdException w:name="HTML Variable" w:semiHidden="0" w:uiPriority="0" w:unhideWhenUsed="0"/>
+    <w:lsdException w:name="Normal Table" w:uiPriority="0" w:unhideWhenUsed="0" w:qFormat="1"/>
+    <w:lsdException w:name="annotation subject" w:semiHidden="0" w:uiPriority="0" w:unhideWhenUsed="0"/>
+    <w:lsdException w:name="Table Simple 1" w:semiHidden="0" w:uiPriority="0" w:unhideWhenUsed="0"/>
+    <w:lsdException w:name="Table Simple 2" w:semiHidden="0" w:uiPriority="0" w:unhideWhenUsed="0"/>
+    <w:lsdException w:name="Table Simple 3" w:semiHidden="0" w:uiPriority="0" w:unhideWhenUsed="0"/>
+    <w:lsdException w:name="Table Classic 1" w:semiHidden="0" w:uiPriority="0" w:unhideWhenUsed="0"/>
+    <w:lsdException w:name="Table Classic 2" w:semiHidden="0" w:uiPriority="0" w:unhideWhenUsed="0"/>
+    <w:lsdException w:name="Table Classic 3" w:semiHidden="0" w:uiPriority="0" w:unhideWhenUsed="0"/>
+    <w:lsdException w:name="Table Classic 4" w:semiHidden="0" w:uiPriority="0" w:unhideWhenUsed="0"/>
+    <w:lsdException w:name="Table Colorful 1" w:semiHidden="0" w:uiPriority="0" w:unhideWhenUsed="0"/>
+    <w:lsdException w:name="Table Colorful 2" w:semiHidden="0" w:uiPriority="0" w:unhideWhenUsed="0"/>
+    <w:lsdException w:name="Table Colorful 3" w:semiHidden="0" w:uiPriority="0" w:unhideWhenUsed="0"/>
+    <w:lsdException w:name="Table Columns 1" w:semiHidden="0" w:uiPriority="0" w:unhideWhenUsed="0"/>
+    <w:lsdException w:name="Table Columns 2" w:semiHidden="0" w:uiPriority="0" w:unhideWhenUsed="0"/>
+    <w:lsdException w:name="Table Columns 3" w:semiHidden="0" w:uiPriority="0" w:unhideWhenUsed="0"/>
+    <w:lsdException w:name="Table Columns 4" w:semiHidden="0" w:uiPriority="0" w:unhideWhenUsed="0"/>
+    <w:lsdException w:name="Table Columns 5" w:semiHidden="0" w:uiPriority="0" w:unhideWhenUsed="0"/>
+    <w:lsdException w:name="Table Grid 1" w:semiHidden="0" w:uiPriority="0" w:unhideWhenUsed="0"/>
+    <w:lsdException w:name="Table Grid 2" w:semiHidden="0" w:uiPriority="0" w:unhideWhenUsed="0"/>
+    <w:lsdException w:name="Table Grid 3" w:semiHidden="0" w:uiPriority="0" w:unhideWhenUsed="0"/>
+    <w:lsdException w:name="Table Grid 4" w:semiHidden="0" w:uiPriority="0" w:unhideWhenUsed="0"/>
+    <w:lsdException w:name="Table Grid 5" w:semiHidden="0" w:uiPriority="0" w:unhideWhenUsed="0"/>
+    <w:lsdException w:name="Table Grid 6" w:semiHidden="0" w:uiPriority="0" w:unhideWhenUsed="0"/>
+    <w:lsdException w:name="Table Grid 7" w:semiHidden="0" w:uiPriority="0" w:unhideWhenUsed="0"/>
+    <w:lsdException w:name="Table Grid 8" w:semiHidden="0" w:uiPriority="0" w:unhideWhenUsed="0"/>
+    <w:lsdException w:name="Table List 1" w:semiHidden="0" w:uiPriority="0" w:unhideWhenUsed="0"/>
+    <w:lsdException w:name="Table List 2" w:semiHidden="0" w:uiPriority="0" w:unhideWhenUsed="0"/>
+    <w:lsdException w:name="Table List 3" w:semiHidden="0" w:uiPriority="0" w:unhideWhenUsed="0"/>
+    <w:lsdException w:name="Table List 4" w:semiHidden="0" w:uiPriority="0" w:unhideWhenUsed="0"/>
+    <w:lsdException w:name="Table List 5" w:semiHidden="0" w:uiPriority="0" w:unhideWhenUsed="0"/>
+    <w:lsdException w:name="Table List 6" w:semiHidden="0" w:uiPriority="0" w:unhideWhenUsed="0"/>
+    <w:lsdException w:name="Table List 7" w:semiHidden="0" w:uiPriority="0" w:unhideWhenUsed="0"/>
+    <w:lsdException w:name="Table List 8" w:semiHidden="0" w:uiPriority="0" w:unhideWhenUsed="0"/>
+    <w:lsdException w:name="Table 3D effects 1" w:semiHidden="0" w:uiPriority="0" w:unhideWhenUsed="0"/>
+    <w:lsdException w:name="Table 3D effects 2" w:semiHidden="0" w:uiPriority="0" w:unhideWhenUsed="0"/>
+    <w:lsdException w:name="Table 3D effects 3" w:semiHidden="0" w:uiPriority="0" w:unhideWhenUsed="0"/>
+    <w:lsdException w:name="Table Contemporary" w:semiHidden="0" w:uiPriority="0" w:unhideWhenUsed="0"/>
+    <w:lsdException w:name="Table Elegant" w:semiHidden="0" w:uiPriority="0" w:unhideWhenUsed="0"/>
+    <w:lsdException w:name="Table Professional" w:semiHidden="0" w:uiPriority="0" w:unhideWhenUsed="0"/>
+    <w:lsdException w:name="Table Subtle 1" w:semiHidden="0" w:uiPriority="0" w:unhideWhenUsed="0"/>
+    <w:lsdException w:name="Table Subtle 2" w:semiHidden="0" w:uiPriority="0" w:unhideWhenUsed="0"/>
+    <w:lsdException w:name="Table Web 1" w:semiHidden="0" w:uiPriority="0" w:unhideWhenUsed="0"/>
+    <w:lsdException w:name="Table Web 2" w:semiHidden="0" w:uiPriority="0" w:unhideWhenUsed="0"/>
+    <w:lsdException w:name="Table Web 3" w:semiHidden="0" w:uiPriority="0" w:unhideWhenUsed="0"/>
+    <w:lsdException w:name="Balloon Text" w:semiHidden="0" w:uiPriority="0" w:unhideWhenUsed="0"/>
+    <w:lsdException w:name="Table Grid" w:semiHidden="0" w:uiPriority="0" w:unhideWhenUsed="0" w:qFormat="1"/>
+    <w:lsdException w:name="Table Theme" w:semiHidden="0" w:uiPriority="0" w:unhideWhenUsed="0"/>
+    <w:lsdException w:name="Light Shading" w:semiHidden="0" w:uiPriority="60" w:unhideWhenUsed="0"/>
+    <w:lsdException w:name="Light List" w:semiHidden="0" w:uiPriority="61" w:unhideWhenUsed="0"/>
+    <w:lsdException w:name="Light Grid" w:semiHidden="0" w:uiPriority="62" w:unhideWhenUsed="0"/>
+    <w:lsdException w:name="Medium Shading 1" w:semiHidden="0" w:uiPriority="63" w:unhideWhenUsed="0"/>
+    <w:lsdException w:name="Medium Shading 2" w:semiHidden="0" w:uiPriority="64" w:unhideWhenUsed="0"/>
+    <w:lsdException w:name="Medium List 1" w:semiHidden="0" w:uiPriority="65" w:unhideWhenUsed="0"/>
+    <w:lsdException w:name="Medium List 2" w:semiHidden="0" w:uiPriority="66" w:unhideWhenUsed="0"/>
+    <w:lsdException w:name="Medium Grid 1" w:semiHidden="0" w:uiPriority="67" w:unhideWhenUsed="0"/>
+    <w:lsdException w:name="Medium Grid 2" w:semiHidden="0" w:uiPriority="68" w:unhideWhenUsed="0"/>
+    <w:lsdException w:name="Medium Grid 3" w:semiHidden="0" w:uiPriority="69" w:unhideWhenUsed="0"/>
+    <w:lsdException w:name="Dark List" w:semiHidden="0" w:uiPriority="70" w:unhideWhenUsed="0"/>
+    <w:lsdException w:name="Colorful Shading" w:semiHidden="0" w:uiPriority="71" w:unhideWhenUsed="0"/>
+    <w:lsdException w:name="Colorful List" w:semiHidden="0" w:uiPriority="72" w:unhideWhenUsed="0"/>
+    <w:lsdException w:name="Colorful Grid" w:semiHidden="0" w:uiPriority="73" w:unhideWhenUsed="0"/>
+    <w:lsdException w:name="Light Shading Accent 1" w:semiHidden="0" w:uiPriority="60" w:unhideWhenUsed="0"/>
+    <w:lsdException w:name="Light List Accent 1" w:semiHidden="0" w:uiPriority="61" w:unhideWhenUsed="0"/>
+    <w:lsdException w:name="Light Grid Accent 1" w:semiHidden="0" w:uiPriority="62" w:unhideWhenUsed="0"/>
+    <w:lsdException w:name="Medium Shading 1 Accent 1" w:semiHidden="0" w:uiPriority="63" w:unhideWhenUsed="0"/>
+    <w:lsdException w:name="Medium Shading 2 Accent 1" w:semiHidden="0" w:uiPriority="64" w:unhideWhenUsed="0"/>
+    <w:lsdException w:name="Medium List 1 Accent 1" w:semiHidden="0" w:uiPriority="65" w:unhideWhenUsed="0"/>
+    <w:lsdException w:name="Medium List 2 Accent 1" w:semiHidden="0" w:uiPriority="66" w:unhideWhenUsed="0"/>
+    <w:lsdException w:name="Medium Grid 1 Accent 1" w:semiHidden="0" w:uiPriority="67" w:unhideWhenUsed="0"/>
+    <w:lsdException w:name="Medium Grid 2 Accent 1" w:semiHidden="0" w:uiPriority="68" w:unhideWhenUsed="0"/>
+    <w:lsdException w:name="Medium Grid 3 Accent 1" w:semiHidden="0" w:uiPriority="69" w:unhideWhenUsed="0"/>
+    <w:lsdException w:name="Dark List Accent 1" w:semiHidden="0" w:uiPriority="70" w:unhideWhenUsed="0"/>
+    <w:lsdException w:name="Colorful Shading Accent 1" w:semiHidden="0" w:uiPriority="71" w:unhideWhenUsed="0"/>
+    <w:lsdException w:name="Colorful List Accent 1" w:semiHidden="0" w:uiPriority="72" w:unhideWhenUsed="0"/>
+    <w:lsdException w:name="Colorful Grid Accent 1" w:semiHidden="0" w:uiPriority="73" w:unhideWhenUsed="0"/>
+    <w:lsdException w:name="Light Shading Accent 2" w:semiHidden="0" w:uiPriority="60" w:unhideWhenUsed="0"/>
+    <w:lsdException w:name="Light List Accent 2" w:semiHidden="0" w:uiPriority="61" w:unhideWhenUsed="0"/>
+    <w:lsdException w:name="Light Grid Accent 2" w:semiHidden="0" w:uiPriority="62" w:unhideWhenUsed="0"/>
+    <w:lsdException w:name="Medium Shading 1 Accent 2" w:semiHidden="0" w:uiPriority="63" w:unhideWhenUsed="0"/>
+    <w:lsdException w:name="Medium Shading 2 Accent 2" w:semiHidden="0" w:uiPriority="64" w:unhideWhenUsed="0"/>
+    <w:lsdException w:name="Medium List 1 Accent 2" w:semiHidden="0" w:uiPriority="65" w:unhideWhenUsed="0"/>
+    <w:lsdException w:name="Medium List 2 Accent 2" w:semiHidden="0" w:uiPriority="66" w:unhideWhenUsed="0"/>
+    <w:lsdException w:name="Medium Grid 1 Accent 2" w:semiHidden="0" w:uiPriority="67" w:unhideWhenUsed="0"/>
+    <w:lsdException w:name="Medium Grid 2 Accent 2" w:semiHidden="0" w:uiPriority="68" w:unhideWhenUsed="0"/>
+    <w:lsdException w:name="Medium Grid 3 Accent 2" w:semiHidden="0" w:uiPriority="69" w:unhideWhenUsed="0"/>
+    <w:lsdException w:name="Dark List Accent 2" w:semiHidden="0" w:uiPriority="70" w:unhideWhenUsed="0"/>
+    <w:lsdException w:name="Colorful Shading Accent 2" w:semiHidden="0" w:uiPriority="71" w:unhideWhenUsed="0"/>
+    <w:lsdException w:name="Colorful List Accent 2" w:semiHidden="0" w:uiPriority="72" w:unhideWhenUsed="0"/>
+    <w:lsdException w:name="Colorful Grid Accent 2" w:semiHidden="0" w:uiPriority="73" w:unhideWhenUsed="0"/>
+    <w:lsdException w:name="Light Shading Accent 3" w:semiHidden="0" w:uiPriority="60" w:unhideWhenUsed="0"/>
+    <w:lsdException w:name="Light List Accent 3" w:semiHidden="0" w:uiPriority="61" w:unhideWhenUsed="0"/>
+    <w:lsdException w:name="Light Grid Accent 3" w:semiHidden="0" w:uiPriority="62" w:unhideWhenUsed="0"/>
+    <w:lsdException w:name="Medium Shading 1 Accent 3" w:semiHidden="0" w:uiPriority="63" w:unhideWhenUsed="0"/>
+    <w:lsdException w:name="Medium Shading 2 Accent 3" w:semiHidden="0" w:uiPriority="64" w:unhideWhenUsed="0"/>
+    <w:lsdException w:name="Medium List 1 Accent 3" w:semiHidden="0" w:uiPriority="65" w:unhideWhenUsed="0"/>
+    <w:lsdException w:name="Medium List 2 Accent 3" w:semiHidden="0" w:uiPriority="66" w:unhideWhenUsed="0"/>
+    <w:lsdException w:name="Medium Grid 1 Accent 3" w:semiHidden="0" w:uiPriority="67" w:unhideWhenUsed="0"/>
+    <w:lsdException w:name="Medium Grid 2 Accent 3" w:semiHidden="0" w:uiPriority="68" w:unhideWhenUsed="0"/>
+    <w:lsdException w:name="Medium Grid 3 Accent 3" w:semiHidden="0" w:uiPriority="69" w:unhideWhenUsed="0"/>
+    <w:lsdException w:name="Dark List Accent 3" w:semiHidden="0" w:uiPriority="70" w:unhideWhenUsed="0"/>
+    <w:lsdException w:name="Colorful Shading Accent 3" w:semiHidden="0" w:uiPriority="71" w:unhideWhenUsed="0"/>
+    <w:lsdException w:name="Colorful List Accent 3" w:semiHidden="0" w:uiPriority="72" w:unhideWhenUsed="0"/>
+    <w:lsdException w:name="Colorful Grid Accent 3" w:semiHidden="0" w:uiPriority="73" w:unhideWhenUsed="0"/>
+    <w:lsdException w:name="Light Shading Accent 4" w:semiHidden="0" w:uiPriority="60" w:unhideWhenUsed="0"/>
+    <w:lsdException w:name="Light List Accent 4" w:semiHidden="0" w:uiPriority="61" w:unhideWhenUsed="0"/>
+    <w:lsdException w:name="Light Grid Accent 4" w:semiHidden="0" w:uiPriority="62" w:unhideWhenUsed="0"/>
+    <w:lsdException w:name="Medium Shading 1 Accent 4" w:semiHidden="0" w:uiPriority="63" w:unhideWhenUsed="0"/>
+    <w:lsdException w:name="Medium Shading 2 Accent 4" w:semiHidden="0" w:uiPriority="64" w:unhideWhenUsed="0"/>
+    <w:lsdException w:name="Medium List 1 Accent 4" w:semiHidden="0" w:uiPriority="65" w:unhideWhenUsed="0"/>
+    <w:lsdException w:name="Medium List 2 Accent 4" w:semiHidden="0" w:uiPriority="66" w:unhideWhenUsed="0"/>
+    <w:lsdException w:name="Medium Grid 1 Accent 4" w:semiHidden="0" w:uiPriority="67" w:unhideWhenUsed="0"/>
+    <w:lsdException w:name="Medium Grid 2 Accent 4" w:semiHidden="0" w:uiPriority="68" w:unhideWhenUsed="0"/>
+    <w:lsdException w:name="Medium Grid 3 Accent 4" w:semiHidden="0" w:uiPriority="69" w:unhideWhenUsed="0"/>
+    <w:lsdException w:name="Dark List Accent 4" w:semiHidden="0" w:uiPriority="70" w:unhideWhenUsed="0"/>
+    <w:lsdException w:name="Colorful Shading Accent 4" w:semiHidden="0" w:uiPriority="71" w:unhideWhenUsed="0"/>
+    <w:lsdException w:name="Colorful List Accent 4" w:semiHidden="0" w:uiPriority="72" w:unhideWhenUsed="0"/>
+    <w:lsdException w:name="Colorful Grid Accent 4" w:semiHidden="0" w:uiPriority="73" w:unhideWhenUsed="0"/>
+    <w:lsdException w:name="Light Shading Accent 5" w:semiHidden="0" w:uiPriority="60" w:unhideWhenUsed="0"/>
+    <w:lsdException w:name="Light List Accent 5" w:semiHidden="0" w:uiPriority="61" w:unhideWhenUsed="0"/>
+    <w:lsdException w:name="Light Grid Accent 5" w:semiHidden="0" w:uiPriority="62" w:unhideWhenUsed="0"/>
+    <w:lsdException w:name="Medium Shading 1 Accent 5" w:semiHidden="0" w:uiPriority="63" w:unhideWhenUsed="0"/>
+    <w:lsdException w:name="Medium Shading 2 Accent 5" w:semiHidden="0" w:uiPriority="64" w:unhideWhenUsed="0"/>
+    <w:lsdException w:name="Medium List 1 Accent 5" w:semiHidden="0" w:uiPriority="65" w:unhideWhenUsed="0"/>
+    <w:lsdException w:name="Medium List 2 Accent 5" w:semiHidden="0" w:uiPriority="66" w:unhideWhenUsed="0"/>
+    <w:lsdException w:name="Medium Grid 1 Accent 5" w:semiHidden="0" w:uiPriority="67" w:unhideWhenUsed="0"/>
+    <w:lsdException w:name="Medium Grid 2 Accent 5" w:semiHidden="0" w:uiPriority="68" w:unhideWhenUsed="0"/>
+    <w:lsdException w:name="Medium Grid 3 Accent 5" w:semiHidden="0" w:uiPriority="69" w:unhideWhenUsed="0"/>
+    <w:lsdException w:name="Dark List Accent 5" w:semiHidden="0" w:uiPriority="70" w:unhideWhenUsed="0"/>
+    <w:lsdException w:name="Colorful Shading Accent 5" w:semiHidden="0" w:uiPriority="71" w:unhideWhenUsed="0"/>
+    <w:lsdException w:name="Colorful List Accent 5" w:semiHidden="0" w:uiPriority="72" w:unhideWhenUsed="0"/>
+    <w:lsdException w:name="Colorful Grid Accent 5" w:semiHidden="0" w:uiPriority="73" w:unhideWhenUsed="0"/>
+    <w:lsdException w:name="Light Shading Accent 6" w:semiHidden="0" w:uiPriority="60" w:unhideWhenUsed="0"/>
+    <w:lsdException w:name="Light List Accent 6" w:semiHidden="0" w:uiPriority="61" w:unhideWhenUsed="0"/>
+    <w:lsdException w:name="Light Grid Accent 6" w:semiHidden="0" w:uiPriority="62" w:unhideWhenUsed="0"/>
+    <w:lsdException w:name="Medium Shading 1 Accent 6" w:semiHidden="0" w:uiPriority="63" w:unhideWhenUsed="0"/>
+    <w:lsdException w:name="Medium Shading 2 Accent 6" w:semiHidden="0" w:uiPriority="64" w:unhideWhenUsed="0"/>
+    <w:lsdException w:name="Medium List 1 Accent 6" w:semiHidden="0" w:uiPriority="65" w:unhideWhenUsed="0"/>
+    <w:lsdException w:name="Medium List 2 Accent 6" w:semiHidden="0" w:uiPriority="66" w:unhideWhenUsed="0"/>
+    <w:lsdException w:name="Medium Grid 1 Accent 6" w:semiHidden="0" w:uiPriority="67" w:unhideWhenUsed="0"/>
+    <w:lsdException w:name="Medium Grid 2 Accent 6" w:semiHidden="0" w:uiPriority="68" w:unhideWhenUsed="0"/>
+    <w:lsdException w:name="Medium Grid 3 Accent 6" w:semiHidden="0" w:uiPriority="69" w:unhideWhenUsed="0"/>
+    <w:lsdException w:name="Dark List Accent 6" w:semiHidden="0" w:uiPriority="70" w:unhideWhenUsed="0"/>
+    <w:lsdException w:name="Colorful Shading Accent 6" w:semiHidden="0" w:uiPriority="71" w:unhideWhenUsed="0"/>
+    <w:lsdException w:name="Colorful List Accent 6" w:semiHidden="0" w:uiPriority="72" w:unhideWhenUsed="0"/>
+    <w:lsdException w:name="Colorful Grid Accent 6" w:semiHidden="0" w:uiPriority="73" w:unhideWhenUsed="0"/>
   </w:latentStyles>
-  <w:style w:type="paragraph" w:default="1" w:styleId="1">
+  <w:style w:type="paragraph" w:default="1" w:styleId="Normal">
     <w:name w:val="Normal"/>
     <w:qFormat/>
-    <w:uiPriority w:val="0"/>
     <w:pPr>
       <w:kinsoku w:val="0"/>
       <w:autoSpaceDE w:val="0"/>
@@ -5448,7 +5369,7 @@
       <w:textAlignment w:val="baseline"/>
     </w:pPr>
     <w:rPr>
-      <w:rFonts w:ascii="Arial" w:hAnsi="Arial" w:eastAsia="宋体" w:cs="Arial"/>
+      <w:rFonts w:ascii="Arial" w:eastAsia="宋体" w:hAnsi="Arial" w:cs="Arial"/>
       <w:snapToGrid w:val="0"/>
       <w:color w:val="000000"/>
       <w:kern w:val="0"/>
@@ -5457,12 +5378,11 @@
       <w:lang w:val="en-US" w:eastAsia="en-US" w:bidi="ar-SA"/>
     </w:rPr>
   </w:style>
-  <w:style w:type="paragraph" w:styleId="2">
+  <w:style w:type="paragraph" w:styleId="Heading1">
     <w:name w:val="heading 1"/>
-    <w:basedOn w:val="1"/>
-    <w:next w:val="1"/>
+    <w:basedOn w:val="Normal"/>
+    <w:next w:val="Normal"/>
     <w:qFormat/>
-    <w:uiPriority w:val="0"/>
     <w:pPr>
       <w:keepNext/>
       <w:keepLines/>
@@ -5480,13 +5400,12 @@
       <w:sz w:val="44"/>
     </w:rPr>
   </w:style>
-  <w:style w:type="paragraph" w:styleId="3">
+  <w:style w:type="paragraph" w:styleId="Heading2">
     <w:name w:val="heading 2"/>
-    <w:basedOn w:val="1"/>
-    <w:next w:val="1"/>
+    <w:basedOn w:val="Normal"/>
+    <w:next w:val="Normal"/>
     <w:unhideWhenUsed/>
     <w:qFormat/>
-    <w:uiPriority w:val="0"/>
     <w:pPr>
       <w:keepNext/>
       <w:keepLines/>
@@ -5499,19 +5418,18 @@
       <w:outlineLvl w:val="1"/>
     </w:pPr>
     <w:rPr>
-      <w:rFonts w:ascii="Arial" w:hAnsi="Arial" w:eastAsia="黑体"/>
+      <w:rFonts w:ascii="Arial" w:eastAsia="黑体" w:hAnsi="Arial"/>
       <w:b/>
       <w:sz w:val="32"/>
     </w:rPr>
   </w:style>
-  <w:style w:type="paragraph" w:styleId="4">
+  <w:style w:type="paragraph" w:styleId="Heading3">
     <w:name w:val="heading 3"/>
-    <w:basedOn w:val="1"/>
-    <w:next w:val="1"/>
+    <w:basedOn w:val="Normal"/>
+    <w:next w:val="Normal"/>
     <w:semiHidden/>
     <w:unhideWhenUsed/>
     <w:qFormat/>
-    <w:uiPriority w:val="0"/>
     <w:pPr>
       <w:keepNext/>
       <w:keepLines/>
@@ -5528,13 +5446,12 @@
       <w:sz w:val="32"/>
     </w:rPr>
   </w:style>
-  <w:style w:type="paragraph" w:styleId="5">
+  <w:style w:type="paragraph" w:styleId="Heading4">
     <w:name w:val="heading 4"/>
-    <w:basedOn w:val="1"/>
-    <w:next w:val="1"/>
+    <w:basedOn w:val="Normal"/>
+    <w:next w:val="Normal"/>
     <w:unhideWhenUsed/>
     <w:qFormat/>
-    <w:uiPriority w:val="0"/>
     <w:pPr>
       <w:keepNext/>
       <w:keepLines/>
@@ -5547,19 +5464,18 @@
       <w:outlineLvl w:val="3"/>
     </w:pPr>
     <w:rPr>
-      <w:rFonts w:ascii="Arial" w:hAnsi="Arial" w:eastAsia="黑体"/>
+      <w:rFonts w:ascii="Arial" w:eastAsia="黑体" w:hAnsi="Arial"/>
       <w:b/>
       <w:sz w:val="28"/>
     </w:rPr>
   </w:style>
-  <w:style w:type="paragraph" w:styleId="6">
+  <w:style w:type="paragraph" w:styleId="Heading5">
     <w:name w:val="heading 5"/>
-    <w:basedOn w:val="1"/>
-    <w:next w:val="1"/>
+    <w:basedOn w:val="Normal"/>
+    <w:next w:val="Normal"/>
     <w:semiHidden/>
     <w:unhideWhenUsed/>
     <w:qFormat/>
-    <w:uiPriority w:val="0"/>
     <w:pPr>
       <w:keepNext/>
       <w:keepLines/>
@@ -5576,14 +5492,13 @@
       <w:sz w:val="28"/>
     </w:rPr>
   </w:style>
-  <w:style w:type="paragraph" w:styleId="7">
+  <w:style w:type="paragraph" w:styleId="Heading6">
     <w:name w:val="heading 6"/>
-    <w:basedOn w:val="1"/>
-    <w:next w:val="1"/>
+    <w:basedOn w:val="Normal"/>
+    <w:next w:val="Normal"/>
     <w:semiHidden/>
     <w:unhideWhenUsed/>
     <w:qFormat/>
-    <w:uiPriority w:val="0"/>
     <w:pPr>
       <w:keepNext/>
       <w:keepLines/>
@@ -5596,19 +5511,18 @@
       <w:outlineLvl w:val="5"/>
     </w:pPr>
     <w:rPr>
-      <w:rFonts w:ascii="Arial" w:hAnsi="Arial" w:eastAsia="黑体"/>
+      <w:rFonts w:ascii="Arial" w:eastAsia="黑体" w:hAnsi="Arial"/>
       <w:b/>
       <w:sz w:val="24"/>
     </w:rPr>
   </w:style>
-  <w:style w:type="paragraph" w:styleId="8">
+  <w:style w:type="paragraph" w:styleId="Heading7">
     <w:name w:val="heading 7"/>
-    <w:basedOn w:val="1"/>
-    <w:next w:val="1"/>
+    <w:basedOn w:val="Normal"/>
+    <w:next w:val="Normal"/>
     <w:semiHidden/>
     <w:unhideWhenUsed/>
     <w:qFormat/>
-    <w:uiPriority w:val="0"/>
     <w:pPr>
       <w:keepNext/>
       <w:keepLines/>
@@ -5625,14 +5539,13 @@
       <w:sz w:val="24"/>
     </w:rPr>
   </w:style>
-  <w:style w:type="paragraph" w:styleId="9">
+  <w:style w:type="paragraph" w:styleId="Heading8">
     <w:name w:val="heading 8"/>
-    <w:basedOn w:val="1"/>
-    <w:next w:val="1"/>
+    <w:basedOn w:val="Normal"/>
+    <w:next w:val="Normal"/>
     <w:semiHidden/>
     <w:unhideWhenUsed/>
     <w:qFormat/>
-    <w:uiPriority w:val="0"/>
     <w:pPr>
       <w:keepNext/>
       <w:keepLines/>
@@ -5645,18 +5558,17 @@
       <w:outlineLvl w:val="7"/>
     </w:pPr>
     <w:rPr>
-      <w:rFonts w:ascii="Arial" w:hAnsi="Arial" w:eastAsia="黑体"/>
+      <w:rFonts w:ascii="Arial" w:eastAsia="黑体" w:hAnsi="Arial"/>
       <w:sz w:val="24"/>
     </w:rPr>
   </w:style>
-  <w:style w:type="paragraph" w:styleId="10">
+  <w:style w:type="paragraph" w:styleId="Heading9">
     <w:name w:val="heading 9"/>
-    <w:basedOn w:val="1"/>
-    <w:next w:val="1"/>
+    <w:basedOn w:val="Normal"/>
+    <w:next w:val="Normal"/>
     <w:semiHidden/>
     <w:unhideWhenUsed/>
     <w:qFormat/>
-    <w:uiPriority w:val="0"/>
     <w:pPr>
       <w:keepNext/>
       <w:keepLines/>
@@ -5669,21 +5581,19 @@
       <w:outlineLvl w:val="8"/>
     </w:pPr>
     <w:rPr>
-      <w:rFonts w:ascii="Arial" w:hAnsi="Arial" w:eastAsia="黑体"/>
+      <w:rFonts w:ascii="Arial" w:eastAsia="黑体" w:hAnsi="Arial"/>
       <w:sz w:val="21"/>
     </w:rPr>
   </w:style>
-  <w:style w:type="character" w:default="1" w:styleId="22">
+  <w:style w:type="character" w:default="1" w:styleId="DefaultParagraphFont">
     <w:name w:val="Default Paragraph Font"/>
     <w:semiHidden/>
     <w:qFormat/>
-    <w:uiPriority w:val="0"/>
   </w:style>
-  <w:style w:type="table" w:default="1" w:styleId="20">
+  <w:style w:type="table" w:default="1" w:styleId="TableNormal">
     <w:name w:val="Normal Table"/>
     <w:semiHidden/>
     <w:qFormat/>
-    <w:uiPriority w:val="0"/>
     <w:tblPr>
       <w:tblCellMar>
         <w:top w:w="0" w:type="dxa"/>
@@ -5693,43 +5603,39 @@
       </w:tblCellMar>
     </w:tblPr>
   </w:style>
-  <w:style w:type="paragraph" w:styleId="11">
+  <w:style w:type="paragraph" w:styleId="CommentText">
     <w:name w:val="annotation text"/>
-    <w:basedOn w:val="1"/>
+    <w:basedOn w:val="Normal"/>
     <w:qFormat/>
-    <w:uiPriority w:val="0"/>
     <w:pPr>
       <w:jc w:val="left"/>
     </w:pPr>
   </w:style>
-  <w:style w:type="paragraph" w:styleId="12">
+  <w:style w:type="paragraph" w:styleId="BodyText">
     <w:name w:val="Body Text"/>
-    <w:basedOn w:val="1"/>
+    <w:basedOn w:val="Normal"/>
     <w:semiHidden/>
     <w:qFormat/>
-    <w:uiPriority w:val="0"/>
     <w:rPr>
-      <w:rFonts w:ascii="Arial" w:hAnsi="Arial" w:eastAsia="Arial" w:cs="Arial"/>
+      <w:rFonts w:ascii="Arial" w:eastAsia="Arial" w:hAnsi="Arial" w:cs="Arial"/>
       <w:sz w:val="21"/>
       <w:szCs w:val="21"/>
       <w:lang w:val="en-US" w:eastAsia="en-US" w:bidi="ar-SA"/>
     </w:rPr>
   </w:style>
-  <w:style w:type="paragraph" w:styleId="13">
+  <w:style w:type="paragraph" w:styleId="TOC3">
     <w:name w:val="toc 3"/>
-    <w:basedOn w:val="1"/>
-    <w:next w:val="1"/>
+    <w:basedOn w:val="Normal"/>
+    <w:next w:val="Normal"/>
     <w:qFormat/>
-    <w:uiPriority w:val="0"/>
     <w:pPr>
       <w:ind w:left="840" w:leftChars="400"/>
     </w:pPr>
   </w:style>
-  <w:style w:type="paragraph" w:styleId="14">
+  <w:style w:type="paragraph" w:styleId="Footer">
     <w:name w:val="footer"/>
-    <w:basedOn w:val="1"/>
+    <w:basedOn w:val="Normal"/>
     <w:qFormat/>
-    <w:uiPriority w:val="0"/>
     <w:pPr>
       <w:tabs>
         <w:tab w:val="center" w:pos="4153"/>
@@ -5742,17 +5648,16 @@
       <w:sz w:val="18"/>
     </w:rPr>
   </w:style>
-  <w:style w:type="paragraph" w:styleId="15">
+  <w:style w:type="paragraph" w:styleId="Header">
     <w:name w:val="header"/>
-    <w:basedOn w:val="1"/>
+    <w:basedOn w:val="Normal"/>
     <w:qFormat/>
-    <w:uiPriority w:val="0"/>
     <w:pPr>
       <w:pBdr>
-        <w:top w:val="none" w:color="auto" w:sz="0" w:space="0"/>
-        <w:left w:val="none" w:color="auto" w:sz="0" w:space="0"/>
-        <w:bottom w:val="none" w:color="auto" w:sz="0" w:space="0"/>
-        <w:right w:val="none" w:color="auto" w:sz="0" w:space="0"/>
+        <w:top w:val="nil"/>
+        <w:left w:val="nil"/>
+        <w:bottom w:val="nil"/>
+        <w:right w:val="nil"/>
       </w:pBdr>
       <w:tabs>
         <w:tab w:val="center" w:pos="4153"/>
@@ -5767,41 +5672,37 @@
       <w:sz w:val="18"/>
     </w:rPr>
   </w:style>
-  <w:style w:type="paragraph" w:styleId="16">
+  <w:style w:type="paragraph" w:styleId="TOC1">
     <w:name w:val="toc 1"/>
-    <w:basedOn w:val="1"/>
-    <w:next w:val="1"/>
+    <w:basedOn w:val="Normal"/>
+    <w:next w:val="Normal"/>
     <w:qFormat/>
-    <w:uiPriority w:val="0"/>
     <w:rPr>
-      <w:rFonts w:ascii="Arial" w:hAnsi="Arial" w:eastAsia="Microsoft JhengHei"/>
+      <w:rFonts w:ascii="Arial" w:eastAsia="Microsoft JhengHei" w:hAnsi="Arial"/>
       <w:sz w:val="24"/>
     </w:rPr>
   </w:style>
-  <w:style w:type="paragraph" w:styleId="17">
+  <w:style w:type="paragraph" w:styleId="TOC2">
     <w:name w:val="toc 2"/>
-    <w:basedOn w:val="1"/>
-    <w:next w:val="1"/>
+    <w:basedOn w:val="Normal"/>
+    <w:next w:val="Normal"/>
     <w:qFormat/>
-    <w:uiPriority w:val="0"/>
     <w:pPr>
       <w:ind w:left="420" w:leftChars="200"/>
     </w:pPr>
   </w:style>
-  <w:style w:type="paragraph" w:styleId="18">
+  <w:style w:type="paragraph" w:styleId="NormalWeb">
     <w:name w:val="Normal (Web)"/>
-    <w:basedOn w:val="1"/>
+    <w:basedOn w:val="Normal"/>
     <w:qFormat/>
-    <w:uiPriority w:val="0"/>
     <w:rPr>
       <w:sz w:val="24"/>
     </w:rPr>
   </w:style>
-  <w:style w:type="paragraph" w:styleId="19">
+  <w:style w:type="paragraph" w:styleId="Title">
     <w:name w:val="Title"/>
-    <w:basedOn w:val="1"/>
+    <w:basedOn w:val="Normal"/>
     <w:qFormat/>
-    <w:uiPriority w:val="0"/>
     <w:pPr>
       <w:spacing w:before="240" w:beforeLines="0" w:beforeAutospacing="0" w:after="60" w:afterLines="0" w:afterAutospacing="0"/>
       <w:jc w:val="center"/>
@@ -5813,73 +5714,68 @@
       <w:sz w:val="32"/>
     </w:rPr>
   </w:style>
-  <w:style w:type="table" w:styleId="21">
+  <w:style w:type="table" w:styleId="TableGrid">
     <w:name w:val="Table Grid"/>
-    <w:basedOn w:val="20"/>
+    <w:basedOn w:val="TableNormal"/>
     <w:qFormat/>
-    <w:uiPriority w:val="0"/>
     <w:pPr>
       <w:widowControl w:val="0"/>
       <w:jc w:val="both"/>
     </w:pPr>
     <w:tblPr>
       <w:tblBorders>
-        <w:top w:val="single" w:color="auto" w:sz="4" w:space="0"/>
-        <w:left w:val="single" w:color="auto" w:sz="4" w:space="0"/>
-        <w:bottom w:val="single" w:color="auto" w:sz="4" w:space="0"/>
-        <w:right w:val="single" w:color="auto" w:sz="4" w:space="0"/>
-        <w:insideH w:val="single" w:color="auto" w:sz="4" w:space="0"/>
-        <w:insideV w:val="single" w:color="auto" w:sz="4" w:space="0"/>
+        <w:top w:val="single" w:sz="4" w:space="0" w:color="auto"/>
+        <w:left w:val="single" w:sz="4" w:space="0" w:color="auto"/>
+        <w:bottom w:val="single" w:sz="4" w:space="0" w:color="auto"/>
+        <w:right w:val="single" w:sz="4" w:space="0" w:color="auto"/>
+        <w:insideH w:val="single" w:sz="4" w:space="0" w:color="auto"/>
+        <w:insideV w:val="single" w:sz="4" w:space="0" w:color="auto"/>
       </w:tblBorders>
     </w:tblPr>
   </w:style>
-  <w:style w:type="character" w:styleId="23">
+  <w:style w:type="character" w:styleId="Strong">
     <w:name w:val="Strong"/>
-    <w:basedOn w:val="22"/>
+    <w:basedOn w:val="DefaultParagraphFont"/>
     <w:qFormat/>
-    <w:uiPriority w:val="0"/>
     <w:rPr>
       <w:b/>
     </w:rPr>
   </w:style>
-  <w:style w:type="paragraph" w:customStyle="1" w:styleId="24">
+  <w:style w:type="paragraph" w:customStyle="1" w:styleId="a">
     <w:name w:val="柴_公司名"/>
-    <w:basedOn w:val="19"/>
+    <w:basedOn w:val="Title"/>
     <w:qFormat/>
-    <w:uiPriority w:val="0"/>
     <w:pPr>
       <w:spacing w:after="600" w:afterLines="600"/>
     </w:pPr>
     <w:rPr>
-      <w:rFonts w:hint="eastAsia" w:ascii="宋体" w:hAnsi="宋体" w:eastAsia="宋体" w:cs="宋体"/>
+      <w:rFonts w:ascii="宋体" w:eastAsia="宋体" w:hAnsi="宋体" w:cs="宋体" w:hint="eastAsia"/>
       <w:bCs/>
       <w:spacing w:val="-6"/>
       <w:sz w:val="52"/>
       <w:szCs w:val="52"/>
     </w:rPr>
   </w:style>
-  <w:style w:type="paragraph" w:customStyle="1" w:styleId="25">
+  <w:style w:type="paragraph" w:customStyle="1" w:styleId="a0">
     <w:name w:val="柴_文档名"/>
-    <w:basedOn w:val="19"/>
+    <w:basedOn w:val="Title"/>
     <w:qFormat/>
-    <w:uiPriority w:val="0"/>
     <w:pPr>
       <w:spacing w:after="900" w:afterLines="900"/>
     </w:pPr>
     <w:rPr>
-      <w:rFonts w:ascii="黑体" w:hAnsi="黑体" w:eastAsia="黑体" w:cs="黑体"/>
+      <w:rFonts w:ascii="黑体" w:eastAsia="黑体" w:hAnsi="黑体" w:cs="黑体"/>
       <w:bCs/>
       <w:spacing w:val="-7"/>
       <w:sz w:val="52"/>
       <w:szCs w:val="52"/>
     </w:rPr>
   </w:style>
-  <w:style w:type="table" w:customStyle="1" w:styleId="26">
+  <w:style w:type="table" w:customStyle="1" w:styleId="TableNormal0">
     <w:name w:val="Table Normal_0"/>
     <w:semiHidden/>
     <w:unhideWhenUsed/>
     <w:qFormat/>
-    <w:uiPriority w:val="0"/>
     <w:tblPr>
       <w:tblCellMar>
         <w:top w:w="0" w:type="dxa"/>
@@ -5889,88 +5785,82 @@
       </w:tblCellMar>
     </w:tblPr>
   </w:style>
-  <w:style w:type="paragraph" w:customStyle="1" w:styleId="27">
+  <w:style w:type="paragraph" w:customStyle="1" w:styleId="TableText">
     <w:name w:val="Table Text"/>
-    <w:basedOn w:val="1"/>
+    <w:basedOn w:val="Normal"/>
     <w:semiHidden/>
     <w:qFormat/>
-    <w:uiPriority w:val="0"/>
     <w:rPr>
-      <w:rFonts w:ascii="宋体" w:hAnsi="宋体" w:eastAsia="宋体" w:cs="宋体"/>
+      <w:rFonts w:ascii="宋体" w:eastAsia="宋体" w:hAnsi="宋体" w:cs="宋体"/>
       <w:sz w:val="21"/>
       <w:szCs w:val="21"/>
       <w:lang w:val="en-US" w:eastAsia="en-US" w:bidi="ar-SA"/>
     </w:rPr>
   </w:style>
-  <w:style w:type="paragraph" w:customStyle="1" w:styleId="28">
+  <w:style w:type="paragraph" w:customStyle="1" w:styleId="1">
     <w:name w:val="柴_标题1"/>
-    <w:basedOn w:val="2"/>
-    <w:next w:val="29"/>
-    <w:link w:val="38"/>
+    <w:basedOn w:val="Heading1"/>
+    <w:next w:val="a1"/>
+    <w:link w:val="1Char"/>
     <w:qFormat/>
-    <w:uiPriority w:val="0"/>
     <w:pPr>
       <w:spacing w:before="100" w:after="90" w:line="360" w:lineRule="auto"/>
     </w:pPr>
     <w:rPr>
-      <w:rFonts w:ascii="Arial" w:hAnsi="Arial" w:eastAsia="宋体"/>
+      <w:rFonts w:ascii="Arial" w:eastAsia="宋体" w:hAnsi="Arial"/>
       <w:sz w:val="32"/>
     </w:rPr>
   </w:style>
-  <w:style w:type="paragraph" w:customStyle="1" w:styleId="29">
+  <w:style w:type="paragraph" w:customStyle="1" w:styleId="a1">
     <w:name w:val="柴_正文"/>
-    <w:basedOn w:val="12"/>
-    <w:link w:val="42"/>
+    <w:basedOn w:val="BodyText"/>
+    <w:link w:val="Char"/>
     <w:qFormat/>
-    <w:uiPriority w:val="0"/>
     <w:pPr>
       <w:spacing w:line="360" w:lineRule="auto"/>
       <w:ind w:firstLine="470" w:firstLineChars="200"/>
     </w:pPr>
     <w:rPr>
-      <w:rFonts w:ascii="Arial" w:hAnsi="Arial" w:eastAsia="宋体"/>
+      <w:rFonts w:ascii="Arial" w:eastAsia="宋体" w:hAnsi="Arial"/>
       <w:sz w:val="24"/>
       <w:lang w:eastAsia="zh-CN"/>
     </w:rPr>
   </w:style>
-  <w:style w:type="paragraph" w:customStyle="1" w:styleId="30">
+  <w:style w:type="paragraph" w:customStyle="1" w:styleId="2">
     <w:name w:val="柴_标题2"/>
-    <w:basedOn w:val="3"/>
-    <w:next w:val="29"/>
+    <w:basedOn w:val="Heading2"/>
+    <w:next w:val="a1"/>
     <w:qFormat/>
-    <w:uiPriority w:val="0"/>
     <w:pPr>
       <w:spacing w:line="360" w:lineRule="auto"/>
     </w:pPr>
     <w:rPr>
-      <w:rFonts w:ascii="Arial" w:hAnsi="Arial" w:eastAsia="宋体"/>
+      <w:rFonts w:ascii="Arial" w:eastAsia="宋体" w:hAnsi="Arial"/>
       <w:sz w:val="28"/>
     </w:rPr>
   </w:style>
-  <w:style w:type="paragraph" w:customStyle="1" w:styleId="31">
+  <w:style w:type="paragraph" w:customStyle="1" w:styleId="3">
     <w:name w:val="柴_标题3"/>
-    <w:basedOn w:val="4"/>
-    <w:next w:val="29"/>
-    <w:link w:val="43"/>
+    <w:basedOn w:val="Heading3"/>
+    <w:next w:val="a1"/>
+    <w:link w:val="3Char"/>
     <w:qFormat/>
-    <w:uiPriority w:val="0"/>
     <w:pPr>
       <w:spacing w:line="360" w:lineRule="auto"/>
       <w:ind w:left="0" w:firstLine="472" w:firstLineChars="200"/>
     </w:pPr>
     <w:rPr>
-      <w:rFonts w:ascii="宋体" w:hAnsi="宋体" w:eastAsia="宋体" w:cs="宋体"/>
+      <w:rFonts w:ascii="宋体" w:eastAsia="宋体" w:hAnsi="宋体" w:cs="宋体"/>
       <w:spacing w:val="-2"/>
       <w:sz w:val="24"/>
       <w:szCs w:val="24"/>
     </w:rPr>
   </w:style>
-  <w:style w:type="paragraph" w:customStyle="1" w:styleId="32">
+  <w:style w:type="paragraph" w:customStyle="1" w:styleId="a2">
     <w:name w:val="柴_目录"/>
-    <w:basedOn w:val="1"/>
-    <w:next w:val="12"/>
+    <w:basedOn w:val="Normal"/>
+    <w:next w:val="BodyText"/>
     <w:qFormat/>
-    <w:uiPriority w:val="0"/>
     <w:pPr>
       <w:tabs>
         <w:tab w:val="right" w:leader="dot" w:pos="8442"/>
@@ -5978,64 +5868,59 @@
       <w:ind w:left="0" w:leftChars="0"/>
     </w:pPr>
     <w:rPr>
-      <w:rFonts w:ascii="Arial" w:hAnsi="Arial" w:eastAsia="Microsoft JhengHei"/>
+      <w:rFonts w:ascii="Arial" w:eastAsia="Microsoft JhengHei" w:hAnsi="Arial"/>
       <w:sz w:val="24"/>
     </w:rPr>
   </w:style>
-  <w:style w:type="paragraph" w:customStyle="1" w:styleId="33">
+  <w:style w:type="paragraph" w:customStyle="1" w:styleId="WPSOffice1">
     <w:name w:val="WPSOffice手动目录 1"/>
     <w:qFormat/>
-    <w:uiPriority w:val="0"/>
     <w:pPr>
       <w:ind w:leftChars="0"/>
     </w:pPr>
     <w:rPr>
-      <w:rFonts w:ascii="Times New Roman" w:hAnsi="Times New Roman" w:eastAsia="宋体" w:cs="Times New Roman"/>
+      <w:rFonts w:ascii="Times New Roman" w:eastAsia="宋体" w:hAnsi="Times New Roman" w:cs="Times New Roman"/>
       <w:sz w:val="20"/>
       <w:szCs w:val="20"/>
     </w:rPr>
   </w:style>
-  <w:style w:type="paragraph" w:customStyle="1" w:styleId="34">
+  <w:style w:type="paragraph" w:customStyle="1" w:styleId="WPSOffice2">
     <w:name w:val="WPSOffice手动目录 2"/>
     <w:qFormat/>
-    <w:uiPriority w:val="0"/>
     <w:pPr>
       <w:ind w:leftChars="200"/>
     </w:pPr>
     <w:rPr>
-      <w:rFonts w:ascii="Times New Roman" w:hAnsi="Times New Roman" w:eastAsia="宋体" w:cs="Times New Roman"/>
+      <w:rFonts w:ascii="Times New Roman" w:eastAsia="宋体" w:hAnsi="Times New Roman" w:cs="Times New Roman"/>
       <w:sz w:val="20"/>
       <w:szCs w:val="20"/>
     </w:rPr>
   </w:style>
-  <w:style w:type="paragraph" w:customStyle="1" w:styleId="35">
+  <w:style w:type="paragraph" w:customStyle="1" w:styleId="WPSOffice3">
     <w:name w:val="WPSOffice手动目录 3"/>
     <w:qFormat/>
-    <w:uiPriority w:val="0"/>
     <w:pPr>
       <w:ind w:leftChars="400"/>
     </w:pPr>
     <w:rPr>
-      <w:rFonts w:ascii="Times New Roman" w:hAnsi="Times New Roman" w:eastAsia="宋体" w:cs="Times New Roman"/>
+      <w:rFonts w:ascii="Times New Roman" w:eastAsia="宋体" w:hAnsi="Times New Roman" w:cs="Times New Roman"/>
       <w:sz w:val="20"/>
       <w:szCs w:val="20"/>
     </w:rPr>
   </w:style>
-  <w:style w:type="paragraph" w:customStyle="1" w:styleId="36">
+  <w:style w:type="paragraph" w:customStyle="1" w:styleId="Compact">
     <w:name w:val="Compact"/>
-    <w:basedOn w:val="12"/>
+    <w:basedOn w:val="BodyText"/>
     <w:qFormat/>
-    <w:uiPriority w:val="0"/>
     <w:pPr>
       <w:spacing w:before="36" w:after="36"/>
     </w:pPr>
   </w:style>
-  <w:style w:type="table" w:customStyle="1" w:styleId="37">
+  <w:style w:type="table" w:customStyle="1" w:styleId="Table">
     <w:name w:val="Table"/>
     <w:semiHidden/>
     <w:unhideWhenUsed/>
     <w:qFormat/>
-    <w:uiPriority w:val="0"/>
     <w:tblPr>
       <w:tblCellMar>
         <w:top w:w="0" w:type="dxa"/>
@@ -6047,28 +5932,26 @@
     <w:tblStylePr w:type="firstRow">
       <w:tcPr>
         <w:tcBorders>
-          <w:bottom w:val="single" w:color="auto" w:sz="0" w:space="0"/>
+          <w:bottom w:val="single" w:sz="0" w:space="0" w:color="auto"/>
         </w:tcBorders>
         <w:vAlign w:val="bottom"/>
       </w:tcPr>
     </w:tblStylePr>
   </w:style>
-  <w:style w:type="character" w:customStyle="1" w:styleId="38">
+  <w:style w:type="character" w:customStyle="1" w:styleId="1Char">
     <w:name w:val="柴_标题1 Char"/>
-    <w:link w:val="28"/>
+    <w:link w:val="1"/>
     <w:qFormat/>
-    <w:uiPriority w:val="0"/>
     <w:rPr>
-      <w:rFonts w:ascii="Arial" w:hAnsi="Arial" w:eastAsia="宋体"/>
+      <w:rFonts w:ascii="Arial" w:eastAsia="宋体" w:hAnsi="Arial"/>
       <w:sz w:val="32"/>
     </w:rPr>
   </w:style>
-  <w:style w:type="table" w:customStyle="1" w:styleId="39">
+  <w:style w:type="table" w:customStyle="1" w:styleId="TableNormal1">
     <w:name w:val="Table Normal_1"/>
     <w:semiHidden/>
     <w:unhideWhenUsed/>
     <w:qFormat/>
-    <w:uiPriority w:val="0"/>
     <w:tblPr>
       <w:tblCellMar>
         <w:top w:w="0" w:type="dxa"/>
@@ -6078,11 +5961,10 @@
       </w:tblCellMar>
     </w:tblPr>
   </w:style>
-  <w:style w:type="paragraph" w:customStyle="1" w:styleId="40">
+  <w:style w:type="paragraph" w:customStyle="1" w:styleId="a3">
     <w:name w:val="柴_正文_无缩进"/>
-    <w:basedOn w:val="1"/>
+    <w:basedOn w:val="Normal"/>
     <w:qFormat/>
-    <w:uiPriority w:val="0"/>
     <w:pPr>
       <w:ind w:firstLine="0" w:firstLineChars="0"/>
     </w:pPr>
@@ -6092,42 +5974,39 @@
       <w:lang w:eastAsia="zh-CN"/>
     </w:rPr>
   </w:style>
-  <w:style w:type="paragraph" w:customStyle="1" w:styleId="41">
+  <w:style w:type="paragraph" w:customStyle="1" w:styleId="4">
     <w:name w:val="柴_标题4"/>
-    <w:basedOn w:val="5"/>
-    <w:next w:val="1"/>
+    <w:basedOn w:val="Heading4"/>
+    <w:next w:val="Normal"/>
     <w:qFormat/>
-    <w:uiPriority w:val="0"/>
     <w:pPr>
       <w:widowControl w:val="0"/>
       <w:spacing w:before="160" w:line="360" w:lineRule="auto"/>
-      <w:ind w:left="981" w:leftChars="300" w:hanging="862"/>
+      <w:ind w:left="981" w:hanging="862" w:leftChars="300"/>
     </w:pPr>
     <w:rPr>
-      <w:rFonts w:hint="eastAsia" w:ascii="Calibri" w:hAnsi="Calibri" w:eastAsia="宋体" w:cs="宋体"/>
+      <w:rFonts w:ascii="Calibri" w:eastAsia="宋体" w:hAnsi="Calibri" w:cs="宋体" w:hint="eastAsia"/>
       <w:sz w:val="24"/>
       <w:szCs w:val="24"/>
       <w:lang w:eastAsia="zh-CN" w:bidi="zh-CN"/>
     </w:rPr>
   </w:style>
-  <w:style w:type="character" w:customStyle="1" w:styleId="42">
+  <w:style w:type="character" w:customStyle="1" w:styleId="Char">
     <w:name w:val="柴_正文 Char"/>
-    <w:link w:val="29"/>
+    <w:link w:val="a1"/>
     <w:qFormat/>
-    <w:uiPriority w:val="0"/>
     <w:rPr>
-      <w:rFonts w:ascii="Arial" w:hAnsi="Arial" w:eastAsia="宋体"/>
+      <w:rFonts w:ascii="Arial" w:eastAsia="宋体" w:hAnsi="Arial"/>
       <w:sz w:val="24"/>
       <w:lang w:eastAsia="zh-CN"/>
     </w:rPr>
   </w:style>
-  <w:style w:type="character" w:customStyle="1" w:styleId="43">
+  <w:style w:type="character" w:customStyle="1" w:styleId="3Char">
     <w:name w:val="柴_标题3 Char"/>
-    <w:link w:val="31"/>
+    <w:link w:val="3"/>
     <w:qFormat/>
-    <w:uiPriority w:val="0"/>
     <w:rPr>
-      <w:rFonts w:ascii="宋体" w:hAnsi="宋体" w:eastAsia="宋体" w:cs="宋体"/>
+      <w:rFonts w:ascii="宋体" w:eastAsia="宋体" w:hAnsi="宋体" w:cs="宋体"/>
       <w:spacing w:val="-2"/>
       <w:sz w:val="24"/>
       <w:szCs w:val="24"/>

--- a/1-运维服务目录/JXTX-01-01-运维服务目录管理制度.docx
+++ b/1-运维服务目录/JXTX-01-01-运维服务目录管理制度.docx
@@ -1,11 +1,10 @@
 
 <file path=word/document.xml><?xml version="1.0" encoding="utf-8"?>
-<w:document xmlns:wpc="http://schemas.microsoft.com/office/word/2010/wordprocessingCanvas" xmlns:mc="http://schemas.openxmlformats.org/markup-compatibility/2006" xmlns:o="urn:schemas-microsoft-com:office:office" xmlns:r="http://schemas.openxmlformats.org/officeDocument/2006/relationships" xmlns:m="http://schemas.openxmlformats.org/officeDocument/2006/math" xmlns:v="urn:schemas-microsoft-com:vml" xmlns:wp14="http://schemas.microsoft.com/office/word/2010/wordprocessingDrawing" xmlns:wp="http://schemas.openxmlformats.org/drawingml/2006/wordprocessingDrawing" xmlns:w10="urn:schemas-microsoft-com:office:word" xmlns:w="http://schemas.openxmlformats.org/wordprocessingml/2006/main" xmlns:w14="http://schemas.microsoft.com/office/word/2010/wordml" xmlns:w15="http://schemas.microsoft.com/office/word/2012/wordml" xmlns:wne="http://schemas.microsoft.com/office/word/2006/wordml" xmlns:wpg="http://schemas.microsoft.com/office/word/2010/wordprocessingGroup" xmlns:wpi="http://schemas.microsoft.com/office/word/2010/wordprocessingInk" xmlns:wps="http://schemas.microsoft.com/office/word/2010/wordprocessingShape" mc:Ignorable="w14 w15 wp14">
-  <!-- Generated by Aspose.Words for .NET 13.3.0.1 -->
+<w:document xmlns:wpc="http://schemas.microsoft.com/office/word/2010/wordprocessingCanvas" xmlns:mc="http://schemas.openxmlformats.org/markup-compatibility/2006" xmlns:o="urn:schemas-microsoft-com:office:office" xmlns:r="http://schemas.openxmlformats.org/officeDocument/2006/relationships" xmlns:m="http://schemas.openxmlformats.org/officeDocument/2006/math" xmlns:v="urn:schemas-microsoft-com:vml" xmlns:wp14="http://schemas.microsoft.com/office/word/2010/wordprocessingDrawing" xmlns:wp="http://schemas.openxmlformats.org/drawingml/2006/wordprocessingDrawing" xmlns:w="http://schemas.openxmlformats.org/wordprocessingml/2006/main" xmlns:w14="http://schemas.microsoft.com/office/word/2010/wordml" xmlns:w10="urn:schemas-microsoft-com:office:word" xmlns:w15="http://schemas.microsoft.com/office/word/2012/wordml" xmlns:wpg="http://schemas.microsoft.com/office/word/2010/wordprocessingGroup" xmlns:wpi="http://schemas.microsoft.com/office/word/2010/wordprocessingInk" xmlns:wne="http://schemas.microsoft.com/office/word/2006/wordml" xmlns:wps="http://schemas.microsoft.com/office/word/2010/wordprocessingShape" xmlns:wpsCustomData="http://www.wps.cn/officeDocument/2013/wpsCustomData" mc:Ignorable="w14 w15 wp14">
   <w:body>
     <w:p>
       <w:pPr>
-        <w:pStyle w:val="a"/>
+        <w:pStyle w:val="24"/>
         <w:keepNext w:val="0"/>
         <w:keepLines w:val="0"/>
         <w:pageBreakBefore w:val="0"/>
@@ -22,10 +21,10 @@
         <w:spacing w:before="3120" w:beforeLines="1000"/>
         <w:textAlignment w:val="baseline"/>
       </w:pPr>
-      <w:bookmarkStart w:id="0" w:name="_Toc23143"/>
+      <w:bookmarkStart w:id="0" w:name="_Toc20461"/>
       <w:r>
         <w:drawing>
-          <wp:anchor distT="0" distB="0" distL="114300" distR="114300" simplePos="0" relativeHeight="251659264" behindDoc="1" locked="0" layoutInCell="1" allowOverlap="1">
+          <wp:anchor distT="0" distB="0" distL="114300" distR="114300" simplePos="0" relativeHeight="251660288" behindDoc="1" locked="0" layoutInCell="1" allowOverlap="1">
             <wp:simplePos x="0" y="0"/>
             <wp:positionH relativeFrom="column">
               <wp:posOffset>-19050</wp:posOffset>
@@ -50,7 +49,7 @@
                     </pic:cNvPicPr>
                   </pic:nvPicPr>
                   <pic:blipFill>
-                    <a:blip xmlns:r="http://schemas.openxmlformats.org/officeDocument/2006/relationships" r:embed="rId4"/>
+                    <a:blip r:embed="rId7"/>
                     <a:stretch>
                       <a:fillRect/>
                     </a:stretch>
@@ -85,7 +84,7 @@
     </w:p>
     <w:p>
       <w:pPr>
-        <w:pStyle w:val="a0"/>
+        <w:pStyle w:val="25"/>
         <w:keepNext w:val="0"/>
         <w:keepLines w:val="0"/>
         <w:pageBreakBefore w:val="0"/>
@@ -106,7 +105,7 @@
           <w:lang w:val="en-US" w:eastAsia="zh-CN"/>
         </w:rPr>
       </w:pPr>
-      <w:bookmarkStart w:id="1" w:name="_Toc27402"/>
+      <w:bookmarkStart w:id="1" w:name="_Toc31794"/>
       <w:r>
         <w:rPr>
           <w:rFonts w:hint="eastAsia"/>
@@ -132,11 +131,11 @@
         <w:adjustRightInd w:val="0"/>
         <w:snapToGrid w:val="0"/>
         <w:spacing w:after="624" w:afterLines="200" w:line="219" w:lineRule="auto"/>
-        <w:ind w:left="0" w:right="0" w:firstLine="0" w:leftChars="0" w:rightChars="0" w:firstLineChars="0"/>
+        <w:ind w:left="0" w:leftChars="0" w:right="0" w:rightChars="0" w:firstLine="0" w:firstLineChars="0"/>
         <w:jc w:val="center"/>
         <w:textAlignment w:val="baseline"/>
         <w:rPr>
-          <w:rFonts w:ascii="宋体" w:eastAsia="宋体" w:hAnsi="宋体" w:cs="宋体" w:hint="default"/>
+          <w:rFonts w:hint="default" w:ascii="宋体" w:hAnsi="宋体" w:eastAsia="宋体" w:cs="宋体"/>
           <w:sz w:val="24"/>
           <w:szCs w:val="24"/>
           <w:lang w:val="en-US" w:eastAsia="zh-CN"/>
@@ -144,7 +143,7 @@
       </w:pPr>
       <w:r>
         <w:drawing>
-          <wp:anchor distT="0" distB="0" distL="114300" distR="114300" simplePos="0" relativeHeight="251658240" behindDoc="1" locked="0" layoutInCell="1" allowOverlap="1">
+          <wp:anchor distT="0" distB="0" distL="114300" distR="114300" simplePos="0" relativeHeight="251659264" behindDoc="1" locked="0" layoutInCell="1" allowOverlap="1">
             <wp:simplePos x="0" y="0"/>
             <wp:positionH relativeFrom="column">
               <wp:posOffset>0</wp:posOffset>
@@ -169,7 +168,7 @@
                     </pic:cNvPicPr>
                   </pic:nvPicPr>
                   <pic:blipFill>
-                    <a:blip xmlns:r="http://schemas.openxmlformats.org/officeDocument/2006/relationships" r:embed="rId5"/>
+                    <a:blip r:embed="rId8"/>
                     <a:stretch>
                       <a:fillRect/>
                     </a:stretch>
@@ -195,7 +194,7 @@
       </w:r>
       <w:r>
         <w:rPr>
-          <w:rFonts w:ascii="宋体" w:eastAsia="宋体" w:hAnsi="宋体" w:cs="宋体"/>
+          <w:rFonts w:ascii="宋体" w:hAnsi="宋体" w:eastAsia="宋体" w:cs="宋体"/>
           <w:b/>
           <w:bCs/>
           <w:spacing w:val="-3"/>
@@ -206,7 +205,7 @@
       </w:r>
       <w:r>
         <w:rPr>
-          <w:rFonts w:ascii="宋体" w:eastAsia="宋体" w:hAnsi="宋体" w:cs="宋体" w:hint="eastAsia"/>
+          <w:rFonts w:hint="eastAsia" w:ascii="宋体" w:hAnsi="宋体" w:eastAsia="宋体" w:cs="宋体"/>
           <w:b/>
           <w:bCs/>
           <w:spacing w:val="-3"/>
@@ -218,7 +217,7 @@
       </w:r>
       <w:r>
         <w:rPr>
-          <w:rFonts w:ascii="宋体" w:eastAsia="宋体" w:hAnsi="宋体" w:cs="宋体"/>
+          <w:rFonts w:ascii="宋体" w:hAnsi="宋体" w:eastAsia="宋体" w:cs="宋体"/>
           <w:b/>
           <w:bCs/>
           <w:spacing w:val="-3"/>
@@ -229,7 +228,7 @@
       </w:r>
       <w:r>
         <w:rPr>
-          <w:rFonts w:ascii="宋体" w:hAnsi="宋体" w:cs="宋体" w:hint="eastAsia"/>
+          <w:rFonts w:hint="eastAsia" w:ascii="宋体" w:hAnsi="宋体" w:cs="宋体"/>
           <w:b/>
           <w:bCs/>
           <w:spacing w:val="-3"/>
@@ -241,7 +240,7 @@
       </w:r>
       <w:r>
         <w:rPr>
-          <w:rFonts w:ascii="宋体" w:eastAsia="宋体" w:hAnsi="宋体" w:cs="宋体"/>
+          <w:rFonts w:ascii="宋体" w:hAnsi="宋体" w:eastAsia="宋体" w:cs="宋体"/>
           <w:b/>
           <w:bCs/>
           <w:spacing w:val="-3"/>
@@ -253,17 +252,18 @@
     </w:p>
     <w:tbl>
       <w:tblPr>
-        <w:tblStyle w:val="TableGrid"/>
+        <w:tblStyle w:val="21"/>
         <w:tblW w:w="0" w:type="auto"/>
         <w:jc w:val="center"/>
         <w:tblBorders>
-          <w:top w:val="nil"/>
-          <w:left w:val="nil"/>
-          <w:bottom w:val="nil"/>
-          <w:right w:val="nil"/>
-          <w:insideH w:val="nil"/>
-          <w:insideV w:val="nil"/>
+          <w:top w:val="none" w:color="auto" w:sz="0" w:space="0"/>
+          <w:left w:val="none" w:color="auto" w:sz="0" w:space="0"/>
+          <w:bottom w:val="none" w:color="auto" w:sz="0" w:space="0"/>
+          <w:right w:val="none" w:color="auto" w:sz="0" w:space="0"/>
+          <w:insideH w:val="none" w:color="auto" w:sz="0" w:space="0"/>
+          <w:insideV w:val="none" w:color="auto" w:sz="0" w:space="0"/>
         </w:tblBorders>
+        <w:tblLayout w:type="autofit"/>
         <w:tblCellMar>
           <w:top w:w="0" w:type="dxa"/>
           <w:left w:w="108" w:type="dxa"/>
@@ -277,15 +277,13 @@
       </w:tblGrid>
       <w:tr>
         <w:tblPrEx>
-          <w:tblW w:w="0" w:type="auto"/>
-          <w:jc w:val="center"/>
           <w:tblBorders>
-            <w:top w:val="nil"/>
-            <w:left w:val="nil"/>
-            <w:bottom w:val="nil"/>
-            <w:right w:val="nil"/>
-            <w:insideH w:val="nil"/>
-            <w:insideV w:val="nil"/>
+            <w:top w:val="none" w:color="auto" w:sz="0" w:space="0"/>
+            <w:left w:val="none" w:color="auto" w:sz="0" w:space="0"/>
+            <w:bottom w:val="none" w:color="auto" w:sz="0" w:space="0"/>
+            <w:right w:val="none" w:color="auto" w:sz="0" w:space="0"/>
+            <w:insideH w:val="none" w:color="auto" w:sz="0" w:space="0"/>
+            <w:insideV w:val="none" w:color="auto" w:sz="0" w:space="0"/>
           </w:tblBorders>
           <w:tblCellMar>
             <w:top w:w="0" w:type="dxa"/>
@@ -295,7 +293,7 @@
           </w:tblCellMar>
         </w:tblPrEx>
         <w:trPr>
-          <w:trHeight w:val="810"/>
+          <w:trHeight w:val="810" w:hRule="atLeast"/>
           <w:jc w:val="center"/>
         </w:trPr>
         <w:tc>
@@ -333,7 +331,7 @@
             </w:r>
             <w:r>
               <w:rPr>
-                <w:rFonts w:asciiTheme="minorAscii" w:eastAsiaTheme="minorEastAsia" w:hAnsiTheme="minorAscii" w:hint="default"/>
+                <w:rFonts w:hint="default" w:asciiTheme="minorAscii" w:hAnsiTheme="minorAscii" w:eastAsiaTheme="minorEastAsia"/>
                 <w:spacing w:val="227"/>
                 <w:sz w:val="21"/>
                 <w:vertAlign w:val="baseline"/>
@@ -387,7 +385,7 @@
             </w:r>
             <w:r>
               <w:rPr>
-                <w:rFonts w:asciiTheme="minorAscii" w:eastAsiaTheme="minorEastAsia" w:hAnsiTheme="minorAscii" w:hint="eastAsia"/>
+                <w:rFonts w:hint="eastAsia" w:asciiTheme="minorAscii" w:hAnsiTheme="minorAscii" w:eastAsiaTheme="minorEastAsia"/>
                 <w:spacing w:val="227"/>
                 <w:sz w:val="21"/>
                 <w:vertAlign w:val="baseline"/>
@@ -409,8 +407,14 @@
       </w:tr>
       <w:tr>
         <w:tblPrEx>
-          <w:tblW w:w="0" w:type="auto"/>
-          <w:jc w:val="center"/>
+          <w:tblBorders>
+            <w:top w:val="none" w:color="auto" w:sz="0" w:space="0"/>
+            <w:left w:val="none" w:color="auto" w:sz="0" w:space="0"/>
+            <w:bottom w:val="none" w:color="auto" w:sz="0" w:space="0"/>
+            <w:right w:val="none" w:color="auto" w:sz="0" w:space="0"/>
+            <w:insideH w:val="none" w:color="auto" w:sz="0" w:space="0"/>
+            <w:insideV w:val="none" w:color="auto" w:sz="0" w:space="0"/>
+          </w:tblBorders>
           <w:tblCellMar>
             <w:top w:w="0" w:type="dxa"/>
             <w:left w:w="108" w:type="dxa"/>
@@ -419,7 +423,7 @@
           </w:tblCellMar>
         </w:tblPrEx>
         <w:trPr>
-          <w:trHeight w:val="810"/>
+          <w:trHeight w:val="810" w:hRule="atLeast"/>
           <w:jc w:val="center"/>
         </w:trPr>
         <w:tc>
@@ -443,7 +447,7 @@
               <w:snapToGrid w:val="0"/>
               <w:textAlignment w:val="baseline"/>
               <w:rPr>
-                <w:rFonts w:ascii="Arial" w:eastAsia="Arial" w:hAnsi="Arial" w:cs="Arial" w:hint="default"/>
+                <w:rFonts w:hint="default" w:ascii="Arial" w:hAnsi="Arial" w:eastAsia="Arial" w:cs="Arial"/>
                 <w:snapToGrid w:val="0"/>
                 <w:color w:val="000000"/>
                 <w:kern w:val="0"/>
@@ -475,7 +479,7 @@
             </w:r>
             <w:r>
               <w:rPr>
-                <w:rFonts w:asciiTheme="minorAscii" w:eastAsiaTheme="minorEastAsia" w:hAnsiTheme="minorAscii" w:hint="default"/>
+                <w:rFonts w:hint="default" w:asciiTheme="minorAscii" w:hAnsiTheme="minorAscii" w:eastAsiaTheme="minorEastAsia"/>
                 <w:spacing w:val="227"/>
                 <w:sz w:val="21"/>
                 <w:vertAlign w:val="baseline"/>
@@ -528,7 +532,7 @@
               <w:snapToGrid w:val="0"/>
               <w:textAlignment w:val="baseline"/>
               <w:rPr>
-                <w:rFonts w:ascii="Arial" w:eastAsia="Arial" w:hAnsi="Arial" w:cs="Arial" w:hint="eastAsia"/>
+                <w:rFonts w:hint="eastAsia" w:ascii="Arial" w:hAnsi="Arial" w:eastAsia="Arial" w:cs="Arial"/>
                 <w:snapToGrid w:val="0"/>
                 <w:color w:val="000000"/>
                 <w:kern w:val="0"/>
@@ -548,7 +552,7 @@
             </w:r>
             <w:r>
               <w:rPr>
-                <w:rFonts w:asciiTheme="minorAscii" w:eastAsiaTheme="minorEastAsia" w:hAnsiTheme="minorAscii" w:hint="eastAsia"/>
+                <w:rFonts w:hint="eastAsia" w:asciiTheme="minorAscii" w:hAnsiTheme="minorAscii" w:eastAsiaTheme="minorEastAsia"/>
                 <w:spacing w:val="227"/>
                 <w:sz w:val="21"/>
                 <w:vertAlign w:val="baseline"/>
@@ -570,8 +574,14 @@
       </w:tr>
       <w:tr>
         <w:tblPrEx>
-          <w:tblW w:w="0" w:type="auto"/>
-          <w:jc w:val="center"/>
+          <w:tblBorders>
+            <w:top w:val="none" w:color="auto" w:sz="0" w:space="0"/>
+            <w:left w:val="none" w:color="auto" w:sz="0" w:space="0"/>
+            <w:bottom w:val="none" w:color="auto" w:sz="0" w:space="0"/>
+            <w:right w:val="none" w:color="auto" w:sz="0" w:space="0"/>
+            <w:insideH w:val="none" w:color="auto" w:sz="0" w:space="0"/>
+            <w:insideV w:val="none" w:color="auto" w:sz="0" w:space="0"/>
+          </w:tblBorders>
           <w:tblCellMar>
             <w:top w:w="0" w:type="dxa"/>
             <w:left w:w="108" w:type="dxa"/>
@@ -580,7 +590,7 @@
           </w:tblCellMar>
         </w:tblPrEx>
         <w:trPr>
-          <w:trHeight w:val="635"/>
+          <w:trHeight w:val="635" w:hRule="atLeast"/>
           <w:jc w:val="center"/>
         </w:trPr>
         <w:tc>
@@ -630,7 +640,7 @@
             </w:r>
             <w:r>
               <w:rPr>
-                <w:rFonts w:asciiTheme="minorAscii" w:eastAsiaTheme="minorEastAsia" w:hAnsiTheme="minorAscii" w:hint="eastAsia"/>
+                <w:rFonts w:hint="eastAsia" w:asciiTheme="minorAscii" w:hAnsiTheme="minorAscii" w:eastAsiaTheme="minorEastAsia"/>
                 <w:spacing w:val="227"/>
                 <w:sz w:val="21"/>
                 <w:vertAlign w:val="baseline"/>
@@ -640,7 +650,7 @@
             </w:r>
             <w:r>
               <w:rPr>
-                <w:rFonts w:asciiTheme="minorAscii" w:eastAsiaTheme="minorEastAsia" w:hAnsiTheme="minorAscii" w:hint="eastAsia"/>
+                <w:rFonts w:hint="eastAsia" w:asciiTheme="minorAscii" w:hAnsiTheme="minorAscii" w:eastAsiaTheme="minorEastAsia"/>
                 <w:spacing w:val="0"/>
                 <w:kern w:val="0"/>
                 <w:sz w:val="21"/>
@@ -687,7 +697,7 @@
             </w:r>
             <w:r>
               <w:rPr>
-                <w:rFonts w:asciiTheme="minorAscii" w:eastAsiaTheme="minorEastAsia" w:hAnsiTheme="minorAscii" w:hint="eastAsia"/>
+                <w:rFonts w:hint="eastAsia" w:asciiTheme="minorAscii" w:hAnsiTheme="minorAscii" w:eastAsiaTheme="minorEastAsia"/>
                 <w:spacing w:val="227"/>
                 <w:sz w:val="21"/>
                 <w:vertAlign w:val="baseline"/>
@@ -746,14 +756,14 @@
         <w:ind w:left="3634"/>
         <w:textAlignment w:val="baseline"/>
         <w:rPr>
-          <w:rFonts w:ascii="宋体" w:eastAsia="宋体" w:hAnsi="宋体" w:cs="宋体"/>
+          <w:rFonts w:ascii="宋体" w:hAnsi="宋体" w:eastAsia="宋体" w:cs="宋体"/>
           <w:sz w:val="31"/>
           <w:szCs w:val="31"/>
         </w:rPr>
       </w:pPr>
       <w:r>
         <w:rPr>
-          <w:rFonts w:ascii="宋体" w:eastAsia="宋体" w:hAnsi="宋体" w:cs="宋体"/>
+          <w:rFonts w:ascii="宋体" w:hAnsi="宋体" w:eastAsia="宋体" w:cs="宋体"/>
           <w:b/>
           <w:bCs/>
           <w:spacing w:val="4"/>
@@ -765,16 +775,16 @@
     </w:p>
     <w:tbl>
       <w:tblPr>
-        <w:tblStyle w:val="TableNormal0"/>
+        <w:tblStyle w:val="26"/>
         <w:tblW w:w="8214" w:type="dxa"/>
         <w:jc w:val="center"/>
         <w:tblBorders>
-          <w:top w:val="single" w:sz="2" w:space="0" w:color="000000"/>
-          <w:left w:val="single" w:sz="2" w:space="0" w:color="000000"/>
-          <w:bottom w:val="single" w:sz="2" w:space="0" w:color="000000"/>
-          <w:right w:val="single" w:sz="2" w:space="0" w:color="000000"/>
-          <w:insideH w:val="single" w:sz="2" w:space="0" w:color="000000"/>
-          <w:insideV w:val="single" w:sz="2" w:space="0" w:color="000000"/>
+          <w:top w:val="single" w:color="000000" w:sz="2" w:space="0"/>
+          <w:left w:val="single" w:color="000000" w:sz="2" w:space="0"/>
+          <w:bottom w:val="single" w:color="000000" w:sz="2" w:space="0"/>
+          <w:right w:val="single" w:color="000000" w:sz="2" w:space="0"/>
+          <w:insideH w:val="single" w:color="000000" w:sz="2" w:space="0"/>
+          <w:insideV w:val="single" w:color="000000" w:sz="2" w:space="0"/>
         </w:tblBorders>
         <w:tblLayout w:type="fixed"/>
         <w:tblCellMar>
@@ -794,17 +804,14 @@
       </w:tblGrid>
       <w:tr>
         <w:tblPrEx>
-          <w:tblW w:w="8214" w:type="dxa"/>
-          <w:jc w:val="center"/>
           <w:tblBorders>
-            <w:top w:val="single" w:sz="2" w:space="0" w:color="000000"/>
-            <w:left w:val="single" w:sz="2" w:space="0" w:color="000000"/>
-            <w:bottom w:val="single" w:sz="2" w:space="0" w:color="000000"/>
-            <w:right w:val="single" w:sz="2" w:space="0" w:color="000000"/>
-            <w:insideH w:val="single" w:sz="2" w:space="0" w:color="000000"/>
-            <w:insideV w:val="single" w:sz="2" w:space="0" w:color="000000"/>
+            <w:top w:val="single" w:color="000000" w:sz="2" w:space="0"/>
+            <w:left w:val="single" w:color="000000" w:sz="2" w:space="0"/>
+            <w:bottom w:val="single" w:color="000000" w:sz="2" w:space="0"/>
+            <w:right w:val="single" w:color="000000" w:sz="2" w:space="0"/>
+            <w:insideH w:val="single" w:color="000000" w:sz="2" w:space="0"/>
+            <w:insideV w:val="single" w:color="000000" w:sz="2" w:space="0"/>
           </w:tblBorders>
-          <w:tblLayout w:type="fixed"/>
           <w:tblCellMar>
             <w:top w:w="0" w:type="dxa"/>
             <w:left w:w="0" w:type="dxa"/>
@@ -813,7 +820,7 @@
           </w:tblCellMar>
         </w:tblPrEx>
         <w:trPr>
-          <w:trHeight w:val="593"/>
+          <w:trHeight w:val="593" w:hRule="atLeast"/>
           <w:jc w:val="center"/>
         </w:trPr>
         <w:tc>
@@ -835,18 +842,18 @@
               <w:adjustRightInd w:val="0"/>
               <w:snapToGrid w:val="0"/>
               <w:spacing w:before="176" w:line="228" w:lineRule="auto"/>
-              <w:ind w:left="0" w:right="0" w:firstLine="0" w:leftChars="0" w:rightChars="0" w:firstLineChars="0"/>
+              <w:ind w:left="0" w:leftChars="0" w:right="0" w:rightChars="0" w:firstLine="0" w:firstLineChars="0"/>
               <w:jc w:val="center"/>
               <w:textAlignment w:val="baseline"/>
               <w:rPr>
-                <w:rFonts w:ascii="宋体" w:eastAsia="宋体" w:hAnsi="宋体" w:cs="宋体"/>
+                <w:rFonts w:ascii="宋体" w:hAnsi="宋体" w:eastAsia="宋体" w:cs="宋体"/>
                 <w:sz w:val="20"/>
                 <w:szCs w:val="20"/>
               </w:rPr>
             </w:pPr>
             <w:r>
               <w:rPr>
-                <w:rFonts w:ascii="宋体" w:hAnsi="宋体" w:cs="宋体" w:hint="eastAsia"/>
+                <w:rFonts w:hint="eastAsia" w:ascii="宋体" w:hAnsi="宋体" w:cs="宋体"/>
                 <w:spacing w:val="-14"/>
                 <w:sz w:val="20"/>
                 <w:szCs w:val="20"/>
@@ -856,7 +863,7 @@
             </w:r>
             <w:r>
               <w:rPr>
-                <w:rFonts w:ascii="宋体" w:eastAsia="宋体" w:hAnsi="宋体" w:cs="宋体"/>
+                <w:rFonts w:ascii="宋体" w:hAnsi="宋体" w:eastAsia="宋体" w:cs="宋体"/>
                 <w:spacing w:val="-14"/>
                 <w:sz w:val="20"/>
                 <w:szCs w:val="20"/>
@@ -884,18 +891,18 @@
               <w:adjustRightInd w:val="0"/>
               <w:snapToGrid w:val="0"/>
               <w:spacing w:before="175" w:line="227" w:lineRule="auto"/>
-              <w:ind w:left="0" w:right="0" w:firstLine="0" w:leftChars="0" w:rightChars="0" w:firstLineChars="0"/>
+              <w:ind w:left="0" w:leftChars="0" w:right="0" w:rightChars="0" w:firstLine="0" w:firstLineChars="0"/>
               <w:jc w:val="center"/>
               <w:textAlignment w:val="baseline"/>
               <w:rPr>
-                <w:rFonts w:ascii="宋体" w:eastAsia="宋体" w:hAnsi="宋体" w:cs="宋体"/>
+                <w:rFonts w:ascii="宋体" w:hAnsi="宋体" w:eastAsia="宋体" w:cs="宋体"/>
                 <w:sz w:val="20"/>
                 <w:szCs w:val="20"/>
               </w:rPr>
             </w:pPr>
             <w:r>
               <w:rPr>
-                <w:rFonts w:ascii="宋体" w:eastAsia="宋体" w:hAnsi="宋体" w:cs="宋体"/>
+                <w:rFonts w:ascii="宋体" w:hAnsi="宋体" w:eastAsia="宋体" w:cs="宋体"/>
                 <w:spacing w:val="4"/>
                 <w:sz w:val="20"/>
                 <w:szCs w:val="20"/>
@@ -923,18 +930,18 @@
               <w:adjustRightInd w:val="0"/>
               <w:snapToGrid w:val="0"/>
               <w:spacing w:before="175" w:line="228" w:lineRule="auto"/>
-              <w:ind w:left="0" w:right="0" w:firstLine="0" w:leftChars="0" w:rightChars="0" w:firstLineChars="0"/>
+              <w:ind w:left="0" w:leftChars="0" w:right="0" w:rightChars="0" w:firstLine="0" w:firstLineChars="0"/>
               <w:jc w:val="center"/>
               <w:textAlignment w:val="baseline"/>
               <w:rPr>
-                <w:rFonts w:ascii="宋体" w:eastAsia="宋体" w:hAnsi="宋体" w:cs="宋体"/>
+                <w:rFonts w:ascii="宋体" w:hAnsi="宋体" w:eastAsia="宋体" w:cs="宋体"/>
                 <w:sz w:val="20"/>
                 <w:szCs w:val="20"/>
               </w:rPr>
             </w:pPr>
             <w:r>
               <w:rPr>
-                <w:rFonts w:ascii="宋体" w:eastAsia="宋体" w:hAnsi="宋体" w:cs="宋体"/>
+                <w:rFonts w:ascii="宋体" w:hAnsi="宋体" w:eastAsia="宋体" w:cs="宋体"/>
                 <w:spacing w:val="7"/>
                 <w:sz w:val="20"/>
                 <w:szCs w:val="20"/>
@@ -962,11 +969,11 @@
               <w:adjustRightInd w:val="0"/>
               <w:snapToGrid w:val="0"/>
               <w:spacing w:before="175" w:line="228" w:lineRule="auto"/>
-              <w:ind w:left="0" w:right="0" w:firstLine="0" w:leftChars="0" w:rightChars="0" w:firstLineChars="0"/>
+              <w:ind w:left="0" w:leftChars="0" w:right="0" w:rightChars="0" w:firstLine="0" w:firstLineChars="0"/>
               <w:jc w:val="center"/>
               <w:textAlignment w:val="baseline"/>
               <w:rPr>
-                <w:rFonts w:ascii="宋体" w:eastAsia="宋体" w:hAnsi="宋体" w:cs="宋体" w:hint="eastAsia"/>
+                <w:rFonts w:hint="eastAsia" w:ascii="宋体" w:hAnsi="宋体" w:eastAsia="宋体" w:cs="宋体"/>
                 <w:spacing w:val="7"/>
                 <w:sz w:val="20"/>
                 <w:szCs w:val="20"/>
@@ -975,7 +982,7 @@
             </w:pPr>
             <w:r>
               <w:rPr>
-                <w:rFonts w:ascii="宋体" w:hAnsi="宋体" w:cs="宋体" w:hint="eastAsia"/>
+                <w:rFonts w:hint="eastAsia" w:ascii="宋体" w:hAnsi="宋体" w:cs="宋体"/>
                 <w:spacing w:val="7"/>
                 <w:sz w:val="20"/>
                 <w:szCs w:val="20"/>
@@ -1004,11 +1011,11 @@
               <w:adjustRightInd w:val="0"/>
               <w:snapToGrid w:val="0"/>
               <w:spacing w:before="175" w:line="228" w:lineRule="auto"/>
-              <w:ind w:left="0" w:right="0" w:firstLine="0" w:leftChars="0" w:rightChars="0" w:firstLineChars="0"/>
+              <w:ind w:left="0" w:leftChars="0" w:right="0" w:rightChars="0" w:firstLine="0" w:firstLineChars="0"/>
               <w:jc w:val="center"/>
               <w:textAlignment w:val="baseline"/>
               <w:rPr>
-                <w:rFonts w:ascii="宋体" w:hAnsi="宋体" w:cs="宋体" w:hint="default"/>
+                <w:rFonts w:hint="default" w:ascii="宋体" w:hAnsi="宋体" w:cs="宋体"/>
                 <w:spacing w:val="7"/>
                 <w:sz w:val="20"/>
                 <w:szCs w:val="20"/>
@@ -1017,7 +1024,7 @@
             </w:pPr>
             <w:r>
               <w:rPr>
-                <w:rFonts w:ascii="宋体" w:hAnsi="宋体" w:cs="宋体" w:hint="eastAsia"/>
+                <w:rFonts w:hint="eastAsia" w:ascii="宋体" w:hAnsi="宋体" w:cs="宋体"/>
                 <w:spacing w:val="7"/>
                 <w:sz w:val="20"/>
                 <w:szCs w:val="20"/>
@@ -1046,18 +1053,18 @@
               <w:adjustRightInd w:val="0"/>
               <w:snapToGrid w:val="0"/>
               <w:spacing w:before="176" w:line="229" w:lineRule="auto"/>
-              <w:ind w:left="0" w:right="0" w:firstLine="0" w:leftChars="0" w:rightChars="0" w:firstLineChars="0"/>
+              <w:ind w:left="0" w:leftChars="0" w:right="0" w:rightChars="0" w:firstLine="0" w:firstLineChars="0"/>
               <w:jc w:val="center"/>
               <w:textAlignment w:val="baseline"/>
               <w:rPr>
-                <w:rFonts w:ascii="宋体" w:eastAsia="宋体" w:hAnsi="宋体" w:cs="宋体"/>
+                <w:rFonts w:ascii="宋体" w:hAnsi="宋体" w:eastAsia="宋体" w:cs="宋体"/>
                 <w:sz w:val="20"/>
                 <w:szCs w:val="20"/>
               </w:rPr>
             </w:pPr>
             <w:r>
               <w:rPr>
-                <w:rFonts w:ascii="宋体" w:eastAsia="宋体" w:hAnsi="宋体" w:cs="宋体"/>
+                <w:rFonts w:ascii="宋体" w:hAnsi="宋体" w:eastAsia="宋体" w:cs="宋体"/>
                 <w:spacing w:val="7"/>
                 <w:sz w:val="20"/>
                 <w:szCs w:val="20"/>
@@ -1069,9 +1076,14 @@
       </w:tr>
       <w:tr>
         <w:tblPrEx>
-          <w:tblW w:w="8214" w:type="dxa"/>
-          <w:jc w:val="center"/>
-          <w:tblLayout w:type="fixed"/>
+          <w:tblBorders>
+            <w:top w:val="single" w:color="000000" w:sz="2" w:space="0"/>
+            <w:left w:val="single" w:color="000000" w:sz="2" w:space="0"/>
+            <w:bottom w:val="single" w:color="000000" w:sz="2" w:space="0"/>
+            <w:right w:val="single" w:color="000000" w:sz="2" w:space="0"/>
+            <w:insideH w:val="single" w:color="000000" w:sz="2" w:space="0"/>
+            <w:insideV w:val="single" w:color="000000" w:sz="2" w:space="0"/>
+          </w:tblBorders>
           <w:tblCellMar>
             <w:top w:w="0" w:type="dxa"/>
             <w:left w:w="0" w:type="dxa"/>
@@ -1080,7 +1092,7 @@
           </w:tblCellMar>
         </w:tblPrEx>
         <w:trPr>
-          <w:trHeight w:val="516"/>
+          <w:trHeight w:val="516" w:hRule="atLeast"/>
           <w:jc w:val="center"/>
         </w:trPr>
         <w:tc>
@@ -1102,11 +1114,11 @@
               <w:adjustRightInd w:val="0"/>
               <w:snapToGrid w:val="0"/>
               <w:spacing w:before="173" w:line="267" w:lineRule="exact"/>
-              <w:ind w:left="0" w:right="0" w:firstLine="0" w:leftChars="0" w:rightChars="0" w:firstLineChars="0"/>
+              <w:ind w:left="0" w:leftChars="0" w:right="0" w:rightChars="0" w:firstLine="0" w:firstLineChars="0"/>
               <w:jc w:val="center"/>
               <w:textAlignment w:val="baseline"/>
               <w:rPr>
-                <w:rFonts w:ascii="宋体" w:eastAsia="宋体" w:hAnsi="宋体" w:cs="宋体" w:hint="default"/>
+                <w:rFonts w:hint="default" w:ascii="宋体" w:hAnsi="宋体" w:eastAsia="宋体" w:cs="宋体"/>
                 <w:sz w:val="20"/>
                 <w:szCs w:val="20"/>
                 <w:lang w:val="en-US"/>
@@ -1114,7 +1126,7 @@
             </w:pPr>
             <w:r>
               <w:rPr>
-                <w:rFonts w:ascii="宋体" w:eastAsia="宋体" w:hAnsi="宋体" w:cs="宋体"/>
+                <w:rFonts w:ascii="宋体" w:hAnsi="宋体" w:eastAsia="宋体" w:cs="宋体"/>
                 <w:spacing w:val="3"/>
                 <w:position w:val="1"/>
                 <w:sz w:val="20"/>
@@ -1124,7 +1136,7 @@
             </w:r>
             <w:r>
               <w:rPr>
-                <w:rFonts w:ascii="宋体" w:hAnsi="宋体" w:cs="宋体" w:hint="eastAsia"/>
+                <w:rFonts w:hint="eastAsia" w:ascii="宋体" w:hAnsi="宋体" w:cs="宋体"/>
                 <w:spacing w:val="3"/>
                 <w:position w:val="1"/>
                 <w:sz w:val="20"/>
@@ -1154,18 +1166,18 @@
               <w:adjustRightInd w:val="0"/>
               <w:snapToGrid w:val="0"/>
               <w:spacing w:before="173" w:line="267" w:lineRule="exact"/>
-              <w:ind w:left="0" w:right="0" w:firstLine="0" w:leftChars="0" w:rightChars="0" w:firstLineChars="0"/>
+              <w:ind w:left="0" w:leftChars="0" w:right="0" w:rightChars="0" w:firstLine="0" w:firstLineChars="0"/>
               <w:jc w:val="center"/>
               <w:textAlignment w:val="baseline"/>
               <w:rPr>
-                <w:rFonts w:ascii="宋体" w:eastAsia="宋体" w:hAnsi="宋体" w:cs="宋体"/>
+                <w:rFonts w:ascii="宋体" w:hAnsi="宋体" w:eastAsia="宋体" w:cs="宋体"/>
                 <w:sz w:val="20"/>
                 <w:szCs w:val="20"/>
               </w:rPr>
             </w:pPr>
             <w:r>
               <w:rPr>
-                <w:rFonts w:ascii="宋体" w:eastAsia="宋体" w:hAnsi="宋体" w:cs="宋体"/>
+                <w:rFonts w:ascii="宋体" w:hAnsi="宋体" w:eastAsia="宋体" w:cs="宋体"/>
                 <w:spacing w:val="4"/>
                 <w:position w:val="1"/>
                 <w:sz w:val="20"/>
@@ -1194,18 +1206,18 @@
               <w:adjustRightInd w:val="0"/>
               <w:snapToGrid w:val="0"/>
               <w:spacing w:before="172" w:line="228" w:lineRule="auto"/>
-              <w:ind w:left="0" w:right="0" w:firstLine="0" w:leftChars="0" w:rightChars="0" w:firstLineChars="0"/>
+              <w:ind w:left="0" w:leftChars="0" w:right="0" w:rightChars="0" w:firstLine="0" w:firstLineChars="0"/>
               <w:jc w:val="center"/>
               <w:textAlignment w:val="baseline"/>
               <w:rPr>
-                <w:rFonts w:ascii="宋体" w:eastAsia="宋体" w:hAnsi="宋体" w:cs="宋体"/>
+                <w:rFonts w:ascii="宋体" w:hAnsi="宋体" w:eastAsia="宋体" w:cs="宋体"/>
                 <w:sz w:val="20"/>
                 <w:szCs w:val="20"/>
               </w:rPr>
             </w:pPr>
             <w:r>
               <w:rPr>
-                <w:rFonts w:ascii="宋体" w:eastAsia="宋体" w:hAnsi="宋体" w:cs="宋体"/>
+                <w:rFonts w:ascii="宋体" w:hAnsi="宋体" w:eastAsia="宋体" w:cs="宋体"/>
                 <w:spacing w:val="200"/>
                 <w:kern w:val="0"/>
                 <w:sz w:val="20"/>
@@ -1215,7 +1227,7 @@
             </w:r>
             <w:r>
               <w:rPr>
-                <w:rFonts w:ascii="宋体" w:eastAsia="宋体" w:hAnsi="宋体" w:cs="宋体"/>
+                <w:rFonts w:ascii="宋体" w:hAnsi="宋体" w:eastAsia="宋体" w:cs="宋体"/>
                 <w:spacing w:val="0"/>
                 <w:kern w:val="0"/>
                 <w:sz w:val="20"/>
@@ -1244,11 +1256,11 @@
               <w:adjustRightInd w:val="0"/>
               <w:snapToGrid w:val="0"/>
               <w:spacing w:before="173" w:line="229" w:lineRule="auto"/>
-              <w:ind w:left="0" w:right="0" w:firstLine="0" w:leftChars="0" w:rightChars="0" w:firstLineChars="0"/>
+              <w:ind w:left="0" w:leftChars="0" w:right="0" w:rightChars="0" w:firstLine="0" w:firstLineChars="0"/>
               <w:jc w:val="center"/>
               <w:textAlignment w:val="baseline"/>
               <w:rPr>
-                <w:rFonts w:ascii="宋体" w:eastAsia="宋体" w:hAnsi="宋体" w:cs="宋体"/>
+                <w:rFonts w:ascii="宋体" w:hAnsi="宋体" w:eastAsia="宋体" w:cs="宋体"/>
                 <w:spacing w:val="200"/>
                 <w:kern w:val="0"/>
                 <w:sz w:val="20"/>
@@ -1257,7 +1269,7 @@
             </w:pPr>
             <w:r>
               <w:rPr>
-                <w:rFonts w:asciiTheme="minorAscii" w:eastAsiaTheme="minorEastAsia" w:hAnsiTheme="minorAscii" w:hint="eastAsia"/>
+                <w:rFonts w:hint="eastAsia" w:asciiTheme="minorAscii" w:hAnsiTheme="minorAscii" w:eastAsiaTheme="minorEastAsia"/>
                 <w:spacing w:val="0"/>
                 <w:kern w:val="0"/>
                 <w:sz w:val="21"/>
@@ -1287,11 +1299,11 @@
               <w:adjustRightInd w:val="0"/>
               <w:snapToGrid w:val="0"/>
               <w:spacing w:before="172" w:line="228" w:lineRule="auto"/>
-              <w:ind w:left="0" w:right="0" w:firstLine="0" w:leftChars="0" w:rightChars="0" w:firstLineChars="0"/>
+              <w:ind w:left="0" w:leftChars="0" w:right="0" w:rightChars="0" w:firstLine="0" w:firstLineChars="0"/>
               <w:jc w:val="center"/>
               <w:textAlignment w:val="baseline"/>
               <w:rPr>
-                <w:rFonts w:ascii="宋体" w:eastAsia="宋体" w:hAnsi="宋体" w:cs="宋体"/>
+                <w:rFonts w:ascii="宋体" w:hAnsi="宋体" w:eastAsia="宋体" w:cs="宋体"/>
                 <w:spacing w:val="200"/>
                 <w:kern w:val="0"/>
                 <w:sz w:val="20"/>
@@ -1300,7 +1312,7 @@
             </w:pPr>
             <w:r>
               <w:rPr>
-                <w:rFonts w:ascii="宋体" w:eastAsia="宋体" w:hAnsi="宋体" w:cs="宋体" w:hint="eastAsia"/>
+                <w:rFonts w:hint="eastAsia" w:ascii="宋体" w:hAnsi="宋体" w:eastAsia="宋体" w:cs="宋体"/>
                 <w:spacing w:val="200"/>
                 <w:kern w:val="0"/>
                 <w:sz w:val="20"/>
@@ -1310,7 +1322,7 @@
             </w:r>
             <w:r>
               <w:rPr>
-                <w:rFonts w:asciiTheme="minorAscii" w:eastAsiaTheme="minorEastAsia" w:hAnsiTheme="minorAscii" w:hint="eastAsia"/>
+                <w:rFonts w:hint="eastAsia" w:asciiTheme="minorAscii" w:hAnsiTheme="minorAscii" w:eastAsiaTheme="minorEastAsia"/>
                 <w:spacing w:val="0"/>
                 <w:kern w:val="0"/>
                 <w:sz w:val="21"/>
@@ -1340,18 +1352,18 @@
               <w:adjustRightInd w:val="0"/>
               <w:snapToGrid w:val="0"/>
               <w:spacing w:before="173" w:line="229" w:lineRule="auto"/>
-              <w:ind w:left="0" w:right="0" w:firstLine="0" w:leftChars="0" w:rightChars="0" w:firstLineChars="0"/>
+              <w:ind w:left="0" w:leftChars="0" w:right="0" w:rightChars="0" w:firstLine="0" w:firstLineChars="0"/>
               <w:jc w:val="center"/>
               <w:textAlignment w:val="baseline"/>
               <w:rPr>
-                <w:rFonts w:ascii="宋体" w:eastAsia="宋体" w:hAnsi="宋体" w:cs="宋体"/>
+                <w:rFonts w:ascii="宋体" w:hAnsi="宋体" w:eastAsia="宋体" w:cs="宋体"/>
                 <w:sz w:val="20"/>
                 <w:szCs w:val="20"/>
               </w:rPr>
             </w:pPr>
             <w:r>
               <w:rPr>
-                <w:rFonts w:asciiTheme="minorAscii" w:eastAsiaTheme="minorEastAsia" w:hAnsiTheme="minorAscii" w:hint="eastAsia"/>
+                <w:rFonts w:hint="eastAsia" w:asciiTheme="minorAscii" w:hAnsiTheme="minorAscii" w:eastAsiaTheme="minorEastAsia"/>
                 <w:spacing w:val="0"/>
                 <w:kern w:val="0"/>
                 <w:sz w:val="21"/>
@@ -1365,9 +1377,14 @@
       </w:tr>
       <w:tr>
         <w:tblPrEx>
-          <w:tblW w:w="8214" w:type="dxa"/>
-          <w:jc w:val="center"/>
-          <w:tblLayout w:type="fixed"/>
+          <w:tblBorders>
+            <w:top w:val="single" w:color="000000" w:sz="2" w:space="0"/>
+            <w:left w:val="single" w:color="000000" w:sz="2" w:space="0"/>
+            <w:bottom w:val="single" w:color="000000" w:sz="2" w:space="0"/>
+            <w:right w:val="single" w:color="000000" w:sz="2" w:space="0"/>
+            <w:insideH w:val="single" w:color="000000" w:sz="2" w:space="0"/>
+            <w:insideV w:val="single" w:color="000000" w:sz="2" w:space="0"/>
+          </w:tblBorders>
           <w:tblCellMar>
             <w:top w:w="0" w:type="dxa"/>
             <w:left w:w="0" w:type="dxa"/>
@@ -1376,7 +1393,7 @@
           </w:tblCellMar>
         </w:tblPrEx>
         <w:trPr>
-          <w:trHeight w:val="556"/>
+          <w:trHeight w:val="556" w:hRule="atLeast"/>
           <w:jc w:val="center"/>
         </w:trPr>
         <w:tc>
@@ -1385,7 +1402,7 @@
           </w:tcPr>
           <w:p>
             <w:pPr>
-              <w:pStyle w:val="TableText"/>
+              <w:pStyle w:val="27"/>
               <w:keepNext w:val="0"/>
               <w:keepLines w:val="0"/>
               <w:pageBreakBefore w:val="0"/>
@@ -1398,7 +1415,7 @@
               <w:bidi w:val="0"/>
               <w:adjustRightInd w:val="0"/>
               <w:snapToGrid w:val="0"/>
-              <w:ind w:left="0" w:right="0" w:firstLine="0" w:leftChars="0" w:rightChars="0" w:firstLineChars="0"/>
+              <w:ind w:left="0" w:leftChars="0" w:right="0" w:rightChars="0" w:firstLine="0" w:firstLineChars="0"/>
               <w:jc w:val="center"/>
               <w:textAlignment w:val="baseline"/>
             </w:pPr>
@@ -1410,7 +1427,7 @@
           </w:tcPr>
           <w:p>
             <w:pPr>
-              <w:pStyle w:val="TableText"/>
+              <w:pStyle w:val="27"/>
               <w:keepNext w:val="0"/>
               <w:keepLines w:val="0"/>
               <w:pageBreakBefore w:val="0"/>
@@ -1423,7 +1440,7 @@
               <w:bidi w:val="0"/>
               <w:adjustRightInd w:val="0"/>
               <w:snapToGrid w:val="0"/>
-              <w:ind w:left="0" w:right="0" w:firstLine="0" w:leftChars="0" w:rightChars="0" w:firstLineChars="0"/>
+              <w:ind w:left="0" w:leftChars="0" w:right="0" w:rightChars="0" w:firstLine="0" w:firstLineChars="0"/>
               <w:jc w:val="center"/>
               <w:textAlignment w:val="baseline"/>
             </w:pPr>
@@ -1435,7 +1452,7 @@
           </w:tcPr>
           <w:p>
             <w:pPr>
-              <w:pStyle w:val="TableText"/>
+              <w:pStyle w:val="27"/>
               <w:keepNext w:val="0"/>
               <w:keepLines w:val="0"/>
               <w:pageBreakBefore w:val="0"/>
@@ -1448,7 +1465,7 @@
               <w:bidi w:val="0"/>
               <w:adjustRightInd w:val="0"/>
               <w:snapToGrid w:val="0"/>
-              <w:ind w:left="0" w:right="0" w:firstLine="0" w:leftChars="0" w:rightChars="0" w:firstLineChars="0"/>
+              <w:ind w:left="0" w:leftChars="0" w:right="0" w:rightChars="0" w:firstLine="0" w:firstLineChars="0"/>
               <w:jc w:val="center"/>
               <w:textAlignment w:val="baseline"/>
             </w:pPr>
@@ -1460,7 +1477,7 @@
           </w:tcPr>
           <w:p>
             <w:pPr>
-              <w:pStyle w:val="TableText"/>
+              <w:pStyle w:val="27"/>
               <w:keepNext w:val="0"/>
               <w:keepLines w:val="0"/>
               <w:pageBreakBefore w:val="0"/>
@@ -1473,7 +1490,7 @@
               <w:bidi w:val="0"/>
               <w:adjustRightInd w:val="0"/>
               <w:snapToGrid w:val="0"/>
-              <w:ind w:left="0" w:right="0" w:firstLine="0" w:leftChars="0" w:rightChars="0" w:firstLineChars="0"/>
+              <w:ind w:left="0" w:leftChars="0" w:right="0" w:rightChars="0" w:firstLine="0" w:firstLineChars="0"/>
               <w:jc w:val="center"/>
               <w:textAlignment w:val="baseline"/>
             </w:pPr>
@@ -1485,7 +1502,7 @@
           </w:tcPr>
           <w:p>
             <w:pPr>
-              <w:pStyle w:val="TableText"/>
+              <w:pStyle w:val="27"/>
               <w:keepNext w:val="0"/>
               <w:keepLines w:val="0"/>
               <w:pageBreakBefore w:val="0"/>
@@ -1498,7 +1515,7 @@
               <w:bidi w:val="0"/>
               <w:adjustRightInd w:val="0"/>
               <w:snapToGrid w:val="0"/>
-              <w:ind w:left="0" w:right="0" w:firstLine="0" w:leftChars="0" w:rightChars="0" w:firstLineChars="0"/>
+              <w:ind w:left="0" w:leftChars="0" w:right="0" w:rightChars="0" w:firstLine="0" w:firstLineChars="0"/>
               <w:jc w:val="center"/>
               <w:textAlignment w:val="baseline"/>
             </w:pPr>
@@ -1510,7 +1527,7 @@
           </w:tcPr>
           <w:p>
             <w:pPr>
-              <w:pStyle w:val="TableText"/>
+              <w:pStyle w:val="27"/>
               <w:keepNext w:val="0"/>
               <w:keepLines w:val="0"/>
               <w:pageBreakBefore w:val="0"/>
@@ -1523,7 +1540,7 @@
               <w:bidi w:val="0"/>
               <w:adjustRightInd w:val="0"/>
               <w:snapToGrid w:val="0"/>
-              <w:ind w:left="0" w:right="0" w:firstLine="0" w:leftChars="0" w:rightChars="0" w:firstLineChars="0"/>
+              <w:ind w:left="0" w:leftChars="0" w:right="0" w:rightChars="0" w:firstLine="0" w:firstLineChars="0"/>
               <w:jc w:val="center"/>
               <w:textAlignment w:val="baseline"/>
             </w:pPr>
@@ -1532,9 +1549,14 @@
       </w:tr>
       <w:tr>
         <w:tblPrEx>
-          <w:tblW w:w="8214" w:type="dxa"/>
-          <w:jc w:val="center"/>
-          <w:tblLayout w:type="fixed"/>
+          <w:tblBorders>
+            <w:top w:val="single" w:color="000000" w:sz="2" w:space="0"/>
+            <w:left w:val="single" w:color="000000" w:sz="2" w:space="0"/>
+            <w:bottom w:val="single" w:color="000000" w:sz="2" w:space="0"/>
+            <w:right w:val="single" w:color="000000" w:sz="2" w:space="0"/>
+            <w:insideH w:val="single" w:color="000000" w:sz="2" w:space="0"/>
+            <w:insideV w:val="single" w:color="000000" w:sz="2" w:space="0"/>
+          </w:tblBorders>
           <w:tblCellMar>
             <w:top w:w="0" w:type="dxa"/>
             <w:left w:w="0" w:type="dxa"/>
@@ -1543,7 +1565,7 @@
           </w:tblCellMar>
         </w:tblPrEx>
         <w:trPr>
-          <w:trHeight w:val="556"/>
+          <w:trHeight w:val="556" w:hRule="atLeast"/>
           <w:jc w:val="center"/>
         </w:trPr>
         <w:tc>
@@ -1552,7 +1574,7 @@
           </w:tcPr>
           <w:p>
             <w:pPr>
-              <w:pStyle w:val="TableText"/>
+              <w:pStyle w:val="27"/>
               <w:keepNext w:val="0"/>
               <w:keepLines w:val="0"/>
               <w:pageBreakBefore w:val="0"/>
@@ -1565,7 +1587,7 @@
               <w:bidi w:val="0"/>
               <w:adjustRightInd w:val="0"/>
               <w:snapToGrid w:val="0"/>
-              <w:ind w:left="0" w:right="0" w:firstLine="0" w:leftChars="0" w:rightChars="0" w:firstLineChars="0"/>
+              <w:ind w:left="0" w:leftChars="0" w:right="0" w:rightChars="0" w:firstLine="0" w:firstLineChars="0"/>
               <w:jc w:val="center"/>
               <w:textAlignment w:val="baseline"/>
             </w:pPr>
@@ -1577,7 +1599,7 @@
           </w:tcPr>
           <w:p>
             <w:pPr>
-              <w:pStyle w:val="TableText"/>
+              <w:pStyle w:val="27"/>
               <w:keepNext w:val="0"/>
               <w:keepLines w:val="0"/>
               <w:pageBreakBefore w:val="0"/>
@@ -1590,7 +1612,7 @@
               <w:bidi w:val="0"/>
               <w:adjustRightInd w:val="0"/>
               <w:snapToGrid w:val="0"/>
-              <w:ind w:left="0" w:right="0" w:firstLine="0" w:leftChars="0" w:rightChars="0" w:firstLineChars="0"/>
+              <w:ind w:left="0" w:leftChars="0" w:right="0" w:rightChars="0" w:firstLine="0" w:firstLineChars="0"/>
               <w:jc w:val="center"/>
               <w:textAlignment w:val="baseline"/>
             </w:pPr>
@@ -1602,7 +1624,7 @@
           </w:tcPr>
           <w:p>
             <w:pPr>
-              <w:pStyle w:val="TableText"/>
+              <w:pStyle w:val="27"/>
               <w:keepNext w:val="0"/>
               <w:keepLines w:val="0"/>
               <w:pageBreakBefore w:val="0"/>
@@ -1615,7 +1637,7 @@
               <w:bidi w:val="0"/>
               <w:adjustRightInd w:val="0"/>
               <w:snapToGrid w:val="0"/>
-              <w:ind w:left="0" w:right="0" w:firstLine="0" w:leftChars="0" w:rightChars="0" w:firstLineChars="0"/>
+              <w:ind w:left="0" w:leftChars="0" w:right="0" w:rightChars="0" w:firstLine="0" w:firstLineChars="0"/>
               <w:jc w:val="center"/>
               <w:textAlignment w:val="baseline"/>
             </w:pPr>
@@ -1627,7 +1649,7 @@
           </w:tcPr>
           <w:p>
             <w:pPr>
-              <w:pStyle w:val="TableText"/>
+              <w:pStyle w:val="27"/>
               <w:keepNext w:val="0"/>
               <w:keepLines w:val="0"/>
               <w:pageBreakBefore w:val="0"/>
@@ -1640,7 +1662,7 @@
               <w:bidi w:val="0"/>
               <w:adjustRightInd w:val="0"/>
               <w:snapToGrid w:val="0"/>
-              <w:ind w:left="0" w:right="0" w:firstLine="0" w:leftChars="0" w:rightChars="0" w:firstLineChars="0"/>
+              <w:ind w:left="0" w:leftChars="0" w:right="0" w:rightChars="0" w:firstLine="0" w:firstLineChars="0"/>
               <w:jc w:val="center"/>
               <w:textAlignment w:val="baseline"/>
             </w:pPr>
@@ -1652,7 +1674,7 @@
           </w:tcPr>
           <w:p>
             <w:pPr>
-              <w:pStyle w:val="TableText"/>
+              <w:pStyle w:val="27"/>
               <w:keepNext w:val="0"/>
               <w:keepLines w:val="0"/>
               <w:pageBreakBefore w:val="0"/>
@@ -1665,7 +1687,7 @@
               <w:bidi w:val="0"/>
               <w:adjustRightInd w:val="0"/>
               <w:snapToGrid w:val="0"/>
-              <w:ind w:left="0" w:right="0" w:firstLine="0" w:leftChars="0" w:rightChars="0" w:firstLineChars="0"/>
+              <w:ind w:left="0" w:leftChars="0" w:right="0" w:rightChars="0" w:firstLine="0" w:firstLineChars="0"/>
               <w:jc w:val="center"/>
               <w:textAlignment w:val="baseline"/>
             </w:pPr>
@@ -1677,7 +1699,7 @@
           </w:tcPr>
           <w:p>
             <w:pPr>
-              <w:pStyle w:val="TableText"/>
+              <w:pStyle w:val="27"/>
               <w:keepNext w:val="0"/>
               <w:keepLines w:val="0"/>
               <w:pageBreakBefore w:val="0"/>
@@ -1690,7 +1712,7 @@
               <w:bidi w:val="0"/>
               <w:adjustRightInd w:val="0"/>
               <w:snapToGrid w:val="0"/>
-              <w:ind w:left="0" w:right="0" w:firstLine="0" w:leftChars="0" w:rightChars="0" w:firstLineChars="0"/>
+              <w:ind w:left="0" w:leftChars="0" w:right="0" w:rightChars="0" w:firstLine="0" w:firstLineChars="0"/>
               <w:jc w:val="center"/>
               <w:textAlignment w:val="baseline"/>
             </w:pPr>
@@ -1699,9 +1721,14 @@
       </w:tr>
       <w:tr>
         <w:tblPrEx>
-          <w:tblW w:w="8214" w:type="dxa"/>
-          <w:jc w:val="center"/>
-          <w:tblLayout w:type="fixed"/>
+          <w:tblBorders>
+            <w:top w:val="single" w:color="000000" w:sz="2" w:space="0"/>
+            <w:left w:val="single" w:color="000000" w:sz="2" w:space="0"/>
+            <w:bottom w:val="single" w:color="000000" w:sz="2" w:space="0"/>
+            <w:right w:val="single" w:color="000000" w:sz="2" w:space="0"/>
+            <w:insideH w:val="single" w:color="000000" w:sz="2" w:space="0"/>
+            <w:insideV w:val="single" w:color="000000" w:sz="2" w:space="0"/>
+          </w:tblBorders>
           <w:tblCellMar>
             <w:top w:w="0" w:type="dxa"/>
             <w:left w:w="0" w:type="dxa"/>
@@ -1710,7 +1737,7 @@
           </w:tblCellMar>
         </w:tblPrEx>
         <w:trPr>
-          <w:trHeight w:val="557"/>
+          <w:trHeight w:val="557" w:hRule="atLeast"/>
           <w:jc w:val="center"/>
         </w:trPr>
         <w:tc>
@@ -1719,7 +1746,7 @@
           </w:tcPr>
           <w:p>
             <w:pPr>
-              <w:pStyle w:val="TableText"/>
+              <w:pStyle w:val="27"/>
               <w:keepNext w:val="0"/>
               <w:keepLines w:val="0"/>
               <w:pageBreakBefore w:val="0"/>
@@ -1732,7 +1759,7 @@
               <w:bidi w:val="0"/>
               <w:adjustRightInd w:val="0"/>
               <w:snapToGrid w:val="0"/>
-              <w:ind w:left="0" w:right="0" w:firstLine="0" w:leftChars="0" w:rightChars="0" w:firstLineChars="0"/>
+              <w:ind w:left="0" w:leftChars="0" w:right="0" w:rightChars="0" w:firstLine="0" w:firstLineChars="0"/>
               <w:jc w:val="center"/>
               <w:textAlignment w:val="baseline"/>
             </w:pPr>
@@ -1744,7 +1771,7 @@
           </w:tcPr>
           <w:p>
             <w:pPr>
-              <w:pStyle w:val="TableText"/>
+              <w:pStyle w:val="27"/>
               <w:keepNext w:val="0"/>
               <w:keepLines w:val="0"/>
               <w:pageBreakBefore w:val="0"/>
@@ -1757,7 +1784,7 @@
               <w:bidi w:val="0"/>
               <w:adjustRightInd w:val="0"/>
               <w:snapToGrid w:val="0"/>
-              <w:ind w:left="0" w:right="0" w:firstLine="0" w:leftChars="0" w:rightChars="0" w:firstLineChars="0"/>
+              <w:ind w:left="0" w:leftChars="0" w:right="0" w:rightChars="0" w:firstLine="0" w:firstLineChars="0"/>
               <w:jc w:val="center"/>
               <w:textAlignment w:val="baseline"/>
             </w:pPr>
@@ -1769,7 +1796,7 @@
           </w:tcPr>
           <w:p>
             <w:pPr>
-              <w:pStyle w:val="TableText"/>
+              <w:pStyle w:val="27"/>
               <w:keepNext w:val="0"/>
               <w:keepLines w:val="0"/>
               <w:pageBreakBefore w:val="0"/>
@@ -1782,7 +1809,7 @@
               <w:bidi w:val="0"/>
               <w:adjustRightInd w:val="0"/>
               <w:snapToGrid w:val="0"/>
-              <w:ind w:left="0" w:right="0" w:firstLine="0" w:leftChars="0" w:rightChars="0" w:firstLineChars="0"/>
+              <w:ind w:left="0" w:leftChars="0" w:right="0" w:rightChars="0" w:firstLine="0" w:firstLineChars="0"/>
               <w:jc w:val="center"/>
               <w:textAlignment w:val="baseline"/>
             </w:pPr>
@@ -1794,7 +1821,7 @@
           </w:tcPr>
           <w:p>
             <w:pPr>
-              <w:pStyle w:val="TableText"/>
+              <w:pStyle w:val="27"/>
               <w:keepNext w:val="0"/>
               <w:keepLines w:val="0"/>
               <w:pageBreakBefore w:val="0"/>
@@ -1807,7 +1834,7 @@
               <w:bidi w:val="0"/>
               <w:adjustRightInd w:val="0"/>
               <w:snapToGrid w:val="0"/>
-              <w:ind w:left="0" w:right="0" w:firstLine="0" w:leftChars="0" w:rightChars="0" w:firstLineChars="0"/>
+              <w:ind w:left="0" w:leftChars="0" w:right="0" w:rightChars="0" w:firstLine="0" w:firstLineChars="0"/>
               <w:jc w:val="center"/>
               <w:textAlignment w:val="baseline"/>
             </w:pPr>
@@ -1819,7 +1846,7 @@
           </w:tcPr>
           <w:p>
             <w:pPr>
-              <w:pStyle w:val="TableText"/>
+              <w:pStyle w:val="27"/>
               <w:keepNext w:val="0"/>
               <w:keepLines w:val="0"/>
               <w:pageBreakBefore w:val="0"/>
@@ -1832,7 +1859,7 @@
               <w:bidi w:val="0"/>
               <w:adjustRightInd w:val="0"/>
               <w:snapToGrid w:val="0"/>
-              <w:ind w:left="0" w:right="0" w:firstLine="0" w:leftChars="0" w:rightChars="0" w:firstLineChars="0"/>
+              <w:ind w:left="0" w:leftChars="0" w:right="0" w:rightChars="0" w:firstLine="0" w:firstLineChars="0"/>
               <w:jc w:val="center"/>
               <w:textAlignment w:val="baseline"/>
             </w:pPr>
@@ -1844,7 +1871,7 @@
           </w:tcPr>
           <w:p>
             <w:pPr>
-              <w:pStyle w:val="TableText"/>
+              <w:pStyle w:val="27"/>
               <w:keepNext w:val="0"/>
               <w:keepLines w:val="0"/>
               <w:pageBreakBefore w:val="0"/>
@@ -1857,7 +1884,7 @@
               <w:bidi w:val="0"/>
               <w:adjustRightInd w:val="0"/>
               <w:snapToGrid w:val="0"/>
-              <w:ind w:left="0" w:right="0" w:firstLine="0" w:leftChars="0" w:rightChars="0" w:firstLineChars="0"/>
+              <w:ind w:left="0" w:leftChars="0" w:right="0" w:rightChars="0" w:firstLine="0" w:firstLineChars="0"/>
               <w:jc w:val="center"/>
               <w:textAlignment w:val="baseline"/>
             </w:pPr>
@@ -1888,7 +1915,7 @@
     <w:sdt>
       <w:sdtPr>
         <w:rPr>
-          <w:rFonts w:ascii="宋体" w:eastAsia="宋体" w:hAnsi="宋体" w:cs="Arial"/>
+          <w:rFonts w:ascii="宋体" w:hAnsi="宋体" w:eastAsia="宋体" w:cs="Arial"/>
           <w:snapToGrid w:val="0"/>
           <w:color w:val="000000"/>
           <w:kern w:val="0"/>
@@ -1904,7 +1931,7 @@
       </w:sdtPr>
       <w:sdtEndPr>
         <w:rPr>
-          <w:rFonts w:ascii="宋体" w:eastAsia="宋体" w:hAnsi="宋体" w:cs="宋体" w:hint="eastAsia"/>
+          <w:rFonts w:hint="eastAsia" w:ascii="宋体" w:hAnsi="宋体" w:eastAsia="宋体" w:cs="宋体"/>
           <w:snapToGrid w:val="0"/>
           <w:color w:val="000000"/>
           <w:kern w:val="0"/>
@@ -1929,18 +1956,18 @@
             <w:adjustRightInd w:val="0"/>
             <w:snapToGrid w:val="0"/>
             <w:spacing w:before="0" w:beforeLines="0" w:after="0" w:afterLines="0" w:line="240" w:lineRule="auto"/>
-            <w:ind w:left="0" w:right="0" w:firstLine="0" w:leftChars="0" w:rightChars="0" w:firstLineChars="0"/>
+            <w:ind w:left="0" w:leftChars="0" w:right="0" w:rightChars="0" w:firstLine="0" w:firstLineChars="0"/>
             <w:jc w:val="center"/>
             <w:textAlignment w:val="baseline"/>
             <w:rPr>
-              <w:rFonts w:ascii="宋体" w:eastAsia="宋体" w:hAnsi="宋体" w:cs="宋体" w:hint="eastAsia"/>
+              <w:rFonts w:hint="eastAsia" w:ascii="宋体" w:hAnsi="宋体" w:eastAsia="宋体" w:cs="宋体"/>
               <w:sz w:val="24"/>
               <w:szCs w:val="24"/>
             </w:rPr>
           </w:pPr>
           <w:r>
             <w:rPr>
-              <w:rFonts w:ascii="宋体" w:eastAsia="宋体" w:hAnsi="宋体" w:cs="宋体" w:hint="eastAsia"/>
+              <w:rFonts w:hint="eastAsia" w:ascii="宋体" w:hAnsi="宋体" w:eastAsia="宋体" w:cs="宋体"/>
               <w:sz w:val="24"/>
               <w:szCs w:val="24"/>
             </w:rPr>
@@ -1949,14 +1976,16 @@
         </w:p>
         <w:p>
           <w:pPr>
-            <w:pStyle w:val="TOC1"/>
+            <w:pStyle w:val="16"/>
             <w:tabs>
               <w:tab w:val="right" w:leader="dot" w:pos="8306"/>
             </w:tabs>
           </w:pPr>
-          <w:r>
-            <w:rPr>
-              <w:rFonts w:ascii="宋体" w:eastAsia="宋体" w:hAnsi="宋体" w:cs="宋体" w:hint="eastAsia"/>
+          <w:bookmarkStart w:id="23" w:name="_GoBack"/>
+          <w:bookmarkEnd w:id="23"/>
+          <w:r>
+            <w:rPr>
+              <w:rFonts w:hint="eastAsia" w:ascii="宋体" w:hAnsi="宋体" w:eastAsia="宋体" w:cs="宋体"/>
               <w:sz w:val="24"/>
               <w:szCs w:val="24"/>
             </w:rPr>
@@ -1964,7 +1993,7 @@
           </w:r>
           <w:r>
             <w:rPr>
-              <w:rFonts w:ascii="宋体" w:eastAsia="宋体" w:hAnsi="宋体" w:cs="宋体" w:hint="eastAsia"/>
+              <w:rFonts w:hint="eastAsia" w:ascii="宋体" w:hAnsi="宋体" w:eastAsia="宋体" w:cs="宋体"/>
               <w:sz w:val="24"/>
               <w:szCs w:val="24"/>
             </w:rPr>
@@ -1972,7 +2001,7 @@
           </w:r>
           <w:r>
             <w:rPr>
-              <w:rFonts w:ascii="宋体" w:eastAsia="宋体" w:hAnsi="宋体" w:cs="宋体" w:hint="eastAsia"/>
+              <w:rFonts w:hint="eastAsia" w:ascii="宋体" w:hAnsi="宋体" w:eastAsia="宋体" w:cs="宋体"/>
               <w:sz w:val="24"/>
               <w:szCs w:val="24"/>
             </w:rPr>
@@ -1980,21 +2009,21 @@
           </w:r>
           <w:r>
             <w:rPr>
-              <w:rFonts w:ascii="宋体" w:eastAsia="宋体" w:hAnsi="宋体" w:cs="宋体" w:hint="eastAsia"/>
+              <w:rFonts w:hint="eastAsia" w:ascii="宋体" w:hAnsi="宋体" w:eastAsia="宋体" w:cs="宋体"/>
               <w:szCs w:val="24"/>
             </w:rPr>
             <w:fldChar w:fldCharType="begin"/>
           </w:r>
           <w:r>
             <w:rPr>
-              <w:rFonts w:ascii="宋体" w:eastAsia="宋体" w:hAnsi="宋体" w:cs="宋体" w:hint="eastAsia"/>
-              <w:szCs w:val="24"/>
-            </w:rPr>
-            <w:instrText xml:space="preserve"> HYPERLINK \l _Toc23143 </w:instrText>
-          </w:r>
-          <w:r>
-            <w:rPr>
-              <w:rFonts w:ascii="宋体" w:eastAsia="宋体" w:hAnsi="宋体" w:cs="宋体" w:hint="eastAsia"/>
+              <w:rFonts w:hint="eastAsia" w:ascii="宋体" w:hAnsi="宋体" w:eastAsia="宋体" w:cs="宋体"/>
+              <w:szCs w:val="24"/>
+            </w:rPr>
+            <w:instrText xml:space="preserve"> HYPERLINK \l _Toc20461 </w:instrText>
+          </w:r>
+          <w:r>
+            <w:rPr>
+              <w:rFonts w:hint="eastAsia" w:ascii="宋体" w:hAnsi="宋体" w:eastAsia="宋体" w:cs="宋体"/>
               <w:szCs w:val="24"/>
             </w:rPr>
             <w:fldChar w:fldCharType="separate"/>
@@ -2013,7 +2042,7 @@
             <w:fldChar w:fldCharType="begin"/>
           </w:r>
           <w:r>
-            <w:instrText xml:space="preserve"> PAGEREF _Toc23143 \h </w:instrText>
+            <w:instrText xml:space="preserve"> PAGEREF _Toc20461 \h </w:instrText>
           </w:r>
           <w:r>
             <w:fldChar w:fldCharType="separate"/>
@@ -2026,7 +2055,7 @@
           </w:r>
           <w:r>
             <w:rPr>
-              <w:rFonts w:ascii="宋体" w:eastAsia="宋体" w:hAnsi="宋体" w:cs="宋体" w:hint="eastAsia"/>
+              <w:rFonts w:hint="eastAsia" w:ascii="宋体" w:hAnsi="宋体" w:eastAsia="宋体" w:cs="宋体"/>
               <w:szCs w:val="24"/>
             </w:rPr>
             <w:fldChar w:fldCharType="end"/>
@@ -2034,28 +2063,28 @@
         </w:p>
         <w:p>
           <w:pPr>
-            <w:pStyle w:val="TOC1"/>
+            <w:pStyle w:val="16"/>
             <w:tabs>
               <w:tab w:val="right" w:leader="dot" w:pos="8306"/>
             </w:tabs>
           </w:pPr>
           <w:r>
             <w:rPr>
-              <w:rFonts w:ascii="宋体" w:eastAsia="宋体" w:hAnsi="宋体" w:cs="宋体" w:hint="eastAsia"/>
+              <w:rFonts w:hint="eastAsia" w:ascii="宋体" w:hAnsi="宋体" w:eastAsia="宋体" w:cs="宋体"/>
               <w:szCs w:val="24"/>
             </w:rPr>
             <w:fldChar w:fldCharType="begin"/>
           </w:r>
           <w:r>
             <w:rPr>
-              <w:rFonts w:ascii="宋体" w:eastAsia="宋体" w:hAnsi="宋体" w:cs="宋体" w:hint="eastAsia"/>
-              <w:szCs w:val="24"/>
-            </w:rPr>
-            <w:instrText xml:space="preserve"> HYPERLINK \l _Toc27402 </w:instrText>
-          </w:r>
-          <w:r>
-            <w:rPr>
-              <w:rFonts w:ascii="宋体" w:eastAsia="宋体" w:hAnsi="宋体" w:cs="宋体" w:hint="eastAsia"/>
+              <w:rFonts w:hint="eastAsia" w:ascii="宋体" w:hAnsi="宋体" w:eastAsia="宋体" w:cs="宋体"/>
+              <w:szCs w:val="24"/>
+            </w:rPr>
+            <w:instrText xml:space="preserve"> HYPERLINK \l _Toc31794 </w:instrText>
+          </w:r>
+          <w:r>
+            <w:rPr>
+              <w:rFonts w:hint="eastAsia" w:ascii="宋体" w:hAnsi="宋体" w:eastAsia="宋体" w:cs="宋体"/>
               <w:szCs w:val="24"/>
             </w:rPr>
             <w:fldChar w:fldCharType="separate"/>
@@ -2074,7 +2103,7 @@
             <w:fldChar w:fldCharType="begin"/>
           </w:r>
           <w:r>
-            <w:instrText xml:space="preserve"> PAGEREF _Toc27402 \h </w:instrText>
+            <w:instrText xml:space="preserve"> PAGEREF _Toc31794 \h </w:instrText>
           </w:r>
           <w:r>
             <w:fldChar w:fldCharType="separate"/>
@@ -2087,7 +2116,7 @@
           </w:r>
           <w:r>
             <w:rPr>
-              <w:rFonts w:ascii="宋体" w:eastAsia="宋体" w:hAnsi="宋体" w:cs="宋体" w:hint="eastAsia"/>
+              <w:rFonts w:hint="eastAsia" w:ascii="宋体" w:hAnsi="宋体" w:eastAsia="宋体" w:cs="宋体"/>
               <w:szCs w:val="24"/>
             </w:rPr>
             <w:fldChar w:fldCharType="end"/>
@@ -2095,28 +2124,28 @@
         </w:p>
         <w:p>
           <w:pPr>
-            <w:pStyle w:val="TOC1"/>
+            <w:pStyle w:val="16"/>
             <w:tabs>
               <w:tab w:val="right" w:leader="dot" w:pos="8306"/>
             </w:tabs>
           </w:pPr>
           <w:r>
             <w:rPr>
-              <w:rFonts w:ascii="宋体" w:eastAsia="宋体" w:hAnsi="宋体" w:cs="宋体" w:hint="eastAsia"/>
+              <w:rFonts w:hint="eastAsia" w:ascii="宋体" w:hAnsi="宋体" w:eastAsia="宋体" w:cs="宋体"/>
               <w:szCs w:val="24"/>
             </w:rPr>
             <w:fldChar w:fldCharType="begin"/>
           </w:r>
           <w:r>
             <w:rPr>
-              <w:rFonts w:ascii="宋体" w:eastAsia="宋体" w:hAnsi="宋体" w:cs="宋体" w:hint="eastAsia"/>
-              <w:szCs w:val="24"/>
-            </w:rPr>
-            <w:instrText xml:space="preserve"> HYPERLINK \l _Toc31032 </w:instrText>
-          </w:r>
-          <w:r>
-            <w:rPr>
-              <w:rFonts w:ascii="宋体" w:eastAsia="宋体" w:hAnsi="宋体" w:cs="宋体" w:hint="eastAsia"/>
+              <w:rFonts w:hint="eastAsia" w:ascii="宋体" w:hAnsi="宋体" w:eastAsia="宋体" w:cs="宋体"/>
+              <w:szCs w:val="24"/>
+            </w:rPr>
+            <w:instrText xml:space="preserve"> HYPERLINK \l _Toc13289 </w:instrText>
+          </w:r>
+          <w:r>
+            <w:rPr>
+              <w:rFonts w:hint="eastAsia" w:ascii="宋体" w:hAnsi="宋体" w:eastAsia="宋体" w:cs="宋体"/>
               <w:szCs w:val="24"/>
             </w:rPr>
             <w:fldChar w:fldCharType="separate"/>
@@ -2142,7 +2171,7 @@
             <w:fldChar w:fldCharType="begin"/>
           </w:r>
           <w:r>
-            <w:instrText xml:space="preserve"> PAGEREF _Toc31032 \h </w:instrText>
+            <w:instrText xml:space="preserve"> PAGEREF _Toc13289 \h </w:instrText>
           </w:r>
           <w:r>
             <w:fldChar w:fldCharType="separate"/>
@@ -2155,7 +2184,7 @@
           </w:r>
           <w:r>
             <w:rPr>
-              <w:rFonts w:ascii="宋体" w:eastAsia="宋体" w:hAnsi="宋体" w:cs="宋体" w:hint="eastAsia"/>
+              <w:rFonts w:hint="eastAsia" w:ascii="宋体" w:hAnsi="宋体" w:eastAsia="宋体" w:cs="宋体"/>
               <w:szCs w:val="24"/>
             </w:rPr>
             <w:fldChar w:fldCharType="end"/>
@@ -2163,28 +2192,28 @@
         </w:p>
         <w:p>
           <w:pPr>
-            <w:pStyle w:val="TOC2"/>
+            <w:pStyle w:val="17"/>
             <w:tabs>
               <w:tab w:val="right" w:leader="dot" w:pos="8306"/>
             </w:tabs>
           </w:pPr>
           <w:r>
             <w:rPr>
-              <w:rFonts w:ascii="宋体" w:eastAsia="宋体" w:hAnsi="宋体" w:cs="宋体" w:hint="eastAsia"/>
+              <w:rFonts w:hint="eastAsia" w:ascii="宋体" w:hAnsi="宋体" w:eastAsia="宋体" w:cs="宋体"/>
               <w:szCs w:val="24"/>
             </w:rPr>
             <w:fldChar w:fldCharType="begin"/>
           </w:r>
           <w:r>
             <w:rPr>
-              <w:rFonts w:ascii="宋体" w:eastAsia="宋体" w:hAnsi="宋体" w:cs="宋体" w:hint="eastAsia"/>
-              <w:szCs w:val="24"/>
-            </w:rPr>
-            <w:instrText xml:space="preserve"> HYPERLINK \l _Toc4184 </w:instrText>
-          </w:r>
-          <w:r>
-            <w:rPr>
-              <w:rFonts w:ascii="宋体" w:eastAsia="宋体" w:hAnsi="宋体" w:cs="宋体" w:hint="eastAsia"/>
+              <w:rFonts w:hint="eastAsia" w:ascii="宋体" w:hAnsi="宋体" w:eastAsia="宋体" w:cs="宋体"/>
+              <w:szCs w:val="24"/>
+            </w:rPr>
+            <w:instrText xml:space="preserve"> HYPERLINK \l _Toc3043 </w:instrText>
+          </w:r>
+          <w:r>
+            <w:rPr>
+              <w:rFonts w:hint="eastAsia" w:ascii="宋体" w:hAnsi="宋体" w:eastAsia="宋体" w:cs="宋体"/>
               <w:szCs w:val="24"/>
             </w:rPr>
             <w:fldChar w:fldCharType="separate"/>
@@ -2210,7 +2239,7 @@
             <w:fldChar w:fldCharType="begin"/>
           </w:r>
           <w:r>
-            <w:instrText xml:space="preserve"> PAGEREF _Toc4184 \h </w:instrText>
+            <w:instrText xml:space="preserve"> PAGEREF _Toc3043 \h </w:instrText>
           </w:r>
           <w:r>
             <w:fldChar w:fldCharType="separate"/>
@@ -2223,7 +2252,7 @@
           </w:r>
           <w:r>
             <w:rPr>
-              <w:rFonts w:ascii="宋体" w:eastAsia="宋体" w:hAnsi="宋体" w:cs="宋体" w:hint="eastAsia"/>
+              <w:rFonts w:hint="eastAsia" w:ascii="宋体" w:hAnsi="宋体" w:eastAsia="宋体" w:cs="宋体"/>
               <w:szCs w:val="24"/>
             </w:rPr>
             <w:fldChar w:fldCharType="end"/>
@@ -2231,28 +2260,28 @@
         </w:p>
         <w:p>
           <w:pPr>
-            <w:pStyle w:val="TOC2"/>
+            <w:pStyle w:val="17"/>
             <w:tabs>
               <w:tab w:val="right" w:leader="dot" w:pos="8306"/>
             </w:tabs>
           </w:pPr>
           <w:r>
             <w:rPr>
-              <w:rFonts w:ascii="宋体" w:eastAsia="宋体" w:hAnsi="宋体" w:cs="宋体" w:hint="eastAsia"/>
+              <w:rFonts w:hint="eastAsia" w:ascii="宋体" w:hAnsi="宋体" w:eastAsia="宋体" w:cs="宋体"/>
               <w:szCs w:val="24"/>
             </w:rPr>
             <w:fldChar w:fldCharType="begin"/>
           </w:r>
           <w:r>
             <w:rPr>
-              <w:rFonts w:ascii="宋体" w:eastAsia="宋体" w:hAnsi="宋体" w:cs="宋体" w:hint="eastAsia"/>
-              <w:szCs w:val="24"/>
-            </w:rPr>
-            <w:instrText xml:space="preserve"> HYPERLINK \l _Toc16431 </w:instrText>
-          </w:r>
-          <w:r>
-            <w:rPr>
-              <w:rFonts w:ascii="宋体" w:eastAsia="宋体" w:hAnsi="宋体" w:cs="宋体" w:hint="eastAsia"/>
+              <w:rFonts w:hint="eastAsia" w:ascii="宋体" w:hAnsi="宋体" w:eastAsia="宋体" w:cs="宋体"/>
+              <w:szCs w:val="24"/>
+            </w:rPr>
+            <w:instrText xml:space="preserve"> HYPERLINK \l _Toc10375 </w:instrText>
+          </w:r>
+          <w:r>
+            <w:rPr>
+              <w:rFonts w:hint="eastAsia" w:ascii="宋体" w:hAnsi="宋体" w:eastAsia="宋体" w:cs="宋体"/>
               <w:szCs w:val="24"/>
             </w:rPr>
             <w:fldChar w:fldCharType="separate"/>
@@ -2278,7 +2307,7 @@
             <w:fldChar w:fldCharType="begin"/>
           </w:r>
           <w:r>
-            <w:instrText xml:space="preserve"> PAGEREF _Toc16431 \h </w:instrText>
+            <w:instrText xml:space="preserve"> PAGEREF _Toc10375 \h </w:instrText>
           </w:r>
           <w:r>
             <w:fldChar w:fldCharType="separate"/>
@@ -2291,7 +2320,7 @@
           </w:r>
           <w:r>
             <w:rPr>
-              <w:rFonts w:ascii="宋体" w:eastAsia="宋体" w:hAnsi="宋体" w:cs="宋体" w:hint="eastAsia"/>
+              <w:rFonts w:hint="eastAsia" w:ascii="宋体" w:hAnsi="宋体" w:eastAsia="宋体" w:cs="宋体"/>
               <w:szCs w:val="24"/>
             </w:rPr>
             <w:fldChar w:fldCharType="end"/>
@@ -2299,28 +2328,28 @@
         </w:p>
         <w:p>
           <w:pPr>
-            <w:pStyle w:val="TOC2"/>
+            <w:pStyle w:val="17"/>
             <w:tabs>
               <w:tab w:val="right" w:leader="dot" w:pos="8306"/>
             </w:tabs>
           </w:pPr>
           <w:r>
             <w:rPr>
-              <w:rFonts w:ascii="宋体" w:eastAsia="宋体" w:hAnsi="宋体" w:cs="宋体" w:hint="eastAsia"/>
+              <w:rFonts w:hint="eastAsia" w:ascii="宋体" w:hAnsi="宋体" w:eastAsia="宋体" w:cs="宋体"/>
               <w:szCs w:val="24"/>
             </w:rPr>
             <w:fldChar w:fldCharType="begin"/>
           </w:r>
           <w:r>
             <w:rPr>
-              <w:rFonts w:ascii="宋体" w:eastAsia="宋体" w:hAnsi="宋体" w:cs="宋体" w:hint="eastAsia"/>
-              <w:szCs w:val="24"/>
-            </w:rPr>
-            <w:instrText xml:space="preserve"> HYPERLINK \l _Toc25207 </w:instrText>
-          </w:r>
-          <w:r>
-            <w:rPr>
-              <w:rFonts w:ascii="宋体" w:eastAsia="宋体" w:hAnsi="宋体" w:cs="宋体" w:hint="eastAsia"/>
+              <w:rFonts w:hint="eastAsia" w:ascii="宋体" w:hAnsi="宋体" w:eastAsia="宋体" w:cs="宋体"/>
+              <w:szCs w:val="24"/>
+            </w:rPr>
+            <w:instrText xml:space="preserve"> HYPERLINK \l _Toc16151 </w:instrText>
+          </w:r>
+          <w:r>
+            <w:rPr>
+              <w:rFonts w:hint="eastAsia" w:ascii="宋体" w:hAnsi="宋体" w:eastAsia="宋体" w:cs="宋体"/>
               <w:szCs w:val="24"/>
             </w:rPr>
             <w:fldChar w:fldCharType="separate"/>
@@ -2346,7 +2375,7 @@
             <w:fldChar w:fldCharType="begin"/>
           </w:r>
           <w:r>
-            <w:instrText xml:space="preserve"> PAGEREF _Toc25207 \h </w:instrText>
+            <w:instrText xml:space="preserve"> PAGEREF _Toc16151 \h </w:instrText>
           </w:r>
           <w:r>
             <w:fldChar w:fldCharType="separate"/>
@@ -2359,7 +2388,7 @@
           </w:r>
           <w:r>
             <w:rPr>
-              <w:rFonts w:ascii="宋体" w:eastAsia="宋体" w:hAnsi="宋体" w:cs="宋体" w:hint="eastAsia"/>
+              <w:rFonts w:hint="eastAsia" w:ascii="宋体" w:hAnsi="宋体" w:eastAsia="宋体" w:cs="宋体"/>
               <w:szCs w:val="24"/>
             </w:rPr>
             <w:fldChar w:fldCharType="end"/>
@@ -2367,28 +2396,28 @@
         </w:p>
         <w:p>
           <w:pPr>
-            <w:pStyle w:val="TOC2"/>
+            <w:pStyle w:val="17"/>
             <w:tabs>
               <w:tab w:val="right" w:leader="dot" w:pos="8306"/>
             </w:tabs>
           </w:pPr>
           <w:r>
             <w:rPr>
-              <w:rFonts w:ascii="宋体" w:eastAsia="宋体" w:hAnsi="宋体" w:cs="宋体" w:hint="eastAsia"/>
+              <w:rFonts w:hint="eastAsia" w:ascii="宋体" w:hAnsi="宋体" w:eastAsia="宋体" w:cs="宋体"/>
               <w:szCs w:val="24"/>
             </w:rPr>
             <w:fldChar w:fldCharType="begin"/>
           </w:r>
           <w:r>
             <w:rPr>
-              <w:rFonts w:ascii="宋体" w:eastAsia="宋体" w:hAnsi="宋体" w:cs="宋体" w:hint="eastAsia"/>
-              <w:szCs w:val="24"/>
-            </w:rPr>
-            <w:instrText xml:space="preserve"> HYPERLINK \l _Toc29155 </w:instrText>
-          </w:r>
-          <w:r>
-            <w:rPr>
-              <w:rFonts w:ascii="宋体" w:eastAsia="宋体" w:hAnsi="宋体" w:cs="宋体" w:hint="eastAsia"/>
+              <w:rFonts w:hint="eastAsia" w:ascii="宋体" w:hAnsi="宋体" w:eastAsia="宋体" w:cs="宋体"/>
+              <w:szCs w:val="24"/>
+            </w:rPr>
+            <w:instrText xml:space="preserve"> HYPERLINK \l _Toc26461 </w:instrText>
+          </w:r>
+          <w:r>
+            <w:rPr>
+              <w:rFonts w:hint="eastAsia" w:ascii="宋体" w:hAnsi="宋体" w:eastAsia="宋体" w:cs="宋体"/>
               <w:szCs w:val="24"/>
             </w:rPr>
             <w:fldChar w:fldCharType="separate"/>
@@ -2414,7 +2443,7 @@
             <w:fldChar w:fldCharType="begin"/>
           </w:r>
           <w:r>
-            <w:instrText xml:space="preserve"> PAGEREF _Toc29155 \h </w:instrText>
+            <w:instrText xml:space="preserve"> PAGEREF _Toc26461 \h </w:instrText>
           </w:r>
           <w:r>
             <w:fldChar w:fldCharType="separate"/>
@@ -2427,7 +2456,7 @@
           </w:r>
           <w:r>
             <w:rPr>
-              <w:rFonts w:ascii="宋体" w:eastAsia="宋体" w:hAnsi="宋体" w:cs="宋体" w:hint="eastAsia"/>
+              <w:rFonts w:hint="eastAsia" w:ascii="宋体" w:hAnsi="宋体" w:eastAsia="宋体" w:cs="宋体"/>
               <w:szCs w:val="24"/>
             </w:rPr>
             <w:fldChar w:fldCharType="end"/>
@@ -2435,28 +2464,28 @@
         </w:p>
         <w:p>
           <w:pPr>
-            <w:pStyle w:val="TOC1"/>
+            <w:pStyle w:val="16"/>
             <w:tabs>
               <w:tab w:val="right" w:leader="dot" w:pos="8306"/>
             </w:tabs>
           </w:pPr>
           <w:r>
             <w:rPr>
-              <w:rFonts w:ascii="宋体" w:eastAsia="宋体" w:hAnsi="宋体" w:cs="宋体" w:hint="eastAsia"/>
+              <w:rFonts w:hint="eastAsia" w:ascii="宋体" w:hAnsi="宋体" w:eastAsia="宋体" w:cs="宋体"/>
               <w:szCs w:val="24"/>
             </w:rPr>
             <w:fldChar w:fldCharType="begin"/>
           </w:r>
           <w:r>
             <w:rPr>
-              <w:rFonts w:ascii="宋体" w:eastAsia="宋体" w:hAnsi="宋体" w:cs="宋体" w:hint="eastAsia"/>
-              <w:szCs w:val="24"/>
-            </w:rPr>
-            <w:instrText xml:space="preserve"> HYPERLINK \l _Toc32198 </w:instrText>
-          </w:r>
-          <w:r>
-            <w:rPr>
-              <w:rFonts w:ascii="宋体" w:eastAsia="宋体" w:hAnsi="宋体" w:cs="宋体" w:hint="eastAsia"/>
+              <w:rFonts w:hint="eastAsia" w:ascii="宋体" w:hAnsi="宋体" w:eastAsia="宋体" w:cs="宋体"/>
+              <w:szCs w:val="24"/>
+            </w:rPr>
+            <w:instrText xml:space="preserve"> HYPERLINK \l _Toc22102 </w:instrText>
+          </w:r>
+          <w:r>
+            <w:rPr>
+              <w:rFonts w:hint="eastAsia" w:ascii="宋体" w:hAnsi="宋体" w:eastAsia="宋体" w:cs="宋体"/>
               <w:szCs w:val="24"/>
             </w:rPr>
             <w:fldChar w:fldCharType="separate"/>
@@ -2482,7 +2511,7 @@
             <w:fldChar w:fldCharType="begin"/>
           </w:r>
           <w:r>
-            <w:instrText xml:space="preserve"> PAGEREF _Toc32198 \h </w:instrText>
+            <w:instrText xml:space="preserve"> PAGEREF _Toc22102 \h </w:instrText>
           </w:r>
           <w:r>
             <w:fldChar w:fldCharType="separate"/>
@@ -2495,7 +2524,7 @@
           </w:r>
           <w:r>
             <w:rPr>
-              <w:rFonts w:ascii="宋体" w:eastAsia="宋体" w:hAnsi="宋体" w:cs="宋体" w:hint="eastAsia"/>
+              <w:rFonts w:hint="eastAsia" w:ascii="宋体" w:hAnsi="宋体" w:eastAsia="宋体" w:cs="宋体"/>
               <w:szCs w:val="24"/>
             </w:rPr>
             <w:fldChar w:fldCharType="end"/>
@@ -2503,28 +2532,28 @@
         </w:p>
         <w:p>
           <w:pPr>
-            <w:pStyle w:val="TOC2"/>
+            <w:pStyle w:val="17"/>
             <w:tabs>
               <w:tab w:val="right" w:leader="dot" w:pos="8306"/>
             </w:tabs>
           </w:pPr>
           <w:r>
             <w:rPr>
-              <w:rFonts w:ascii="宋体" w:eastAsia="宋体" w:hAnsi="宋体" w:cs="宋体" w:hint="eastAsia"/>
+              <w:rFonts w:hint="eastAsia" w:ascii="宋体" w:hAnsi="宋体" w:eastAsia="宋体" w:cs="宋体"/>
               <w:szCs w:val="24"/>
             </w:rPr>
             <w:fldChar w:fldCharType="begin"/>
           </w:r>
           <w:r>
             <w:rPr>
-              <w:rFonts w:ascii="宋体" w:eastAsia="宋体" w:hAnsi="宋体" w:cs="宋体" w:hint="eastAsia"/>
-              <w:szCs w:val="24"/>
-            </w:rPr>
-            <w:instrText xml:space="preserve"> HYPERLINK \l _Toc5331 </w:instrText>
-          </w:r>
-          <w:r>
-            <w:rPr>
-              <w:rFonts w:ascii="宋体" w:eastAsia="宋体" w:hAnsi="宋体" w:cs="宋体" w:hint="eastAsia"/>
+              <w:rFonts w:hint="eastAsia" w:ascii="宋体" w:hAnsi="宋体" w:eastAsia="宋体" w:cs="宋体"/>
+              <w:szCs w:val="24"/>
+            </w:rPr>
+            <w:instrText xml:space="preserve"> HYPERLINK \l _Toc3838 </w:instrText>
+          </w:r>
+          <w:r>
+            <w:rPr>
+              <w:rFonts w:hint="eastAsia" w:ascii="宋体" w:hAnsi="宋体" w:eastAsia="宋体" w:cs="宋体"/>
               <w:szCs w:val="24"/>
             </w:rPr>
             <w:fldChar w:fldCharType="separate"/>
@@ -2550,7 +2579,7 @@
             <w:fldChar w:fldCharType="begin"/>
           </w:r>
           <w:r>
-            <w:instrText xml:space="preserve"> PAGEREF _Toc5331 \h </w:instrText>
+            <w:instrText xml:space="preserve"> PAGEREF _Toc3838 \h </w:instrText>
           </w:r>
           <w:r>
             <w:fldChar w:fldCharType="separate"/>
@@ -2563,7 +2592,7 @@
           </w:r>
           <w:r>
             <w:rPr>
-              <w:rFonts w:ascii="宋体" w:eastAsia="宋体" w:hAnsi="宋体" w:cs="宋体" w:hint="eastAsia"/>
+              <w:rFonts w:hint="eastAsia" w:ascii="宋体" w:hAnsi="宋体" w:eastAsia="宋体" w:cs="宋体"/>
               <w:szCs w:val="24"/>
             </w:rPr>
             <w:fldChar w:fldCharType="end"/>
@@ -2571,28 +2600,28 @@
         </w:p>
         <w:p>
           <w:pPr>
-            <w:pStyle w:val="TOC2"/>
+            <w:pStyle w:val="17"/>
             <w:tabs>
               <w:tab w:val="right" w:leader="dot" w:pos="8306"/>
             </w:tabs>
           </w:pPr>
           <w:r>
             <w:rPr>
-              <w:rFonts w:ascii="宋体" w:eastAsia="宋体" w:hAnsi="宋体" w:cs="宋体" w:hint="eastAsia"/>
+              <w:rFonts w:hint="eastAsia" w:ascii="宋体" w:hAnsi="宋体" w:eastAsia="宋体" w:cs="宋体"/>
               <w:szCs w:val="24"/>
             </w:rPr>
             <w:fldChar w:fldCharType="begin"/>
           </w:r>
           <w:r>
             <w:rPr>
-              <w:rFonts w:ascii="宋体" w:eastAsia="宋体" w:hAnsi="宋体" w:cs="宋体" w:hint="eastAsia"/>
-              <w:szCs w:val="24"/>
-            </w:rPr>
-            <w:instrText xml:space="preserve"> HYPERLINK \l _Toc9209 </w:instrText>
-          </w:r>
-          <w:r>
-            <w:rPr>
-              <w:rFonts w:ascii="宋体" w:eastAsia="宋体" w:hAnsi="宋体" w:cs="宋体" w:hint="eastAsia"/>
+              <w:rFonts w:hint="eastAsia" w:ascii="宋体" w:hAnsi="宋体" w:eastAsia="宋体" w:cs="宋体"/>
+              <w:szCs w:val="24"/>
+            </w:rPr>
+            <w:instrText xml:space="preserve"> HYPERLINK \l _Toc23940 </w:instrText>
+          </w:r>
+          <w:r>
+            <w:rPr>
+              <w:rFonts w:hint="eastAsia" w:ascii="宋体" w:hAnsi="宋体" w:eastAsia="宋体" w:cs="宋体"/>
               <w:szCs w:val="24"/>
             </w:rPr>
             <w:fldChar w:fldCharType="separate"/>
@@ -2618,7 +2647,7 @@
             <w:fldChar w:fldCharType="begin"/>
           </w:r>
           <w:r>
-            <w:instrText xml:space="preserve"> PAGEREF _Toc9209 \h </w:instrText>
+            <w:instrText xml:space="preserve"> PAGEREF _Toc23940 \h </w:instrText>
           </w:r>
           <w:r>
             <w:fldChar w:fldCharType="separate"/>
@@ -2631,7 +2660,7 @@
           </w:r>
           <w:r>
             <w:rPr>
-              <w:rFonts w:ascii="宋体" w:eastAsia="宋体" w:hAnsi="宋体" w:cs="宋体" w:hint="eastAsia"/>
+              <w:rFonts w:hint="eastAsia" w:ascii="宋体" w:hAnsi="宋体" w:eastAsia="宋体" w:cs="宋体"/>
               <w:szCs w:val="24"/>
             </w:rPr>
             <w:fldChar w:fldCharType="end"/>
@@ -2639,28 +2668,28 @@
         </w:p>
         <w:p>
           <w:pPr>
-            <w:pStyle w:val="TOC2"/>
+            <w:pStyle w:val="17"/>
             <w:tabs>
               <w:tab w:val="right" w:leader="dot" w:pos="8306"/>
             </w:tabs>
           </w:pPr>
           <w:r>
             <w:rPr>
-              <w:rFonts w:ascii="宋体" w:eastAsia="宋体" w:hAnsi="宋体" w:cs="宋体" w:hint="eastAsia"/>
+              <w:rFonts w:hint="eastAsia" w:ascii="宋体" w:hAnsi="宋体" w:eastAsia="宋体" w:cs="宋体"/>
               <w:szCs w:val="24"/>
             </w:rPr>
             <w:fldChar w:fldCharType="begin"/>
           </w:r>
           <w:r>
             <w:rPr>
-              <w:rFonts w:ascii="宋体" w:eastAsia="宋体" w:hAnsi="宋体" w:cs="宋体" w:hint="eastAsia"/>
-              <w:szCs w:val="24"/>
-            </w:rPr>
-            <w:instrText xml:space="preserve"> HYPERLINK \l _Toc11345 </w:instrText>
-          </w:r>
-          <w:r>
-            <w:rPr>
-              <w:rFonts w:ascii="宋体" w:eastAsia="宋体" w:hAnsi="宋体" w:cs="宋体" w:hint="eastAsia"/>
+              <w:rFonts w:hint="eastAsia" w:ascii="宋体" w:hAnsi="宋体" w:eastAsia="宋体" w:cs="宋体"/>
+              <w:szCs w:val="24"/>
+            </w:rPr>
+            <w:instrText xml:space="preserve"> HYPERLINK \l _Toc11493 </w:instrText>
+          </w:r>
+          <w:r>
+            <w:rPr>
+              <w:rFonts w:hint="eastAsia" w:ascii="宋体" w:hAnsi="宋体" w:eastAsia="宋体" w:cs="宋体"/>
               <w:szCs w:val="24"/>
             </w:rPr>
             <w:fldChar w:fldCharType="separate"/>
@@ -2686,7 +2715,7 @@
             <w:fldChar w:fldCharType="begin"/>
           </w:r>
           <w:r>
-            <w:instrText xml:space="preserve"> PAGEREF _Toc11345 \h </w:instrText>
+            <w:instrText xml:space="preserve"> PAGEREF _Toc11493 \h </w:instrText>
           </w:r>
           <w:r>
             <w:fldChar w:fldCharType="separate"/>
@@ -2699,7 +2728,7 @@
           </w:r>
           <w:r>
             <w:rPr>
-              <w:rFonts w:ascii="宋体" w:eastAsia="宋体" w:hAnsi="宋体" w:cs="宋体" w:hint="eastAsia"/>
+              <w:rFonts w:hint="eastAsia" w:ascii="宋体" w:hAnsi="宋体" w:eastAsia="宋体" w:cs="宋体"/>
               <w:szCs w:val="24"/>
             </w:rPr>
             <w:fldChar w:fldCharType="end"/>
@@ -2707,28 +2736,28 @@
         </w:p>
         <w:p>
           <w:pPr>
-            <w:pStyle w:val="TOC2"/>
+            <w:pStyle w:val="17"/>
             <w:tabs>
               <w:tab w:val="right" w:leader="dot" w:pos="8306"/>
             </w:tabs>
           </w:pPr>
           <w:r>
             <w:rPr>
-              <w:rFonts w:ascii="宋体" w:eastAsia="宋体" w:hAnsi="宋体" w:cs="宋体" w:hint="eastAsia"/>
+              <w:rFonts w:hint="eastAsia" w:ascii="宋体" w:hAnsi="宋体" w:eastAsia="宋体" w:cs="宋体"/>
               <w:szCs w:val="24"/>
             </w:rPr>
             <w:fldChar w:fldCharType="begin"/>
           </w:r>
           <w:r>
             <w:rPr>
-              <w:rFonts w:ascii="宋体" w:eastAsia="宋体" w:hAnsi="宋体" w:cs="宋体" w:hint="eastAsia"/>
-              <w:szCs w:val="24"/>
-            </w:rPr>
-            <w:instrText xml:space="preserve"> HYPERLINK \l _Toc6623 </w:instrText>
-          </w:r>
-          <w:r>
-            <w:rPr>
-              <w:rFonts w:ascii="宋体" w:eastAsia="宋体" w:hAnsi="宋体" w:cs="宋体" w:hint="eastAsia"/>
+              <w:rFonts w:hint="eastAsia" w:ascii="宋体" w:hAnsi="宋体" w:eastAsia="宋体" w:cs="宋体"/>
+              <w:szCs w:val="24"/>
+            </w:rPr>
+            <w:instrText xml:space="preserve"> HYPERLINK \l _Toc24722 </w:instrText>
+          </w:r>
+          <w:r>
+            <w:rPr>
+              <w:rFonts w:hint="eastAsia" w:ascii="宋体" w:hAnsi="宋体" w:eastAsia="宋体" w:cs="宋体"/>
               <w:szCs w:val="24"/>
             </w:rPr>
             <w:fldChar w:fldCharType="separate"/>
@@ -2754,7 +2783,7 @@
             <w:fldChar w:fldCharType="begin"/>
           </w:r>
           <w:r>
-            <w:instrText xml:space="preserve"> PAGEREF _Toc6623 \h </w:instrText>
+            <w:instrText xml:space="preserve"> PAGEREF _Toc24722 \h </w:instrText>
           </w:r>
           <w:r>
             <w:fldChar w:fldCharType="separate"/>
@@ -2767,7 +2796,7 @@
           </w:r>
           <w:r>
             <w:rPr>
-              <w:rFonts w:ascii="宋体" w:eastAsia="宋体" w:hAnsi="宋体" w:cs="宋体" w:hint="eastAsia"/>
+              <w:rFonts w:hint="eastAsia" w:ascii="宋体" w:hAnsi="宋体" w:eastAsia="宋体" w:cs="宋体"/>
               <w:szCs w:val="24"/>
             </w:rPr>
             <w:fldChar w:fldCharType="end"/>
@@ -2775,28 +2804,28 @@
         </w:p>
         <w:p>
           <w:pPr>
-            <w:pStyle w:val="TOC2"/>
+            <w:pStyle w:val="17"/>
             <w:tabs>
               <w:tab w:val="right" w:leader="dot" w:pos="8306"/>
             </w:tabs>
           </w:pPr>
           <w:r>
             <w:rPr>
-              <w:rFonts w:ascii="宋体" w:eastAsia="宋体" w:hAnsi="宋体" w:cs="宋体" w:hint="eastAsia"/>
+              <w:rFonts w:hint="eastAsia" w:ascii="宋体" w:hAnsi="宋体" w:eastAsia="宋体" w:cs="宋体"/>
               <w:szCs w:val="24"/>
             </w:rPr>
             <w:fldChar w:fldCharType="begin"/>
           </w:r>
           <w:r>
             <w:rPr>
-              <w:rFonts w:ascii="宋体" w:eastAsia="宋体" w:hAnsi="宋体" w:cs="宋体" w:hint="eastAsia"/>
-              <w:szCs w:val="24"/>
-            </w:rPr>
-            <w:instrText xml:space="preserve"> HYPERLINK \l _Toc1446 </w:instrText>
-          </w:r>
-          <w:r>
-            <w:rPr>
-              <w:rFonts w:ascii="宋体" w:eastAsia="宋体" w:hAnsi="宋体" w:cs="宋体" w:hint="eastAsia"/>
+              <w:rFonts w:hint="eastAsia" w:ascii="宋体" w:hAnsi="宋体" w:eastAsia="宋体" w:cs="宋体"/>
+              <w:szCs w:val="24"/>
+            </w:rPr>
+            <w:instrText xml:space="preserve"> HYPERLINK \l _Toc10248 </w:instrText>
+          </w:r>
+          <w:r>
+            <w:rPr>
+              <w:rFonts w:hint="eastAsia" w:ascii="宋体" w:hAnsi="宋体" w:eastAsia="宋体" w:cs="宋体"/>
               <w:szCs w:val="24"/>
             </w:rPr>
             <w:fldChar w:fldCharType="separate"/>
@@ -2822,7 +2851,7 @@
             <w:fldChar w:fldCharType="begin"/>
           </w:r>
           <w:r>
-            <w:instrText xml:space="preserve"> PAGEREF _Toc1446 \h </w:instrText>
+            <w:instrText xml:space="preserve"> PAGEREF _Toc10248 \h </w:instrText>
           </w:r>
           <w:r>
             <w:fldChar w:fldCharType="separate"/>
@@ -2835,7 +2864,7 @@
           </w:r>
           <w:r>
             <w:rPr>
-              <w:rFonts w:ascii="宋体" w:eastAsia="宋体" w:hAnsi="宋体" w:cs="宋体" w:hint="eastAsia"/>
+              <w:rFonts w:hint="eastAsia" w:ascii="宋体" w:hAnsi="宋体" w:eastAsia="宋体" w:cs="宋体"/>
               <w:szCs w:val="24"/>
             </w:rPr>
             <w:fldChar w:fldCharType="end"/>
@@ -2843,28 +2872,28 @@
         </w:p>
         <w:p>
           <w:pPr>
-            <w:pStyle w:val="TOC2"/>
+            <w:pStyle w:val="17"/>
             <w:tabs>
               <w:tab w:val="right" w:leader="dot" w:pos="8306"/>
             </w:tabs>
           </w:pPr>
           <w:r>
             <w:rPr>
-              <w:rFonts w:ascii="宋体" w:eastAsia="宋体" w:hAnsi="宋体" w:cs="宋体" w:hint="eastAsia"/>
+              <w:rFonts w:hint="eastAsia" w:ascii="宋体" w:hAnsi="宋体" w:eastAsia="宋体" w:cs="宋体"/>
               <w:szCs w:val="24"/>
             </w:rPr>
             <w:fldChar w:fldCharType="begin"/>
           </w:r>
           <w:r>
             <w:rPr>
-              <w:rFonts w:ascii="宋体" w:eastAsia="宋体" w:hAnsi="宋体" w:cs="宋体" w:hint="eastAsia"/>
-              <w:szCs w:val="24"/>
-            </w:rPr>
-            <w:instrText xml:space="preserve"> HYPERLINK \l _Toc3177 </w:instrText>
-          </w:r>
-          <w:r>
-            <w:rPr>
-              <w:rFonts w:ascii="宋体" w:eastAsia="宋体" w:hAnsi="宋体" w:cs="宋体" w:hint="eastAsia"/>
+              <w:rFonts w:hint="eastAsia" w:ascii="宋体" w:hAnsi="宋体" w:eastAsia="宋体" w:cs="宋体"/>
+              <w:szCs w:val="24"/>
+            </w:rPr>
+            <w:instrText xml:space="preserve"> HYPERLINK \l _Toc4707 </w:instrText>
+          </w:r>
+          <w:r>
+            <w:rPr>
+              <w:rFonts w:hint="eastAsia" w:ascii="宋体" w:hAnsi="宋体" w:eastAsia="宋体" w:cs="宋体"/>
               <w:szCs w:val="24"/>
             </w:rPr>
             <w:fldChar w:fldCharType="separate"/>
@@ -2890,7 +2919,7 @@
             <w:fldChar w:fldCharType="begin"/>
           </w:r>
           <w:r>
-            <w:instrText xml:space="preserve"> PAGEREF _Toc3177 \h </w:instrText>
+            <w:instrText xml:space="preserve"> PAGEREF _Toc4707 \h </w:instrText>
           </w:r>
           <w:r>
             <w:fldChar w:fldCharType="separate"/>
@@ -2903,7 +2932,7 @@
           </w:r>
           <w:r>
             <w:rPr>
-              <w:rFonts w:ascii="宋体" w:eastAsia="宋体" w:hAnsi="宋体" w:cs="宋体" w:hint="eastAsia"/>
+              <w:rFonts w:hint="eastAsia" w:ascii="宋体" w:hAnsi="宋体" w:eastAsia="宋体" w:cs="宋体"/>
               <w:szCs w:val="24"/>
             </w:rPr>
             <w:fldChar w:fldCharType="end"/>
@@ -2911,28 +2940,28 @@
         </w:p>
         <w:p>
           <w:pPr>
-            <w:pStyle w:val="TOC1"/>
+            <w:pStyle w:val="16"/>
             <w:tabs>
               <w:tab w:val="right" w:leader="dot" w:pos="8306"/>
             </w:tabs>
           </w:pPr>
           <w:r>
             <w:rPr>
-              <w:rFonts w:ascii="宋体" w:eastAsia="宋体" w:hAnsi="宋体" w:cs="宋体" w:hint="eastAsia"/>
+              <w:rFonts w:hint="eastAsia" w:ascii="宋体" w:hAnsi="宋体" w:eastAsia="宋体" w:cs="宋体"/>
               <w:szCs w:val="24"/>
             </w:rPr>
             <w:fldChar w:fldCharType="begin"/>
           </w:r>
           <w:r>
             <w:rPr>
-              <w:rFonts w:ascii="宋体" w:eastAsia="宋体" w:hAnsi="宋体" w:cs="宋体" w:hint="eastAsia"/>
-              <w:szCs w:val="24"/>
-            </w:rPr>
-            <w:instrText xml:space="preserve"> HYPERLINK \l _Toc9099 </w:instrText>
-          </w:r>
-          <w:r>
-            <w:rPr>
-              <w:rFonts w:ascii="宋体" w:eastAsia="宋体" w:hAnsi="宋体" w:cs="宋体" w:hint="eastAsia"/>
+              <w:rFonts w:hint="eastAsia" w:ascii="宋体" w:hAnsi="宋体" w:eastAsia="宋体" w:cs="宋体"/>
+              <w:szCs w:val="24"/>
+            </w:rPr>
+            <w:instrText xml:space="preserve"> HYPERLINK \l _Toc6288 </w:instrText>
+          </w:r>
+          <w:r>
+            <w:rPr>
+              <w:rFonts w:hint="eastAsia" w:ascii="宋体" w:hAnsi="宋体" w:eastAsia="宋体" w:cs="宋体"/>
               <w:szCs w:val="24"/>
             </w:rPr>
             <w:fldChar w:fldCharType="separate"/>
@@ -2958,7 +2987,7 @@
             <w:fldChar w:fldCharType="begin"/>
           </w:r>
           <w:r>
-            <w:instrText xml:space="preserve"> PAGEREF _Toc9099 \h </w:instrText>
+            <w:instrText xml:space="preserve"> PAGEREF _Toc6288 \h </w:instrText>
           </w:r>
           <w:r>
             <w:fldChar w:fldCharType="separate"/>
@@ -2971,7 +3000,7 @@
           </w:r>
           <w:r>
             <w:rPr>
-              <w:rFonts w:ascii="宋体" w:eastAsia="宋体" w:hAnsi="宋体" w:cs="宋体" w:hint="eastAsia"/>
+              <w:rFonts w:hint="eastAsia" w:ascii="宋体" w:hAnsi="宋体" w:eastAsia="宋体" w:cs="宋体"/>
               <w:szCs w:val="24"/>
             </w:rPr>
             <w:fldChar w:fldCharType="end"/>
@@ -2979,28 +3008,28 @@
         </w:p>
         <w:p>
           <w:pPr>
-            <w:pStyle w:val="TOC2"/>
+            <w:pStyle w:val="17"/>
             <w:tabs>
               <w:tab w:val="right" w:leader="dot" w:pos="8306"/>
             </w:tabs>
           </w:pPr>
           <w:r>
             <w:rPr>
-              <w:rFonts w:ascii="宋体" w:eastAsia="宋体" w:hAnsi="宋体" w:cs="宋体" w:hint="eastAsia"/>
+              <w:rFonts w:hint="eastAsia" w:ascii="宋体" w:hAnsi="宋体" w:eastAsia="宋体" w:cs="宋体"/>
               <w:szCs w:val="24"/>
             </w:rPr>
             <w:fldChar w:fldCharType="begin"/>
           </w:r>
           <w:r>
             <w:rPr>
-              <w:rFonts w:ascii="宋体" w:eastAsia="宋体" w:hAnsi="宋体" w:cs="宋体" w:hint="eastAsia"/>
-              <w:szCs w:val="24"/>
-            </w:rPr>
-            <w:instrText xml:space="preserve"> HYPERLINK \l _Toc32467 </w:instrText>
-          </w:r>
-          <w:r>
-            <w:rPr>
-              <w:rFonts w:ascii="宋体" w:eastAsia="宋体" w:hAnsi="宋体" w:cs="宋体" w:hint="eastAsia"/>
+              <w:rFonts w:hint="eastAsia" w:ascii="宋体" w:hAnsi="宋体" w:eastAsia="宋体" w:cs="宋体"/>
+              <w:szCs w:val="24"/>
+            </w:rPr>
+            <w:instrText xml:space="preserve"> HYPERLINK \l _Toc24572 </w:instrText>
+          </w:r>
+          <w:r>
+            <w:rPr>
+              <w:rFonts w:hint="eastAsia" w:ascii="宋体" w:hAnsi="宋体" w:eastAsia="宋体" w:cs="宋体"/>
               <w:szCs w:val="24"/>
             </w:rPr>
             <w:fldChar w:fldCharType="separate"/>
@@ -3026,7 +3055,7 @@
             <w:fldChar w:fldCharType="begin"/>
           </w:r>
           <w:r>
-            <w:instrText xml:space="preserve"> PAGEREF _Toc32467 \h </w:instrText>
+            <w:instrText xml:space="preserve"> PAGEREF _Toc24572 \h </w:instrText>
           </w:r>
           <w:r>
             <w:fldChar w:fldCharType="separate"/>
@@ -3039,7 +3068,7 @@
           </w:r>
           <w:r>
             <w:rPr>
-              <w:rFonts w:ascii="宋体" w:eastAsia="宋体" w:hAnsi="宋体" w:cs="宋体" w:hint="eastAsia"/>
+              <w:rFonts w:hint="eastAsia" w:ascii="宋体" w:hAnsi="宋体" w:eastAsia="宋体" w:cs="宋体"/>
               <w:szCs w:val="24"/>
             </w:rPr>
             <w:fldChar w:fldCharType="end"/>
@@ -3047,28 +3076,28 @@
         </w:p>
         <w:p>
           <w:pPr>
-            <w:pStyle w:val="TOC2"/>
+            <w:pStyle w:val="17"/>
             <w:tabs>
               <w:tab w:val="right" w:leader="dot" w:pos="8306"/>
             </w:tabs>
           </w:pPr>
           <w:r>
             <w:rPr>
-              <w:rFonts w:ascii="宋体" w:eastAsia="宋体" w:hAnsi="宋体" w:cs="宋体" w:hint="eastAsia"/>
+              <w:rFonts w:hint="eastAsia" w:ascii="宋体" w:hAnsi="宋体" w:eastAsia="宋体" w:cs="宋体"/>
               <w:szCs w:val="24"/>
             </w:rPr>
             <w:fldChar w:fldCharType="begin"/>
           </w:r>
           <w:r>
             <w:rPr>
-              <w:rFonts w:ascii="宋体" w:eastAsia="宋体" w:hAnsi="宋体" w:cs="宋体" w:hint="eastAsia"/>
-              <w:szCs w:val="24"/>
-            </w:rPr>
-            <w:instrText xml:space="preserve"> HYPERLINK \l _Toc25126 </w:instrText>
-          </w:r>
-          <w:r>
-            <w:rPr>
-              <w:rFonts w:ascii="宋体" w:eastAsia="宋体" w:hAnsi="宋体" w:cs="宋体" w:hint="eastAsia"/>
+              <w:rFonts w:hint="eastAsia" w:ascii="宋体" w:hAnsi="宋体" w:eastAsia="宋体" w:cs="宋体"/>
+              <w:szCs w:val="24"/>
+            </w:rPr>
+            <w:instrText xml:space="preserve"> HYPERLINK \l _Toc16078 </w:instrText>
+          </w:r>
+          <w:r>
+            <w:rPr>
+              <w:rFonts w:hint="eastAsia" w:ascii="宋体" w:hAnsi="宋体" w:eastAsia="宋体" w:cs="宋体"/>
               <w:szCs w:val="24"/>
             </w:rPr>
             <w:fldChar w:fldCharType="separate"/>
@@ -3094,7 +3123,7 @@
             <w:fldChar w:fldCharType="begin"/>
           </w:r>
           <w:r>
-            <w:instrText xml:space="preserve"> PAGEREF _Toc25126 \h </w:instrText>
+            <w:instrText xml:space="preserve"> PAGEREF _Toc16078 \h </w:instrText>
           </w:r>
           <w:r>
             <w:fldChar w:fldCharType="separate"/>
@@ -3107,7 +3136,7 @@
           </w:r>
           <w:r>
             <w:rPr>
-              <w:rFonts w:ascii="宋体" w:eastAsia="宋体" w:hAnsi="宋体" w:cs="宋体" w:hint="eastAsia"/>
+              <w:rFonts w:hint="eastAsia" w:ascii="宋体" w:hAnsi="宋体" w:eastAsia="宋体" w:cs="宋体"/>
               <w:szCs w:val="24"/>
             </w:rPr>
             <w:fldChar w:fldCharType="end"/>
@@ -3115,28 +3144,28 @@
         </w:p>
         <w:p>
           <w:pPr>
-            <w:pStyle w:val="TOC2"/>
+            <w:pStyle w:val="17"/>
             <w:tabs>
               <w:tab w:val="right" w:leader="dot" w:pos="8306"/>
             </w:tabs>
           </w:pPr>
           <w:r>
             <w:rPr>
-              <w:rFonts w:ascii="宋体" w:eastAsia="宋体" w:hAnsi="宋体" w:cs="宋体" w:hint="eastAsia"/>
+              <w:rFonts w:hint="eastAsia" w:ascii="宋体" w:hAnsi="宋体" w:eastAsia="宋体" w:cs="宋体"/>
               <w:szCs w:val="24"/>
             </w:rPr>
             <w:fldChar w:fldCharType="begin"/>
           </w:r>
           <w:r>
             <w:rPr>
-              <w:rFonts w:ascii="宋体" w:eastAsia="宋体" w:hAnsi="宋体" w:cs="宋体" w:hint="eastAsia"/>
-              <w:szCs w:val="24"/>
-            </w:rPr>
-            <w:instrText xml:space="preserve"> HYPERLINK \l _Toc4889 </w:instrText>
-          </w:r>
-          <w:r>
-            <w:rPr>
-              <w:rFonts w:ascii="宋体" w:eastAsia="宋体" w:hAnsi="宋体" w:cs="宋体" w:hint="eastAsia"/>
+              <w:rFonts w:hint="eastAsia" w:ascii="宋体" w:hAnsi="宋体" w:eastAsia="宋体" w:cs="宋体"/>
+              <w:szCs w:val="24"/>
+            </w:rPr>
+            <w:instrText xml:space="preserve"> HYPERLINK \l _Toc31307 </w:instrText>
+          </w:r>
+          <w:r>
+            <w:rPr>
+              <w:rFonts w:hint="eastAsia" w:ascii="宋体" w:hAnsi="宋体" w:eastAsia="宋体" w:cs="宋体"/>
               <w:szCs w:val="24"/>
             </w:rPr>
             <w:fldChar w:fldCharType="separate"/>
@@ -3162,7 +3191,7 @@
             <w:fldChar w:fldCharType="begin"/>
           </w:r>
           <w:r>
-            <w:instrText xml:space="preserve"> PAGEREF _Toc4889 \h </w:instrText>
+            <w:instrText xml:space="preserve"> PAGEREF _Toc31307 \h </w:instrText>
           </w:r>
           <w:r>
             <w:fldChar w:fldCharType="separate"/>
@@ -3175,7 +3204,7 @@
           </w:r>
           <w:r>
             <w:rPr>
-              <w:rFonts w:ascii="宋体" w:eastAsia="宋体" w:hAnsi="宋体" w:cs="宋体" w:hint="eastAsia"/>
+              <w:rFonts w:hint="eastAsia" w:ascii="宋体" w:hAnsi="宋体" w:eastAsia="宋体" w:cs="宋体"/>
               <w:szCs w:val="24"/>
             </w:rPr>
             <w:fldChar w:fldCharType="end"/>
@@ -3183,28 +3212,28 @@
         </w:p>
         <w:p>
           <w:pPr>
-            <w:pStyle w:val="TOC2"/>
+            <w:pStyle w:val="17"/>
             <w:tabs>
               <w:tab w:val="right" w:leader="dot" w:pos="8306"/>
             </w:tabs>
           </w:pPr>
           <w:r>
             <w:rPr>
-              <w:rFonts w:ascii="宋体" w:eastAsia="宋体" w:hAnsi="宋体" w:cs="宋体" w:hint="eastAsia"/>
+              <w:rFonts w:hint="eastAsia" w:ascii="宋体" w:hAnsi="宋体" w:eastAsia="宋体" w:cs="宋体"/>
               <w:szCs w:val="24"/>
             </w:rPr>
             <w:fldChar w:fldCharType="begin"/>
           </w:r>
           <w:r>
             <w:rPr>
-              <w:rFonts w:ascii="宋体" w:eastAsia="宋体" w:hAnsi="宋体" w:cs="宋体" w:hint="eastAsia"/>
-              <w:szCs w:val="24"/>
-            </w:rPr>
-            <w:instrText xml:space="preserve"> HYPERLINK \l _Toc42 </w:instrText>
-          </w:r>
-          <w:r>
-            <w:rPr>
-              <w:rFonts w:ascii="宋体" w:eastAsia="宋体" w:hAnsi="宋体" w:cs="宋体" w:hint="eastAsia"/>
+              <w:rFonts w:hint="eastAsia" w:ascii="宋体" w:hAnsi="宋体" w:eastAsia="宋体" w:cs="宋体"/>
+              <w:szCs w:val="24"/>
+            </w:rPr>
+            <w:instrText xml:space="preserve"> HYPERLINK \l _Toc6761 </w:instrText>
+          </w:r>
+          <w:r>
+            <w:rPr>
+              <w:rFonts w:hint="eastAsia" w:ascii="宋体" w:hAnsi="宋体" w:eastAsia="宋体" w:cs="宋体"/>
               <w:szCs w:val="24"/>
             </w:rPr>
             <w:fldChar w:fldCharType="separate"/>
@@ -3230,7 +3259,7 @@
             <w:fldChar w:fldCharType="begin"/>
           </w:r>
           <w:r>
-            <w:instrText xml:space="preserve"> PAGEREF _Toc42 \h </w:instrText>
+            <w:instrText xml:space="preserve"> PAGEREF _Toc6761 \h </w:instrText>
           </w:r>
           <w:r>
             <w:fldChar w:fldCharType="separate"/>
@@ -3243,7 +3272,7 @@
           </w:r>
           <w:r>
             <w:rPr>
-              <w:rFonts w:ascii="宋体" w:eastAsia="宋体" w:hAnsi="宋体" w:cs="宋体" w:hint="eastAsia"/>
+              <w:rFonts w:hint="eastAsia" w:ascii="宋体" w:hAnsi="宋体" w:eastAsia="宋体" w:cs="宋体"/>
               <w:szCs w:val="24"/>
             </w:rPr>
             <w:fldChar w:fldCharType="end"/>
@@ -3251,28 +3280,28 @@
         </w:p>
         <w:p>
           <w:pPr>
-            <w:pStyle w:val="TOC2"/>
+            <w:pStyle w:val="17"/>
             <w:tabs>
               <w:tab w:val="right" w:leader="dot" w:pos="8306"/>
             </w:tabs>
           </w:pPr>
           <w:r>
             <w:rPr>
-              <w:rFonts w:ascii="宋体" w:eastAsia="宋体" w:hAnsi="宋体" w:cs="宋体" w:hint="eastAsia"/>
+              <w:rFonts w:hint="eastAsia" w:ascii="宋体" w:hAnsi="宋体" w:eastAsia="宋体" w:cs="宋体"/>
               <w:szCs w:val="24"/>
             </w:rPr>
             <w:fldChar w:fldCharType="begin"/>
           </w:r>
           <w:r>
             <w:rPr>
-              <w:rFonts w:ascii="宋体" w:eastAsia="宋体" w:hAnsi="宋体" w:cs="宋体" w:hint="eastAsia"/>
-              <w:szCs w:val="24"/>
-            </w:rPr>
-            <w:instrText xml:space="preserve"> HYPERLINK \l _Toc18214 </w:instrText>
-          </w:r>
-          <w:r>
-            <w:rPr>
-              <w:rFonts w:ascii="宋体" w:eastAsia="宋体" w:hAnsi="宋体" w:cs="宋体" w:hint="eastAsia"/>
+              <w:rFonts w:hint="eastAsia" w:ascii="宋体" w:hAnsi="宋体" w:eastAsia="宋体" w:cs="宋体"/>
+              <w:szCs w:val="24"/>
+            </w:rPr>
+            <w:instrText xml:space="preserve"> HYPERLINK \l _Toc29442 </w:instrText>
+          </w:r>
+          <w:r>
+            <w:rPr>
+              <w:rFonts w:hint="eastAsia" w:ascii="宋体" w:hAnsi="宋体" w:eastAsia="宋体" w:cs="宋体"/>
               <w:szCs w:val="24"/>
             </w:rPr>
             <w:fldChar w:fldCharType="separate"/>
@@ -3298,7 +3327,7 @@
             <w:fldChar w:fldCharType="begin"/>
           </w:r>
           <w:r>
-            <w:instrText xml:space="preserve"> PAGEREF _Toc18214 \h </w:instrText>
+            <w:instrText xml:space="preserve"> PAGEREF _Toc29442 \h </w:instrText>
           </w:r>
           <w:r>
             <w:fldChar w:fldCharType="separate"/>
@@ -3311,7 +3340,7 @@
           </w:r>
           <w:r>
             <w:rPr>
-              <w:rFonts w:ascii="宋体" w:eastAsia="宋体" w:hAnsi="宋体" w:cs="宋体" w:hint="eastAsia"/>
+              <w:rFonts w:hint="eastAsia" w:ascii="宋体" w:hAnsi="宋体" w:eastAsia="宋体" w:cs="宋体"/>
               <w:szCs w:val="24"/>
             </w:rPr>
             <w:fldChar w:fldCharType="end"/>
@@ -3319,28 +3348,28 @@
         </w:p>
         <w:p>
           <w:pPr>
-            <w:pStyle w:val="TOC1"/>
+            <w:pStyle w:val="16"/>
             <w:tabs>
               <w:tab w:val="right" w:leader="dot" w:pos="8306"/>
             </w:tabs>
           </w:pPr>
           <w:r>
             <w:rPr>
-              <w:rFonts w:ascii="宋体" w:eastAsia="宋体" w:hAnsi="宋体" w:cs="宋体" w:hint="eastAsia"/>
+              <w:rFonts w:hint="eastAsia" w:ascii="宋体" w:hAnsi="宋体" w:eastAsia="宋体" w:cs="宋体"/>
               <w:szCs w:val="24"/>
             </w:rPr>
             <w:fldChar w:fldCharType="begin"/>
           </w:r>
           <w:r>
             <w:rPr>
-              <w:rFonts w:ascii="宋体" w:eastAsia="宋体" w:hAnsi="宋体" w:cs="宋体" w:hint="eastAsia"/>
-              <w:szCs w:val="24"/>
-            </w:rPr>
-            <w:instrText xml:space="preserve"> HYPERLINK \l _Toc24019 </w:instrText>
-          </w:r>
-          <w:r>
-            <w:rPr>
-              <w:rFonts w:ascii="宋体" w:eastAsia="宋体" w:hAnsi="宋体" w:cs="宋体" w:hint="eastAsia"/>
+              <w:rFonts w:hint="eastAsia" w:ascii="宋体" w:hAnsi="宋体" w:eastAsia="宋体" w:cs="宋体"/>
+              <w:szCs w:val="24"/>
+            </w:rPr>
+            <w:instrText xml:space="preserve"> HYPERLINK \l _Toc27726 </w:instrText>
+          </w:r>
+          <w:r>
+            <w:rPr>
+              <w:rFonts w:hint="eastAsia" w:ascii="宋体" w:hAnsi="宋体" w:eastAsia="宋体" w:cs="宋体"/>
               <w:szCs w:val="24"/>
             </w:rPr>
             <w:fldChar w:fldCharType="separate"/>
@@ -3366,7 +3395,7 @@
             <w:fldChar w:fldCharType="begin"/>
           </w:r>
           <w:r>
-            <w:instrText xml:space="preserve"> PAGEREF _Toc24019 \h </w:instrText>
+            <w:instrText xml:space="preserve"> PAGEREF _Toc27726 \h </w:instrText>
           </w:r>
           <w:r>
             <w:fldChar w:fldCharType="separate"/>
@@ -3379,7 +3408,7 @@
           </w:r>
           <w:r>
             <w:rPr>
-              <w:rFonts w:ascii="宋体" w:eastAsia="宋体" w:hAnsi="宋体" w:cs="宋体" w:hint="eastAsia"/>
+              <w:rFonts w:hint="eastAsia" w:ascii="宋体" w:hAnsi="宋体" w:eastAsia="宋体" w:cs="宋体"/>
               <w:szCs w:val="24"/>
             </w:rPr>
             <w:fldChar w:fldCharType="end"/>
@@ -3387,28 +3416,28 @@
         </w:p>
         <w:p>
           <w:pPr>
-            <w:pStyle w:val="TOC1"/>
+            <w:pStyle w:val="16"/>
             <w:tabs>
               <w:tab w:val="right" w:leader="dot" w:pos="8306"/>
             </w:tabs>
           </w:pPr>
           <w:r>
             <w:rPr>
-              <w:rFonts w:ascii="宋体" w:eastAsia="宋体" w:hAnsi="宋体" w:cs="宋体" w:hint="eastAsia"/>
+              <w:rFonts w:hint="eastAsia" w:ascii="宋体" w:hAnsi="宋体" w:eastAsia="宋体" w:cs="宋体"/>
               <w:szCs w:val="24"/>
             </w:rPr>
             <w:fldChar w:fldCharType="begin"/>
           </w:r>
           <w:r>
             <w:rPr>
-              <w:rFonts w:ascii="宋体" w:eastAsia="宋体" w:hAnsi="宋体" w:cs="宋体" w:hint="eastAsia"/>
-              <w:szCs w:val="24"/>
-            </w:rPr>
-            <w:instrText xml:space="preserve"> HYPERLINK \l _Toc21594 </w:instrText>
-          </w:r>
-          <w:r>
-            <w:rPr>
-              <w:rFonts w:ascii="宋体" w:eastAsia="宋体" w:hAnsi="宋体" w:cs="宋体" w:hint="eastAsia"/>
+              <w:rFonts w:hint="eastAsia" w:ascii="宋体" w:hAnsi="宋体" w:eastAsia="宋体" w:cs="宋体"/>
+              <w:szCs w:val="24"/>
+            </w:rPr>
+            <w:instrText xml:space="preserve"> HYPERLINK \l _Toc11604 </w:instrText>
+          </w:r>
+          <w:r>
+            <w:rPr>
+              <w:rFonts w:hint="eastAsia" w:ascii="宋体" w:hAnsi="宋体" w:eastAsia="宋体" w:cs="宋体"/>
               <w:szCs w:val="24"/>
             </w:rPr>
             <w:fldChar w:fldCharType="separate"/>
@@ -3434,7 +3463,7 @@
             <w:fldChar w:fldCharType="begin"/>
           </w:r>
           <w:r>
-            <w:instrText xml:space="preserve"> PAGEREF _Toc21594 \h </w:instrText>
+            <w:instrText xml:space="preserve"> PAGEREF _Toc11604 \h </w:instrText>
           </w:r>
           <w:r>
             <w:fldChar w:fldCharType="separate"/>
@@ -3447,7 +3476,7 @@
           </w:r>
           <w:r>
             <w:rPr>
-              <w:rFonts w:ascii="宋体" w:eastAsia="宋体" w:hAnsi="宋体" w:cs="宋体" w:hint="eastAsia"/>
+              <w:rFonts w:hint="eastAsia" w:ascii="宋体" w:hAnsi="宋体" w:eastAsia="宋体" w:cs="宋体"/>
               <w:szCs w:val="24"/>
             </w:rPr>
             <w:fldChar w:fldCharType="end"/>
@@ -3455,28 +3484,28 @@
         </w:p>
         <w:p>
           <w:pPr>
-            <w:pStyle w:val="TOC2"/>
+            <w:pStyle w:val="17"/>
             <w:tabs>
               <w:tab w:val="right" w:leader="dot" w:pos="8306"/>
             </w:tabs>
           </w:pPr>
           <w:r>
             <w:rPr>
-              <w:rFonts w:ascii="宋体" w:eastAsia="宋体" w:hAnsi="宋体" w:cs="宋体" w:hint="eastAsia"/>
+              <w:rFonts w:hint="eastAsia" w:ascii="宋体" w:hAnsi="宋体" w:eastAsia="宋体" w:cs="宋体"/>
               <w:szCs w:val="24"/>
             </w:rPr>
             <w:fldChar w:fldCharType="begin"/>
           </w:r>
           <w:r>
             <w:rPr>
-              <w:rFonts w:ascii="宋体" w:eastAsia="宋体" w:hAnsi="宋体" w:cs="宋体" w:hint="eastAsia"/>
-              <w:szCs w:val="24"/>
-            </w:rPr>
-            <w:instrText xml:space="preserve"> HYPERLINK \l _Toc2251 </w:instrText>
-          </w:r>
-          <w:r>
-            <w:rPr>
-              <w:rFonts w:ascii="宋体" w:eastAsia="宋体" w:hAnsi="宋体" w:cs="宋体" w:hint="eastAsia"/>
+              <w:rFonts w:hint="eastAsia" w:ascii="宋体" w:hAnsi="宋体" w:eastAsia="宋体" w:cs="宋体"/>
+              <w:szCs w:val="24"/>
+            </w:rPr>
+            <w:instrText xml:space="preserve"> HYPERLINK \l _Toc248 </w:instrText>
+          </w:r>
+          <w:r>
+            <w:rPr>
+              <w:rFonts w:hint="eastAsia" w:ascii="宋体" w:hAnsi="宋体" w:eastAsia="宋体" w:cs="宋体"/>
               <w:szCs w:val="24"/>
             </w:rPr>
             <w:fldChar w:fldCharType="separate"/>
@@ -3502,7 +3531,7 @@
             <w:fldChar w:fldCharType="begin"/>
           </w:r>
           <w:r>
-            <w:instrText xml:space="preserve"> PAGEREF _Toc2251 \h </w:instrText>
+            <w:instrText xml:space="preserve"> PAGEREF _Toc248 \h </w:instrText>
           </w:r>
           <w:r>
             <w:fldChar w:fldCharType="separate"/>
@@ -3515,7 +3544,7 @@
           </w:r>
           <w:r>
             <w:rPr>
-              <w:rFonts w:ascii="宋体" w:eastAsia="宋体" w:hAnsi="宋体" w:cs="宋体" w:hint="eastAsia"/>
+              <w:rFonts w:hint="eastAsia" w:ascii="宋体" w:hAnsi="宋体" w:eastAsia="宋体" w:cs="宋体"/>
               <w:szCs w:val="24"/>
             </w:rPr>
             <w:fldChar w:fldCharType="end"/>
@@ -3537,7 +3566,7 @@
             <w:snapToGrid w:val="0"/>
             <w:textAlignment w:val="baseline"/>
             <w:rPr>
-              <w:rFonts w:ascii="宋体" w:eastAsia="宋体" w:hAnsi="宋体" w:cs="宋体" w:hint="eastAsia"/>
+              <w:rFonts w:hint="eastAsia" w:ascii="宋体" w:hAnsi="宋体" w:eastAsia="宋体" w:cs="宋体"/>
               <w:snapToGrid w:val="0"/>
               <w:color w:val="000000"/>
               <w:kern w:val="0"/>
@@ -3548,7 +3577,7 @@
           </w:pPr>
           <w:r>
             <w:rPr>
-              <w:rFonts w:ascii="宋体" w:eastAsia="宋体" w:hAnsi="宋体" w:cs="宋体" w:hint="eastAsia"/>
+              <w:rFonts w:hint="eastAsia" w:ascii="宋体" w:hAnsi="宋体" w:eastAsia="宋体" w:cs="宋体"/>
               <w:szCs w:val="24"/>
             </w:rPr>
             <w:fldChar w:fldCharType="end"/>
@@ -3572,7 +3601,7 @@
         <w:snapToGrid w:val="0"/>
         <w:textAlignment w:val="baseline"/>
         <w:rPr>
-          <w:rFonts w:ascii="Arial" w:eastAsia="Arial" w:hAnsi="Arial" w:cs="Arial"/>
+          <w:rFonts w:ascii="Arial" w:hAnsi="Arial" w:eastAsia="Arial" w:cs="Arial"/>
           <w:snapToGrid w:val="0"/>
           <w:color w:val="000000"/>
           <w:kern w:val="0"/>
@@ -3583,7 +3612,7 @@
       </w:pPr>
       <w:r>
         <w:rPr>
-          <w:rFonts w:ascii="Arial" w:eastAsia="Arial" w:hAnsi="Arial" w:cs="Arial"/>
+          <w:rFonts w:ascii="Arial" w:hAnsi="Arial" w:eastAsia="Arial" w:cs="Arial"/>
           <w:snapToGrid w:val="0"/>
           <w:color w:val="000000"/>
           <w:kern w:val="0"/>
@@ -3596,14 +3625,14 @@
     </w:p>
     <w:p>
       <w:pPr>
-        <w:pStyle w:val="1"/>
+        <w:pStyle w:val="28"/>
         <w:bidi w:val="0"/>
         <w:rPr>
           <w:rFonts w:hint="eastAsia"/>
           <w:lang w:val="en-US" w:eastAsia="zh-CN"/>
         </w:rPr>
       </w:pPr>
-      <w:bookmarkStart w:id="2" w:name="_Toc31032"/>
+      <w:bookmarkStart w:id="2" w:name="_Toc13289"/>
       <w:r>
         <w:rPr>
           <w:rFonts w:hint="eastAsia"/>
@@ -3615,14 +3644,14 @@
     </w:p>
     <w:p>
       <w:pPr>
-        <w:pStyle w:val="2"/>
+        <w:pStyle w:val="30"/>
         <w:bidi w:val="0"/>
         <w:rPr>
           <w:rFonts w:hint="eastAsia"/>
           <w:lang w:val="en-US" w:eastAsia="zh-CN"/>
         </w:rPr>
       </w:pPr>
-      <w:bookmarkStart w:id="3" w:name="_Toc4184"/>
+      <w:bookmarkStart w:id="3" w:name="_Toc3043"/>
       <w:r>
         <w:rPr>
           <w:rFonts w:hint="eastAsia"/>
@@ -3634,7 +3663,7 @@
     </w:p>
     <w:p>
       <w:pPr>
-        <w:pStyle w:val="a1"/>
+        <w:pStyle w:val="29"/>
         <w:rPr>
           <w:rFonts w:hint="eastAsia"/>
           <w:lang w:val="en-US" w:eastAsia="zh-CN"/>
@@ -3650,14 +3679,14 @@
     </w:p>
     <w:p>
       <w:pPr>
-        <w:pStyle w:val="2"/>
+        <w:pStyle w:val="30"/>
         <w:bidi w:val="0"/>
         <w:rPr>
           <w:rFonts w:hint="eastAsia"/>
           <w:lang w:val="en-US" w:eastAsia="zh-CN"/>
         </w:rPr>
       </w:pPr>
-      <w:bookmarkStart w:id="4" w:name="_Toc16431"/>
+      <w:bookmarkStart w:id="4" w:name="_Toc10375"/>
       <w:r>
         <w:rPr>
           <w:rFonts w:hint="eastAsia"/>
@@ -3669,7 +3698,7 @@
     </w:p>
     <w:p>
       <w:pPr>
-        <w:pStyle w:val="a1"/>
+        <w:pStyle w:val="29"/>
         <w:rPr>
           <w:rFonts w:hint="eastAsia"/>
           <w:lang w:val="en-US" w:eastAsia="zh-CN"/>
@@ -3685,14 +3714,14 @@
     </w:p>
     <w:p>
       <w:pPr>
-        <w:pStyle w:val="2"/>
+        <w:pStyle w:val="30"/>
         <w:bidi w:val="0"/>
         <w:rPr>
           <w:rFonts w:hint="eastAsia"/>
           <w:lang w:val="en-US" w:eastAsia="zh-CN"/>
         </w:rPr>
       </w:pPr>
-      <w:bookmarkStart w:id="5" w:name="_Toc25207"/>
+      <w:bookmarkStart w:id="5" w:name="_Toc16151"/>
       <w:r>
         <w:rPr>
           <w:rFonts w:hint="eastAsia"/>
@@ -3704,7 +3733,7 @@
     </w:p>
     <w:p>
       <w:pPr>
-        <w:pStyle w:val="a1"/>
+        <w:pStyle w:val="29"/>
         <w:rPr>
           <w:rFonts w:hint="eastAsia"/>
           <w:lang w:val="en-US" w:eastAsia="zh-CN"/>
@@ -3720,7 +3749,7 @@
     </w:p>
     <w:p>
       <w:pPr>
-        <w:pStyle w:val="a1"/>
+        <w:pStyle w:val="29"/>
         <w:rPr>
           <w:rFonts w:hint="eastAsia"/>
           <w:lang w:val="en-US" w:eastAsia="zh-CN"/>
@@ -3736,7 +3765,7 @@
     </w:p>
     <w:p>
       <w:pPr>
-        <w:pStyle w:val="a1"/>
+        <w:pStyle w:val="29"/>
         <w:rPr>
           <w:rFonts w:hint="eastAsia"/>
           <w:lang w:val="en-US" w:eastAsia="zh-CN"/>
@@ -3752,14 +3781,14 @@
     </w:p>
     <w:p>
       <w:pPr>
-        <w:pStyle w:val="2"/>
+        <w:pStyle w:val="30"/>
         <w:bidi w:val="0"/>
         <w:rPr>
           <w:rFonts w:hint="eastAsia"/>
           <w:lang w:val="en-US" w:eastAsia="zh-CN"/>
         </w:rPr>
       </w:pPr>
-      <w:bookmarkStart w:id="6" w:name="_Toc29155"/>
+      <w:bookmarkStart w:id="6" w:name="_Toc26461"/>
       <w:r>
         <w:rPr>
           <w:rFonts w:hint="eastAsia"/>
@@ -3771,7 +3800,7 @@
     </w:p>
     <w:p>
       <w:pPr>
-        <w:pStyle w:val="a1"/>
+        <w:pStyle w:val="29"/>
         <w:rPr>
           <w:rFonts w:hint="eastAsia"/>
           <w:lang w:val="en-US" w:eastAsia="zh-CN"/>
@@ -3787,7 +3816,7 @@
     </w:p>
     <w:p>
       <w:pPr>
-        <w:pStyle w:val="a1"/>
+        <w:pStyle w:val="29"/>
         <w:rPr>
           <w:rFonts w:hint="eastAsia"/>
           <w:lang w:val="en-US" w:eastAsia="zh-CN"/>
@@ -3803,7 +3832,7 @@
     </w:p>
     <w:p>
       <w:pPr>
-        <w:pStyle w:val="a1"/>
+        <w:pStyle w:val="29"/>
         <w:rPr>
           <w:rFonts w:hint="eastAsia"/>
           <w:lang w:val="en-US" w:eastAsia="zh-CN"/>
@@ -3819,7 +3848,7 @@
     </w:p>
     <w:p>
       <w:pPr>
-        <w:pStyle w:val="a1"/>
+        <w:pStyle w:val="29"/>
         <w:rPr>
           <w:rFonts w:hint="eastAsia"/>
           <w:lang w:val="en-US" w:eastAsia="zh-CN"/>
@@ -3835,7 +3864,7 @@
     </w:p>
     <w:p>
       <w:pPr>
-        <w:pStyle w:val="a1"/>
+        <w:pStyle w:val="29"/>
         <w:rPr>
           <w:rFonts w:hint="eastAsia"/>
           <w:lang w:val="en-US" w:eastAsia="zh-CN"/>
@@ -3851,14 +3880,14 @@
     </w:p>
     <w:p>
       <w:pPr>
-        <w:pStyle w:val="1"/>
+        <w:pStyle w:val="28"/>
         <w:bidi w:val="0"/>
         <w:rPr>
           <w:rFonts w:hint="eastAsia"/>
           <w:lang w:val="en-US" w:eastAsia="zh-CN"/>
         </w:rPr>
       </w:pPr>
-      <w:bookmarkStart w:id="7" w:name="_Toc32198"/>
+      <w:bookmarkStart w:id="7" w:name="_Toc22102"/>
       <w:r>
         <w:rPr>
           <w:rFonts w:hint="eastAsia"/>
@@ -3870,14 +3899,14 @@
     </w:p>
     <w:p>
       <w:pPr>
-        <w:pStyle w:val="2"/>
+        <w:pStyle w:val="30"/>
         <w:bidi w:val="0"/>
         <w:rPr>
           <w:rFonts w:hint="eastAsia"/>
           <w:lang w:val="en-US" w:eastAsia="zh-CN"/>
         </w:rPr>
       </w:pPr>
-      <w:bookmarkStart w:id="8" w:name="_Toc5331"/>
+      <w:bookmarkStart w:id="8" w:name="_Toc3838"/>
       <w:r>
         <w:rPr>
           <w:rFonts w:hint="eastAsia"/>
@@ -3889,7 +3918,7 @@
     </w:p>
     <w:p>
       <w:pPr>
-        <w:pStyle w:val="a1"/>
+        <w:pStyle w:val="29"/>
         <w:rPr>
           <w:rFonts w:hint="eastAsia"/>
           <w:lang w:val="en-US" w:eastAsia="zh-CN"/>
@@ -3905,7 +3934,7 @@
     </w:p>
     <w:p>
       <w:pPr>
-        <w:pStyle w:val="a1"/>
+        <w:pStyle w:val="29"/>
         <w:rPr>
           <w:rFonts w:hint="eastAsia"/>
           <w:lang w:val="en-US" w:eastAsia="zh-CN"/>
@@ -3921,7 +3950,7 @@
     </w:p>
     <w:p>
       <w:pPr>
-        <w:pStyle w:val="a1"/>
+        <w:pStyle w:val="29"/>
         <w:rPr>
           <w:rFonts w:hint="eastAsia"/>
           <w:lang w:val="en-US" w:eastAsia="zh-CN"/>
@@ -3937,7 +3966,7 @@
     </w:p>
     <w:p>
       <w:pPr>
-        <w:pStyle w:val="a1"/>
+        <w:pStyle w:val="29"/>
         <w:rPr>
           <w:rFonts w:hint="eastAsia"/>
           <w:lang w:val="en-US" w:eastAsia="zh-CN"/>
@@ -3953,14 +3982,14 @@
     </w:p>
     <w:p>
       <w:pPr>
-        <w:pStyle w:val="2"/>
+        <w:pStyle w:val="30"/>
         <w:bidi w:val="0"/>
         <w:rPr>
           <w:rFonts w:hint="eastAsia"/>
           <w:lang w:val="en-US" w:eastAsia="zh-CN"/>
         </w:rPr>
       </w:pPr>
-      <w:bookmarkStart w:id="9" w:name="_Toc9209"/>
+      <w:bookmarkStart w:id="9" w:name="_Toc23940"/>
       <w:r>
         <w:rPr>
           <w:rFonts w:hint="eastAsia"/>
@@ -3972,7 +4001,7 @@
     </w:p>
     <w:p>
       <w:pPr>
-        <w:pStyle w:val="a1"/>
+        <w:pStyle w:val="29"/>
         <w:rPr>
           <w:rFonts w:hint="eastAsia"/>
           <w:lang w:val="en-US" w:eastAsia="zh-CN"/>
@@ -3988,7 +4017,7 @@
     </w:p>
     <w:p>
       <w:pPr>
-        <w:pStyle w:val="a1"/>
+        <w:pStyle w:val="29"/>
         <w:rPr>
           <w:rFonts w:hint="eastAsia"/>
           <w:lang w:val="en-US" w:eastAsia="zh-CN"/>
@@ -4004,14 +4033,14 @@
     </w:p>
     <w:p>
       <w:pPr>
-        <w:pStyle w:val="2"/>
+        <w:pStyle w:val="30"/>
         <w:bidi w:val="0"/>
         <w:rPr>
           <w:rFonts w:hint="eastAsia"/>
           <w:lang w:val="en-US" w:eastAsia="zh-CN"/>
         </w:rPr>
       </w:pPr>
-      <w:bookmarkStart w:id="10" w:name="_Toc11345"/>
+      <w:bookmarkStart w:id="10" w:name="_Toc11493"/>
       <w:r>
         <w:rPr>
           <w:rFonts w:hint="eastAsia"/>
@@ -4023,7 +4052,7 @@
     </w:p>
     <w:p>
       <w:pPr>
-        <w:pStyle w:val="a1"/>
+        <w:pStyle w:val="29"/>
         <w:rPr>
           <w:rFonts w:hint="eastAsia"/>
           <w:lang w:val="en-US" w:eastAsia="zh-CN"/>
@@ -4039,7 +4068,7 @@
     </w:p>
     <w:p>
       <w:pPr>
-        <w:pStyle w:val="a1"/>
+        <w:pStyle w:val="29"/>
         <w:rPr>
           <w:rFonts w:hint="eastAsia"/>
           <w:lang w:val="en-US" w:eastAsia="zh-CN"/>
@@ -4055,7 +4084,7 @@
     </w:p>
     <w:p>
       <w:pPr>
-        <w:pStyle w:val="a1"/>
+        <w:pStyle w:val="29"/>
         <w:rPr>
           <w:rFonts w:hint="eastAsia"/>
           <w:lang w:val="en-US" w:eastAsia="zh-CN"/>
@@ -4071,14 +4100,14 @@
     </w:p>
     <w:p>
       <w:pPr>
-        <w:pStyle w:val="2"/>
+        <w:pStyle w:val="30"/>
         <w:bidi w:val="0"/>
         <w:rPr>
           <w:rFonts w:hint="eastAsia"/>
           <w:lang w:val="en-US" w:eastAsia="zh-CN"/>
         </w:rPr>
       </w:pPr>
-      <w:bookmarkStart w:id="11" w:name="_Toc6623"/>
+      <w:bookmarkStart w:id="11" w:name="_Toc24722"/>
       <w:r>
         <w:rPr>
           <w:rFonts w:hint="eastAsia"/>
@@ -4090,7 +4119,7 @@
     </w:p>
     <w:p>
       <w:pPr>
-        <w:pStyle w:val="a1"/>
+        <w:pStyle w:val="29"/>
         <w:rPr>
           <w:rFonts w:hint="eastAsia"/>
           <w:lang w:val="en-US" w:eastAsia="zh-CN"/>
@@ -4106,14 +4135,14 @@
     </w:p>
     <w:p>
       <w:pPr>
-        <w:pStyle w:val="2"/>
+        <w:pStyle w:val="30"/>
         <w:bidi w:val="0"/>
         <w:rPr>
           <w:rFonts w:hint="eastAsia"/>
           <w:lang w:val="en-US" w:eastAsia="zh-CN"/>
         </w:rPr>
       </w:pPr>
-      <w:bookmarkStart w:id="12" w:name="_Toc1446"/>
+      <w:bookmarkStart w:id="12" w:name="_Toc10248"/>
       <w:r>
         <w:rPr>
           <w:rFonts w:hint="eastAsia"/>
@@ -4125,7 +4154,7 @@
     </w:p>
     <w:p>
       <w:pPr>
-        <w:pStyle w:val="a1"/>
+        <w:pStyle w:val="29"/>
         <w:rPr>
           <w:rFonts w:hint="eastAsia"/>
           <w:lang w:val="en-US" w:eastAsia="zh-CN"/>
@@ -4141,14 +4170,14 @@
     </w:p>
     <w:p>
       <w:pPr>
-        <w:pStyle w:val="2"/>
+        <w:pStyle w:val="30"/>
         <w:bidi w:val="0"/>
         <w:rPr>
           <w:rFonts w:hint="eastAsia"/>
           <w:lang w:val="en-US" w:eastAsia="zh-CN"/>
         </w:rPr>
       </w:pPr>
-      <w:bookmarkStart w:id="13" w:name="_Toc3177"/>
+      <w:bookmarkStart w:id="13" w:name="_Toc4707"/>
       <w:r>
         <w:rPr>
           <w:rFonts w:hint="eastAsia"/>
@@ -4160,7 +4189,7 @@
     </w:p>
     <w:p>
       <w:pPr>
-        <w:pStyle w:val="a1"/>
+        <w:pStyle w:val="29"/>
         <w:rPr>
           <w:rFonts w:hint="eastAsia"/>
           <w:lang w:val="en-US" w:eastAsia="zh-CN"/>
@@ -4176,7 +4205,7 @@
     </w:p>
     <w:p>
       <w:pPr>
-        <w:pStyle w:val="a1"/>
+        <w:pStyle w:val="29"/>
         <w:rPr>
           <w:rFonts w:hint="eastAsia"/>
           <w:lang w:val="en-US" w:eastAsia="zh-CN"/>
@@ -4192,14 +4221,14 @@
     </w:p>
     <w:p>
       <w:pPr>
-        <w:pStyle w:val="1"/>
+        <w:pStyle w:val="28"/>
         <w:bidi w:val="0"/>
         <w:rPr>
           <w:rFonts w:hint="eastAsia"/>
           <w:lang w:val="en-US" w:eastAsia="zh-CN"/>
         </w:rPr>
       </w:pPr>
-      <w:bookmarkStart w:id="14" w:name="_Toc9099"/>
+      <w:bookmarkStart w:id="14" w:name="_Toc6288"/>
       <w:r>
         <w:rPr>
           <w:rFonts w:hint="eastAsia"/>
@@ -4211,14 +4240,14 @@
     </w:p>
     <w:p>
       <w:pPr>
-        <w:pStyle w:val="2"/>
+        <w:pStyle w:val="30"/>
         <w:bidi w:val="0"/>
         <w:rPr>
           <w:rFonts w:hint="eastAsia"/>
           <w:lang w:val="en-US" w:eastAsia="zh-CN"/>
         </w:rPr>
       </w:pPr>
-      <w:bookmarkStart w:id="15" w:name="_Toc32467"/>
+      <w:bookmarkStart w:id="15" w:name="_Toc24572"/>
       <w:r>
         <w:rPr>
           <w:rFonts w:hint="eastAsia"/>
@@ -4230,7 +4259,7 @@
     </w:p>
     <w:p>
       <w:pPr>
-        <w:pStyle w:val="a1"/>
+        <w:pStyle w:val="29"/>
         <w:rPr>
           <w:rFonts w:hint="eastAsia"/>
           <w:lang w:val="en-US" w:eastAsia="zh-CN"/>
@@ -4246,7 +4275,7 @@
     </w:p>
     <w:p>
       <w:pPr>
-        <w:pStyle w:val="a1"/>
+        <w:pStyle w:val="29"/>
         <w:rPr>
           <w:rFonts w:hint="eastAsia"/>
           <w:lang w:val="en-US" w:eastAsia="zh-CN"/>
@@ -4262,7 +4291,7 @@
     </w:p>
     <w:p>
       <w:pPr>
-        <w:pStyle w:val="a1"/>
+        <w:pStyle w:val="29"/>
         <w:rPr>
           <w:rFonts w:hint="eastAsia"/>
           <w:lang w:val="en-US" w:eastAsia="zh-CN"/>
@@ -4278,14 +4307,14 @@
     </w:p>
     <w:p>
       <w:pPr>
-        <w:pStyle w:val="2"/>
+        <w:pStyle w:val="30"/>
         <w:bidi w:val="0"/>
         <w:rPr>
           <w:rFonts w:hint="eastAsia"/>
           <w:lang w:val="en-US" w:eastAsia="zh-CN"/>
         </w:rPr>
       </w:pPr>
-      <w:bookmarkStart w:id="16" w:name="_Toc25126"/>
+      <w:bookmarkStart w:id="16" w:name="_Toc16078"/>
       <w:r>
         <w:rPr>
           <w:rFonts w:hint="eastAsia"/>
@@ -4297,7 +4326,7 @@
     </w:p>
     <w:p>
       <w:pPr>
-        <w:pStyle w:val="a1"/>
+        <w:pStyle w:val="29"/>
         <w:rPr>
           <w:rFonts w:hint="eastAsia"/>
           <w:lang w:val="en-US" w:eastAsia="zh-CN"/>
@@ -4313,7 +4342,7 @@
     </w:p>
     <w:p>
       <w:pPr>
-        <w:pStyle w:val="a1"/>
+        <w:pStyle w:val="29"/>
         <w:rPr>
           <w:rFonts w:hint="eastAsia"/>
           <w:lang w:val="en-US" w:eastAsia="zh-CN"/>
@@ -4329,7 +4358,7 @@
     </w:p>
     <w:p>
       <w:pPr>
-        <w:pStyle w:val="a1"/>
+        <w:pStyle w:val="29"/>
         <w:rPr>
           <w:rFonts w:hint="eastAsia"/>
           <w:lang w:val="en-US" w:eastAsia="zh-CN"/>
@@ -4345,14 +4374,14 @@
     </w:p>
     <w:p>
       <w:pPr>
-        <w:pStyle w:val="2"/>
+        <w:pStyle w:val="30"/>
         <w:bidi w:val="0"/>
         <w:rPr>
           <w:rFonts w:hint="eastAsia"/>
           <w:lang w:val="en-US" w:eastAsia="zh-CN"/>
         </w:rPr>
       </w:pPr>
-      <w:bookmarkStart w:id="17" w:name="_Toc4889"/>
+      <w:bookmarkStart w:id="17" w:name="_Toc31307"/>
       <w:r>
         <w:rPr>
           <w:rFonts w:hint="eastAsia"/>
@@ -4364,7 +4393,7 @@
     </w:p>
     <w:p>
       <w:pPr>
-        <w:pStyle w:val="a1"/>
+        <w:pStyle w:val="29"/>
         <w:rPr>
           <w:rFonts w:hint="eastAsia"/>
           <w:lang w:val="en-US" w:eastAsia="zh-CN"/>
@@ -4380,7 +4409,7 @@
     </w:p>
     <w:p>
       <w:pPr>
-        <w:pStyle w:val="a1"/>
+        <w:pStyle w:val="29"/>
         <w:rPr>
           <w:rFonts w:hint="eastAsia"/>
           <w:lang w:val="en-US" w:eastAsia="zh-CN"/>
@@ -4396,7 +4425,7 @@
     </w:p>
     <w:p>
       <w:pPr>
-        <w:pStyle w:val="a1"/>
+        <w:pStyle w:val="29"/>
         <w:rPr>
           <w:rFonts w:hint="eastAsia"/>
           <w:lang w:val="en-US" w:eastAsia="zh-CN"/>
@@ -4412,14 +4441,14 @@
     </w:p>
     <w:p>
       <w:pPr>
-        <w:pStyle w:val="2"/>
+        <w:pStyle w:val="30"/>
         <w:bidi w:val="0"/>
         <w:rPr>
           <w:rFonts w:hint="eastAsia"/>
           <w:lang w:val="en-US" w:eastAsia="zh-CN"/>
         </w:rPr>
       </w:pPr>
-      <w:bookmarkStart w:id="18" w:name="_Toc42"/>
+      <w:bookmarkStart w:id="18" w:name="_Toc6761"/>
       <w:r>
         <w:rPr>
           <w:rFonts w:hint="eastAsia"/>
@@ -4431,7 +4460,7 @@
     </w:p>
     <w:p>
       <w:pPr>
-        <w:pStyle w:val="a1"/>
+        <w:pStyle w:val="29"/>
         <w:rPr>
           <w:rFonts w:hint="eastAsia"/>
           <w:lang w:val="en-US" w:eastAsia="zh-CN"/>
@@ -4447,7 +4476,7 @@
     </w:p>
     <w:p>
       <w:pPr>
-        <w:pStyle w:val="a1"/>
+        <w:pStyle w:val="29"/>
         <w:rPr>
           <w:rFonts w:hint="default"/>
           <w:lang w:val="en-US" w:eastAsia="zh-CN"/>
@@ -4463,12 +4492,12 @@
     </w:p>
     <w:p>
       <w:pPr>
-        <w:pStyle w:val="a1"/>
+        <w:pStyle w:val="29"/>
         <w:numPr>
           <w:ilvl w:val="0"/>
           <w:numId w:val="2"/>
         </w:numPr>
-        <w:ind w:left="425" w:hanging="425" w:leftChars="0" w:firstLineChars="0"/>
+        <w:ind w:left="425" w:leftChars="0" w:hanging="425" w:firstLineChars="0"/>
         <w:rPr>
           <w:rFonts w:hint="eastAsia"/>
           <w:lang w:val="en-US" w:eastAsia="zh-CN"/>
@@ -4484,12 +4513,12 @@
     </w:p>
     <w:p>
       <w:pPr>
-        <w:pStyle w:val="a1"/>
+        <w:pStyle w:val="29"/>
         <w:numPr>
           <w:ilvl w:val="0"/>
           <w:numId w:val="2"/>
         </w:numPr>
-        <w:ind w:left="425" w:hanging="425" w:leftChars="0" w:firstLineChars="0"/>
+        <w:ind w:left="425" w:leftChars="0" w:hanging="425" w:firstLineChars="0"/>
         <w:rPr>
           <w:rFonts w:hint="eastAsia"/>
           <w:lang w:val="en-US" w:eastAsia="zh-CN"/>
@@ -4505,12 +4534,12 @@
     </w:p>
     <w:p>
       <w:pPr>
-        <w:pStyle w:val="a1"/>
+        <w:pStyle w:val="29"/>
         <w:numPr>
           <w:ilvl w:val="0"/>
           <w:numId w:val="2"/>
         </w:numPr>
-        <w:ind w:left="425" w:hanging="425" w:leftChars="0" w:firstLineChars="0"/>
+        <w:ind w:left="425" w:leftChars="0" w:hanging="425" w:firstLineChars="0"/>
         <w:rPr>
           <w:rFonts w:hint="eastAsia"/>
           <w:lang w:val="en-US" w:eastAsia="zh-CN"/>
@@ -4526,12 +4555,12 @@
     </w:p>
     <w:p>
       <w:pPr>
-        <w:pStyle w:val="a1"/>
+        <w:pStyle w:val="29"/>
         <w:numPr>
           <w:ilvl w:val="0"/>
           <w:numId w:val="2"/>
         </w:numPr>
-        <w:ind w:left="425" w:hanging="425" w:leftChars="0" w:firstLineChars="0"/>
+        <w:ind w:left="425" w:leftChars="0" w:hanging="425" w:firstLineChars="0"/>
         <w:rPr>
           <w:rFonts w:hint="eastAsia"/>
           <w:lang w:val="en-US" w:eastAsia="zh-CN"/>
@@ -4547,12 +4576,12 @@
     </w:p>
     <w:p>
       <w:pPr>
-        <w:pStyle w:val="a1"/>
+        <w:pStyle w:val="29"/>
         <w:numPr>
           <w:ilvl w:val="0"/>
           <w:numId w:val="2"/>
         </w:numPr>
-        <w:ind w:left="425" w:hanging="425" w:leftChars="0" w:firstLineChars="0"/>
+        <w:ind w:left="425" w:leftChars="0" w:hanging="425" w:firstLineChars="0"/>
         <w:rPr>
           <w:rFonts w:hint="eastAsia"/>
           <w:lang w:val="en-US" w:eastAsia="zh-CN"/>
@@ -4568,14 +4597,14 @@
     </w:p>
     <w:p>
       <w:pPr>
-        <w:pStyle w:val="2"/>
+        <w:pStyle w:val="30"/>
         <w:bidi w:val="0"/>
         <w:rPr>
           <w:rFonts w:hint="eastAsia"/>
           <w:lang w:val="en-US" w:eastAsia="zh-CN"/>
         </w:rPr>
       </w:pPr>
-      <w:bookmarkStart w:id="19" w:name="_Toc18214"/>
+      <w:bookmarkStart w:id="19" w:name="_Toc29442"/>
       <w:r>
         <w:rPr>
           <w:rFonts w:hint="eastAsia"/>
@@ -4587,7 +4616,7 @@
     </w:p>
     <w:p>
       <w:pPr>
-        <w:pStyle w:val="a1"/>
+        <w:pStyle w:val="29"/>
         <w:rPr>
           <w:rFonts w:hint="eastAsia"/>
           <w:lang w:val="en-US" w:eastAsia="zh-CN"/>
@@ -4603,199 +4632,190 @@
     </w:p>
     <w:p>
       <w:pPr>
-        <w:pStyle w:val="a1"/>
-        <w:rPr>
-          <w:rFonts w:hint="eastAsia"/>
-          <w:lang w:val="en-US" w:eastAsia="zh-CN"/>
-        </w:rPr>
-      </w:pPr>
-      <w:r>
-        <w:rPr>
-          <w:rFonts w:hint="eastAsia"/>
-          <w:lang w:val="en-US" w:eastAsia="zh-CN"/>
-        </w:rPr>
-        <w:t>服务交付团队必须依据</w:t>
-      </w:r>
-      <w:bookmarkStart w:id="20" w:name="_GoBack"/>
+        <w:pStyle w:val="29"/>
+        <w:rPr>
+          <w:rFonts w:hint="eastAsia"/>
+          <w:lang w:val="en-US" w:eastAsia="zh-CN"/>
+        </w:rPr>
+      </w:pPr>
+      <w:r>
+        <w:rPr>
+          <w:rFonts w:hint="eastAsia"/>
+          <w:lang w:val="en-US" w:eastAsia="zh-CN"/>
+        </w:rPr>
+        <w:t>服务交付团队必须依据服务目录中定义的内容和标准执行服务。</w:t>
+      </w:r>
+    </w:p>
+    <w:p>
+      <w:pPr>
+        <w:pStyle w:val="29"/>
+        <w:rPr>
+          <w:rFonts w:hint="eastAsia"/>
+          <w:lang w:val="en-US" w:eastAsia="zh-CN"/>
+        </w:rPr>
+      </w:pPr>
+      <w:r>
+        <w:rPr>
+          <w:rFonts w:hint="eastAsia"/>
+          <w:lang w:val="en-US" w:eastAsia="zh-CN"/>
+        </w:rPr>
+        <w:t>任何人员不得擅自曲解或更改已发布服务目录中的既定内容。对目录的疑问应由数智运营部统一解答。</w:t>
+      </w:r>
+    </w:p>
+    <w:p>
+      <w:pPr>
+        <w:pStyle w:val="28"/>
+        <w:bidi w:val="0"/>
+        <w:rPr>
+          <w:rFonts w:hint="eastAsia"/>
+          <w:lang w:val="en-US" w:eastAsia="zh-CN"/>
+        </w:rPr>
+      </w:pPr>
+      <w:bookmarkStart w:id="20" w:name="_Toc27726"/>
+      <w:r>
+        <w:rPr>
+          <w:rFonts w:hint="eastAsia"/>
+          <w:lang w:val="en-US" w:eastAsia="zh-CN"/>
+        </w:rPr>
+        <w:t>持续改进</w:t>
+      </w:r>
       <w:bookmarkEnd w:id="20"/>
-      <w:r>
-        <w:rPr>
-          <w:rFonts w:hint="eastAsia"/>
-          <w:lang w:val="en-US" w:eastAsia="zh-CN"/>
-        </w:rPr>
-        <w:t>服务目录中定义的内容和标准执行服务。</w:t>
-      </w:r>
-    </w:p>
-    <w:p>
-      <w:pPr>
-        <w:pStyle w:val="a1"/>
-        <w:rPr>
-          <w:rFonts w:hint="eastAsia"/>
-          <w:lang w:val="en-US" w:eastAsia="zh-CN"/>
-        </w:rPr>
-      </w:pPr>
-      <w:r>
-        <w:rPr>
-          <w:rFonts w:hint="eastAsia"/>
-          <w:lang w:val="en-US" w:eastAsia="zh-CN"/>
-        </w:rPr>
-        <w:t>任何人员不得擅自曲解或更改已发布服务目录中的既定内容。对目录的疑问应由数智运营部统一解答。</w:t>
-      </w:r>
-    </w:p>
-    <w:p>
-      <w:pPr>
-        <w:pStyle w:val="1"/>
+    </w:p>
+    <w:p>
+      <w:pPr>
+        <w:pStyle w:val="29"/>
+        <w:rPr>
+          <w:rFonts w:hint="eastAsia"/>
+          <w:lang w:val="en-US" w:eastAsia="zh-CN"/>
+        </w:rPr>
+      </w:pPr>
+      <w:r>
+        <w:rPr>
+          <w:rFonts w:hint="eastAsia"/>
+          <w:lang w:val="en-US" w:eastAsia="zh-CN"/>
+        </w:rPr>
+        <w:t>为确保服务目录始终符合业务发展与客户需求，建立以下持续改进机制：</w:t>
+      </w:r>
+    </w:p>
+    <w:p>
+      <w:pPr>
+        <w:pStyle w:val="29"/>
+        <w:rPr>
+          <w:rFonts w:hint="eastAsia"/>
+          <w:lang w:val="en-US" w:eastAsia="zh-CN"/>
+        </w:rPr>
+      </w:pPr>
+      <w:r>
+        <w:rPr>
+          <w:rFonts w:hint="eastAsia"/>
+          <w:lang w:val="en-US" w:eastAsia="zh-CN"/>
+        </w:rPr>
+        <w:t>监控与测量：质量管理部与数智运营部应监控基于服务目录交付服务的达成情况，收集客户满意度及一线交付团队的反馈。</w:t>
+      </w:r>
+    </w:p>
+    <w:p>
+      <w:pPr>
+        <w:pStyle w:val="29"/>
+        <w:rPr>
+          <w:rFonts w:hint="eastAsia"/>
+          <w:lang w:val="en-US" w:eastAsia="zh-CN"/>
+        </w:rPr>
+      </w:pPr>
+      <w:r>
+        <w:rPr>
+          <w:rFonts w:hint="eastAsia"/>
+          <w:lang w:val="en-US" w:eastAsia="zh-CN"/>
+        </w:rPr>
+        <w:t>定期评估：结合年度评审，系统分析服务目录各项内容的有效性、适用性和竞争力。</w:t>
+      </w:r>
+    </w:p>
+    <w:p>
+      <w:pPr>
+        <w:pStyle w:val="29"/>
+        <w:rPr>
+          <w:rFonts w:hint="eastAsia"/>
+          <w:lang w:val="en-US" w:eastAsia="zh-CN"/>
+        </w:rPr>
+      </w:pPr>
+      <w:r>
+        <w:rPr>
+          <w:rFonts w:hint="eastAsia"/>
+          <w:lang w:val="en-US" w:eastAsia="zh-CN"/>
+        </w:rPr>
+        <w:t>优化循环：依据评估结果，启动修订流程，形成“规划-发布-执行-检查-改进(PDCA)”的管理闭环。</w:t>
+      </w:r>
+    </w:p>
+    <w:p>
+      <w:pPr>
+        <w:pStyle w:val="29"/>
+        <w:rPr>
+          <w:rFonts w:hint="eastAsia"/>
+          <w:lang w:val="en-US" w:eastAsia="zh-CN"/>
+        </w:rPr>
+      </w:pPr>
+      <w:r>
+        <w:rPr>
+          <w:rFonts w:hint="eastAsia"/>
+          <w:lang w:val="en-US" w:eastAsia="zh-CN"/>
+        </w:rPr>
+        <w:t>知识固化：将服务目录的变更历史、评审记录、优化案例纳入公司知识库，为后续管理决策提供支持。</w:t>
+      </w:r>
+    </w:p>
+    <w:p>
+      <w:pPr>
+        <w:pStyle w:val="29"/>
+        <w:rPr>
+          <w:rFonts w:hint="eastAsia"/>
+          <w:lang w:val="en-US" w:eastAsia="zh-CN"/>
+        </w:rPr>
+      </w:pPr>
+    </w:p>
+    <w:p>
+      <w:pPr>
+        <w:pStyle w:val="28"/>
         <w:bidi w:val="0"/>
         <w:rPr>
           <w:rFonts w:hint="eastAsia"/>
           <w:lang w:val="en-US" w:eastAsia="zh-CN"/>
         </w:rPr>
       </w:pPr>
-      <w:bookmarkStart w:id="21" w:name="_Toc24019"/>
-      <w:r>
-        <w:rPr>
-          <w:rFonts w:hint="eastAsia"/>
-          <w:lang w:val="en-US" w:eastAsia="zh-CN"/>
-        </w:rPr>
-        <w:t>持续改进</w:t>
+      <w:bookmarkStart w:id="21" w:name="_Toc11604"/>
+      <w:r>
+        <w:rPr>
+          <w:rFonts w:hint="eastAsia"/>
+          <w:lang w:val="en-US" w:eastAsia="zh-CN"/>
+        </w:rPr>
+        <w:t>附则</w:t>
       </w:r>
       <w:bookmarkEnd w:id="21"/>
     </w:p>
     <w:p>
       <w:pPr>
-        <w:pStyle w:val="a1"/>
-        <w:rPr>
-          <w:rFonts w:hint="eastAsia"/>
-          <w:lang w:val="en-US" w:eastAsia="zh-CN"/>
-        </w:rPr>
-      </w:pPr>
-      <w:r>
-        <w:rPr>
-          <w:rFonts w:hint="eastAsia"/>
-          <w:lang w:val="en-US" w:eastAsia="zh-CN"/>
-        </w:rPr>
-        <w:t>为确保服务目录始终符合业务发展与客户需求，建立以下持续改进机制：</w:t>
-      </w:r>
-    </w:p>
-    <w:p>
-      <w:pPr>
-        <w:pStyle w:val="a1"/>
-        <w:rPr>
-          <w:rFonts w:hint="eastAsia"/>
-          <w:lang w:val="en-US" w:eastAsia="zh-CN"/>
-        </w:rPr>
-      </w:pPr>
-      <w:r>
-        <w:rPr>
-          <w:rFonts w:hint="eastAsia"/>
-          <w:lang w:val="en-US" w:eastAsia="zh-CN"/>
-        </w:rPr>
-        <w:t>监控与测量：质量管理部与数智运营部应监控基于服务目录交付服务的达成情况，收集客户满意度及一线交付团队的反馈。</w:t>
-      </w:r>
-    </w:p>
-    <w:p>
-      <w:pPr>
-        <w:pStyle w:val="a1"/>
-        <w:rPr>
-          <w:rFonts w:hint="eastAsia"/>
-          <w:lang w:val="en-US" w:eastAsia="zh-CN"/>
-        </w:rPr>
-      </w:pPr>
-      <w:r>
-        <w:rPr>
-          <w:rFonts w:hint="eastAsia"/>
-          <w:lang w:val="en-US" w:eastAsia="zh-CN"/>
-        </w:rPr>
-        <w:t>定期评估：结合年度评审，系统分析服务目录各项内容的有效性、适用性和竞争力。</w:t>
-      </w:r>
-    </w:p>
-    <w:p>
-      <w:pPr>
-        <w:pStyle w:val="a1"/>
-        <w:rPr>
-          <w:rFonts w:hint="eastAsia"/>
-          <w:lang w:val="en-US" w:eastAsia="zh-CN"/>
-        </w:rPr>
-      </w:pPr>
-      <w:r>
-        <w:rPr>
-          <w:rFonts w:hint="eastAsia"/>
-          <w:lang w:val="en-US" w:eastAsia="zh-CN"/>
-        </w:rPr>
-        <w:t>优化循环：依据评估结果，启动修订流程，形成“规划-发布-执行-检查-改进(PDCA)”的管理闭环。</w:t>
-      </w:r>
-    </w:p>
-    <w:p>
-      <w:pPr>
-        <w:pStyle w:val="a1"/>
-        <w:rPr>
-          <w:rFonts w:hint="eastAsia"/>
-          <w:lang w:val="en-US" w:eastAsia="zh-CN"/>
-        </w:rPr>
-      </w:pPr>
-      <w:r>
-        <w:rPr>
-          <w:rFonts w:hint="eastAsia"/>
-          <w:lang w:val="en-US" w:eastAsia="zh-CN"/>
-        </w:rPr>
-        <w:t>知识固化：将服务目录的变更历史、评审记录、优化案例纳入公司知识库，为后续管理决策提供支持。</w:t>
-      </w:r>
-    </w:p>
-    <w:p>
-      <w:pPr>
-        <w:pStyle w:val="a1"/>
-        <w:rPr>
-          <w:rFonts w:hint="eastAsia"/>
-          <w:lang w:val="en-US" w:eastAsia="zh-CN"/>
-        </w:rPr>
-      </w:pPr>
-    </w:p>
-    <w:p>
-      <w:pPr>
-        <w:pStyle w:val="1"/>
+        <w:pStyle w:val="30"/>
         <w:bidi w:val="0"/>
         <w:rPr>
           <w:rFonts w:hint="eastAsia"/>
           <w:lang w:val="en-US" w:eastAsia="zh-CN"/>
         </w:rPr>
       </w:pPr>
-      <w:bookmarkStart w:id="22" w:name="_Toc21594"/>
-      <w:r>
-        <w:rPr>
-          <w:rFonts w:hint="eastAsia"/>
-          <w:lang w:val="en-US" w:eastAsia="zh-CN"/>
-        </w:rPr>
-        <w:t>附则</w:t>
+      <w:bookmarkStart w:id="22" w:name="_Toc248"/>
+      <w:r>
+        <w:rPr>
+          <w:rFonts w:hint="eastAsia"/>
+          <w:lang w:val="en-US" w:eastAsia="zh-CN"/>
+        </w:rPr>
+        <w:t>输出文件与记录</w:t>
       </w:r>
       <w:bookmarkEnd w:id="22"/>
     </w:p>
     <w:p>
       <w:pPr>
-        <w:pStyle w:val="2"/>
-        <w:bidi w:val="0"/>
-        <w:rPr>
-          <w:rFonts w:hint="eastAsia"/>
-          <w:lang w:val="en-US" w:eastAsia="zh-CN"/>
-        </w:rPr>
-      </w:pPr>
-      <w:bookmarkStart w:id="23" w:name="_Toc2251"/>
-      <w:r>
-        <w:rPr>
-          <w:rFonts w:hint="eastAsia"/>
-          <w:lang w:val="en-US" w:eastAsia="zh-CN"/>
-        </w:rPr>
-        <w:t>输出文件与记录</w:t>
-      </w:r>
-      <w:bookmarkEnd w:id="23"/>
-    </w:p>
-    <w:p>
-      <w:pPr>
-        <w:pStyle w:val="a1"/>
+        <w:pStyle w:val="29"/>
         <w:numPr>
           <w:ilvl w:val="0"/>
           <w:numId w:val="3"/>
         </w:numPr>
-        <w:ind w:left="425" w:hanging="425" w:leftChars="0" w:firstLineChars="0"/>
+        <w:ind w:left="425" w:leftChars="0" w:hanging="425" w:firstLineChars="0"/>
         <w:rPr>
           <w:rFonts w:hint="eastAsia"/>
           <w:lang w:val="en-US" w:eastAsia="zh-CN"/>
@@ -4811,12 +4831,12 @@
     </w:p>
     <w:p>
       <w:pPr>
-        <w:pStyle w:val="a1"/>
+        <w:pStyle w:val="29"/>
         <w:numPr>
           <w:ilvl w:val="0"/>
           <w:numId w:val="3"/>
         </w:numPr>
-        <w:ind w:left="425" w:hanging="425" w:leftChars="0" w:firstLineChars="0"/>
+        <w:ind w:left="425" w:leftChars="0" w:hanging="425" w:firstLineChars="0"/>
         <w:rPr>
           <w:rFonts w:hint="eastAsia"/>
           <w:lang w:val="en-US" w:eastAsia="zh-CN"/>
@@ -4832,12 +4852,12 @@
     </w:p>
     <w:p>
       <w:pPr>
-        <w:pStyle w:val="a1"/>
+        <w:pStyle w:val="29"/>
         <w:numPr>
           <w:ilvl w:val="0"/>
           <w:numId w:val="3"/>
         </w:numPr>
-        <w:ind w:left="425" w:hanging="425" w:leftChars="0" w:firstLineChars="0"/>
+        <w:ind w:left="425" w:leftChars="0" w:hanging="425" w:firstLineChars="0"/>
         <w:rPr>
           <w:rFonts w:hint="eastAsia"/>
           <w:lang w:val="en-US" w:eastAsia="zh-CN"/>
@@ -4853,12 +4873,12 @@
     </w:p>
     <w:p>
       <w:pPr>
-        <w:pStyle w:val="a1"/>
+        <w:pStyle w:val="29"/>
         <w:numPr>
           <w:ilvl w:val="0"/>
           <w:numId w:val="3"/>
         </w:numPr>
-        <w:ind w:left="425" w:hanging="425" w:leftChars="0" w:firstLineChars="0"/>
+        <w:ind w:left="425" w:leftChars="0" w:hanging="425" w:firstLineChars="0"/>
         <w:rPr>
           <w:rFonts w:hint="eastAsia"/>
           <w:lang w:val="en-US" w:eastAsia="zh-CN"/>
@@ -4873,23 +4893,73 @@
       </w:r>
     </w:p>
     <w:sectPr>
-      <w:headerReference w:type="default" r:id="rId6"/>
+      <w:headerReference r:id="rId5" w:type="default"/>
       <w:pgSz w:w="11906" w:h="16838"/>
       <w:pgMar w:top="1417" w:right="1800" w:bottom="1440" w:left="1800" w:header="1140" w:footer="992" w:gutter="0"/>
-      <w:cols w:num="1" w:space="425"/>
+      <w:cols w:space="425" w:num="1"/>
       <w:docGrid w:type="lines" w:linePitch="312" w:charSpace="0"/>
     </w:sectPr>
   </w:body>
 </w:document>
 </file>
 
+<file path=word/endnotes.xml><?xml version="1.0" encoding="utf-8"?>
+<w:endnotes xmlns:wpc="http://schemas.microsoft.com/office/word/2010/wordprocessingCanvas" xmlns:mc="http://schemas.openxmlformats.org/markup-compatibility/2006" xmlns:o="urn:schemas-microsoft-com:office:office" xmlns:r="http://schemas.openxmlformats.org/officeDocument/2006/relationships" xmlns:m="http://schemas.openxmlformats.org/officeDocument/2006/math" xmlns:v="urn:schemas-microsoft-com:vml" xmlns:wp14="http://schemas.microsoft.com/office/word/2010/wordprocessingDrawing" xmlns:wp="http://schemas.openxmlformats.org/drawingml/2006/wordprocessingDrawing" xmlns:w="http://schemas.openxmlformats.org/wordprocessingml/2006/main" xmlns:w14="http://schemas.microsoft.com/office/word/2010/wordml" xmlns:w15="http://schemas.microsoft.com/office/word/2012/wordml" xmlns:w10="urn:schemas-microsoft-com:office:word" xmlns:wpg="http://schemas.microsoft.com/office/word/2010/wordprocessingGroup" xmlns:wpi="http://schemas.microsoft.com/office/word/2010/wordprocessingInk" xmlns:wne="http://schemas.microsoft.com/office/word/2006/wordml" xmlns:wps="http://schemas.microsoft.com/office/word/2010/wordprocessingShape" xmlns:wpsCustomData="http://www.wps.cn/officeDocument/2013/wpsCustomData" mc:Ignorable="w14 w15 wp14">
+  <w:endnote w:type="separator" w:id="0">
+    <w:p>
+      <w:pPr>
+        <w:spacing w:line="240" w:lineRule="auto"/>
+      </w:pPr>
+      <w:r>
+        <w:separator/>
+      </w:r>
+    </w:p>
+  </w:endnote>
+  <w:endnote w:type="continuationSeparator" w:id="1">
+    <w:p>
+      <w:pPr>
+        <w:spacing w:line="240" w:lineRule="auto"/>
+      </w:pPr>
+      <w:r>
+        <w:continuationSeparator/>
+      </w:r>
+    </w:p>
+  </w:endnote>
+</w:endnotes>
+</file>
+
+<file path=word/footnotes.xml><?xml version="1.0" encoding="utf-8"?>
+<w:footnotes xmlns:wpc="http://schemas.microsoft.com/office/word/2010/wordprocessingCanvas" xmlns:mc="http://schemas.openxmlformats.org/markup-compatibility/2006" xmlns:o="urn:schemas-microsoft-com:office:office" xmlns:r="http://schemas.openxmlformats.org/officeDocument/2006/relationships" xmlns:m="http://schemas.openxmlformats.org/officeDocument/2006/math" xmlns:v="urn:schemas-microsoft-com:vml" xmlns:wp14="http://schemas.microsoft.com/office/word/2010/wordprocessingDrawing" xmlns:wp="http://schemas.openxmlformats.org/drawingml/2006/wordprocessingDrawing" xmlns:w="http://schemas.openxmlformats.org/wordprocessingml/2006/main" xmlns:w14="http://schemas.microsoft.com/office/word/2010/wordml" xmlns:w15="http://schemas.microsoft.com/office/word/2012/wordml" xmlns:w10="urn:schemas-microsoft-com:office:word" xmlns:wpg="http://schemas.microsoft.com/office/word/2010/wordprocessingGroup" xmlns:wpi="http://schemas.microsoft.com/office/word/2010/wordprocessingInk" xmlns:wne="http://schemas.microsoft.com/office/word/2006/wordml" xmlns:wps="http://schemas.microsoft.com/office/word/2010/wordprocessingShape" xmlns:wpsCustomData="http://www.wps.cn/officeDocument/2013/wpsCustomData" mc:Ignorable="w14 w15 wp14">
+  <w:footnote w:type="separator" w:id="0">
+    <w:p>
+      <w:pPr>
+        <w:spacing w:line="360" w:lineRule="auto"/>
+      </w:pPr>
+      <w:r>
+        <w:separator/>
+      </w:r>
+    </w:p>
+  </w:footnote>
+  <w:footnote w:type="continuationSeparator" w:id="1">
+    <w:p>
+      <w:pPr>
+        <w:spacing w:line="360" w:lineRule="auto"/>
+      </w:pPr>
+      <w:r>
+        <w:continuationSeparator/>
+      </w:r>
+    </w:p>
+  </w:footnote>
+</w:footnotes>
+</file>
+
 <file path=word/header1.xml><?xml version="1.0" encoding="utf-8"?>
-<w:hdr xmlns:wpc="http://schemas.microsoft.com/office/word/2010/wordprocessingCanvas" xmlns:mc="http://schemas.openxmlformats.org/markup-compatibility/2006" xmlns:o="urn:schemas-microsoft-com:office:office" xmlns:r="http://schemas.openxmlformats.org/officeDocument/2006/relationships" xmlns:m="http://schemas.openxmlformats.org/officeDocument/2006/math" xmlns:v="urn:schemas-microsoft-com:vml" xmlns:wp14="http://schemas.microsoft.com/office/word/2010/wordprocessingDrawing" xmlns:wp="http://schemas.openxmlformats.org/drawingml/2006/wordprocessingDrawing" xmlns:w10="urn:schemas-microsoft-com:office:word" xmlns:w="http://schemas.openxmlformats.org/wordprocessingml/2006/main" xmlns:w14="http://schemas.microsoft.com/office/word/2010/wordml" xmlns:w15="http://schemas.microsoft.com/office/word/2012/wordml" xmlns:wne="http://schemas.microsoft.com/office/word/2006/wordml" xmlns:wpg="http://schemas.microsoft.com/office/word/2010/wordprocessingGroup" xmlns:wpi="http://schemas.microsoft.com/office/word/2010/wordprocessingInk" xmlns:wps="http://schemas.microsoft.com/office/word/2010/wordprocessingShape" mc:Ignorable="w14 w15 wp14">
+<w:hdr xmlns:wpc="http://schemas.microsoft.com/office/word/2010/wordprocessingCanvas" xmlns:mc="http://schemas.openxmlformats.org/markup-compatibility/2006" xmlns:o="urn:schemas-microsoft-com:office:office" xmlns:r="http://schemas.openxmlformats.org/officeDocument/2006/relationships" xmlns:m="http://schemas.openxmlformats.org/officeDocument/2006/math" xmlns:v="urn:schemas-microsoft-com:vml" xmlns:wp14="http://schemas.microsoft.com/office/word/2010/wordprocessingDrawing" xmlns:wp="http://schemas.openxmlformats.org/drawingml/2006/wordprocessingDrawing" xmlns:w10="urn:schemas-microsoft-com:office:word" xmlns:w="http://schemas.openxmlformats.org/wordprocessingml/2006/main" xmlns:w14="http://schemas.microsoft.com/office/word/2010/wordml" xmlns:w15="http://schemas.microsoft.com/office/word/2012/wordml" xmlns:wpg="http://schemas.microsoft.com/office/word/2010/wordprocessingGroup" xmlns:wpi="http://schemas.microsoft.com/office/word/2010/wordprocessingInk" xmlns:wne="http://schemas.microsoft.com/office/word/2006/wordml" xmlns:wps="http://schemas.microsoft.com/office/word/2010/wordprocessingShape" xmlns:wpsCustomData="http://www.wps.cn/officeDocument/2013/wpsCustomData" mc:Ignorable="w14 w15 wp14">
   <w:p>
     <w:pPr>
-      <w:pStyle w:val="Header"/>
+      <w:pStyle w:val="15"/>
       <w:pBdr>
-        <w:bottom w:val="single" w:sz="4" w:space="1" w:color="auto"/>
+        <w:bottom w:val="single" w:color="auto" w:sz="4" w:space="1"/>
       </w:pBdr>
       <w:tabs>
         <w:tab w:val="left" w:pos="335"/>
@@ -4897,27 +4967,27 @@
       </w:tabs>
       <w:jc w:val="right"/>
       <w:rPr>
-        <w:rFonts w:eastAsiaTheme="minorEastAsia" w:hint="eastAsia"/>
+        <w:rFonts w:hint="eastAsia" w:eastAsiaTheme="minorEastAsia"/>
         <w:lang w:eastAsia="zh-CN"/>
       </w:rPr>
     </w:pPr>
     <w:r>
       <w:rPr>
-        <w:rFonts w:eastAsiaTheme="minorEastAsia" w:hint="eastAsia"/>
+        <w:rFonts w:hint="eastAsia" w:eastAsiaTheme="minorEastAsia"/>
         <w:lang w:val="en-US" w:eastAsia="zh-CN"/>
       </w:rPr>
       <w:tab/>
     </w:r>
     <w:r>
       <w:rPr>
-        <w:rFonts w:eastAsiaTheme="minorEastAsia" w:hint="eastAsia"/>
+        <w:rFonts w:hint="eastAsia" w:eastAsiaTheme="minorEastAsia"/>
         <w:lang w:val="en-US" w:eastAsia="zh-CN"/>
       </w:rPr>
       <w:tab/>
     </w:r>
     <w:r>
       <w:rPr>
-        <w:rFonts w:eastAsiaTheme="minorEastAsia" w:hint="eastAsia"/>
+        <w:rFonts w:hint="eastAsia" w:eastAsiaTheme="minorEastAsia"/>
         <w:lang w:val="en-US" w:eastAsia="zh-CN"/>
       </w:rPr>
       <w:t>江西通信产业服务有限公司</w:t>
@@ -4927,15 +4997,15 @@
 </file>
 
 <file path=word/numbering.xml><?xml version="1.0" encoding="utf-8"?>
-<w:numbering xmlns:wpc="http://schemas.microsoft.com/office/word/2010/wordprocessingCanvas" xmlns:mc="http://schemas.openxmlformats.org/markup-compatibility/2006" xmlns:o="urn:schemas-microsoft-com:office:office" xmlns:r="http://schemas.openxmlformats.org/officeDocument/2006/relationships" xmlns:m="http://schemas.openxmlformats.org/officeDocument/2006/math" xmlns:v="urn:schemas-microsoft-com:vml" xmlns:wp14="http://schemas.microsoft.com/office/word/2010/wordprocessingDrawing" xmlns:wp="http://schemas.openxmlformats.org/drawingml/2006/wordprocessingDrawing" xmlns:w10="urn:schemas-microsoft-com:office:word" xmlns:w="http://schemas.openxmlformats.org/wordprocessingml/2006/main" xmlns:w14="http://schemas.microsoft.com/office/word/2010/wordml" xmlns:w15="http://schemas.microsoft.com/office/word/2012/wordml" xmlns:wne="http://schemas.microsoft.com/office/word/2006/wordml" xmlns:wpg="http://schemas.microsoft.com/office/word/2010/wordprocessingGroup" xmlns:wpi="http://schemas.microsoft.com/office/word/2010/wordprocessingInk" xmlns:wps="http://schemas.microsoft.com/office/word/2010/wordprocessingShape" mc:Ignorable="w14 w15 wp14">
+<w:numbering xmlns:wpc="http://schemas.microsoft.com/office/word/2010/wordprocessingCanvas" xmlns:mc="http://schemas.openxmlformats.org/markup-compatibility/2006" xmlns:o="urn:schemas-microsoft-com:office:office" xmlns:r="http://schemas.openxmlformats.org/officeDocument/2006/relationships" xmlns:m="http://schemas.openxmlformats.org/officeDocument/2006/math" xmlns:v="urn:schemas-microsoft-com:vml" xmlns:wp14="http://schemas.microsoft.com/office/word/2010/wordprocessingDrawing" xmlns:wp="http://schemas.openxmlformats.org/drawingml/2006/wordprocessingDrawing" xmlns:w10="urn:schemas-microsoft-com:office:word" xmlns:w="http://schemas.openxmlformats.org/wordprocessingml/2006/main" xmlns:w14="http://schemas.microsoft.com/office/word/2010/wordml" xmlns:wpg="http://schemas.microsoft.com/office/word/2010/wordprocessingGroup" xmlns:wpi="http://schemas.microsoft.com/office/word/2010/wordprocessingInk" xmlns:wne="http://schemas.microsoft.com/office/word/2006/wordml" xmlns:wps="http://schemas.microsoft.com/office/word/2010/wordprocessingShape" xmlns:wpsCustomData="http://www.wps.cn/officeDocument/2013/wpsCustomData" mc:Ignorable="w14 wp14">
   <w:abstractNum w:abstractNumId="0">
     <w:nsid w:val="8E964DCE"/>
     <w:multiLevelType w:val="multilevel"/>
     <w:tmpl w:val="8E964DCE"/>
-    <w:lvl w:ilvl="0">
+    <w:lvl w:ilvl="0" w:tentative="0">
       <w:start w:val="1"/>
       <w:numFmt w:val="decimal"/>
-      <w:pStyle w:val="Heading1"/>
+      <w:pStyle w:val="2"/>
       <w:lvlText w:val="%1."/>
       <w:lvlJc w:val="left"/>
       <w:pPr>
@@ -4945,10 +5015,10 @@
         <w:rFonts w:hint="default"/>
       </w:rPr>
     </w:lvl>
-    <w:lvl w:ilvl="1">
+    <w:lvl w:ilvl="1" w:tentative="0">
       <w:start w:val="1"/>
       <w:numFmt w:val="decimal"/>
-      <w:pStyle w:val="Heading2"/>
+      <w:pStyle w:val="3"/>
       <w:lvlText w:val="%1.%2."/>
       <w:lvlJc w:val="left"/>
       <w:pPr>
@@ -4958,10 +5028,10 @@
         <w:rFonts w:hint="default"/>
       </w:rPr>
     </w:lvl>
-    <w:lvl w:ilvl="2">
+    <w:lvl w:ilvl="2" w:tentative="0">
       <w:start w:val="1"/>
       <w:numFmt w:val="decimal"/>
-      <w:pStyle w:val="Heading3"/>
+      <w:pStyle w:val="4"/>
       <w:lvlText w:val="%1.%2.%3."/>
       <w:lvlJc w:val="left"/>
       <w:pPr>
@@ -4971,10 +5041,10 @@
         <w:rFonts w:hint="default"/>
       </w:rPr>
     </w:lvl>
-    <w:lvl w:ilvl="3">
+    <w:lvl w:ilvl="3" w:tentative="0">
       <w:start w:val="1"/>
       <w:numFmt w:val="decimal"/>
-      <w:pStyle w:val="Heading4"/>
+      <w:pStyle w:val="5"/>
       <w:lvlText w:val="%1.%2.%3.%4."/>
       <w:lvlJc w:val="left"/>
       <w:pPr>
@@ -4984,10 +5054,10 @@
         <w:rFonts w:hint="default"/>
       </w:rPr>
     </w:lvl>
-    <w:lvl w:ilvl="4">
+    <w:lvl w:ilvl="4" w:tentative="0">
       <w:start w:val="1"/>
       <w:numFmt w:val="decimal"/>
-      <w:pStyle w:val="Heading5"/>
+      <w:pStyle w:val="6"/>
       <w:lvlText w:val="%1.%2.%3.%4.%5."/>
       <w:lvlJc w:val="left"/>
       <w:pPr>
@@ -4997,10 +5067,10 @@
         <w:rFonts w:hint="default"/>
       </w:rPr>
     </w:lvl>
-    <w:lvl w:ilvl="5">
+    <w:lvl w:ilvl="5" w:tentative="0">
       <w:start w:val="1"/>
       <w:numFmt w:val="decimal"/>
-      <w:pStyle w:val="Heading6"/>
+      <w:pStyle w:val="7"/>
       <w:lvlText w:val="%1.%2.%3.%4.%5.%6."/>
       <w:lvlJc w:val="left"/>
       <w:pPr>
@@ -5010,10 +5080,10 @@
         <w:rFonts w:hint="default"/>
       </w:rPr>
     </w:lvl>
-    <w:lvl w:ilvl="6">
+    <w:lvl w:ilvl="6" w:tentative="0">
       <w:start w:val="1"/>
       <w:numFmt w:val="decimal"/>
-      <w:pStyle w:val="Heading7"/>
+      <w:pStyle w:val="8"/>
       <w:lvlText w:val="%1.%2.%3.%4.%5.%6.%7."/>
       <w:lvlJc w:val="left"/>
       <w:pPr>
@@ -5023,10 +5093,10 @@
         <w:rFonts w:hint="default"/>
       </w:rPr>
     </w:lvl>
-    <w:lvl w:ilvl="7">
+    <w:lvl w:ilvl="7" w:tentative="0">
       <w:start w:val="1"/>
       <w:numFmt w:val="decimal"/>
-      <w:pStyle w:val="Heading8"/>
+      <w:pStyle w:val="9"/>
       <w:lvlText w:val="%1.%2.%3.%4.%5.%6.%7.%8."/>
       <w:lvlJc w:val="left"/>
       <w:pPr>
@@ -5036,10 +5106,10 @@
         <w:rFonts w:hint="default"/>
       </w:rPr>
     </w:lvl>
-    <w:lvl w:ilvl="8">
+    <w:lvl w:ilvl="8" w:tentative="0">
       <w:start w:val="1"/>
       <w:numFmt w:val="decimal"/>
-      <w:pStyle w:val="Heading9"/>
+      <w:pStyle w:val="10"/>
       <w:lvlText w:val="%1.%2.%3.%4.%5.%6.%7.%8.%9."/>
       <w:lvlJc w:val="left"/>
       <w:pPr>
@@ -5054,7 +5124,7 @@
     <w:nsid w:val="5C991BA1"/>
     <w:multiLevelType w:val="singleLevel"/>
     <w:tmpl w:val="5C991BA1"/>
-    <w:lvl w:ilvl="0">
+    <w:lvl w:ilvl="0" w:tentative="0">
       <w:start w:val="1"/>
       <w:numFmt w:val="decimal"/>
       <w:lvlText w:val="%1."/>
@@ -5071,7 +5141,7 @@
     <w:nsid w:val="616B0920"/>
     <w:multiLevelType w:val="singleLevel"/>
     <w:tmpl w:val="616B0920"/>
-    <w:lvl w:ilvl="0">
+    <w:lvl w:ilvl="0" w:tentative="0">
       <w:start w:val="1"/>
       <w:numFmt w:val="decimal"/>
       <w:lvlText w:val="%1."/>
@@ -5097,267 +5167,269 @@
 </file>
 
 <file path=word/styles.xml><?xml version="1.0" encoding="utf-8"?>
-<w:styles xmlns:mc="http://schemas.openxmlformats.org/markup-compatibility/2006" xmlns:r="http://schemas.openxmlformats.org/officeDocument/2006/relationships" xmlns:w="http://schemas.openxmlformats.org/wordprocessingml/2006/main" xmlns:w14="http://schemas.microsoft.com/office/word/2010/wordml" xmlns:w15="http://schemas.microsoft.com/office/word/2012/wordml" mc:Ignorable="w14 w15">
+<w:styles xmlns:mc="http://schemas.openxmlformats.org/markup-compatibility/2006" xmlns:o="urn:schemas-microsoft-com:office:office" xmlns:r="http://schemas.openxmlformats.org/officeDocument/2006/relationships" xmlns:m="http://schemas.openxmlformats.org/officeDocument/2006/math" xmlns:v="urn:schemas-microsoft-com:vml" xmlns:w="http://schemas.openxmlformats.org/wordprocessingml/2006/main" xmlns:w14="http://schemas.microsoft.com/office/word/2010/wordml" xmlns:w10="urn:schemas-microsoft-com:office:word" xmlns:sl="http://schemas.openxmlformats.org/schemaLibrary/2006/main" xmlns:wpsCustomData="http://www.wps.cn/officeDocument/2013/wpsCustomData" mc:Ignorable="w14">
   <w:docDefaults>
     <w:rPrDefault>
       <w:rPr>
-        <w:rFonts w:ascii="Times New Roman" w:eastAsia="宋体" w:hAnsi="Times New Roman" w:cs="Times New Roman"/>
+        <w:rFonts w:ascii="Times New Roman" w:hAnsi="Times New Roman" w:eastAsia="宋体" w:cs="Times New Roman"/>
       </w:rPr>
     </w:rPrDefault>
     <w:pPrDefault/>
   </w:docDefaults>
-  <w:latentStyles w:defLockedState="0" w:defUIPriority="99" w:defSemiHidden="1" w:defUnhideWhenUsed="1" w:defQFormat="0" w:count="260">
-    <w:lsdException w:name="Normal" w:semiHidden="0" w:uiPriority="0" w:unhideWhenUsed="0" w:qFormat="1"/>
-    <w:lsdException w:name="heading 1" w:semiHidden="0" w:uiPriority="0" w:unhideWhenUsed="0" w:qFormat="1"/>
-    <w:lsdException w:name="heading 2" w:semiHidden="0" w:uiPriority="0" w:qFormat="1"/>
-    <w:lsdException w:name="heading 3" w:uiPriority="0" w:qFormat="1"/>
-    <w:lsdException w:name="heading 4" w:semiHidden="0" w:uiPriority="0" w:qFormat="1"/>
-    <w:lsdException w:name="heading 5" w:uiPriority="0" w:qFormat="1"/>
-    <w:lsdException w:name="heading 6" w:uiPriority="0" w:qFormat="1"/>
-    <w:lsdException w:name="heading 7" w:uiPriority="0" w:qFormat="1"/>
-    <w:lsdException w:name="heading 8" w:uiPriority="0" w:qFormat="1"/>
-    <w:lsdException w:name="heading 9" w:uiPriority="0" w:qFormat="1"/>
-    <w:lsdException w:name="index 1" w:semiHidden="0" w:uiPriority="0" w:unhideWhenUsed="0"/>
-    <w:lsdException w:name="index 2" w:semiHidden="0" w:uiPriority="0" w:unhideWhenUsed="0"/>
-    <w:lsdException w:name="index 3" w:semiHidden="0" w:uiPriority="0" w:unhideWhenUsed="0"/>
-    <w:lsdException w:name="index 4" w:semiHidden="0" w:uiPriority="0" w:unhideWhenUsed="0"/>
-    <w:lsdException w:name="index 5" w:semiHidden="0" w:uiPriority="0" w:unhideWhenUsed="0"/>
-    <w:lsdException w:name="index 6" w:semiHidden="0" w:uiPriority="0" w:unhideWhenUsed="0"/>
-    <w:lsdException w:name="index 7" w:semiHidden="0" w:uiPriority="0" w:unhideWhenUsed="0"/>
-    <w:lsdException w:name="index 8" w:semiHidden="0" w:uiPriority="0" w:unhideWhenUsed="0"/>
-    <w:lsdException w:name="index 9" w:semiHidden="0" w:uiPriority="0" w:unhideWhenUsed="0"/>
-    <w:lsdException w:name="toc 1" w:semiHidden="0" w:uiPriority="0" w:unhideWhenUsed="0" w:qFormat="1"/>
-    <w:lsdException w:name="toc 2" w:semiHidden="0" w:uiPriority="0" w:unhideWhenUsed="0" w:qFormat="1"/>
-    <w:lsdException w:name="toc 3" w:semiHidden="0" w:uiPriority="0" w:unhideWhenUsed="0" w:qFormat="1"/>
-    <w:lsdException w:name="toc 4" w:semiHidden="0" w:uiPriority="0" w:unhideWhenUsed="0"/>
-    <w:lsdException w:name="toc 5" w:semiHidden="0" w:uiPriority="0" w:unhideWhenUsed="0"/>
-    <w:lsdException w:name="toc 6" w:semiHidden="0" w:uiPriority="0" w:unhideWhenUsed="0"/>
-    <w:lsdException w:name="toc 7" w:semiHidden="0" w:uiPriority="0" w:unhideWhenUsed="0"/>
-    <w:lsdException w:name="toc 8" w:semiHidden="0" w:uiPriority="0" w:unhideWhenUsed="0"/>
-    <w:lsdException w:name="toc 9" w:semiHidden="0" w:uiPriority="0" w:unhideWhenUsed="0"/>
-    <w:lsdException w:name="Normal Indent" w:semiHidden="0" w:uiPriority="0" w:unhideWhenUsed="0"/>
-    <w:lsdException w:name="footnote text" w:semiHidden="0" w:uiPriority="0" w:unhideWhenUsed="0"/>
-    <w:lsdException w:name="annotation text" w:semiHidden="0" w:uiPriority="0" w:unhideWhenUsed="0" w:qFormat="1"/>
-    <w:lsdException w:name="header" w:semiHidden="0" w:uiPriority="0" w:unhideWhenUsed="0" w:qFormat="1"/>
-    <w:lsdException w:name="footer" w:semiHidden="0" w:uiPriority="0" w:unhideWhenUsed="0" w:qFormat="1"/>
-    <w:lsdException w:name="index heading" w:semiHidden="0" w:uiPriority="0" w:unhideWhenUsed="0"/>
-    <w:lsdException w:name="caption" w:uiPriority="0" w:qFormat="1"/>
-    <w:lsdException w:name="table of figures" w:semiHidden="0" w:uiPriority="0" w:unhideWhenUsed="0"/>
-    <w:lsdException w:name="envelope address" w:semiHidden="0" w:uiPriority="0" w:unhideWhenUsed="0"/>
-    <w:lsdException w:name="envelope return" w:semiHidden="0" w:uiPriority="0" w:unhideWhenUsed="0"/>
-    <w:lsdException w:name="footnote reference" w:semiHidden="0" w:uiPriority="0" w:unhideWhenUsed="0"/>
-    <w:lsdException w:name="annotation reference" w:semiHidden="0" w:uiPriority="0" w:unhideWhenUsed="0"/>
-    <w:lsdException w:name="line number" w:semiHidden="0" w:uiPriority="0" w:unhideWhenUsed="0"/>
-    <w:lsdException w:name="page number" w:semiHidden="0" w:uiPriority="0" w:unhideWhenUsed="0"/>
-    <w:lsdException w:name="endnote reference" w:semiHidden="0" w:uiPriority="0" w:unhideWhenUsed="0"/>
-    <w:lsdException w:name="endnote text" w:semiHidden="0" w:uiPriority="0" w:unhideWhenUsed="0"/>
-    <w:lsdException w:name="table of authorities" w:semiHidden="0" w:uiPriority="0" w:unhideWhenUsed="0"/>
-    <w:lsdException w:name="macro" w:semiHidden="0" w:uiPriority="0" w:unhideWhenUsed="0"/>
-    <w:lsdException w:name="toa heading" w:semiHidden="0" w:uiPriority="0" w:unhideWhenUsed="0"/>
-    <w:lsdException w:name="List" w:semiHidden="0" w:uiPriority="0" w:unhideWhenUsed="0"/>
-    <w:lsdException w:name="List Bullet" w:semiHidden="0" w:uiPriority="0" w:unhideWhenUsed="0"/>
-    <w:lsdException w:name="List Number" w:semiHidden="0" w:uiPriority="0" w:unhideWhenUsed="0"/>
-    <w:lsdException w:name="List 2" w:semiHidden="0" w:uiPriority="0" w:unhideWhenUsed="0"/>
-    <w:lsdException w:name="List 3" w:semiHidden="0" w:uiPriority="0" w:unhideWhenUsed="0"/>
-    <w:lsdException w:name="List 4" w:semiHidden="0" w:uiPriority="0" w:unhideWhenUsed="0"/>
-    <w:lsdException w:name="List 5" w:semiHidden="0" w:uiPriority="0" w:unhideWhenUsed="0"/>
-    <w:lsdException w:name="List Bullet 2" w:semiHidden="0" w:uiPriority="0" w:unhideWhenUsed="0"/>
-    <w:lsdException w:name="List Bullet 3" w:semiHidden="0" w:uiPriority="0" w:unhideWhenUsed="0"/>
-    <w:lsdException w:name="List Bullet 4" w:semiHidden="0" w:uiPriority="0" w:unhideWhenUsed="0"/>
-    <w:lsdException w:name="List Bullet 5" w:semiHidden="0" w:uiPriority="0" w:unhideWhenUsed="0"/>
-    <w:lsdException w:name="List Number 2" w:semiHidden="0" w:uiPriority="0" w:unhideWhenUsed="0"/>
-    <w:lsdException w:name="List Number 3" w:semiHidden="0" w:uiPriority="0" w:unhideWhenUsed="0"/>
-    <w:lsdException w:name="List Number 4" w:semiHidden="0" w:uiPriority="0" w:unhideWhenUsed="0"/>
-    <w:lsdException w:name="List Number 5" w:semiHidden="0" w:uiPriority="0" w:unhideWhenUsed="0"/>
-    <w:lsdException w:name="Title" w:semiHidden="0" w:uiPriority="0" w:unhideWhenUsed="0" w:qFormat="1"/>
-    <w:lsdException w:name="Closing" w:semiHidden="0" w:uiPriority="0" w:unhideWhenUsed="0"/>
-    <w:lsdException w:name="Signature" w:semiHidden="0" w:uiPriority="0" w:unhideWhenUsed="0"/>
-    <w:lsdException w:name="Default Paragraph Font" w:uiPriority="0" w:unhideWhenUsed="0" w:qFormat="1"/>
-    <w:lsdException w:name="Body Text" w:uiPriority="0" w:unhideWhenUsed="0" w:qFormat="1"/>
-    <w:lsdException w:name="Body Text Indent" w:semiHidden="0" w:uiPriority="0" w:unhideWhenUsed="0"/>
-    <w:lsdException w:name="List Continue" w:semiHidden="0" w:uiPriority="0" w:unhideWhenUsed="0"/>
-    <w:lsdException w:name="List Continue 2" w:semiHidden="0" w:uiPriority="0" w:unhideWhenUsed="0"/>
-    <w:lsdException w:name="List Continue 3" w:semiHidden="0" w:uiPriority="0" w:unhideWhenUsed="0"/>
-    <w:lsdException w:name="List Continue 4" w:semiHidden="0" w:uiPriority="0" w:unhideWhenUsed="0"/>
-    <w:lsdException w:name="List Continue 5" w:semiHidden="0" w:uiPriority="0" w:unhideWhenUsed="0"/>
-    <w:lsdException w:name="Message Header" w:semiHidden="0" w:uiPriority="0" w:unhideWhenUsed="0"/>
-    <w:lsdException w:name="Subtitle" w:semiHidden="0" w:uiPriority="0" w:unhideWhenUsed="0" w:qFormat="1"/>
-    <w:lsdException w:name="Salutation" w:semiHidden="0" w:uiPriority="0" w:unhideWhenUsed="0"/>
-    <w:lsdException w:name="Date" w:semiHidden="0" w:uiPriority="0" w:unhideWhenUsed="0"/>
-    <w:lsdException w:name="Body Text First Indent" w:semiHidden="0" w:uiPriority="0" w:unhideWhenUsed="0"/>
-    <w:lsdException w:name="Body Text First Indent 2" w:semiHidden="0" w:uiPriority="0" w:unhideWhenUsed="0"/>
-    <w:lsdException w:name="Body Text 2" w:semiHidden="0" w:uiPriority="0" w:unhideWhenUsed="0"/>
-    <w:lsdException w:name="Body Text 3" w:semiHidden="0" w:uiPriority="0" w:unhideWhenUsed="0"/>
-    <w:lsdException w:name="Body Text Indent 2" w:semiHidden="0" w:uiPriority="0" w:unhideWhenUsed="0"/>
-    <w:lsdException w:name="Body Text Indent 3" w:semiHidden="0" w:uiPriority="0" w:unhideWhenUsed="0"/>
-    <w:lsdException w:name="Block Text" w:semiHidden="0" w:uiPriority="0" w:unhideWhenUsed="0"/>
-    <w:lsdException w:name="Hyperlink" w:semiHidden="0" w:uiPriority="0" w:unhideWhenUsed="0"/>
-    <w:lsdException w:name="FollowedHyperlink" w:semiHidden="0" w:uiPriority="0" w:unhideWhenUsed="0"/>
-    <w:lsdException w:name="Strong" w:semiHidden="0" w:uiPriority="0" w:unhideWhenUsed="0" w:qFormat="1"/>
-    <w:lsdException w:name="Emphasis" w:semiHidden="0" w:uiPriority="0" w:unhideWhenUsed="0" w:qFormat="1"/>
-    <w:lsdException w:name="Document Map" w:semiHidden="0" w:uiPriority="0" w:unhideWhenUsed="0"/>
-    <w:lsdException w:name="Plain Text" w:semiHidden="0" w:uiPriority="0" w:unhideWhenUsed="0"/>
-    <w:lsdException w:name="E-mail Signature" w:semiHidden="0" w:uiPriority="0" w:unhideWhenUsed="0"/>
-    <w:lsdException w:name="Normal (Web)" w:semiHidden="0" w:uiPriority="0" w:unhideWhenUsed="0" w:qFormat="1"/>
-    <w:lsdException w:name="HTML Acronym" w:semiHidden="0" w:uiPriority="0" w:unhideWhenUsed="0"/>
-    <w:lsdException w:name="HTML Address" w:semiHidden="0" w:uiPriority="0" w:unhideWhenUsed="0"/>
-    <w:lsdException w:name="HTML Cite" w:semiHidden="0" w:uiPriority="0" w:unhideWhenUsed="0"/>
-    <w:lsdException w:name="HTML Code" w:semiHidden="0" w:uiPriority="0" w:unhideWhenUsed="0"/>
-    <w:lsdException w:name="HTML Definition" w:semiHidden="0" w:uiPriority="0" w:unhideWhenUsed="0"/>
-    <w:lsdException w:name="HTML Keyboard" w:semiHidden="0" w:uiPriority="0" w:unhideWhenUsed="0"/>
-    <w:lsdException w:name="HTML Preformatted" w:semiHidden="0" w:uiPriority="0" w:unhideWhenUsed="0"/>
-    <w:lsdException w:name="HTML Sample" w:semiHidden="0" w:uiPriority="0" w:unhideWhenUsed="0"/>
-    <w:lsdException w:name="HTML Typewriter" w:semiHidden="0" w:uiPriority="0" w:unhideWhenUsed="0"/>
-    <w:lsdException w:name="HTML Variable" w:semiHidden="0" w:uiPriority="0" w:unhideWhenUsed="0"/>
-    <w:lsdException w:name="Normal Table" w:uiPriority="0" w:unhideWhenUsed="0" w:qFormat="1"/>
-    <w:lsdException w:name="annotation subject" w:semiHidden="0" w:uiPriority="0" w:unhideWhenUsed="0"/>
-    <w:lsdException w:name="Table Simple 1" w:semiHidden="0" w:uiPriority="0" w:unhideWhenUsed="0"/>
-    <w:lsdException w:name="Table Simple 2" w:semiHidden="0" w:uiPriority="0" w:unhideWhenUsed="0"/>
-    <w:lsdException w:name="Table Simple 3" w:semiHidden="0" w:uiPriority="0" w:unhideWhenUsed="0"/>
-    <w:lsdException w:name="Table Classic 1" w:semiHidden="0" w:uiPriority="0" w:unhideWhenUsed="0"/>
-    <w:lsdException w:name="Table Classic 2" w:semiHidden="0" w:uiPriority="0" w:unhideWhenUsed="0"/>
-    <w:lsdException w:name="Table Classic 3" w:semiHidden="0" w:uiPriority="0" w:unhideWhenUsed="0"/>
-    <w:lsdException w:name="Table Classic 4" w:semiHidden="0" w:uiPriority="0" w:unhideWhenUsed="0"/>
-    <w:lsdException w:name="Table Colorful 1" w:semiHidden="0" w:uiPriority="0" w:unhideWhenUsed="0"/>
-    <w:lsdException w:name="Table Colorful 2" w:semiHidden="0" w:uiPriority="0" w:unhideWhenUsed="0"/>
-    <w:lsdException w:name="Table Colorful 3" w:semiHidden="0" w:uiPriority="0" w:unhideWhenUsed="0"/>
-    <w:lsdException w:name="Table Columns 1" w:semiHidden="0" w:uiPriority="0" w:unhideWhenUsed="0"/>
-    <w:lsdException w:name="Table Columns 2" w:semiHidden="0" w:uiPriority="0" w:unhideWhenUsed="0"/>
-    <w:lsdException w:name="Table Columns 3" w:semiHidden="0" w:uiPriority="0" w:unhideWhenUsed="0"/>
-    <w:lsdException w:name="Table Columns 4" w:semiHidden="0" w:uiPriority="0" w:unhideWhenUsed="0"/>
-    <w:lsdException w:name="Table Columns 5" w:semiHidden="0" w:uiPriority="0" w:unhideWhenUsed="0"/>
-    <w:lsdException w:name="Table Grid 1" w:semiHidden="0" w:uiPriority="0" w:unhideWhenUsed="0"/>
-    <w:lsdException w:name="Table Grid 2" w:semiHidden="0" w:uiPriority="0" w:unhideWhenUsed="0"/>
-    <w:lsdException w:name="Table Grid 3" w:semiHidden="0" w:uiPriority="0" w:unhideWhenUsed="0"/>
-    <w:lsdException w:name="Table Grid 4" w:semiHidden="0" w:uiPriority="0" w:unhideWhenUsed="0"/>
-    <w:lsdException w:name="Table Grid 5" w:semiHidden="0" w:uiPriority="0" w:unhideWhenUsed="0"/>
-    <w:lsdException w:name="Table Grid 6" w:semiHidden="0" w:uiPriority="0" w:unhideWhenUsed="0"/>
-    <w:lsdException w:name="Table Grid 7" w:semiHidden="0" w:uiPriority="0" w:unhideWhenUsed="0"/>
-    <w:lsdException w:name="Table Grid 8" w:semiHidden="0" w:uiPriority="0" w:unhideWhenUsed="0"/>
-    <w:lsdException w:name="Table List 1" w:semiHidden="0" w:uiPriority="0" w:unhideWhenUsed="0"/>
-    <w:lsdException w:name="Table List 2" w:semiHidden="0" w:uiPriority="0" w:unhideWhenUsed="0"/>
-    <w:lsdException w:name="Table List 3" w:semiHidden="0" w:uiPriority="0" w:unhideWhenUsed="0"/>
-    <w:lsdException w:name="Table List 4" w:semiHidden="0" w:uiPriority="0" w:unhideWhenUsed="0"/>
-    <w:lsdException w:name="Table List 5" w:semiHidden="0" w:uiPriority="0" w:unhideWhenUsed="0"/>
-    <w:lsdException w:name="Table List 6" w:semiHidden="0" w:uiPriority="0" w:unhideWhenUsed="0"/>
-    <w:lsdException w:name="Table List 7" w:semiHidden="0" w:uiPriority="0" w:unhideWhenUsed="0"/>
-    <w:lsdException w:name="Table List 8" w:semiHidden="0" w:uiPriority="0" w:unhideWhenUsed="0"/>
-    <w:lsdException w:name="Table 3D effects 1" w:semiHidden="0" w:uiPriority="0" w:unhideWhenUsed="0"/>
-    <w:lsdException w:name="Table 3D effects 2" w:semiHidden="0" w:uiPriority="0" w:unhideWhenUsed="0"/>
-    <w:lsdException w:name="Table 3D effects 3" w:semiHidden="0" w:uiPriority="0" w:unhideWhenUsed="0"/>
-    <w:lsdException w:name="Table Contemporary" w:semiHidden="0" w:uiPriority="0" w:unhideWhenUsed="0"/>
-    <w:lsdException w:name="Table Elegant" w:semiHidden="0" w:uiPriority="0" w:unhideWhenUsed="0"/>
-    <w:lsdException w:name="Table Professional" w:semiHidden="0" w:uiPriority="0" w:unhideWhenUsed="0"/>
-    <w:lsdException w:name="Table Subtle 1" w:semiHidden="0" w:uiPriority="0" w:unhideWhenUsed="0"/>
-    <w:lsdException w:name="Table Subtle 2" w:semiHidden="0" w:uiPriority="0" w:unhideWhenUsed="0"/>
-    <w:lsdException w:name="Table Web 1" w:semiHidden="0" w:uiPriority="0" w:unhideWhenUsed="0"/>
-    <w:lsdException w:name="Table Web 2" w:semiHidden="0" w:uiPriority="0" w:unhideWhenUsed="0"/>
-    <w:lsdException w:name="Table Web 3" w:semiHidden="0" w:uiPriority="0" w:unhideWhenUsed="0"/>
-    <w:lsdException w:name="Balloon Text" w:semiHidden="0" w:uiPriority="0" w:unhideWhenUsed="0"/>
-    <w:lsdException w:name="Table Grid" w:semiHidden="0" w:uiPriority="0" w:unhideWhenUsed="0" w:qFormat="1"/>
-    <w:lsdException w:name="Table Theme" w:semiHidden="0" w:uiPriority="0" w:unhideWhenUsed="0"/>
-    <w:lsdException w:name="Light Shading" w:semiHidden="0" w:uiPriority="60" w:unhideWhenUsed="0"/>
-    <w:lsdException w:name="Light List" w:semiHidden="0" w:uiPriority="61" w:unhideWhenUsed="0"/>
-    <w:lsdException w:name="Light Grid" w:semiHidden="0" w:uiPriority="62" w:unhideWhenUsed="0"/>
-    <w:lsdException w:name="Medium Shading 1" w:semiHidden="0" w:uiPriority="63" w:unhideWhenUsed="0"/>
-    <w:lsdException w:name="Medium Shading 2" w:semiHidden="0" w:uiPriority="64" w:unhideWhenUsed="0"/>
-    <w:lsdException w:name="Medium List 1" w:semiHidden="0" w:uiPriority="65" w:unhideWhenUsed="0"/>
-    <w:lsdException w:name="Medium List 2" w:semiHidden="0" w:uiPriority="66" w:unhideWhenUsed="0"/>
-    <w:lsdException w:name="Medium Grid 1" w:semiHidden="0" w:uiPriority="67" w:unhideWhenUsed="0"/>
-    <w:lsdException w:name="Medium Grid 2" w:semiHidden="0" w:uiPriority="68" w:unhideWhenUsed="0"/>
-    <w:lsdException w:name="Medium Grid 3" w:semiHidden="0" w:uiPriority="69" w:unhideWhenUsed="0"/>
-    <w:lsdException w:name="Dark List" w:semiHidden="0" w:uiPriority="70" w:unhideWhenUsed="0"/>
-    <w:lsdException w:name="Colorful Shading" w:semiHidden="0" w:uiPriority="71" w:unhideWhenUsed="0"/>
-    <w:lsdException w:name="Colorful List" w:semiHidden="0" w:uiPriority="72" w:unhideWhenUsed="0"/>
-    <w:lsdException w:name="Colorful Grid" w:semiHidden="0" w:uiPriority="73" w:unhideWhenUsed="0"/>
-    <w:lsdException w:name="Light Shading Accent 1" w:semiHidden="0" w:uiPriority="60" w:unhideWhenUsed="0"/>
-    <w:lsdException w:name="Light List Accent 1" w:semiHidden="0" w:uiPriority="61" w:unhideWhenUsed="0"/>
-    <w:lsdException w:name="Light Grid Accent 1" w:semiHidden="0" w:uiPriority="62" w:unhideWhenUsed="0"/>
-    <w:lsdException w:name="Medium Shading 1 Accent 1" w:semiHidden="0" w:uiPriority="63" w:unhideWhenUsed="0"/>
-    <w:lsdException w:name="Medium Shading 2 Accent 1" w:semiHidden="0" w:uiPriority="64" w:unhideWhenUsed="0"/>
-    <w:lsdException w:name="Medium List 1 Accent 1" w:semiHidden="0" w:uiPriority="65" w:unhideWhenUsed="0"/>
-    <w:lsdException w:name="Medium List 2 Accent 1" w:semiHidden="0" w:uiPriority="66" w:unhideWhenUsed="0"/>
-    <w:lsdException w:name="Medium Grid 1 Accent 1" w:semiHidden="0" w:uiPriority="67" w:unhideWhenUsed="0"/>
-    <w:lsdException w:name="Medium Grid 2 Accent 1" w:semiHidden="0" w:uiPriority="68" w:unhideWhenUsed="0"/>
-    <w:lsdException w:name="Medium Grid 3 Accent 1" w:semiHidden="0" w:uiPriority="69" w:unhideWhenUsed="0"/>
-    <w:lsdException w:name="Dark List Accent 1" w:semiHidden="0" w:uiPriority="70" w:unhideWhenUsed="0"/>
-    <w:lsdException w:name="Colorful Shading Accent 1" w:semiHidden="0" w:uiPriority="71" w:unhideWhenUsed="0"/>
-    <w:lsdException w:name="Colorful List Accent 1" w:semiHidden="0" w:uiPriority="72" w:unhideWhenUsed="0"/>
-    <w:lsdException w:name="Colorful Grid Accent 1" w:semiHidden="0" w:uiPriority="73" w:unhideWhenUsed="0"/>
-    <w:lsdException w:name="Light Shading Accent 2" w:semiHidden="0" w:uiPriority="60" w:unhideWhenUsed="0"/>
-    <w:lsdException w:name="Light List Accent 2" w:semiHidden="0" w:uiPriority="61" w:unhideWhenUsed="0"/>
-    <w:lsdException w:name="Light Grid Accent 2" w:semiHidden="0" w:uiPriority="62" w:unhideWhenUsed="0"/>
-    <w:lsdException w:name="Medium Shading 1 Accent 2" w:semiHidden="0" w:uiPriority="63" w:unhideWhenUsed="0"/>
-    <w:lsdException w:name="Medium Shading 2 Accent 2" w:semiHidden="0" w:uiPriority="64" w:unhideWhenUsed="0"/>
-    <w:lsdException w:name="Medium List 1 Accent 2" w:semiHidden="0" w:uiPriority="65" w:unhideWhenUsed="0"/>
-    <w:lsdException w:name="Medium List 2 Accent 2" w:semiHidden="0" w:uiPriority="66" w:unhideWhenUsed="0"/>
-    <w:lsdException w:name="Medium Grid 1 Accent 2" w:semiHidden="0" w:uiPriority="67" w:unhideWhenUsed="0"/>
-    <w:lsdException w:name="Medium Grid 2 Accent 2" w:semiHidden="0" w:uiPriority="68" w:unhideWhenUsed="0"/>
-    <w:lsdException w:name="Medium Grid 3 Accent 2" w:semiHidden="0" w:uiPriority="69" w:unhideWhenUsed="0"/>
-    <w:lsdException w:name="Dark List Accent 2" w:semiHidden="0" w:uiPriority="70" w:unhideWhenUsed="0"/>
-    <w:lsdException w:name="Colorful Shading Accent 2" w:semiHidden="0" w:uiPriority="71" w:unhideWhenUsed="0"/>
-    <w:lsdException w:name="Colorful List Accent 2" w:semiHidden="0" w:uiPriority="72" w:unhideWhenUsed="0"/>
-    <w:lsdException w:name="Colorful Grid Accent 2" w:semiHidden="0" w:uiPriority="73" w:unhideWhenUsed="0"/>
-    <w:lsdException w:name="Light Shading Accent 3" w:semiHidden="0" w:uiPriority="60" w:unhideWhenUsed="0"/>
-    <w:lsdException w:name="Light List Accent 3" w:semiHidden="0" w:uiPriority="61" w:unhideWhenUsed="0"/>
-    <w:lsdException w:name="Light Grid Accent 3" w:semiHidden="0" w:uiPriority="62" w:unhideWhenUsed="0"/>
-    <w:lsdException w:name="Medium Shading 1 Accent 3" w:semiHidden="0" w:uiPriority="63" w:unhideWhenUsed="0"/>
-    <w:lsdException w:name="Medium Shading 2 Accent 3" w:semiHidden="0" w:uiPriority="64" w:unhideWhenUsed="0"/>
-    <w:lsdException w:name="Medium List 1 Accent 3" w:semiHidden="0" w:uiPriority="65" w:unhideWhenUsed="0"/>
-    <w:lsdException w:name="Medium List 2 Accent 3" w:semiHidden="0" w:uiPriority="66" w:unhideWhenUsed="0"/>
-    <w:lsdException w:name="Medium Grid 1 Accent 3" w:semiHidden="0" w:uiPriority="67" w:unhideWhenUsed="0"/>
-    <w:lsdException w:name="Medium Grid 2 Accent 3" w:semiHidden="0" w:uiPriority="68" w:unhideWhenUsed="0"/>
-    <w:lsdException w:name="Medium Grid 3 Accent 3" w:semiHidden="0" w:uiPriority="69" w:unhideWhenUsed="0"/>
-    <w:lsdException w:name="Dark List Accent 3" w:semiHidden="0" w:uiPriority="70" w:unhideWhenUsed="0"/>
-    <w:lsdException w:name="Colorful Shading Accent 3" w:semiHidden="0" w:uiPriority="71" w:unhideWhenUsed="0"/>
-    <w:lsdException w:name="Colorful List Accent 3" w:semiHidden="0" w:uiPriority="72" w:unhideWhenUsed="0"/>
-    <w:lsdException w:name="Colorful Grid Accent 3" w:semiHidden="0" w:uiPriority="73" w:unhideWhenUsed="0"/>
-    <w:lsdException w:name="Light Shading Accent 4" w:semiHidden="0" w:uiPriority="60" w:unhideWhenUsed="0"/>
-    <w:lsdException w:name="Light List Accent 4" w:semiHidden="0" w:uiPriority="61" w:unhideWhenUsed="0"/>
-    <w:lsdException w:name="Light Grid Accent 4" w:semiHidden="0" w:uiPriority="62" w:unhideWhenUsed="0"/>
-    <w:lsdException w:name="Medium Shading 1 Accent 4" w:semiHidden="0" w:uiPriority="63" w:unhideWhenUsed="0"/>
-    <w:lsdException w:name="Medium Shading 2 Accent 4" w:semiHidden="0" w:uiPriority="64" w:unhideWhenUsed="0"/>
-    <w:lsdException w:name="Medium List 1 Accent 4" w:semiHidden="0" w:uiPriority="65" w:unhideWhenUsed="0"/>
-    <w:lsdException w:name="Medium List 2 Accent 4" w:semiHidden="0" w:uiPriority="66" w:unhideWhenUsed="0"/>
-    <w:lsdException w:name="Medium Grid 1 Accent 4" w:semiHidden="0" w:uiPriority="67" w:unhideWhenUsed="0"/>
-    <w:lsdException w:name="Medium Grid 2 Accent 4" w:semiHidden="0" w:uiPriority="68" w:unhideWhenUsed="0"/>
-    <w:lsdException w:name="Medium Grid 3 Accent 4" w:semiHidden="0" w:uiPriority="69" w:unhideWhenUsed="0"/>
-    <w:lsdException w:name="Dark List Accent 4" w:semiHidden="0" w:uiPriority="70" w:unhideWhenUsed="0"/>
-    <w:lsdException w:name="Colorful Shading Accent 4" w:semiHidden="0" w:uiPriority="71" w:unhideWhenUsed="0"/>
-    <w:lsdException w:name="Colorful List Accent 4" w:semiHidden="0" w:uiPriority="72" w:unhideWhenUsed="0"/>
-    <w:lsdException w:name="Colorful Grid Accent 4" w:semiHidden="0" w:uiPriority="73" w:unhideWhenUsed="0"/>
-    <w:lsdException w:name="Light Shading Accent 5" w:semiHidden="0" w:uiPriority="60" w:unhideWhenUsed="0"/>
-    <w:lsdException w:name="Light List Accent 5" w:semiHidden="0" w:uiPriority="61" w:unhideWhenUsed="0"/>
-    <w:lsdException w:name="Light Grid Accent 5" w:semiHidden="0" w:uiPriority="62" w:unhideWhenUsed="0"/>
-    <w:lsdException w:name="Medium Shading 1 Accent 5" w:semiHidden="0" w:uiPriority="63" w:unhideWhenUsed="0"/>
-    <w:lsdException w:name="Medium Shading 2 Accent 5" w:semiHidden="0" w:uiPriority="64" w:unhideWhenUsed="0"/>
-    <w:lsdException w:name="Medium List 1 Accent 5" w:semiHidden="0" w:uiPriority="65" w:unhideWhenUsed="0"/>
-    <w:lsdException w:name="Medium List 2 Accent 5" w:semiHidden="0" w:uiPriority="66" w:unhideWhenUsed="0"/>
-    <w:lsdException w:name="Medium Grid 1 Accent 5" w:semiHidden="0" w:uiPriority="67" w:unhideWhenUsed="0"/>
-    <w:lsdException w:name="Medium Grid 2 Accent 5" w:semiHidden="0" w:uiPriority="68" w:unhideWhenUsed="0"/>
-    <w:lsdException w:name="Medium Grid 3 Accent 5" w:semiHidden="0" w:uiPriority="69" w:unhideWhenUsed="0"/>
-    <w:lsdException w:name="Dark List Accent 5" w:semiHidden="0" w:uiPriority="70" w:unhideWhenUsed="0"/>
-    <w:lsdException w:name="Colorful Shading Accent 5" w:semiHidden="0" w:uiPriority="71" w:unhideWhenUsed="0"/>
-    <w:lsdException w:name="Colorful List Accent 5" w:semiHidden="0" w:uiPriority="72" w:unhideWhenUsed="0"/>
-    <w:lsdException w:name="Colorful Grid Accent 5" w:semiHidden="0" w:uiPriority="73" w:unhideWhenUsed="0"/>
-    <w:lsdException w:name="Light Shading Accent 6" w:semiHidden="0" w:uiPriority="60" w:unhideWhenUsed="0"/>
-    <w:lsdException w:name="Light List Accent 6" w:semiHidden="0" w:uiPriority="61" w:unhideWhenUsed="0"/>
-    <w:lsdException w:name="Light Grid Accent 6" w:semiHidden="0" w:uiPriority="62" w:unhideWhenUsed="0"/>
-    <w:lsdException w:name="Medium Shading 1 Accent 6" w:semiHidden="0" w:uiPriority="63" w:unhideWhenUsed="0"/>
-    <w:lsdException w:name="Medium Shading 2 Accent 6" w:semiHidden="0" w:uiPriority="64" w:unhideWhenUsed="0"/>
-    <w:lsdException w:name="Medium List 1 Accent 6" w:semiHidden="0" w:uiPriority="65" w:unhideWhenUsed="0"/>
-    <w:lsdException w:name="Medium List 2 Accent 6" w:semiHidden="0" w:uiPriority="66" w:unhideWhenUsed="0"/>
-    <w:lsdException w:name="Medium Grid 1 Accent 6" w:semiHidden="0" w:uiPriority="67" w:unhideWhenUsed="0"/>
-    <w:lsdException w:name="Medium Grid 2 Accent 6" w:semiHidden="0" w:uiPriority="68" w:unhideWhenUsed="0"/>
-    <w:lsdException w:name="Medium Grid 3 Accent 6" w:semiHidden="0" w:uiPriority="69" w:unhideWhenUsed="0"/>
-    <w:lsdException w:name="Dark List Accent 6" w:semiHidden="0" w:uiPriority="70" w:unhideWhenUsed="0"/>
-    <w:lsdException w:name="Colorful Shading Accent 6" w:semiHidden="0" w:uiPriority="71" w:unhideWhenUsed="0"/>
-    <w:lsdException w:name="Colorful List Accent 6" w:semiHidden="0" w:uiPriority="72" w:unhideWhenUsed="0"/>
-    <w:lsdException w:name="Colorful Grid Accent 6" w:semiHidden="0" w:uiPriority="73" w:unhideWhenUsed="0"/>
+  <w:latentStyles w:count="260" w:defQFormat="0" w:defUnhideWhenUsed="1" w:defSemiHidden="1" w:defUIPriority="99" w:defLockedState="0">
+    <w:lsdException w:qFormat="1" w:unhideWhenUsed="0" w:uiPriority="0" w:semiHidden="0" w:name="Normal"/>
+    <w:lsdException w:qFormat="1" w:unhideWhenUsed="0" w:uiPriority="0" w:semiHidden="0" w:name="heading 1"/>
+    <w:lsdException w:qFormat="1" w:uiPriority="0" w:semiHidden="0" w:name="heading 2"/>
+    <w:lsdException w:qFormat="1" w:uiPriority="0" w:name="heading 3"/>
+    <w:lsdException w:qFormat="1" w:uiPriority="0" w:semiHidden="0" w:name="heading 4"/>
+    <w:lsdException w:qFormat="1" w:uiPriority="0" w:name="heading 5"/>
+    <w:lsdException w:qFormat="1" w:uiPriority="0" w:name="heading 6"/>
+    <w:lsdException w:qFormat="1" w:uiPriority="0" w:name="heading 7"/>
+    <w:lsdException w:qFormat="1" w:uiPriority="0" w:name="heading 8"/>
+    <w:lsdException w:qFormat="1" w:uiPriority="0" w:name="heading 9"/>
+    <w:lsdException w:unhideWhenUsed="0" w:uiPriority="0" w:semiHidden="0" w:name="index 1"/>
+    <w:lsdException w:unhideWhenUsed="0" w:uiPriority="0" w:semiHidden="0" w:name="index 2"/>
+    <w:lsdException w:unhideWhenUsed="0" w:uiPriority="0" w:semiHidden="0" w:name="index 3"/>
+    <w:lsdException w:unhideWhenUsed="0" w:uiPriority="0" w:semiHidden="0" w:name="index 4"/>
+    <w:lsdException w:unhideWhenUsed="0" w:uiPriority="0" w:semiHidden="0" w:name="index 5"/>
+    <w:lsdException w:unhideWhenUsed="0" w:uiPriority="0" w:semiHidden="0" w:name="index 6"/>
+    <w:lsdException w:unhideWhenUsed="0" w:uiPriority="0" w:semiHidden="0" w:name="index 7"/>
+    <w:lsdException w:unhideWhenUsed="0" w:uiPriority="0" w:semiHidden="0" w:name="index 8"/>
+    <w:lsdException w:unhideWhenUsed="0" w:uiPriority="0" w:semiHidden="0" w:name="index 9"/>
+    <w:lsdException w:qFormat="1" w:unhideWhenUsed="0" w:uiPriority="0" w:semiHidden="0" w:name="toc 1"/>
+    <w:lsdException w:qFormat="1" w:unhideWhenUsed="0" w:uiPriority="0" w:semiHidden="0" w:name="toc 2"/>
+    <w:lsdException w:qFormat="1" w:unhideWhenUsed="0" w:uiPriority="0" w:semiHidden="0" w:name="toc 3"/>
+    <w:lsdException w:unhideWhenUsed="0" w:uiPriority="0" w:semiHidden="0" w:name="toc 4"/>
+    <w:lsdException w:unhideWhenUsed="0" w:uiPriority="0" w:semiHidden="0" w:name="toc 5"/>
+    <w:lsdException w:unhideWhenUsed="0" w:uiPriority="0" w:semiHidden="0" w:name="toc 6"/>
+    <w:lsdException w:unhideWhenUsed="0" w:uiPriority="0" w:semiHidden="0" w:name="toc 7"/>
+    <w:lsdException w:unhideWhenUsed="0" w:uiPriority="0" w:semiHidden="0" w:name="toc 8"/>
+    <w:lsdException w:unhideWhenUsed="0" w:uiPriority="0" w:semiHidden="0" w:name="toc 9"/>
+    <w:lsdException w:unhideWhenUsed="0" w:uiPriority="0" w:semiHidden="0" w:name="Normal Indent"/>
+    <w:lsdException w:unhideWhenUsed="0" w:uiPriority="0" w:semiHidden="0" w:name="footnote text"/>
+    <w:lsdException w:qFormat="1" w:unhideWhenUsed="0" w:uiPriority="0" w:semiHidden="0" w:name="annotation text"/>
+    <w:lsdException w:qFormat="1" w:unhideWhenUsed="0" w:uiPriority="0" w:semiHidden="0" w:name="header"/>
+    <w:lsdException w:qFormat="1" w:unhideWhenUsed="0" w:uiPriority="0" w:semiHidden="0" w:name="footer"/>
+    <w:lsdException w:unhideWhenUsed="0" w:uiPriority="0" w:semiHidden="0" w:name="index heading"/>
+    <w:lsdException w:qFormat="1" w:uiPriority="0" w:name="caption"/>
+    <w:lsdException w:unhideWhenUsed="0" w:uiPriority="0" w:semiHidden="0" w:name="table of figures"/>
+    <w:lsdException w:unhideWhenUsed="0" w:uiPriority="0" w:semiHidden="0" w:name="envelope address"/>
+    <w:lsdException w:unhideWhenUsed="0" w:uiPriority="0" w:semiHidden="0" w:name="envelope return"/>
+    <w:lsdException w:unhideWhenUsed="0" w:uiPriority="0" w:semiHidden="0" w:name="footnote reference"/>
+    <w:lsdException w:unhideWhenUsed="0" w:uiPriority="0" w:semiHidden="0" w:name="annotation reference"/>
+    <w:lsdException w:unhideWhenUsed="0" w:uiPriority="0" w:semiHidden="0" w:name="line number"/>
+    <w:lsdException w:unhideWhenUsed="0" w:uiPriority="0" w:semiHidden="0" w:name="page number"/>
+    <w:lsdException w:unhideWhenUsed="0" w:uiPriority="0" w:semiHidden="0" w:name="endnote reference"/>
+    <w:lsdException w:unhideWhenUsed="0" w:uiPriority="0" w:semiHidden="0" w:name="endnote text"/>
+    <w:lsdException w:unhideWhenUsed="0" w:uiPriority="0" w:semiHidden="0" w:name="table of authorities"/>
+    <w:lsdException w:unhideWhenUsed="0" w:uiPriority="0" w:semiHidden="0" w:name="macro"/>
+    <w:lsdException w:unhideWhenUsed="0" w:uiPriority="0" w:semiHidden="0" w:name="toa heading"/>
+    <w:lsdException w:unhideWhenUsed="0" w:uiPriority="0" w:semiHidden="0" w:name="List"/>
+    <w:lsdException w:unhideWhenUsed="0" w:uiPriority="0" w:semiHidden="0" w:name="List Bullet"/>
+    <w:lsdException w:unhideWhenUsed="0" w:uiPriority="0" w:semiHidden="0" w:name="List Number"/>
+    <w:lsdException w:unhideWhenUsed="0" w:uiPriority="0" w:semiHidden="0" w:name="List 2"/>
+    <w:lsdException w:unhideWhenUsed="0" w:uiPriority="0" w:semiHidden="0" w:name="List 3"/>
+    <w:lsdException w:unhideWhenUsed="0" w:uiPriority="0" w:semiHidden="0" w:name="List 4"/>
+    <w:lsdException w:unhideWhenUsed="0" w:uiPriority="0" w:semiHidden="0" w:name="List 5"/>
+    <w:lsdException w:unhideWhenUsed="0" w:uiPriority="0" w:semiHidden="0" w:name="List Bullet 2"/>
+    <w:lsdException w:unhideWhenUsed="0" w:uiPriority="0" w:semiHidden="0" w:name="List Bullet 3"/>
+    <w:lsdException w:unhideWhenUsed="0" w:uiPriority="0" w:semiHidden="0" w:name="List Bullet 4"/>
+    <w:lsdException w:unhideWhenUsed="0" w:uiPriority="0" w:semiHidden="0" w:name="List Bullet 5"/>
+    <w:lsdException w:unhideWhenUsed="0" w:uiPriority="0" w:semiHidden="0" w:name="List Number 2"/>
+    <w:lsdException w:unhideWhenUsed="0" w:uiPriority="0" w:semiHidden="0" w:name="List Number 3"/>
+    <w:lsdException w:unhideWhenUsed="0" w:uiPriority="0" w:semiHidden="0" w:name="List Number 4"/>
+    <w:lsdException w:unhideWhenUsed="0" w:uiPriority="0" w:semiHidden="0" w:name="List Number 5"/>
+    <w:lsdException w:qFormat="1" w:unhideWhenUsed="0" w:uiPriority="0" w:semiHidden="0" w:name="Title"/>
+    <w:lsdException w:unhideWhenUsed="0" w:uiPriority="0" w:semiHidden="0" w:name="Closing"/>
+    <w:lsdException w:unhideWhenUsed="0" w:uiPriority="0" w:semiHidden="0" w:name="Signature"/>
+    <w:lsdException w:qFormat="1" w:unhideWhenUsed="0" w:uiPriority="0" w:name="Default Paragraph Font"/>
+    <w:lsdException w:qFormat="1" w:unhideWhenUsed="0" w:uiPriority="0" w:name="Body Text"/>
+    <w:lsdException w:unhideWhenUsed="0" w:uiPriority="0" w:semiHidden="0" w:name="Body Text Indent"/>
+    <w:lsdException w:unhideWhenUsed="0" w:uiPriority="0" w:semiHidden="0" w:name="List Continue"/>
+    <w:lsdException w:unhideWhenUsed="0" w:uiPriority="0" w:semiHidden="0" w:name="List Continue 2"/>
+    <w:lsdException w:unhideWhenUsed="0" w:uiPriority="0" w:semiHidden="0" w:name="List Continue 3"/>
+    <w:lsdException w:unhideWhenUsed="0" w:uiPriority="0" w:semiHidden="0" w:name="List Continue 4"/>
+    <w:lsdException w:unhideWhenUsed="0" w:uiPriority="0" w:semiHidden="0" w:name="List Continue 5"/>
+    <w:lsdException w:unhideWhenUsed="0" w:uiPriority="0" w:semiHidden="0" w:name="Message Header"/>
+    <w:lsdException w:qFormat="1" w:unhideWhenUsed="0" w:uiPriority="0" w:semiHidden="0" w:name="Subtitle"/>
+    <w:lsdException w:unhideWhenUsed="0" w:uiPriority="0" w:semiHidden="0" w:name="Salutation"/>
+    <w:lsdException w:unhideWhenUsed="0" w:uiPriority="0" w:semiHidden="0" w:name="Date"/>
+    <w:lsdException w:unhideWhenUsed="0" w:uiPriority="0" w:semiHidden="0" w:name="Body Text First Indent"/>
+    <w:lsdException w:unhideWhenUsed="0" w:uiPriority="0" w:semiHidden="0" w:name="Body Text First Indent 2"/>
+    <w:lsdException w:uiPriority="99" w:name="Note Heading"/>
+    <w:lsdException w:unhideWhenUsed="0" w:uiPriority="0" w:semiHidden="0" w:name="Body Text 2"/>
+    <w:lsdException w:unhideWhenUsed="0" w:uiPriority="0" w:semiHidden="0" w:name="Body Text 3"/>
+    <w:lsdException w:unhideWhenUsed="0" w:uiPriority="0" w:semiHidden="0" w:name="Body Text Indent 2"/>
+    <w:lsdException w:unhideWhenUsed="0" w:uiPriority="0" w:semiHidden="0" w:name="Body Text Indent 3"/>
+    <w:lsdException w:unhideWhenUsed="0" w:uiPriority="0" w:semiHidden="0" w:name="Block Text"/>
+    <w:lsdException w:unhideWhenUsed="0" w:uiPriority="0" w:semiHidden="0" w:name="Hyperlink"/>
+    <w:lsdException w:unhideWhenUsed="0" w:uiPriority="0" w:semiHidden="0" w:name="FollowedHyperlink"/>
+    <w:lsdException w:qFormat="1" w:unhideWhenUsed="0" w:uiPriority="0" w:semiHidden="0" w:name="Strong"/>
+    <w:lsdException w:qFormat="1" w:unhideWhenUsed="0" w:uiPriority="0" w:semiHidden="0" w:name="Emphasis"/>
+    <w:lsdException w:unhideWhenUsed="0" w:uiPriority="0" w:semiHidden="0" w:name="Document Map"/>
+    <w:lsdException w:unhideWhenUsed="0" w:uiPriority="0" w:semiHidden="0" w:name="Plain Text"/>
+    <w:lsdException w:unhideWhenUsed="0" w:uiPriority="0" w:semiHidden="0" w:name="E-mail Signature"/>
+    <w:lsdException w:qFormat="1" w:unhideWhenUsed="0" w:uiPriority="0" w:semiHidden="0" w:name="Normal (Web)"/>
+    <w:lsdException w:unhideWhenUsed="0" w:uiPriority="0" w:semiHidden="0" w:name="HTML Acronym"/>
+    <w:lsdException w:unhideWhenUsed="0" w:uiPriority="0" w:semiHidden="0" w:name="HTML Address"/>
+    <w:lsdException w:unhideWhenUsed="0" w:uiPriority="0" w:semiHidden="0" w:name="HTML Cite"/>
+    <w:lsdException w:unhideWhenUsed="0" w:uiPriority="0" w:semiHidden="0" w:name="HTML Code"/>
+    <w:lsdException w:unhideWhenUsed="0" w:uiPriority="0" w:semiHidden="0" w:name="HTML Definition"/>
+    <w:lsdException w:unhideWhenUsed="0" w:uiPriority="0" w:semiHidden="0" w:name="HTML Keyboard"/>
+    <w:lsdException w:unhideWhenUsed="0" w:uiPriority="0" w:semiHidden="0" w:name="HTML Preformatted"/>
+    <w:lsdException w:unhideWhenUsed="0" w:uiPriority="0" w:semiHidden="0" w:name="HTML Sample"/>
+    <w:lsdException w:unhideWhenUsed="0" w:uiPriority="0" w:semiHidden="0" w:name="HTML Typewriter"/>
+    <w:lsdException w:unhideWhenUsed="0" w:uiPriority="0" w:semiHidden="0" w:name="HTML Variable"/>
+    <w:lsdException w:qFormat="1" w:unhideWhenUsed="0" w:uiPriority="0" w:name="Normal Table"/>
+    <w:lsdException w:unhideWhenUsed="0" w:uiPriority="0" w:semiHidden="0" w:name="annotation subject"/>
+    <w:lsdException w:unhideWhenUsed="0" w:uiPriority="0" w:semiHidden="0" w:name="Table Simple 1"/>
+    <w:lsdException w:unhideWhenUsed="0" w:uiPriority="0" w:semiHidden="0" w:name="Table Simple 2"/>
+    <w:lsdException w:unhideWhenUsed="0" w:uiPriority="0" w:semiHidden="0" w:name="Table Simple 3"/>
+    <w:lsdException w:unhideWhenUsed="0" w:uiPriority="0" w:semiHidden="0" w:name="Table Classic 1"/>
+    <w:lsdException w:unhideWhenUsed="0" w:uiPriority="0" w:semiHidden="0" w:name="Table Classic 2"/>
+    <w:lsdException w:unhideWhenUsed="0" w:uiPriority="0" w:semiHidden="0" w:name="Table Classic 3"/>
+    <w:lsdException w:unhideWhenUsed="0" w:uiPriority="0" w:semiHidden="0" w:name="Table Classic 4"/>
+    <w:lsdException w:unhideWhenUsed="0" w:uiPriority="0" w:semiHidden="0" w:name="Table Colorful 1"/>
+    <w:lsdException w:unhideWhenUsed="0" w:uiPriority="0" w:semiHidden="0" w:name="Table Colorful 2"/>
+    <w:lsdException w:unhideWhenUsed="0" w:uiPriority="0" w:semiHidden="0" w:name="Table Colorful 3"/>
+    <w:lsdException w:unhideWhenUsed="0" w:uiPriority="0" w:semiHidden="0" w:name="Table Columns 1"/>
+    <w:lsdException w:unhideWhenUsed="0" w:uiPriority="0" w:semiHidden="0" w:name="Table Columns 2"/>
+    <w:lsdException w:unhideWhenUsed="0" w:uiPriority="0" w:semiHidden="0" w:name="Table Columns 3"/>
+    <w:lsdException w:unhideWhenUsed="0" w:uiPriority="0" w:semiHidden="0" w:name="Table Columns 4"/>
+    <w:lsdException w:unhideWhenUsed="0" w:uiPriority="0" w:semiHidden="0" w:name="Table Columns 5"/>
+    <w:lsdException w:unhideWhenUsed="0" w:uiPriority="0" w:semiHidden="0" w:name="Table Grid 1"/>
+    <w:lsdException w:unhideWhenUsed="0" w:uiPriority="0" w:semiHidden="0" w:name="Table Grid 2"/>
+    <w:lsdException w:unhideWhenUsed="0" w:uiPriority="0" w:semiHidden="0" w:name="Table Grid 3"/>
+    <w:lsdException w:unhideWhenUsed="0" w:uiPriority="0" w:semiHidden="0" w:name="Table Grid 4"/>
+    <w:lsdException w:unhideWhenUsed="0" w:uiPriority="0" w:semiHidden="0" w:name="Table Grid 5"/>
+    <w:lsdException w:unhideWhenUsed="0" w:uiPriority="0" w:semiHidden="0" w:name="Table Grid 6"/>
+    <w:lsdException w:unhideWhenUsed="0" w:uiPriority="0" w:semiHidden="0" w:name="Table Grid 7"/>
+    <w:lsdException w:unhideWhenUsed="0" w:uiPriority="0" w:semiHidden="0" w:name="Table Grid 8"/>
+    <w:lsdException w:unhideWhenUsed="0" w:uiPriority="0" w:semiHidden="0" w:name="Table List 1"/>
+    <w:lsdException w:unhideWhenUsed="0" w:uiPriority="0" w:semiHidden="0" w:name="Table List 2"/>
+    <w:lsdException w:unhideWhenUsed="0" w:uiPriority="0" w:semiHidden="0" w:name="Table List 3"/>
+    <w:lsdException w:unhideWhenUsed="0" w:uiPriority="0" w:semiHidden="0" w:name="Table List 4"/>
+    <w:lsdException w:unhideWhenUsed="0" w:uiPriority="0" w:semiHidden="0" w:name="Table List 5"/>
+    <w:lsdException w:unhideWhenUsed="0" w:uiPriority="0" w:semiHidden="0" w:name="Table List 6"/>
+    <w:lsdException w:unhideWhenUsed="0" w:uiPriority="0" w:semiHidden="0" w:name="Table List 7"/>
+    <w:lsdException w:unhideWhenUsed="0" w:uiPriority="0" w:semiHidden="0" w:name="Table List 8"/>
+    <w:lsdException w:unhideWhenUsed="0" w:uiPriority="0" w:semiHidden="0" w:name="Table 3D effects 1"/>
+    <w:lsdException w:unhideWhenUsed="0" w:uiPriority="0" w:semiHidden="0" w:name="Table 3D effects 2"/>
+    <w:lsdException w:unhideWhenUsed="0" w:uiPriority="0" w:semiHidden="0" w:name="Table 3D effects 3"/>
+    <w:lsdException w:unhideWhenUsed="0" w:uiPriority="0" w:semiHidden="0" w:name="Table Contemporary"/>
+    <w:lsdException w:unhideWhenUsed="0" w:uiPriority="0" w:semiHidden="0" w:name="Table Elegant"/>
+    <w:lsdException w:unhideWhenUsed="0" w:uiPriority="0" w:semiHidden="0" w:name="Table Professional"/>
+    <w:lsdException w:unhideWhenUsed="0" w:uiPriority="0" w:semiHidden="0" w:name="Table Subtle 1"/>
+    <w:lsdException w:unhideWhenUsed="0" w:uiPriority="0" w:semiHidden="0" w:name="Table Subtle 2"/>
+    <w:lsdException w:unhideWhenUsed="0" w:uiPriority="0" w:semiHidden="0" w:name="Table Web 1"/>
+    <w:lsdException w:unhideWhenUsed="0" w:uiPriority="0" w:semiHidden="0" w:name="Table Web 2"/>
+    <w:lsdException w:unhideWhenUsed="0" w:uiPriority="0" w:semiHidden="0" w:name="Table Web 3"/>
+    <w:lsdException w:unhideWhenUsed="0" w:uiPriority="0" w:semiHidden="0" w:name="Balloon Text"/>
+    <w:lsdException w:qFormat="1" w:unhideWhenUsed="0" w:uiPriority="0" w:semiHidden="0" w:name="Table Grid"/>
+    <w:lsdException w:unhideWhenUsed="0" w:uiPriority="0" w:semiHidden="0" w:name="Table Theme"/>
+    <w:lsdException w:unhideWhenUsed="0" w:uiPriority="60" w:semiHidden="0" w:name="Light Shading"/>
+    <w:lsdException w:unhideWhenUsed="0" w:uiPriority="61" w:semiHidden="0" w:name="Light List"/>
+    <w:lsdException w:unhideWhenUsed="0" w:uiPriority="62" w:semiHidden="0" w:name="Light Grid"/>
+    <w:lsdException w:unhideWhenUsed="0" w:uiPriority="63" w:semiHidden="0" w:name="Medium Shading 1"/>
+    <w:lsdException w:unhideWhenUsed="0" w:uiPriority="64" w:semiHidden="0" w:name="Medium Shading 2"/>
+    <w:lsdException w:unhideWhenUsed="0" w:uiPriority="65" w:semiHidden="0" w:name="Medium List 1"/>
+    <w:lsdException w:unhideWhenUsed="0" w:uiPriority="66" w:semiHidden="0" w:name="Medium List 2"/>
+    <w:lsdException w:unhideWhenUsed="0" w:uiPriority="67" w:semiHidden="0" w:name="Medium Grid 1"/>
+    <w:lsdException w:unhideWhenUsed="0" w:uiPriority="68" w:semiHidden="0" w:name="Medium Grid 2"/>
+    <w:lsdException w:unhideWhenUsed="0" w:uiPriority="69" w:semiHidden="0" w:name="Medium Grid 3"/>
+    <w:lsdException w:unhideWhenUsed="0" w:uiPriority="70" w:semiHidden="0" w:name="Dark List"/>
+    <w:lsdException w:unhideWhenUsed="0" w:uiPriority="71" w:semiHidden="0" w:name="Colorful Shading"/>
+    <w:lsdException w:unhideWhenUsed="0" w:uiPriority="72" w:semiHidden="0" w:name="Colorful List"/>
+    <w:lsdException w:unhideWhenUsed="0" w:uiPriority="73" w:semiHidden="0" w:name="Colorful Grid"/>
+    <w:lsdException w:unhideWhenUsed="0" w:uiPriority="60" w:semiHidden="0" w:name="Light Shading Accent 1"/>
+    <w:lsdException w:unhideWhenUsed="0" w:uiPriority="61" w:semiHidden="0" w:name="Light List Accent 1"/>
+    <w:lsdException w:unhideWhenUsed="0" w:uiPriority="62" w:semiHidden="0" w:name="Light Grid Accent 1"/>
+    <w:lsdException w:unhideWhenUsed="0" w:uiPriority="63" w:semiHidden="0" w:name="Medium Shading 1 Accent 1"/>
+    <w:lsdException w:unhideWhenUsed="0" w:uiPriority="64" w:semiHidden="0" w:name="Medium Shading 2 Accent 1"/>
+    <w:lsdException w:unhideWhenUsed="0" w:uiPriority="65" w:semiHidden="0" w:name="Medium List 1 Accent 1"/>
+    <w:lsdException w:unhideWhenUsed="0" w:uiPriority="66" w:semiHidden="0" w:name="Medium List 2 Accent 1"/>
+    <w:lsdException w:unhideWhenUsed="0" w:uiPriority="67" w:semiHidden="0" w:name="Medium Grid 1 Accent 1"/>
+    <w:lsdException w:unhideWhenUsed="0" w:uiPriority="68" w:semiHidden="0" w:name="Medium Grid 2 Accent 1"/>
+    <w:lsdException w:unhideWhenUsed="0" w:uiPriority="69" w:semiHidden="0" w:name="Medium Grid 3 Accent 1"/>
+    <w:lsdException w:unhideWhenUsed="0" w:uiPriority="70" w:semiHidden="0" w:name="Dark List Accent 1"/>
+    <w:lsdException w:unhideWhenUsed="0" w:uiPriority="71" w:semiHidden="0" w:name="Colorful Shading Accent 1"/>
+    <w:lsdException w:unhideWhenUsed="0" w:uiPriority="72" w:semiHidden="0" w:name="Colorful List Accent 1"/>
+    <w:lsdException w:unhideWhenUsed="0" w:uiPriority="73" w:semiHidden="0" w:name="Colorful Grid Accent 1"/>
+    <w:lsdException w:unhideWhenUsed="0" w:uiPriority="60" w:semiHidden="0" w:name="Light Shading Accent 2"/>
+    <w:lsdException w:unhideWhenUsed="0" w:uiPriority="61" w:semiHidden="0" w:name="Light List Accent 2"/>
+    <w:lsdException w:unhideWhenUsed="0" w:uiPriority="62" w:semiHidden="0" w:name="Light Grid Accent 2"/>
+    <w:lsdException w:unhideWhenUsed="0" w:uiPriority="63" w:semiHidden="0" w:name="Medium Shading 1 Accent 2"/>
+    <w:lsdException w:unhideWhenUsed="0" w:uiPriority="64" w:semiHidden="0" w:name="Medium Shading 2 Accent 2"/>
+    <w:lsdException w:unhideWhenUsed="0" w:uiPriority="65" w:semiHidden="0" w:name="Medium List 1 Accent 2"/>
+    <w:lsdException w:unhideWhenUsed="0" w:uiPriority="66" w:semiHidden="0" w:name="Medium List 2 Accent 2"/>
+    <w:lsdException w:unhideWhenUsed="0" w:uiPriority="67" w:semiHidden="0" w:name="Medium Grid 1 Accent 2"/>
+    <w:lsdException w:unhideWhenUsed="0" w:uiPriority="68" w:semiHidden="0" w:name="Medium Grid 2 Accent 2"/>
+    <w:lsdException w:unhideWhenUsed="0" w:uiPriority="69" w:semiHidden="0" w:name="Medium Grid 3 Accent 2"/>
+    <w:lsdException w:unhideWhenUsed="0" w:uiPriority="70" w:semiHidden="0" w:name="Dark List Accent 2"/>
+    <w:lsdException w:unhideWhenUsed="0" w:uiPriority="71" w:semiHidden="0" w:name="Colorful Shading Accent 2"/>
+    <w:lsdException w:unhideWhenUsed="0" w:uiPriority="72" w:semiHidden="0" w:name="Colorful List Accent 2"/>
+    <w:lsdException w:unhideWhenUsed="0" w:uiPriority="73" w:semiHidden="0" w:name="Colorful Grid Accent 2"/>
+    <w:lsdException w:unhideWhenUsed="0" w:uiPriority="60" w:semiHidden="0" w:name="Light Shading Accent 3"/>
+    <w:lsdException w:unhideWhenUsed="0" w:uiPriority="61" w:semiHidden="0" w:name="Light List Accent 3"/>
+    <w:lsdException w:unhideWhenUsed="0" w:uiPriority="62" w:semiHidden="0" w:name="Light Grid Accent 3"/>
+    <w:lsdException w:unhideWhenUsed="0" w:uiPriority="63" w:semiHidden="0" w:name="Medium Shading 1 Accent 3"/>
+    <w:lsdException w:unhideWhenUsed="0" w:uiPriority="64" w:semiHidden="0" w:name="Medium Shading 2 Accent 3"/>
+    <w:lsdException w:unhideWhenUsed="0" w:uiPriority="65" w:semiHidden="0" w:name="Medium List 1 Accent 3"/>
+    <w:lsdException w:unhideWhenUsed="0" w:uiPriority="66" w:semiHidden="0" w:name="Medium List 2 Accent 3"/>
+    <w:lsdException w:unhideWhenUsed="0" w:uiPriority="67" w:semiHidden="0" w:name="Medium Grid 1 Accent 3"/>
+    <w:lsdException w:unhideWhenUsed="0" w:uiPriority="68" w:semiHidden="0" w:name="Medium Grid 2 Accent 3"/>
+    <w:lsdException w:unhideWhenUsed="0" w:uiPriority="69" w:semiHidden="0" w:name="Medium Grid 3 Accent 3"/>
+    <w:lsdException w:unhideWhenUsed="0" w:uiPriority="70" w:semiHidden="0" w:name="Dark List Accent 3"/>
+    <w:lsdException w:unhideWhenUsed="0" w:uiPriority="71" w:semiHidden="0" w:name="Colorful Shading Accent 3"/>
+    <w:lsdException w:unhideWhenUsed="0" w:uiPriority="72" w:semiHidden="0" w:name="Colorful List Accent 3"/>
+    <w:lsdException w:unhideWhenUsed="0" w:uiPriority="73" w:semiHidden="0" w:name="Colorful Grid Accent 3"/>
+    <w:lsdException w:unhideWhenUsed="0" w:uiPriority="60" w:semiHidden="0" w:name="Light Shading Accent 4"/>
+    <w:lsdException w:unhideWhenUsed="0" w:uiPriority="61" w:semiHidden="0" w:name="Light List Accent 4"/>
+    <w:lsdException w:unhideWhenUsed="0" w:uiPriority="62" w:semiHidden="0" w:name="Light Grid Accent 4"/>
+    <w:lsdException w:unhideWhenUsed="0" w:uiPriority="63" w:semiHidden="0" w:name="Medium Shading 1 Accent 4"/>
+    <w:lsdException w:unhideWhenUsed="0" w:uiPriority="64" w:semiHidden="0" w:name="Medium Shading 2 Accent 4"/>
+    <w:lsdException w:unhideWhenUsed="0" w:uiPriority="65" w:semiHidden="0" w:name="Medium List 1 Accent 4"/>
+    <w:lsdException w:unhideWhenUsed="0" w:uiPriority="66" w:semiHidden="0" w:name="Medium List 2 Accent 4"/>
+    <w:lsdException w:unhideWhenUsed="0" w:uiPriority="67" w:semiHidden="0" w:name="Medium Grid 1 Accent 4"/>
+    <w:lsdException w:unhideWhenUsed="0" w:uiPriority="68" w:semiHidden="0" w:name="Medium Grid 2 Accent 4"/>
+    <w:lsdException w:unhideWhenUsed="0" w:uiPriority="69" w:semiHidden="0" w:name="Medium Grid 3 Accent 4"/>
+    <w:lsdException w:unhideWhenUsed="0" w:uiPriority="70" w:semiHidden="0" w:name="Dark List Accent 4"/>
+    <w:lsdException w:unhideWhenUsed="0" w:uiPriority="71" w:semiHidden="0" w:name="Colorful Shading Accent 4"/>
+    <w:lsdException w:unhideWhenUsed="0" w:uiPriority="72" w:semiHidden="0" w:name="Colorful List Accent 4"/>
+    <w:lsdException w:unhideWhenUsed="0" w:uiPriority="73" w:semiHidden="0" w:name="Colorful Grid Accent 4"/>
+    <w:lsdException w:unhideWhenUsed="0" w:uiPriority="60" w:semiHidden="0" w:name="Light Shading Accent 5"/>
+    <w:lsdException w:unhideWhenUsed="0" w:uiPriority="61" w:semiHidden="0" w:name="Light List Accent 5"/>
+    <w:lsdException w:unhideWhenUsed="0" w:uiPriority="62" w:semiHidden="0" w:name="Light Grid Accent 5"/>
+    <w:lsdException w:unhideWhenUsed="0" w:uiPriority="63" w:semiHidden="0" w:name="Medium Shading 1 Accent 5"/>
+    <w:lsdException w:unhideWhenUsed="0" w:uiPriority="64" w:semiHidden="0" w:name="Medium Shading 2 Accent 5"/>
+    <w:lsdException w:unhideWhenUsed="0" w:uiPriority="65" w:semiHidden="0" w:name="Medium List 1 Accent 5"/>
+    <w:lsdException w:unhideWhenUsed="0" w:uiPriority="66" w:semiHidden="0" w:name="Medium List 2 Accent 5"/>
+    <w:lsdException w:unhideWhenUsed="0" w:uiPriority="67" w:semiHidden="0" w:name="Medium Grid 1 Accent 5"/>
+    <w:lsdException w:unhideWhenUsed="0" w:uiPriority="68" w:semiHidden="0" w:name="Medium Grid 2 Accent 5"/>
+    <w:lsdException w:unhideWhenUsed="0" w:uiPriority="69" w:semiHidden="0" w:name="Medium Grid 3 Accent 5"/>
+    <w:lsdException w:unhideWhenUsed="0" w:uiPriority="70" w:semiHidden="0" w:name="Dark List Accent 5"/>
+    <w:lsdException w:unhideWhenUsed="0" w:uiPriority="71" w:semiHidden="0" w:name="Colorful Shading Accent 5"/>
+    <w:lsdException w:unhideWhenUsed="0" w:uiPriority="72" w:semiHidden="0" w:name="Colorful List Accent 5"/>
+    <w:lsdException w:unhideWhenUsed="0" w:uiPriority="73" w:semiHidden="0" w:name="Colorful Grid Accent 5"/>
+    <w:lsdException w:unhideWhenUsed="0" w:uiPriority="60" w:semiHidden="0" w:name="Light Shading Accent 6"/>
+    <w:lsdException w:unhideWhenUsed="0" w:uiPriority="61" w:semiHidden="0" w:name="Light List Accent 6"/>
+    <w:lsdException w:unhideWhenUsed="0" w:uiPriority="62" w:semiHidden="0" w:name="Light Grid Accent 6"/>
+    <w:lsdException w:unhideWhenUsed="0" w:uiPriority="63" w:semiHidden="0" w:name="Medium Shading 1 Accent 6"/>
+    <w:lsdException w:unhideWhenUsed="0" w:uiPriority="64" w:semiHidden="0" w:name="Medium Shading 2 Accent 6"/>
+    <w:lsdException w:unhideWhenUsed="0" w:uiPriority="65" w:semiHidden="0" w:name="Medium List 1 Accent 6"/>
+    <w:lsdException w:unhideWhenUsed="0" w:uiPriority="66" w:semiHidden="0" w:name="Medium List 2 Accent 6"/>
+    <w:lsdException w:unhideWhenUsed="0" w:uiPriority="67" w:semiHidden="0" w:name="Medium Grid 1 Accent 6"/>
+    <w:lsdException w:unhideWhenUsed="0" w:uiPriority="68" w:semiHidden="0" w:name="Medium Grid 2 Accent 6"/>
+    <w:lsdException w:unhideWhenUsed="0" w:uiPriority="69" w:semiHidden="0" w:name="Medium Grid 3 Accent 6"/>
+    <w:lsdException w:unhideWhenUsed="0" w:uiPriority="70" w:semiHidden="0" w:name="Dark List Accent 6"/>
+    <w:lsdException w:unhideWhenUsed="0" w:uiPriority="71" w:semiHidden="0" w:name="Colorful Shading Accent 6"/>
+    <w:lsdException w:unhideWhenUsed="0" w:uiPriority="72" w:semiHidden="0" w:name="Colorful List Accent 6"/>
+    <w:lsdException w:unhideWhenUsed="0" w:uiPriority="73" w:semiHidden="0" w:name="Colorful Grid Accent 6"/>
   </w:latentStyles>
-  <w:style w:type="paragraph" w:default="1" w:styleId="Normal">
+  <w:style w:type="paragraph" w:default="1" w:styleId="1">
     <w:name w:val="Normal"/>
     <w:qFormat/>
+    <w:uiPriority w:val="0"/>
     <w:pPr>
       <w:kinsoku w:val="0"/>
       <w:autoSpaceDE w:val="0"/>
@@ -5369,7 +5441,7 @@
       <w:textAlignment w:val="baseline"/>
     </w:pPr>
     <w:rPr>
-      <w:rFonts w:ascii="Arial" w:eastAsia="宋体" w:hAnsi="Arial" w:cs="Arial"/>
+      <w:rFonts w:ascii="Arial" w:hAnsi="Arial" w:eastAsia="宋体" w:cs="Arial"/>
       <w:snapToGrid w:val="0"/>
       <w:color w:val="000000"/>
       <w:kern w:val="0"/>
@@ -5378,11 +5450,12 @@
       <w:lang w:val="en-US" w:eastAsia="en-US" w:bidi="ar-SA"/>
     </w:rPr>
   </w:style>
-  <w:style w:type="paragraph" w:styleId="Heading1">
+  <w:style w:type="paragraph" w:styleId="2">
     <w:name w:val="heading 1"/>
-    <w:basedOn w:val="Normal"/>
-    <w:next w:val="Normal"/>
+    <w:basedOn w:val="1"/>
+    <w:next w:val="1"/>
     <w:qFormat/>
+    <w:uiPriority w:val="0"/>
     <w:pPr>
       <w:keepNext/>
       <w:keepLines/>
@@ -5400,12 +5473,13 @@
       <w:sz w:val="44"/>
     </w:rPr>
   </w:style>
-  <w:style w:type="paragraph" w:styleId="Heading2">
+  <w:style w:type="paragraph" w:styleId="3">
     <w:name w:val="heading 2"/>
-    <w:basedOn w:val="Normal"/>
-    <w:next w:val="Normal"/>
+    <w:basedOn w:val="1"/>
+    <w:next w:val="1"/>
     <w:unhideWhenUsed/>
     <w:qFormat/>
+    <w:uiPriority w:val="0"/>
     <w:pPr>
       <w:keepNext/>
       <w:keepLines/>
@@ -5418,18 +5492,19 @@
       <w:outlineLvl w:val="1"/>
     </w:pPr>
     <w:rPr>
-      <w:rFonts w:ascii="Arial" w:eastAsia="黑体" w:hAnsi="Arial"/>
+      <w:rFonts w:ascii="Arial" w:hAnsi="Arial" w:eastAsia="黑体"/>
       <w:b/>
       <w:sz w:val="32"/>
     </w:rPr>
   </w:style>
-  <w:style w:type="paragraph" w:styleId="Heading3">
+  <w:style w:type="paragraph" w:styleId="4">
     <w:name w:val="heading 3"/>
-    <w:basedOn w:val="Normal"/>
-    <w:next w:val="Normal"/>
+    <w:basedOn w:val="1"/>
+    <w:next w:val="1"/>
     <w:semiHidden/>
     <w:unhideWhenUsed/>
     <w:qFormat/>
+    <w:uiPriority w:val="0"/>
     <w:pPr>
       <w:keepNext/>
       <w:keepLines/>
@@ -5446,12 +5521,13 @@
       <w:sz w:val="32"/>
     </w:rPr>
   </w:style>
-  <w:style w:type="paragraph" w:styleId="Heading4">
+  <w:style w:type="paragraph" w:styleId="5">
     <w:name w:val="heading 4"/>
-    <w:basedOn w:val="Normal"/>
-    <w:next w:val="Normal"/>
+    <w:basedOn w:val="1"/>
+    <w:next w:val="1"/>
     <w:unhideWhenUsed/>
     <w:qFormat/>
+    <w:uiPriority w:val="0"/>
     <w:pPr>
       <w:keepNext/>
       <w:keepLines/>
@@ -5464,18 +5540,19 @@
       <w:outlineLvl w:val="3"/>
     </w:pPr>
     <w:rPr>
-      <w:rFonts w:ascii="Arial" w:eastAsia="黑体" w:hAnsi="Arial"/>
+      <w:rFonts w:ascii="Arial" w:hAnsi="Arial" w:eastAsia="黑体"/>
       <w:b/>
       <w:sz w:val="28"/>
     </w:rPr>
   </w:style>
-  <w:style w:type="paragraph" w:styleId="Heading5">
+  <w:style w:type="paragraph" w:styleId="6">
     <w:name w:val="heading 5"/>
-    <w:basedOn w:val="Normal"/>
-    <w:next w:val="Normal"/>
+    <w:basedOn w:val="1"/>
+    <w:next w:val="1"/>
     <w:semiHidden/>
     <w:unhideWhenUsed/>
     <w:qFormat/>
+    <w:uiPriority w:val="0"/>
     <w:pPr>
       <w:keepNext/>
       <w:keepLines/>
@@ -5492,13 +5569,14 @@
       <w:sz w:val="28"/>
     </w:rPr>
   </w:style>
-  <w:style w:type="paragraph" w:styleId="Heading6">
+  <w:style w:type="paragraph" w:styleId="7">
     <w:name w:val="heading 6"/>
-    <w:basedOn w:val="Normal"/>
-    <w:next w:val="Normal"/>
+    <w:basedOn w:val="1"/>
+    <w:next w:val="1"/>
     <w:semiHidden/>
     <w:unhideWhenUsed/>
     <w:qFormat/>
+    <w:uiPriority w:val="0"/>
     <w:pPr>
       <w:keepNext/>
       <w:keepLines/>
@@ -5511,18 +5589,19 @@
       <w:outlineLvl w:val="5"/>
     </w:pPr>
     <w:rPr>
-      <w:rFonts w:ascii="Arial" w:eastAsia="黑体" w:hAnsi="Arial"/>
+      <w:rFonts w:ascii="Arial" w:hAnsi="Arial" w:eastAsia="黑体"/>
       <w:b/>
       <w:sz w:val="24"/>
     </w:rPr>
   </w:style>
-  <w:style w:type="paragraph" w:styleId="Heading7">
+  <w:style w:type="paragraph" w:styleId="8">
     <w:name w:val="heading 7"/>
-    <w:basedOn w:val="Normal"/>
-    <w:next w:val="Normal"/>
+    <w:basedOn w:val="1"/>
+    <w:next w:val="1"/>
     <w:semiHidden/>
     <w:unhideWhenUsed/>
     <w:qFormat/>
+    <w:uiPriority w:val="0"/>
     <w:pPr>
       <w:keepNext/>
       <w:keepLines/>
@@ -5539,13 +5618,14 @@
       <w:sz w:val="24"/>
     </w:rPr>
   </w:style>
-  <w:style w:type="paragraph" w:styleId="Heading8">
+  <w:style w:type="paragraph" w:styleId="9">
     <w:name w:val="heading 8"/>
-    <w:basedOn w:val="Normal"/>
-    <w:next w:val="Normal"/>
+    <w:basedOn w:val="1"/>
+    <w:next w:val="1"/>
     <w:semiHidden/>
     <w:unhideWhenUsed/>
     <w:qFormat/>
+    <w:uiPriority w:val="0"/>
     <w:pPr>
       <w:keepNext/>
       <w:keepLines/>
@@ -5558,17 +5638,18 @@
       <w:outlineLvl w:val="7"/>
     </w:pPr>
     <w:rPr>
-      <w:rFonts w:ascii="Arial" w:eastAsia="黑体" w:hAnsi="Arial"/>
+      <w:rFonts w:ascii="Arial" w:hAnsi="Arial" w:eastAsia="黑体"/>
       <w:sz w:val="24"/>
     </w:rPr>
   </w:style>
-  <w:style w:type="paragraph" w:styleId="Heading9">
+  <w:style w:type="paragraph" w:styleId="10">
     <w:name w:val="heading 9"/>
-    <w:basedOn w:val="Normal"/>
-    <w:next w:val="Normal"/>
+    <w:basedOn w:val="1"/>
+    <w:next w:val="1"/>
     <w:semiHidden/>
     <w:unhideWhenUsed/>
     <w:qFormat/>
+    <w:uiPriority w:val="0"/>
     <w:pPr>
       <w:keepNext/>
       <w:keepLines/>
@@ -5581,19 +5662,21 @@
       <w:outlineLvl w:val="8"/>
     </w:pPr>
     <w:rPr>
-      <w:rFonts w:ascii="Arial" w:eastAsia="黑体" w:hAnsi="Arial"/>
+      <w:rFonts w:ascii="Arial" w:hAnsi="Arial" w:eastAsia="黑体"/>
       <w:sz w:val="21"/>
     </w:rPr>
   </w:style>
-  <w:style w:type="character" w:default="1" w:styleId="DefaultParagraphFont">
+  <w:style w:type="character" w:default="1" w:styleId="22">
     <w:name w:val="Default Paragraph Font"/>
     <w:semiHidden/>
     <w:qFormat/>
+    <w:uiPriority w:val="0"/>
   </w:style>
-  <w:style w:type="table" w:default="1" w:styleId="TableNormal">
+  <w:style w:type="table" w:default="1" w:styleId="20">
     <w:name w:val="Normal Table"/>
     <w:semiHidden/>
     <w:qFormat/>
+    <w:uiPriority w:val="0"/>
     <w:tblPr>
       <w:tblCellMar>
         <w:top w:w="0" w:type="dxa"/>
@@ -5603,39 +5686,43 @@
       </w:tblCellMar>
     </w:tblPr>
   </w:style>
-  <w:style w:type="paragraph" w:styleId="CommentText">
+  <w:style w:type="paragraph" w:styleId="11">
     <w:name w:val="annotation text"/>
-    <w:basedOn w:val="Normal"/>
+    <w:basedOn w:val="1"/>
     <w:qFormat/>
+    <w:uiPriority w:val="0"/>
     <w:pPr>
       <w:jc w:val="left"/>
     </w:pPr>
   </w:style>
-  <w:style w:type="paragraph" w:styleId="BodyText">
+  <w:style w:type="paragraph" w:styleId="12">
     <w:name w:val="Body Text"/>
-    <w:basedOn w:val="Normal"/>
+    <w:basedOn w:val="1"/>
     <w:semiHidden/>
     <w:qFormat/>
+    <w:uiPriority w:val="0"/>
     <w:rPr>
-      <w:rFonts w:ascii="Arial" w:eastAsia="Arial" w:hAnsi="Arial" w:cs="Arial"/>
+      <w:rFonts w:ascii="Arial" w:hAnsi="Arial" w:eastAsia="Arial" w:cs="Arial"/>
       <w:sz w:val="21"/>
       <w:szCs w:val="21"/>
       <w:lang w:val="en-US" w:eastAsia="en-US" w:bidi="ar-SA"/>
     </w:rPr>
   </w:style>
-  <w:style w:type="paragraph" w:styleId="TOC3">
+  <w:style w:type="paragraph" w:styleId="13">
     <w:name w:val="toc 3"/>
-    <w:basedOn w:val="Normal"/>
-    <w:next w:val="Normal"/>
+    <w:basedOn w:val="1"/>
+    <w:next w:val="1"/>
     <w:qFormat/>
+    <w:uiPriority w:val="0"/>
     <w:pPr>
       <w:ind w:left="840" w:leftChars="400"/>
     </w:pPr>
   </w:style>
-  <w:style w:type="paragraph" w:styleId="Footer">
+  <w:style w:type="paragraph" w:styleId="14">
     <w:name w:val="footer"/>
-    <w:basedOn w:val="Normal"/>
+    <w:basedOn w:val="1"/>
     <w:qFormat/>
+    <w:uiPriority w:val="0"/>
     <w:pPr>
       <w:tabs>
         <w:tab w:val="center" w:pos="4153"/>
@@ -5648,16 +5735,17 @@
       <w:sz w:val="18"/>
     </w:rPr>
   </w:style>
-  <w:style w:type="paragraph" w:styleId="Header">
+  <w:style w:type="paragraph" w:styleId="15">
     <w:name w:val="header"/>
-    <w:basedOn w:val="Normal"/>
+    <w:basedOn w:val="1"/>
     <w:qFormat/>
+    <w:uiPriority w:val="0"/>
     <w:pPr>
       <w:pBdr>
-        <w:top w:val="nil"/>
-        <w:left w:val="nil"/>
-        <w:bottom w:val="nil"/>
-        <w:right w:val="nil"/>
+        <w:top w:val="none" w:color="auto" w:sz="0" w:space="0"/>
+        <w:left w:val="none" w:color="auto" w:sz="0" w:space="0"/>
+        <w:bottom w:val="none" w:color="auto" w:sz="0" w:space="0"/>
+        <w:right w:val="none" w:color="auto" w:sz="0" w:space="0"/>
       </w:pBdr>
       <w:tabs>
         <w:tab w:val="center" w:pos="4153"/>
@@ -5672,37 +5760,41 @@
       <w:sz w:val="18"/>
     </w:rPr>
   </w:style>
-  <w:style w:type="paragraph" w:styleId="TOC1">
+  <w:style w:type="paragraph" w:styleId="16">
     <w:name w:val="toc 1"/>
-    <w:basedOn w:val="Normal"/>
-    <w:next w:val="Normal"/>
+    <w:basedOn w:val="1"/>
+    <w:next w:val="1"/>
     <w:qFormat/>
+    <w:uiPriority w:val="0"/>
     <w:rPr>
-      <w:rFonts w:ascii="Arial" w:eastAsia="Microsoft JhengHei" w:hAnsi="Arial"/>
+      <w:rFonts w:ascii="Arial" w:hAnsi="Arial" w:eastAsia="Microsoft JhengHei"/>
       <w:sz w:val="24"/>
     </w:rPr>
   </w:style>
-  <w:style w:type="paragraph" w:styleId="TOC2">
+  <w:style w:type="paragraph" w:styleId="17">
     <w:name w:val="toc 2"/>
-    <w:basedOn w:val="Normal"/>
-    <w:next w:val="Normal"/>
+    <w:basedOn w:val="1"/>
+    <w:next w:val="1"/>
     <w:qFormat/>
+    <w:uiPriority w:val="0"/>
     <w:pPr>
       <w:ind w:left="420" w:leftChars="200"/>
     </w:pPr>
   </w:style>
-  <w:style w:type="paragraph" w:styleId="NormalWeb">
+  <w:style w:type="paragraph" w:styleId="18">
     <w:name w:val="Normal (Web)"/>
-    <w:basedOn w:val="Normal"/>
+    <w:basedOn w:val="1"/>
     <w:qFormat/>
+    <w:uiPriority w:val="0"/>
     <w:rPr>
       <w:sz w:val="24"/>
     </w:rPr>
   </w:style>
-  <w:style w:type="paragraph" w:styleId="Title">
+  <w:style w:type="paragraph" w:styleId="19">
     <w:name w:val="Title"/>
-    <w:basedOn w:val="Normal"/>
+    <w:basedOn w:val="1"/>
     <w:qFormat/>
+    <w:uiPriority w:val="0"/>
     <w:pPr>
       <w:spacing w:before="240" w:beforeLines="0" w:beforeAutospacing="0" w:after="60" w:afterLines="0" w:afterAutospacing="0"/>
       <w:jc w:val="center"/>
@@ -5714,68 +5806,73 @@
       <w:sz w:val="32"/>
     </w:rPr>
   </w:style>
-  <w:style w:type="table" w:styleId="TableGrid">
+  <w:style w:type="table" w:styleId="21">
     <w:name w:val="Table Grid"/>
-    <w:basedOn w:val="TableNormal"/>
+    <w:basedOn w:val="20"/>
     <w:qFormat/>
+    <w:uiPriority w:val="0"/>
     <w:pPr>
       <w:widowControl w:val="0"/>
       <w:jc w:val="both"/>
     </w:pPr>
     <w:tblPr>
       <w:tblBorders>
-        <w:top w:val="single" w:sz="4" w:space="0" w:color="auto"/>
-        <w:left w:val="single" w:sz="4" w:space="0" w:color="auto"/>
-        <w:bottom w:val="single" w:sz="4" w:space="0" w:color="auto"/>
-        <w:right w:val="single" w:sz="4" w:space="0" w:color="auto"/>
-        <w:insideH w:val="single" w:sz="4" w:space="0" w:color="auto"/>
-        <w:insideV w:val="single" w:sz="4" w:space="0" w:color="auto"/>
+        <w:top w:val="single" w:color="auto" w:sz="4" w:space="0"/>
+        <w:left w:val="single" w:color="auto" w:sz="4" w:space="0"/>
+        <w:bottom w:val="single" w:color="auto" w:sz="4" w:space="0"/>
+        <w:right w:val="single" w:color="auto" w:sz="4" w:space="0"/>
+        <w:insideH w:val="single" w:color="auto" w:sz="4" w:space="0"/>
+        <w:insideV w:val="single" w:color="auto" w:sz="4" w:space="0"/>
       </w:tblBorders>
     </w:tblPr>
   </w:style>
-  <w:style w:type="character" w:styleId="Strong">
+  <w:style w:type="character" w:styleId="23">
     <w:name w:val="Strong"/>
-    <w:basedOn w:val="DefaultParagraphFont"/>
+    <w:basedOn w:val="22"/>
     <w:qFormat/>
+    <w:uiPriority w:val="0"/>
     <w:rPr>
       <w:b/>
     </w:rPr>
   </w:style>
-  <w:style w:type="paragraph" w:customStyle="1" w:styleId="a">
+  <w:style w:type="paragraph" w:customStyle="1" w:styleId="24">
     <w:name w:val="柴_公司名"/>
-    <w:basedOn w:val="Title"/>
+    <w:basedOn w:val="19"/>
     <w:qFormat/>
+    <w:uiPriority w:val="0"/>
     <w:pPr>
       <w:spacing w:after="600" w:afterLines="600"/>
     </w:pPr>
     <w:rPr>
-      <w:rFonts w:ascii="宋体" w:eastAsia="宋体" w:hAnsi="宋体" w:cs="宋体" w:hint="eastAsia"/>
+      <w:rFonts w:hint="eastAsia" w:ascii="宋体" w:hAnsi="宋体" w:eastAsia="宋体" w:cs="宋体"/>
       <w:bCs/>
       <w:spacing w:val="-6"/>
       <w:sz w:val="52"/>
       <w:szCs w:val="52"/>
     </w:rPr>
   </w:style>
-  <w:style w:type="paragraph" w:customStyle="1" w:styleId="a0">
+  <w:style w:type="paragraph" w:customStyle="1" w:styleId="25">
     <w:name w:val="柴_文档名"/>
-    <w:basedOn w:val="Title"/>
+    <w:basedOn w:val="19"/>
     <w:qFormat/>
+    <w:uiPriority w:val="0"/>
     <w:pPr>
       <w:spacing w:after="900" w:afterLines="900"/>
     </w:pPr>
     <w:rPr>
-      <w:rFonts w:ascii="黑体" w:eastAsia="黑体" w:hAnsi="黑体" w:cs="黑体"/>
+      <w:rFonts w:ascii="黑体" w:hAnsi="黑体" w:eastAsia="黑体" w:cs="黑体"/>
       <w:bCs/>
       <w:spacing w:val="-7"/>
       <w:sz w:val="52"/>
       <w:szCs w:val="52"/>
     </w:rPr>
   </w:style>
-  <w:style w:type="table" w:customStyle="1" w:styleId="TableNormal0">
+  <w:style w:type="table" w:customStyle="1" w:styleId="26">
     <w:name w:val="Table Normal_0"/>
     <w:semiHidden/>
     <w:unhideWhenUsed/>
     <w:qFormat/>
+    <w:uiPriority w:val="0"/>
     <w:tblPr>
       <w:tblCellMar>
         <w:top w:w="0" w:type="dxa"/>
@@ -5785,82 +5882,88 @@
       </w:tblCellMar>
     </w:tblPr>
   </w:style>
-  <w:style w:type="paragraph" w:customStyle="1" w:styleId="TableText">
+  <w:style w:type="paragraph" w:customStyle="1" w:styleId="27">
     <w:name w:val="Table Text"/>
-    <w:basedOn w:val="Normal"/>
+    <w:basedOn w:val="1"/>
     <w:semiHidden/>
     <w:qFormat/>
+    <w:uiPriority w:val="0"/>
     <w:rPr>
-      <w:rFonts w:ascii="宋体" w:eastAsia="宋体" w:hAnsi="宋体" w:cs="宋体"/>
+      <w:rFonts w:ascii="宋体" w:hAnsi="宋体" w:eastAsia="宋体" w:cs="宋体"/>
       <w:sz w:val="21"/>
       <w:szCs w:val="21"/>
       <w:lang w:val="en-US" w:eastAsia="en-US" w:bidi="ar-SA"/>
     </w:rPr>
   </w:style>
-  <w:style w:type="paragraph" w:customStyle="1" w:styleId="1">
+  <w:style w:type="paragraph" w:customStyle="1" w:styleId="28">
     <w:name w:val="柴_标题1"/>
-    <w:basedOn w:val="Heading1"/>
-    <w:next w:val="a1"/>
-    <w:link w:val="1Char"/>
+    <w:basedOn w:val="2"/>
+    <w:next w:val="29"/>
+    <w:link w:val="38"/>
     <w:qFormat/>
+    <w:uiPriority w:val="0"/>
     <w:pPr>
       <w:spacing w:before="100" w:after="90" w:line="360" w:lineRule="auto"/>
     </w:pPr>
     <w:rPr>
-      <w:rFonts w:ascii="Arial" w:eastAsia="宋体" w:hAnsi="Arial"/>
+      <w:rFonts w:ascii="Arial" w:hAnsi="Arial" w:eastAsia="宋体"/>
       <w:sz w:val="32"/>
     </w:rPr>
   </w:style>
-  <w:style w:type="paragraph" w:customStyle="1" w:styleId="a1">
+  <w:style w:type="paragraph" w:customStyle="1" w:styleId="29">
     <w:name w:val="柴_正文"/>
-    <w:basedOn w:val="BodyText"/>
-    <w:link w:val="Char"/>
+    <w:basedOn w:val="12"/>
+    <w:link w:val="42"/>
     <w:qFormat/>
+    <w:uiPriority w:val="0"/>
     <w:pPr>
       <w:spacing w:line="360" w:lineRule="auto"/>
       <w:ind w:firstLine="470" w:firstLineChars="200"/>
     </w:pPr>
     <w:rPr>
-      <w:rFonts w:ascii="Arial" w:eastAsia="宋体" w:hAnsi="Arial"/>
+      <w:rFonts w:ascii="Arial" w:hAnsi="Arial" w:eastAsia="宋体"/>
       <w:sz w:val="24"/>
       <w:lang w:eastAsia="zh-CN"/>
     </w:rPr>
   </w:style>
-  <w:style w:type="paragraph" w:customStyle="1" w:styleId="2">
+  <w:style w:type="paragraph" w:customStyle="1" w:styleId="30">
     <w:name w:val="柴_标题2"/>
-    <w:basedOn w:val="Heading2"/>
-    <w:next w:val="a1"/>
+    <w:basedOn w:val="3"/>
+    <w:next w:val="29"/>
     <w:qFormat/>
+    <w:uiPriority w:val="0"/>
     <w:pPr>
       <w:spacing w:line="360" w:lineRule="auto"/>
     </w:pPr>
     <w:rPr>
-      <w:rFonts w:ascii="Arial" w:eastAsia="宋体" w:hAnsi="Arial"/>
+      <w:rFonts w:ascii="Arial" w:hAnsi="Arial" w:eastAsia="宋体"/>
       <w:sz w:val="28"/>
     </w:rPr>
   </w:style>
-  <w:style w:type="paragraph" w:customStyle="1" w:styleId="3">
+  <w:style w:type="paragraph" w:customStyle="1" w:styleId="31">
     <w:name w:val="柴_标题3"/>
-    <w:basedOn w:val="Heading3"/>
-    <w:next w:val="a1"/>
-    <w:link w:val="3Char"/>
+    <w:basedOn w:val="4"/>
+    <w:next w:val="29"/>
+    <w:link w:val="43"/>
     <w:qFormat/>
+    <w:uiPriority w:val="0"/>
     <w:pPr>
       <w:spacing w:line="360" w:lineRule="auto"/>
       <w:ind w:left="0" w:firstLine="472" w:firstLineChars="200"/>
     </w:pPr>
     <w:rPr>
-      <w:rFonts w:ascii="宋体" w:eastAsia="宋体" w:hAnsi="宋体" w:cs="宋体"/>
+      <w:rFonts w:ascii="宋体" w:hAnsi="宋体" w:eastAsia="宋体" w:cs="宋体"/>
       <w:spacing w:val="-2"/>
       <w:sz w:val="24"/>
       <w:szCs w:val="24"/>
     </w:rPr>
   </w:style>
-  <w:style w:type="paragraph" w:customStyle="1" w:styleId="a2">
+  <w:style w:type="paragraph" w:customStyle="1" w:styleId="32">
     <w:name w:val="柴_目录"/>
-    <w:basedOn w:val="Normal"/>
-    <w:next w:val="BodyText"/>
+    <w:basedOn w:val="1"/>
+    <w:next w:val="12"/>
     <w:qFormat/>
+    <w:uiPriority w:val="0"/>
     <w:pPr>
       <w:tabs>
         <w:tab w:val="right" w:leader="dot" w:pos="8442"/>
@@ -5868,59 +5971,64 @@
       <w:ind w:left="0" w:leftChars="0"/>
     </w:pPr>
     <w:rPr>
-      <w:rFonts w:ascii="Arial" w:eastAsia="Microsoft JhengHei" w:hAnsi="Arial"/>
+      <w:rFonts w:ascii="Arial" w:hAnsi="Arial" w:eastAsia="Microsoft JhengHei"/>
       <w:sz w:val="24"/>
     </w:rPr>
   </w:style>
-  <w:style w:type="paragraph" w:customStyle="1" w:styleId="WPSOffice1">
+  <w:style w:type="paragraph" w:customStyle="1" w:styleId="33">
     <w:name w:val="WPSOffice手动目录 1"/>
     <w:qFormat/>
+    <w:uiPriority w:val="0"/>
     <w:pPr>
       <w:ind w:leftChars="0"/>
     </w:pPr>
     <w:rPr>
-      <w:rFonts w:ascii="Times New Roman" w:eastAsia="宋体" w:hAnsi="Times New Roman" w:cs="Times New Roman"/>
+      <w:rFonts w:ascii="Times New Roman" w:hAnsi="Times New Roman" w:eastAsia="宋体" w:cs="Times New Roman"/>
       <w:sz w:val="20"/>
       <w:szCs w:val="20"/>
     </w:rPr>
   </w:style>
-  <w:style w:type="paragraph" w:customStyle="1" w:styleId="WPSOffice2">
+  <w:style w:type="paragraph" w:customStyle="1" w:styleId="34">
     <w:name w:val="WPSOffice手动目录 2"/>
     <w:qFormat/>
+    <w:uiPriority w:val="0"/>
     <w:pPr>
       <w:ind w:leftChars="200"/>
     </w:pPr>
     <w:rPr>
-      <w:rFonts w:ascii="Times New Roman" w:eastAsia="宋体" w:hAnsi="Times New Roman" w:cs="Times New Roman"/>
+      <w:rFonts w:ascii="Times New Roman" w:hAnsi="Times New Roman" w:eastAsia="宋体" w:cs="Times New Roman"/>
       <w:sz w:val="20"/>
       <w:szCs w:val="20"/>
     </w:rPr>
   </w:style>
-  <w:style w:type="paragraph" w:customStyle="1" w:styleId="WPSOffice3">
+  <w:style w:type="paragraph" w:customStyle="1" w:styleId="35">
     <w:name w:val="WPSOffice手动目录 3"/>
     <w:qFormat/>
+    <w:uiPriority w:val="0"/>
     <w:pPr>
       <w:ind w:leftChars="400"/>
     </w:pPr>
     <w:rPr>
-      <w:rFonts w:ascii="Times New Roman" w:eastAsia="宋体" w:hAnsi="Times New Roman" w:cs="Times New Roman"/>
+      <w:rFonts w:ascii="Times New Roman" w:hAnsi="Times New Roman" w:eastAsia="宋体" w:cs="Times New Roman"/>
       <w:sz w:val="20"/>
       <w:szCs w:val="20"/>
     </w:rPr>
   </w:style>
-  <w:style w:type="paragraph" w:customStyle="1" w:styleId="Compact">
+  <w:style w:type="paragraph" w:customStyle="1" w:styleId="36">
     <w:name w:val="Compact"/>
-    <w:basedOn w:val="BodyText"/>
+    <w:basedOn w:val="12"/>
     <w:qFormat/>
+    <w:uiPriority w:val="0"/>
     <w:pPr>
       <w:spacing w:before="36" w:after="36"/>
     </w:pPr>
   </w:style>
-  <w:style w:type="table" w:customStyle="1" w:styleId="Table">
+  <w:style w:type="table" w:customStyle="1" w:styleId="37">
     <w:name w:val="Table"/>
     <w:semiHidden/>
     <w:unhideWhenUsed/>
     <w:qFormat/>
+    <w:uiPriority w:val="0"/>
     <w:tblPr>
       <w:tblCellMar>
         <w:top w:w="0" w:type="dxa"/>
@@ -5932,26 +6040,28 @@
     <w:tblStylePr w:type="firstRow">
       <w:tcPr>
         <w:tcBorders>
-          <w:bottom w:val="single" w:sz="0" w:space="0" w:color="auto"/>
+          <w:bottom w:val="single" w:color="auto" w:sz="0" w:space="0"/>
         </w:tcBorders>
         <w:vAlign w:val="bottom"/>
       </w:tcPr>
     </w:tblStylePr>
   </w:style>
-  <w:style w:type="character" w:customStyle="1" w:styleId="1Char">
+  <w:style w:type="character" w:customStyle="1" w:styleId="38">
     <w:name w:val="柴_标题1 Char"/>
-    <w:link w:val="1"/>
+    <w:link w:val="28"/>
     <w:qFormat/>
+    <w:uiPriority w:val="0"/>
     <w:rPr>
-      <w:rFonts w:ascii="Arial" w:eastAsia="宋体" w:hAnsi="Arial"/>
+      <w:rFonts w:ascii="Arial" w:hAnsi="Arial" w:eastAsia="宋体"/>
       <w:sz w:val="32"/>
     </w:rPr>
   </w:style>
-  <w:style w:type="table" w:customStyle="1" w:styleId="TableNormal1">
+  <w:style w:type="table" w:customStyle="1" w:styleId="39">
     <w:name w:val="Table Normal_1"/>
     <w:semiHidden/>
     <w:unhideWhenUsed/>
     <w:qFormat/>
+    <w:uiPriority w:val="0"/>
     <w:tblPr>
       <w:tblCellMar>
         <w:top w:w="0" w:type="dxa"/>
@@ -5961,10 +6071,11 @@
       </w:tblCellMar>
     </w:tblPr>
   </w:style>
-  <w:style w:type="paragraph" w:customStyle="1" w:styleId="a3">
+  <w:style w:type="paragraph" w:customStyle="1" w:styleId="40">
     <w:name w:val="柴_正文_无缩进"/>
-    <w:basedOn w:val="Normal"/>
+    <w:basedOn w:val="1"/>
     <w:qFormat/>
+    <w:uiPriority w:val="0"/>
     <w:pPr>
       <w:ind w:firstLine="0" w:firstLineChars="0"/>
     </w:pPr>
@@ -5974,39 +6085,42 @@
       <w:lang w:eastAsia="zh-CN"/>
     </w:rPr>
   </w:style>
-  <w:style w:type="paragraph" w:customStyle="1" w:styleId="4">
+  <w:style w:type="paragraph" w:customStyle="1" w:styleId="41">
     <w:name w:val="柴_标题4"/>
-    <w:basedOn w:val="Heading4"/>
-    <w:next w:val="Normal"/>
+    <w:basedOn w:val="5"/>
+    <w:next w:val="1"/>
     <w:qFormat/>
+    <w:uiPriority w:val="0"/>
     <w:pPr>
       <w:widowControl w:val="0"/>
       <w:spacing w:before="160" w:line="360" w:lineRule="auto"/>
-      <w:ind w:left="981" w:hanging="862" w:leftChars="300"/>
+      <w:ind w:left="981" w:leftChars="300" w:hanging="862"/>
     </w:pPr>
     <w:rPr>
-      <w:rFonts w:ascii="Calibri" w:eastAsia="宋体" w:hAnsi="Calibri" w:cs="宋体" w:hint="eastAsia"/>
+      <w:rFonts w:hint="eastAsia" w:ascii="Calibri" w:hAnsi="Calibri" w:eastAsia="宋体" w:cs="宋体"/>
       <w:sz w:val="24"/>
       <w:szCs w:val="24"/>
       <w:lang w:eastAsia="zh-CN" w:bidi="zh-CN"/>
     </w:rPr>
   </w:style>
-  <w:style w:type="character" w:customStyle="1" w:styleId="Char">
+  <w:style w:type="character" w:customStyle="1" w:styleId="42">
     <w:name w:val="柴_正文 Char"/>
-    <w:link w:val="a1"/>
+    <w:link w:val="29"/>
     <w:qFormat/>
+    <w:uiPriority w:val="0"/>
     <w:rPr>
-      <w:rFonts w:ascii="Arial" w:eastAsia="宋体" w:hAnsi="Arial"/>
+      <w:rFonts w:ascii="Arial" w:hAnsi="Arial" w:eastAsia="宋体"/>
       <w:sz w:val="24"/>
       <w:lang w:eastAsia="zh-CN"/>
     </w:rPr>
   </w:style>
-  <w:style w:type="character" w:customStyle="1" w:styleId="3Char">
+  <w:style w:type="character" w:customStyle="1" w:styleId="43">
     <w:name w:val="柴_标题3 Char"/>
-    <w:link w:val="3"/>
+    <w:link w:val="31"/>
     <w:qFormat/>
+    <w:uiPriority w:val="0"/>
     <w:rPr>
-      <w:rFonts w:ascii="宋体" w:eastAsia="宋体" w:hAnsi="宋体" w:cs="宋体"/>
+      <w:rFonts w:ascii="宋体" w:hAnsi="宋体" w:eastAsia="宋体" w:cs="宋体"/>
       <w:spacing w:val="-2"/>
       <w:sz w:val="24"/>
       <w:szCs w:val="24"/>
